--- a/docs/content/one_way_anova/one_way_anova_lecture.docx
+++ b/docs/content/one_way_anova/one_way_anova_lecture.docx
@@ -7,7 +7,15 @@
         <w:pStyle w:val="Title"/>
       </w:pPr>
       <w:r>
-        <w:t xml:space="preserve">Lecture 11 - Single factor analysis of variance - ANOVA</w:t>
+        <w:t xml:space="preserve">Lecture 11 — One-Way ANOVA: Comparing Many Groups</w:t>
+      </w:r>
+    </w:p>
+    <w:p>
+      <w:pPr>
+        <w:pStyle w:val="Subtitle"/>
+      </w:pPr>
+      <w:r>
+        <w:t xml:space="preserve">Partitioning variance, checking assumptions, and post-hoc tests with emmeans</w:t>
       </w:r>
     </w:p>
     <w:p>
@@ -18,6 +26,8873 @@
         <w:t xml:space="preserve">Bill Perry</w:t>
       </w:r>
     </w:p>
+    <w:p>
+      <w:pPr>
+        <w:pStyle w:val="Date"/>
+      </w:pPr>
+      <w:r>
+        <w:t xml:space="preserve">2026-07-05</w:t>
+      </w:r>
+    </w:p>
+    <w:bookmarkStart w:id="12" w:name="where-we-left-off-lecture-10"/>
+    <w:p>
+      <w:pPr>
+        <w:pStyle w:val="Heading1"/>
+      </w:pPr>
+      <w:r>
+        <w:t xml:space="preserve">Where we left off (Lecture 10)</w:t>
+      </w:r>
+    </w:p>
+    <w:p>
+      <w:pPr>
+        <w:pStyle w:val="Compact"/>
+        <w:numPr>
+          <w:ilvl w:val="0"/>
+          <w:numId w:val="1001"/>
+        </w:numPr>
+      </w:pPr>
+      <w:r>
+        <w:rPr>
+          <w:b/>
+          <w:bCs/>
+        </w:rPr>
+        <w:t xml:space="preserve">Factors</w:t>
+      </w:r>
+      <w:r>
+        <w:t xml:space="preserve"> </w:t>
+      </w:r>
+      <w:r>
+        <w:t xml:space="preserve">— categorical variables with an ordered set of levels</w:t>
+      </w:r>
+    </w:p>
+    <w:p>
+      <w:pPr>
+        <w:pStyle w:val="Compact"/>
+        <w:numPr>
+          <w:ilvl w:val="0"/>
+          <w:numId w:val="1001"/>
+        </w:numPr>
+      </w:pPr>
+      <w:r>
+        <w:rPr>
+          <w:rStyle w:val="VerbatimChar"/>
+          <w:b/>
+          <w:bCs/>
+        </w:rPr>
+        <w:t xml:space="preserve">fct_reorder()</w:t>
+      </w:r>
+      <w:r>
+        <w:rPr>
+          <w:b/>
+          <w:bCs/>
+        </w:rPr>
+        <w:t xml:space="preserve"> </w:t>
+      </w:r>
+      <w:r>
+        <w:rPr>
+          <w:b/>
+          <w:bCs/>
+        </w:rPr>
+        <w:t xml:space="preserve">/</w:t>
+      </w:r>
+      <w:r>
+        <w:rPr>
+          <w:b/>
+          <w:bCs/>
+        </w:rPr>
+        <w:t xml:space="preserve"> </w:t>
+      </w:r>
+      <w:r>
+        <w:rPr>
+          <w:rStyle w:val="VerbatimChar"/>
+          <w:b/>
+          <w:bCs/>
+        </w:rPr>
+        <w:t xml:space="preserve">fct_relevel()</w:t>
+      </w:r>
+      <w:r>
+        <w:t xml:space="preserve"> </w:t>
+      </w:r>
+      <w:r>
+        <w:t xml:space="preserve">— set the order and the reference group</w:t>
+      </w:r>
+    </w:p>
+    <w:p>
+      <w:pPr>
+        <w:pStyle w:val="Compact"/>
+        <w:numPr>
+          <w:ilvl w:val="0"/>
+          <w:numId w:val="1001"/>
+        </w:numPr>
+      </w:pPr>
+      <w:r>
+        <w:t xml:space="preserve">Cleaner, better-ordered plots for grouped data</w:t>
+      </w:r>
+    </w:p>
+    <w:tbl>
+      <w:tblPr>
+        <w:tblStyle w:val="Table"/>
+        <w:tblLook w:firstRow="0" w:lastRow="0" w:firstColumn="0" w:lastColumn="0" w:noHBand="0" w:noVBand="0" w:val="0000"/>
+        <w:tblBorders>
+          <w:top w:val="single" w:sz="4" w:space="0" w:color="0758E5"/>
+          <w:left w:val="single" w:sz="24" w:space="0" w:color="0758E5"/>
+          <w:bottom w:val="single" w:sz="4" w:space="0" w:color="0758E5"/>
+          <w:right w:val="single" w:sz="4" w:space="0" w:color="0758E5"/>
+        </w:tblBorders>
+        <w:tblCellMar>
+          <w:left w:w="144" w:type="dxa"/>
+          <w:right w:w="144" w:type="dxa"/>
+        </w:tblCellMar>
+        <w:tblLook w:firstRow="0" w:lastRow="0" w:firstColumn="0" w:lastColumn="0" w:noHBand="0" w:noVBand="0" w:val="0000"/>
+      </w:tblPr>
+      <w:tr>
+        <w:trPr>
+          <w:cantSplit/>
+        </w:trPr>
+        <w:tc>
+          <w:tcPr>
+            <w:shd w:color="auto" w:fill="dae6fb" w:val="clear"/>
+            <w:tcMar>
+              <w:top w:w="92" w:type="dxa"/>
+              <w:bottom w:w="92" w:type="dxa"/>
+            </w:tcMar>
+          </w:tcPr>
+          <w:p>
+            <w:pPr>
+              <w:pStyle w:val="FirstParagraph"/>
+            </w:pPr>
+            <w:pPr>
+              <w:spacing w:before="0" w:after="0"/>
+              <w:textAlignment w:val="center"/>
+            </w:pPr>
+            <w:r>
+              <w:drawing>
+                <wp:inline>
+                  <wp:extent cx="152400" cy="152400"/>
+                  <wp:effectExtent b="0" l="0" r="0" t="0"/>
+                  <wp:docPr descr="" title="" id="10" name="Picture"/>
+                  <a:graphic>
+                    <a:graphicData uri="http://schemas.openxmlformats.org/drawingml/2006/picture">
+                      <pic:pic>
+                        <pic:nvPicPr>
+                          <pic:cNvPr descr="/Applications/Positron.app/Contents/Resources/app/quarto/share/formats/docx/note.png" id="11" name="Picture"/>
+                          <pic:cNvPicPr>
+                            <a:picLocks noChangeArrowheads="1" noChangeAspect="1"/>
+                          </pic:cNvPicPr>
+                        </pic:nvPicPr>
+                        <pic:blipFill>
+                          <a:blip r:embed="rId9"/>
+                          <a:stretch>
+                            <a:fillRect/>
+                          </a:stretch>
+                        </pic:blipFill>
+                        <pic:spPr bwMode="auto">
+                          <a:xfrm>
+                            <a:off x="0" y="0"/>
+                            <a:ext cx="152400" cy="152400"/>
+                          </a:xfrm>
+                          <a:prstGeom prst="rect">
+                            <a:avLst/>
+                          </a:prstGeom>
+                          <a:noFill/>
+                          <a:ln w="9525">
+                            <a:noFill/>
+                            <a:headEnd/>
+                            <a:tailEnd/>
+                          </a:ln>
+                        </pic:spPr>
+                      </pic:pic>
+                    </a:graphicData>
+                  </a:graphic>
+                </wp:inline>
+              </w:drawing>
+            </w:r>
+            <w:r>
+              <w:t xml:space="preserve"> </w:t>
+            </w:r>
+            <w:r>
+              <w:t xml:space="preserve"> </w:t>
+            </w:r>
+            <w:r>
+              <w:t xml:space="preserve">Note</w:t>
+            </w:r>
+          </w:p>
+        </w:tc>
+      </w:tr>
+      <w:tr>
+        <w:trPr>
+          <w:cantSplit/>
+        </w:trPr>
+        <w:tc>
+          <w:tcPr>
+            <w:tcMar>
+              <w:top w:w="108" w:type="dxa"/>
+              <w:bottom w:w="108" w:type="dxa"/>
+            </w:tcMar>
+          </w:tcPr>
+          <w:p>
+            <w:pPr>
+              <w:pStyle w:val="BodyText"/>
+            </w:pPr>
+            <w:pPr>
+              <w:spacing w:before="16"/>
+            </w:pPr>
+            <w:r>
+              <w:rPr>
+                <w:b/>
+                <w:bCs/>
+              </w:rPr>
+              <w:t xml:space="preserve">✅ Transition</w:t>
+            </w:r>
+          </w:p>
+          <w:p>
+            <w:pPr>
+              <w:pStyle w:val="BodyText"/>
+            </w:pPr>
+            <w:pPr>
+              <w:spacing w:after="16"/>
+            </w:pPr>
+            <w:r>
+              <w:t xml:space="preserve">The t-test (Lecture 04) compared</w:t>
+            </w:r>
+            <w:r>
+              <w:t xml:space="preserve"> </w:t>
+            </w:r>
+            <w:r>
+              <w:rPr>
+                <w:b/>
+                <w:bCs/>
+              </w:rPr>
+              <w:t xml:space="preserve">two</w:t>
+            </w:r>
+            <w:r>
+              <w:t xml:space="preserve"> </w:t>
+            </w:r>
+            <w:r>
+              <w:t xml:space="preserve">groups. But biology is full of</w:t>
+            </w:r>
+            <w:r>
+              <w:t xml:space="preserve"> </w:t>
+            </w:r>
+            <w:r>
+              <w:rPr>
+                <w:b/>
+                <w:bCs/>
+              </w:rPr>
+              <w:t xml:space="preserve">three-or-more</w:t>
+            </w:r>
+            <w:r>
+              <w:t xml:space="preserve"> </w:t>
+            </w:r>
+            <w:r>
+              <w:t xml:space="preserve">group questions — three species, four sites, five treatments. Now that you can control factor levels, today we learn the test for many groups:</w:t>
+            </w:r>
+            <w:r>
+              <w:t xml:space="preserve"> </w:t>
+            </w:r>
+            <w:r>
+              <w:rPr>
+                <w:b/>
+                <w:bCs/>
+              </w:rPr>
+              <w:t xml:space="preserve">one-way ANOVA.</w:t>
+            </w:r>
+          </w:p>
+          <w:p/>
+        </w:tc>
+      </w:tr>
+    </w:tbl>
+    <w:bookmarkEnd w:id="12"/>
+    <w:bookmarkStart w:id="15" w:name="goals-for-today"/>
+    <w:p>
+      <w:pPr>
+        <w:pStyle w:val="Heading1"/>
+      </w:pPr>
+      <w:r>
+        <w:t xml:space="preserve">Goals for today</w:t>
+      </w:r>
+    </w:p>
+    <w:p>
+      <w:pPr>
+        <w:pStyle w:val="Compact"/>
+        <w:numPr>
+          <w:ilvl w:val="0"/>
+          <w:numId w:val="1002"/>
+        </w:numPr>
+      </w:pPr>
+      <w:r>
+        <w:t xml:space="preserve">Understand</w:t>
+      </w:r>
+      <w:r>
+        <w:t xml:space="preserve"> </w:t>
+      </w:r>
+      <w:r>
+        <w:rPr>
+          <w:b/>
+          <w:bCs/>
+        </w:rPr>
+        <w:t xml:space="preserve">why</w:t>
+      </w:r>
+      <w:r>
+        <w:t xml:space="preserve"> </w:t>
+      </w:r>
+      <w:r>
+        <w:t xml:space="preserve">we don’t just run many t-tests</w:t>
+      </w:r>
+    </w:p>
+    <w:p>
+      <w:pPr>
+        <w:pStyle w:val="Compact"/>
+        <w:numPr>
+          <w:ilvl w:val="0"/>
+          <w:numId w:val="1002"/>
+        </w:numPr>
+      </w:pPr>
+      <w:r>
+        <w:t xml:space="preserve">See how the</w:t>
+      </w:r>
+      <w:r>
+        <w:t xml:space="preserve"> </w:t>
+      </w:r>
+      <w:r>
+        <w:rPr>
+          <w:b/>
+          <w:bCs/>
+        </w:rPr>
+        <w:t xml:space="preserve">F-statistic</w:t>
+      </w:r>
+      <w:r>
+        <w:t xml:space="preserve"> </w:t>
+      </w:r>
+      <w:r>
+        <w:t xml:space="preserve">compares</w:t>
+      </w:r>
+      <w:r>
+        <w:t xml:space="preserve"> </w:t>
+      </w:r>
+      <w:r>
+        <w:rPr>
+          <w:i/>
+          <w:iCs/>
+        </w:rPr>
+        <w:t xml:space="preserve">between-</w:t>
+      </w:r>
+      <w:r>
+        <w:t xml:space="preserve"> </w:t>
+      </w:r>
+      <w:r>
+        <w:t xml:space="preserve">vs</w:t>
+      </w:r>
+      <w:r>
+        <w:t xml:space="preserve"> </w:t>
+      </w:r>
+      <w:r>
+        <w:rPr>
+          <w:i/>
+          <w:iCs/>
+        </w:rPr>
+        <w:t xml:space="preserve">within-</w:t>
+      </w:r>
+      <w:r>
+        <w:t xml:space="preserve">group variance</w:t>
+      </w:r>
+    </w:p>
+    <w:p>
+      <w:pPr>
+        <w:pStyle w:val="Compact"/>
+        <w:numPr>
+          <w:ilvl w:val="0"/>
+          <w:numId w:val="1002"/>
+        </w:numPr>
+      </w:pPr>
+      <w:r>
+        <w:t xml:space="preserve">State ANOVA</w:t>
+      </w:r>
+      <w:r>
+        <w:t xml:space="preserve"> </w:t>
+      </w:r>
+      <w:r>
+        <w:rPr>
+          <w:b/>
+          <w:bCs/>
+        </w:rPr>
+        <w:t xml:space="preserve">hypotheses</w:t>
+      </w:r>
+      <w:r>
+        <w:t xml:space="preserve"> </w:t>
+      </w:r>
+      <w:r>
+        <w:t xml:space="preserve">(H₀: all means equal)</w:t>
+      </w:r>
+    </w:p>
+    <w:p>
+      <w:pPr>
+        <w:pStyle w:val="Compact"/>
+        <w:numPr>
+          <w:ilvl w:val="0"/>
+          <w:numId w:val="1002"/>
+        </w:numPr>
+      </w:pPr>
+      <w:r>
+        <w:rPr>
+          <w:b/>
+          <w:bCs/>
+        </w:rPr>
+        <w:t xml:space="preserve">Check assumptions</w:t>
+      </w:r>
+      <w:r>
+        <w:t xml:space="preserve"> </w:t>
+      </w:r>
+      <w:r>
+        <w:t xml:space="preserve">— normality of residuals, equal variance</w:t>
+      </w:r>
+    </w:p>
+    <w:p>
+      <w:pPr>
+        <w:pStyle w:val="Compact"/>
+        <w:numPr>
+          <w:ilvl w:val="0"/>
+          <w:numId w:val="1002"/>
+        </w:numPr>
+      </w:pPr>
+      <w:r>
+        <w:t xml:space="preserve">Run it two ways:</w:t>
+      </w:r>
+      <w:r>
+        <w:t xml:space="preserve"> </w:t>
+      </w:r>
+      <w:r>
+        <w:rPr>
+          <w:rStyle w:val="VerbatimChar"/>
+        </w:rPr>
+        <w:t xml:space="preserve">aov()</w:t>
+      </w:r>
+      <w:r>
+        <w:t xml:space="preserve"> </w:t>
+      </w:r>
+      <w:r>
+        <w:t xml:space="preserve">and</w:t>
+      </w:r>
+      <w:r>
+        <w:t xml:space="preserve"> </w:t>
+      </w:r>
+      <w:r>
+        <w:rPr>
+          <w:rStyle w:val="VerbatimChar"/>
+          <w:b/>
+          <w:bCs/>
+        </w:rPr>
+        <w:t xml:space="preserve">car::Anova()</w:t>
+      </w:r>
+    </w:p>
+    <w:p>
+      <w:pPr>
+        <w:pStyle w:val="Compact"/>
+        <w:numPr>
+          <w:ilvl w:val="0"/>
+          <w:numId w:val="1002"/>
+        </w:numPr>
+      </w:pPr>
+      <w:r>
+        <w:t xml:space="preserve">Find</w:t>
+      </w:r>
+      <w:r>
+        <w:t xml:space="preserve"> </w:t>
+      </w:r>
+      <w:r>
+        <w:rPr>
+          <w:b/>
+          <w:bCs/>
+        </w:rPr>
+        <w:t xml:space="preserve">which</w:t>
+      </w:r>
+      <w:r>
+        <w:t xml:space="preserve"> </w:t>
+      </w:r>
+      <w:r>
+        <w:t xml:space="preserve">groups differ with</w:t>
+      </w:r>
+      <w:r>
+        <w:t xml:space="preserve"> </w:t>
+      </w:r>
+      <w:r>
+        <w:rPr>
+          <w:rStyle w:val="VerbatimChar"/>
+          <w:b/>
+          <w:bCs/>
+        </w:rPr>
+        <w:t xml:space="preserve">emmeans</w:t>
+      </w:r>
+      <w:r>
+        <w:t xml:space="preserve"> </w:t>
+      </w:r>
+      <w:r>
+        <w:t xml:space="preserve">post-hoc tests</w:t>
+      </w:r>
+    </w:p>
+    <w:p>
+      <w:pPr>
+        <w:pStyle w:val="FirstParagraph"/>
+      </w:pPr>
+      <w:r>
+        <w:rPr>
+          <w:b/>
+          <w:bCs/>
+        </w:rPr>
+        <w:t xml:space="preserve">Tools today:</w:t>
+      </w:r>
+    </w:p>
+    <w:p>
+      <w:pPr>
+        <w:pStyle w:val="Compact"/>
+        <w:numPr>
+          <w:ilvl w:val="0"/>
+          <w:numId w:val="1003"/>
+        </w:numPr>
+      </w:pPr>
+      <w:r>
+        <w:rPr>
+          <w:rStyle w:val="VerbatimChar"/>
+        </w:rPr>
+        <w:t xml:space="preserve">palmerpenguins</w:t>
+      </w:r>
+      <w:r>
+        <w:t xml:space="preserve">,</w:t>
+      </w:r>
+      <w:r>
+        <w:t xml:space="preserve"> </w:t>
+      </w:r>
+      <w:r>
+        <w:rPr>
+          <w:rStyle w:val="VerbatimChar"/>
+        </w:rPr>
+        <w:t xml:space="preserve">tidyverse</w:t>
+      </w:r>
+    </w:p>
+    <w:p>
+      <w:pPr>
+        <w:pStyle w:val="Compact"/>
+        <w:numPr>
+          <w:ilvl w:val="0"/>
+          <w:numId w:val="1003"/>
+        </w:numPr>
+      </w:pPr>
+      <w:r>
+        <w:rPr>
+          <w:rStyle w:val="VerbatimChar"/>
+        </w:rPr>
+        <w:t xml:space="preserve">car</w:t>
+      </w:r>
+      <w:r>
+        <w:t xml:space="preserve"> </w:t>
+      </w:r>
+      <w:r>
+        <w:t xml:space="preserve">— Levene’s test,</w:t>
+      </w:r>
+      <w:r>
+        <w:t xml:space="preserve"> </w:t>
+      </w:r>
+      <w:r>
+        <w:rPr>
+          <w:rStyle w:val="VerbatimChar"/>
+        </w:rPr>
+        <w:t xml:space="preserve">Anova()</w:t>
+      </w:r>
+    </w:p>
+    <w:p>
+      <w:pPr>
+        <w:pStyle w:val="Compact"/>
+        <w:numPr>
+          <w:ilvl w:val="0"/>
+          <w:numId w:val="1003"/>
+        </w:numPr>
+      </w:pPr>
+      <w:r>
+        <w:rPr>
+          <w:rStyle w:val="VerbatimChar"/>
+        </w:rPr>
+        <w:t xml:space="preserve">emmeans</w:t>
+      </w:r>
+      <w:r>
+        <w:t xml:space="preserve">,</w:t>
+      </w:r>
+      <w:r>
+        <w:t xml:space="preserve"> </w:t>
+      </w:r>
+      <w:r>
+        <w:rPr>
+          <w:rStyle w:val="VerbatimChar"/>
+        </w:rPr>
+        <w:t xml:space="preserve">multcomp</w:t>
+      </w:r>
+      <w:r>
+        <w:t xml:space="preserve"> </w:t>
+      </w:r>
+      <w:r>
+        <w:t xml:space="preserve">— post-hoc</w:t>
+      </w:r>
+    </w:p>
+    <w:p>
+      <w:pPr>
+        <w:pStyle w:val="FirstParagraph"/>
+      </w:pPr>
+      <w:r>
+        <w:rPr>
+          <w:b/>
+          <w:bCs/>
+        </w:rPr>
+        <w:t xml:space="preserve">Textbook:</w:t>
+      </w:r>
+    </w:p>
+    <w:p>
+      <w:pPr>
+        <w:pStyle w:val="Compact"/>
+        <w:numPr>
+          <w:ilvl w:val="0"/>
+          <w:numId w:val="1004"/>
+        </w:numPr>
+      </w:pPr>
+      <w:r>
+        <w:t xml:space="preserve">📖 Whitlock &amp; Schluter,</w:t>
+      </w:r>
+      <w:r>
+        <w:t xml:space="preserve"> </w:t>
+      </w:r>
+      <w:r>
+        <w:rPr>
+          <w:b/>
+          <w:bCs/>
+        </w:rPr>
+        <w:t xml:space="preserve">Ch. 15 — ANOVA</w:t>
+      </w:r>
+    </w:p>
+    <w:p>
+      <w:pPr>
+        <w:pStyle w:val="Compact"/>
+        <w:numPr>
+          <w:ilvl w:val="0"/>
+          <w:numId w:val="1004"/>
+        </w:numPr>
+      </w:pPr>
+      <w:r>
+        <w:t xml:space="preserve">📖</w:t>
+      </w:r>
+      <w:r>
+        <w:t xml:space="preserve"> </w:t>
+      </w:r>
+      <w:hyperlink r:id="rId13">
+        <w:r>
+          <w:rPr>
+            <w:rStyle w:val="Hyperlink"/>
+          </w:rPr>
+          <w:t xml:space="preserve">R4DS Ch. 16 — Factors</w:t>
+        </w:r>
+      </w:hyperlink>
+    </w:p>
+    <w:p>
+      <w:pPr>
+        <w:pStyle w:val="Compact"/>
+        <w:numPr>
+          <w:ilvl w:val="0"/>
+          <w:numId w:val="1004"/>
+        </w:numPr>
+      </w:pPr>
+      <w:r>
+        <w:t xml:space="preserve">📖</w:t>
+      </w:r>
+      <w:r>
+        <w:t xml:space="preserve"> </w:t>
+      </w:r>
+      <w:hyperlink r:id="rId14">
+        <w:r>
+          <w:rPr>
+            <w:rStyle w:val="Hyperlink"/>
+          </w:rPr>
+          <w:t xml:space="preserve">R4DS Ch. 9 — Layers</w:t>
+        </w:r>
+      </w:hyperlink>
+    </w:p>
+    <w:p>
+      <w:pPr>
+        <w:pStyle w:val="FirstParagraph"/>
+      </w:pPr>
+      <w:r>
+        <w:rPr>
+          <w:b/>
+          <w:bCs/>
+        </w:rPr>
+        <w:t xml:space="preserve">Naming:</w:t>
+      </w:r>
+      <w:r>
+        <w:t xml:space="preserve"> </w:t>
+      </w:r>
+      <w:r>
+        <w:t xml:space="preserve">models →</w:t>
+      </w:r>
+      <w:r>
+        <w:t xml:space="preserve"> </w:t>
+      </w:r>
+      <w:r>
+        <w:rPr>
+          <w:rStyle w:val="VerbatimChar"/>
+        </w:rPr>
+        <w:t xml:space="preserve">_model</w:t>
+      </w:r>
+      <w:r>
+        <w:t xml:space="preserve">, plots →</w:t>
+      </w:r>
+      <w:r>
+        <w:t xml:space="preserve"> </w:t>
+      </w:r>
+      <w:r>
+        <w:rPr>
+          <w:rStyle w:val="VerbatimChar"/>
+        </w:rPr>
+        <w:t xml:space="preserve">_plot</w:t>
+      </w:r>
+    </w:p>
+    <w:bookmarkEnd w:id="15"/>
+    <w:bookmarkStart w:id="18" w:name="how-to-use-these-slides-predict-type-run"/>
+    <w:p>
+      <w:pPr>
+        <w:pStyle w:val="Heading1"/>
+      </w:pPr>
+      <w:r>
+        <w:t xml:space="preserve">How to Use These Slides — Predict · Type · Run</w:t>
+      </w:r>
+    </w:p>
+    <w:p>
+      <w:pPr>
+        <w:pStyle w:val="FirstParagraph"/>
+      </w:pPr>
+      <w:r>
+        <w:t xml:space="preserve">This lecture runs in</w:t>
+      </w:r>
+      <w:r>
+        <w:t xml:space="preserve"> </w:t>
+      </w:r>
+      <w:r>
+        <w:rPr>
+          <w:b/>
+          <w:bCs/>
+        </w:rPr>
+        <w:t xml:space="preserve">four short chunks</w:t>
+      </w:r>
+      <w:r>
+        <w:t xml:space="preserve">. After each chunk you switch to the</w:t>
+      </w:r>
+      <w:r>
+        <w:t xml:space="preserve"> </w:t>
+      </w:r>
+      <w:r>
+        <w:rPr>
+          <w:b/>
+          <w:bCs/>
+        </w:rPr>
+        <w:t xml:space="preserve">activity</w:t>
+      </w:r>
+      <w:r>
+        <w:t xml:space="preserve"> </w:t>
+      </w:r>
+      <w:r>
+        <w:t xml:space="preserve">and type the code yourself.</w:t>
+      </w:r>
+    </w:p>
+    <w:p>
+      <w:pPr>
+        <w:pStyle w:val="BodyText"/>
+      </w:pPr>
+      <w:r>
+        <w:rPr>
+          <w:b/>
+          <w:bCs/>
+        </w:rPr>
+        <w:t xml:space="preserve">For every code block, do three things:</w:t>
+      </w:r>
+    </w:p>
+    <w:p>
+      <w:pPr>
+        <w:pStyle w:val="Compact"/>
+        <w:numPr>
+          <w:ilvl w:val="0"/>
+          <w:numId w:val="1005"/>
+        </w:numPr>
+      </w:pPr>
+      <w:r>
+        <w:rPr>
+          <w:b/>
+          <w:bCs/>
+        </w:rPr>
+        <w:t xml:space="preserve">Predict</w:t>
+      </w:r>
+      <w:r>
+        <w:t xml:space="preserve"> </w:t>
+      </w:r>
+      <w:r>
+        <w:t xml:space="preserve">— before it runs, say what you think the output will be</w:t>
+      </w:r>
+    </w:p>
+    <w:p>
+      <w:pPr>
+        <w:pStyle w:val="Compact"/>
+        <w:numPr>
+          <w:ilvl w:val="0"/>
+          <w:numId w:val="1005"/>
+        </w:numPr>
+      </w:pPr>
+      <w:r>
+        <w:rPr>
+          <w:b/>
+          <w:bCs/>
+        </w:rPr>
+        <w:t xml:space="preserve">Type</w:t>
+      </w:r>
+      <w:r>
+        <w:t xml:space="preserve"> </w:t>
+      </w:r>
+      <w:r>
+        <w:t xml:space="preserve">it out by hand — do not copy-paste</w:t>
+      </w:r>
+    </w:p>
+    <w:p>
+      <w:pPr>
+        <w:pStyle w:val="Compact"/>
+        <w:numPr>
+          <w:ilvl w:val="0"/>
+          <w:numId w:val="1005"/>
+        </w:numPr>
+      </w:pPr>
+      <w:r>
+        <w:rPr>
+          <w:b/>
+          <w:bCs/>
+        </w:rPr>
+        <w:t xml:space="preserve">Run</w:t>
+      </w:r>
+      <w:r>
+        <w:t xml:space="preserve"> </w:t>
+      </w:r>
+      <w:r>
+        <w:t xml:space="preserve">it and compare to your prediction</w:t>
+      </w:r>
+    </w:p>
+    <w:tbl>
+      <w:tblPr>
+        <w:tblStyle w:val="Table"/>
+        <w:tblLook w:firstRow="0" w:lastRow="0" w:firstColumn="0" w:lastColumn="0" w:noHBand="0" w:noVBand="0" w:val="0000"/>
+        <w:tblBorders>
+          <w:top w:val="single" w:sz="4" w:space="0" w:color="0758E5"/>
+          <w:left w:val="single" w:sz="24" w:space="0" w:color="0758E5"/>
+          <w:bottom w:val="single" w:sz="4" w:space="0" w:color="0758E5"/>
+          <w:right w:val="single" w:sz="4" w:space="0" w:color="0758E5"/>
+        </w:tblBorders>
+        <w:tblCellMar>
+          <w:left w:w="144" w:type="dxa"/>
+          <w:right w:w="144" w:type="dxa"/>
+        </w:tblCellMar>
+        <w:tblLook w:firstRow="0" w:lastRow="0" w:firstColumn="0" w:lastColumn="0" w:noHBand="0" w:noVBand="0" w:val="0000"/>
+      </w:tblPr>
+      <w:tr>
+        <w:trPr>
+          <w:cantSplit/>
+        </w:trPr>
+        <w:tc>
+          <w:tcPr>
+            <w:shd w:color="auto" w:fill="dae6fb" w:val="clear"/>
+            <w:tcMar>
+              <w:top w:w="92" w:type="dxa"/>
+              <w:bottom w:w="92" w:type="dxa"/>
+            </w:tcMar>
+          </w:tcPr>
+          <w:p>
+            <w:pPr>
+              <w:pStyle w:val="FirstParagraph"/>
+            </w:pPr>
+            <w:pPr>
+              <w:spacing w:before="0" w:after="0"/>
+              <w:textAlignment w:val="center"/>
+            </w:pPr>
+            <w:r>
+              <w:drawing>
+                <wp:inline>
+                  <wp:extent cx="152400" cy="152400"/>
+                  <wp:effectExtent b="0" l="0" r="0" t="0"/>
+                  <wp:docPr descr="" title="" id="16" name="Picture"/>
+                  <a:graphic>
+                    <a:graphicData uri="http://schemas.openxmlformats.org/drawingml/2006/picture">
+                      <pic:pic>
+                        <pic:nvPicPr>
+                          <pic:cNvPr descr="/Applications/Positron.app/Contents/Resources/app/quarto/share/formats/docx/note.png" id="17" name="Picture"/>
+                          <pic:cNvPicPr>
+                            <a:picLocks noChangeArrowheads="1" noChangeAspect="1"/>
+                          </pic:cNvPicPr>
+                        </pic:nvPicPr>
+                        <pic:blipFill>
+                          <a:blip r:embed="rId9"/>
+                          <a:stretch>
+                            <a:fillRect/>
+                          </a:stretch>
+                        </pic:blipFill>
+                        <pic:spPr bwMode="auto">
+                          <a:xfrm>
+                            <a:off x="0" y="0"/>
+                            <a:ext cx="152400" cy="152400"/>
+                          </a:xfrm>
+                          <a:prstGeom prst="rect">
+                            <a:avLst/>
+                          </a:prstGeom>
+                          <a:noFill/>
+                          <a:ln w="9525">
+                            <a:noFill/>
+                            <a:headEnd/>
+                            <a:tailEnd/>
+                          </a:ln>
+                        </pic:spPr>
+                      </pic:pic>
+                    </a:graphicData>
+                  </a:graphic>
+                </wp:inline>
+              </w:drawing>
+            </w:r>
+            <w:r>
+              <w:t xml:space="preserve"> </w:t>
+            </w:r>
+            <w:r>
+              <w:t xml:space="preserve"> </w:t>
+            </w:r>
+            <w:r>
+              <w:t xml:space="preserve">Note</w:t>
+            </w:r>
+          </w:p>
+        </w:tc>
+      </w:tr>
+      <w:tr>
+        <w:trPr>
+          <w:cantSplit/>
+        </w:trPr>
+        <w:tc>
+          <w:tcPr>
+            <w:tcMar>
+              <w:top w:w="108" w:type="dxa"/>
+              <w:bottom w:w="108" w:type="dxa"/>
+            </w:tcMar>
+          </w:tcPr>
+          <w:p>
+            <w:pPr>
+              <w:pStyle w:val="BodyText"/>
+            </w:pPr>
+            <w:pPr>
+              <w:spacing w:before="16"/>
+            </w:pPr>
+            <w:r>
+              <w:rPr>
+                <w:b/>
+                <w:bCs/>
+              </w:rPr>
+              <w:t xml:space="preserve">✅ Why bother? (the evidence)</w:t>
+            </w:r>
+          </w:p>
+          <w:p>
+            <w:pPr>
+              <w:pStyle w:val="Compact"/>
+              <w:numPr>
+                <w:ilvl w:val="0"/>
+                <w:numId w:val="1006"/>
+              </w:numPr>
+            </w:pPr>
+            <w:r>
+              <w:rPr>
+                <w:b/>
+                <w:bCs/>
+              </w:rPr>
+              <w:t xml:space="preserve">Predicting first</w:t>
+            </w:r>
+            <w:r>
+              <w:t xml:space="preserve"> </w:t>
+            </w:r>
+            <w:r>
+              <w:t xml:space="preserve">forces you to</w:t>
+            </w:r>
+            <w:r>
+              <w:t xml:space="preserve"> </w:t>
+            </w:r>
+            <w:r>
+              <w:rPr>
+                <w:i/>
+                <w:iCs/>
+              </w:rPr>
+              <w:t xml:space="preserve">retrieve</w:t>
+            </w:r>
+            <w:r>
+              <w:t xml:space="preserve"> </w:t>
+            </w:r>
+            <w:r>
+              <w:t xml:space="preserve">what you know — the gap between guess and answer is what makes it stick.</w:t>
+            </w:r>
+          </w:p>
+          <w:p>
+            <w:pPr>
+              <w:pStyle w:val="Compact"/>
+              <w:numPr>
+                <w:ilvl w:val="0"/>
+                <w:numId w:val="1006"/>
+              </w:numPr>
+            </w:pPr>
+            <w:r>
+              <w:rPr>
+                <w:b/>
+                <w:bCs/>
+              </w:rPr>
+              <w:t xml:space="preserve">Typing by hand</w:t>
+            </w:r>
+            <w:r>
+              <w:t xml:space="preserve"> </w:t>
+            </w:r>
+            <w:r>
+              <w:t xml:space="preserve">builds the finger-memory and error-spotting that copy-paste skips.</w:t>
+            </w:r>
+          </w:p>
+          <w:p>
+            <w:pPr>
+              <w:pStyle w:val="Compact"/>
+              <w:numPr>
+                <w:ilvl w:val="0"/>
+                <w:numId w:val="1006"/>
+              </w:numPr>
+            </w:pPr>
+            <w:r>
+              <w:rPr>
+                <w:b/>
+                <w:bCs/>
+              </w:rPr>
+              <w:t xml:space="preserve">Chunk → immediate practice</w:t>
+            </w:r>
+            <w:r>
+              <w:t xml:space="preserve"> </w:t>
+            </w:r>
+            <w:r>
+              <w:t xml:space="preserve">keeps each idea in working memory long enough to form a lasting schema.</w:t>
+            </w:r>
+          </w:p>
+          <w:p/>
+        </w:tc>
+      </w:tr>
+    </w:tbl>
+    <w:bookmarkEnd w:id="18"/>
+    <w:bookmarkStart w:id="22" w:name="chunk-1-of-4-why-anova-the-f-statistic"/>
+    <w:p>
+      <w:pPr>
+        <w:pStyle w:val="Heading1"/>
+      </w:pPr>
+      <w:r>
+        <w:t xml:space="preserve">🧩 Chunk 1 of 4 · Why ANOVA &amp; the F-Statistic</w:t>
+      </w:r>
+    </w:p>
+    <w:p>
+      <w:pPr>
+        <w:pStyle w:val="FirstParagraph"/>
+      </w:pPr>
+      <w:r>
+        <w:rPr>
+          <w:b/>
+          <w:bCs/>
+        </w:rPr>
+        <w:t xml:space="preserve">We will cover:</w:t>
+      </w:r>
+      <w:r>
+        <w:t xml:space="preserve"> </w:t>
+      </w:r>
+      <w:r>
+        <w:t xml:space="preserve">why not many t-tests, what ANOVA asks, how F partitions variance, and a first look at the penguin data.</w:t>
+      </w:r>
+    </w:p>
+    <w:tbl>
+      <w:tblPr>
+        <w:tblStyle w:val="Table"/>
+        <w:tblLook w:firstRow="0" w:lastRow="0" w:firstColumn="0" w:lastColumn="0" w:noHBand="0" w:noVBand="0" w:val="0000"/>
+        <w:tblBorders>
+          <w:top w:val="single" w:sz="4" w:space="0" w:color="00A047"/>
+          <w:left w:val="single" w:sz="24" w:space="0" w:color="00A047"/>
+          <w:bottom w:val="single" w:sz="4" w:space="0" w:color="00A047"/>
+          <w:right w:val="single" w:sz="4" w:space="0" w:color="00A047"/>
+        </w:tblBorders>
+        <w:tblCellMar>
+          <w:left w:w="144" w:type="dxa"/>
+          <w:right w:w="144" w:type="dxa"/>
+        </w:tblCellMar>
+        <w:tblLook w:firstRow="0" w:lastRow="0" w:firstColumn="0" w:lastColumn="0" w:noHBand="0" w:noVBand="0" w:val="0000"/>
+      </w:tblPr>
+      <w:tr>
+        <w:trPr>
+          <w:cantSplit/>
+        </w:trPr>
+        <w:tc>
+          <w:tcPr>
+            <w:shd w:color="auto" w:fill="ccf1e3" w:val="clear"/>
+            <w:tcMar>
+              <w:top w:w="92" w:type="dxa"/>
+              <w:bottom w:w="92" w:type="dxa"/>
+            </w:tcMar>
+          </w:tcPr>
+          <w:p>
+            <w:pPr>
+              <w:pStyle w:val="BodyText"/>
+            </w:pPr>
+            <w:pPr>
+              <w:spacing w:before="0" w:after="0"/>
+              <w:textAlignment w:val="center"/>
+            </w:pPr>
+            <w:r>
+              <w:drawing>
+                <wp:inline>
+                  <wp:extent cx="152400" cy="152400"/>
+                  <wp:effectExtent b="0" l="0" r="0" t="0"/>
+                  <wp:docPr descr="" title="" id="20" name="Picture"/>
+                  <a:graphic>
+                    <a:graphicData uri="http://schemas.openxmlformats.org/drawingml/2006/picture">
+                      <pic:pic>
+                        <pic:nvPicPr>
+                          <pic:cNvPr descr="/Applications/Positron.app/Contents/Resources/app/quarto/share/formats/docx/tip.png" id="21" name="Picture"/>
+                          <pic:cNvPicPr>
+                            <a:picLocks noChangeArrowheads="1" noChangeAspect="1"/>
+                          </pic:cNvPicPr>
+                        </pic:nvPicPr>
+                        <pic:blipFill>
+                          <a:blip r:embed="rId19"/>
+                          <a:stretch>
+                            <a:fillRect/>
+                          </a:stretch>
+                        </pic:blipFill>
+                        <pic:spPr bwMode="auto">
+                          <a:xfrm>
+                            <a:off x="0" y="0"/>
+                            <a:ext cx="152400" cy="152400"/>
+                          </a:xfrm>
+                          <a:prstGeom prst="rect">
+                            <a:avLst/>
+                          </a:prstGeom>
+                          <a:noFill/>
+                          <a:ln w="9525">
+                            <a:noFill/>
+                            <a:headEnd/>
+                            <a:tailEnd/>
+                          </a:ln>
+                        </pic:spPr>
+                      </pic:pic>
+                    </a:graphicData>
+                  </a:graphic>
+                </wp:inline>
+              </w:drawing>
+            </w:r>
+            <w:r>
+              <w:t xml:space="preserve"> </w:t>
+            </w:r>
+            <w:r>
+              <w:t xml:space="preserve"> </w:t>
+            </w:r>
+            <w:r>
+              <w:t xml:space="preserve">Tip</w:t>
+            </w:r>
+          </w:p>
+        </w:tc>
+      </w:tr>
+      <w:tr>
+        <w:trPr>
+          <w:cantSplit/>
+        </w:trPr>
+        <w:tc>
+          <w:tcPr>
+            <w:tcMar>
+              <w:top w:w="108" w:type="dxa"/>
+              <w:bottom w:w="108" w:type="dxa"/>
+            </w:tcMar>
+          </w:tcPr>
+          <w:p>
+            <w:pPr>
+              <w:pStyle w:val="BodyText"/>
+            </w:pPr>
+            <w:pPr>
+              <w:spacing w:before="16" w:after="16"/>
+            </w:pPr>
+            <w:r>
+              <w:rPr>
+                <w:b/>
+                <w:bCs/>
+              </w:rPr>
+              <w:t xml:space="preserve">🖐 After this chunk: Activity Parts 1–3</w:t>
+            </w:r>
+            <w:r>
+              <w:t xml:space="preserve"> </w:t>
+            </w:r>
+            <w:r>
+              <w:t xml:space="preserve">(load the penguins, explore, state hypotheses).</w:t>
+            </w:r>
+          </w:p>
+          <w:p/>
+        </w:tc>
+      </w:tr>
+    </w:tbl>
+    <w:bookmarkEnd w:id="22"/>
+    <w:bookmarkStart w:id="26" w:name="why-not-just-run-many-t-tests"/>
+    <w:p>
+      <w:pPr>
+        <w:pStyle w:val="Heading1"/>
+      </w:pPr>
+      <w:r>
+        <w:t xml:space="preserve">Why Not Just Run Many t-Tests?</w:t>
+      </w:r>
+    </w:p>
+    <w:p>
+      <w:pPr>
+        <w:pStyle w:val="FirstParagraph"/>
+      </w:pPr>
+      <w:r>
+        <w:t xml:space="preserve">With</w:t>
+      </w:r>
+      <w:r>
+        <w:t xml:space="preserve"> </w:t>
+      </w:r>
+      <w:r>
+        <w:rPr>
+          <w:b/>
+          <w:bCs/>
+        </w:rPr>
+        <w:t xml:space="preserve">3 groups</w:t>
+      </w:r>
+      <w:r>
+        <w:t xml:space="preserve"> </w:t>
+      </w:r>
+      <w:r>
+        <w:t xml:space="preserve">you’d need</w:t>
+      </w:r>
+      <w:r>
+        <w:t xml:space="preserve"> </w:t>
+      </w:r>
+      <w:r>
+        <w:rPr>
+          <w:b/>
+          <w:bCs/>
+        </w:rPr>
+        <w:t xml:space="preserve">3</w:t>
+      </w:r>
+      <w:r>
+        <w:t xml:space="preserve"> </w:t>
+      </w:r>
+      <w:r>
+        <w:t xml:space="preserve">t-tests (A–B, A–C, B–C). With 4 groups,</w:t>
+      </w:r>
+      <w:r>
+        <w:t xml:space="preserve"> </w:t>
+      </w:r>
+      <w:r>
+        <w:rPr>
+          <w:b/>
+          <w:bCs/>
+        </w:rPr>
+        <w:t xml:space="preserve">6</w:t>
+      </w:r>
+      <w:r>
+        <w:t xml:space="preserve"> </w:t>
+      </w:r>
+      <w:r>
+        <w:t xml:space="preserve">tests.</w:t>
+      </w:r>
+    </w:p>
+    <w:p>
+      <w:pPr>
+        <w:pStyle w:val="BodyText"/>
+      </w:pPr>
+      <w:r>
+        <w:t xml:space="preserve">Every test at α = 0.05 has a</w:t>
+      </w:r>
+      <w:r>
+        <w:t xml:space="preserve"> </w:t>
+      </w:r>
+      <w:r>
+        <w:rPr>
+          <w:b/>
+          <w:bCs/>
+        </w:rPr>
+        <w:t xml:space="preserve">5% chance of a false positive</w:t>
+      </w:r>
+      <w:r>
+        <w:t xml:space="preserve">. Run several and those risks</w:t>
+      </w:r>
+      <w:r>
+        <w:t xml:space="preserve"> </w:t>
+      </w:r>
+      <w:r>
+        <w:rPr>
+          <w:b/>
+          <w:bCs/>
+        </w:rPr>
+        <w:t xml:space="preserve">stack up</w:t>
+      </w:r>
+      <w:r>
+        <w:t xml:space="preserve">:</w:t>
+      </w:r>
+    </w:p>
+    <w:p>
+      <w:pPr>
+        <w:pStyle w:val="Compact"/>
+        <w:numPr>
+          <w:ilvl w:val="0"/>
+          <w:numId w:val="1007"/>
+        </w:numPr>
+      </w:pPr>
+      <w:r>
+        <w:t xml:space="preserve">3 tests → ~</w:t>
+      </w:r>
+      <w:r>
+        <w:rPr>
+          <w:b/>
+          <w:bCs/>
+        </w:rPr>
+        <w:t xml:space="preserve">14%</w:t>
+      </w:r>
+      <w:r>
+        <w:t xml:space="preserve"> </w:t>
+      </w:r>
+      <w:r>
+        <w:t xml:space="preserve">chance of at least one false positive</w:t>
+      </w:r>
+    </w:p>
+    <w:p>
+      <w:pPr>
+        <w:pStyle w:val="Compact"/>
+        <w:numPr>
+          <w:ilvl w:val="0"/>
+          <w:numId w:val="1007"/>
+        </w:numPr>
+      </w:pPr>
+      <w:r>
+        <w:t xml:space="preserve">6 tests → ~</w:t>
+      </w:r>
+      <w:r>
+        <w:rPr>
+          <w:b/>
+          <w:bCs/>
+        </w:rPr>
+        <w:t xml:space="preserve">26%</w:t>
+      </w:r>
+    </w:p>
+    <w:p>
+      <w:pPr>
+        <w:pStyle w:val="FirstParagraph"/>
+      </w:pPr>
+      <w:r>
+        <w:t xml:space="preserve">ANOVA asks the question</w:t>
+      </w:r>
+      <w:r>
+        <w:t xml:space="preserve"> </w:t>
+      </w:r>
+      <w:r>
+        <w:rPr>
+          <w:b/>
+          <w:bCs/>
+        </w:rPr>
+        <w:t xml:space="preserve">once</w:t>
+      </w:r>
+      <w:r>
+        <w:t xml:space="preserve">, holding the overall error rate at 0.05.</w:t>
+      </w:r>
+    </w:p>
+    <w:tbl>
+      <w:tblPr>
+        <w:tblStyle w:val="Table"/>
+        <w:tblLook w:firstRow="0" w:lastRow="0" w:firstColumn="0" w:lastColumn="0" w:noHBand="0" w:noVBand="0" w:val="0000"/>
+        <w:tblBorders>
+          <w:top w:val="single" w:sz="4" w:space="0" w:color="CC1914"/>
+          <w:left w:val="single" w:sz="24" w:space="0" w:color="CC1914"/>
+          <w:bottom w:val="single" w:sz="4" w:space="0" w:color="CC1914"/>
+          <w:right w:val="single" w:sz="4" w:space="0" w:color="CC1914"/>
+        </w:tblBorders>
+        <w:tblCellMar>
+          <w:left w:w="144" w:type="dxa"/>
+          <w:right w:w="144" w:type="dxa"/>
+        </w:tblCellMar>
+        <w:tblLook w:firstRow="0" w:lastRow="0" w:firstColumn="0" w:lastColumn="0" w:noHBand="0" w:noVBand="0" w:val="0000"/>
+      </w:tblPr>
+      <w:tr>
+        <w:trPr>
+          <w:cantSplit/>
+        </w:trPr>
+        <w:tc>
+          <w:tcPr>
+            <w:shd w:color="auto" w:fill="f7dddc" w:val="clear"/>
+            <w:tcMar>
+              <w:top w:w="92" w:type="dxa"/>
+              <w:bottom w:w="92" w:type="dxa"/>
+            </w:tcMar>
+          </w:tcPr>
+          <w:p>
+            <w:pPr>
+              <w:pStyle w:val="BodyText"/>
+            </w:pPr>
+            <w:pPr>
+              <w:spacing w:before="0" w:after="0"/>
+              <w:textAlignment w:val="center"/>
+            </w:pPr>
+            <w:r>
+              <w:drawing>
+                <wp:inline>
+                  <wp:extent cx="152400" cy="152400"/>
+                  <wp:effectExtent b="0" l="0" r="0" t="0"/>
+                  <wp:docPr descr="" title="" id="24" name="Picture"/>
+                  <a:graphic>
+                    <a:graphicData uri="http://schemas.openxmlformats.org/drawingml/2006/picture">
+                      <pic:pic>
+                        <pic:nvPicPr>
+                          <pic:cNvPr descr="/Applications/Positron.app/Contents/Resources/app/quarto/share/formats/docx/important.png" id="25" name="Picture"/>
+                          <pic:cNvPicPr>
+                            <a:picLocks noChangeArrowheads="1" noChangeAspect="1"/>
+                          </pic:cNvPicPr>
+                        </pic:nvPicPr>
+                        <pic:blipFill>
+                          <a:blip r:embed="rId23"/>
+                          <a:stretch>
+                            <a:fillRect/>
+                          </a:stretch>
+                        </pic:blipFill>
+                        <pic:spPr bwMode="auto">
+                          <a:xfrm>
+                            <a:off x="0" y="0"/>
+                            <a:ext cx="152400" cy="152400"/>
+                          </a:xfrm>
+                          <a:prstGeom prst="rect">
+                            <a:avLst/>
+                          </a:prstGeom>
+                          <a:noFill/>
+                          <a:ln w="9525">
+                            <a:noFill/>
+                            <a:headEnd/>
+                            <a:tailEnd/>
+                          </a:ln>
+                        </pic:spPr>
+                      </pic:pic>
+                    </a:graphicData>
+                  </a:graphic>
+                </wp:inline>
+              </w:drawing>
+            </w:r>
+            <w:r>
+              <w:t xml:space="preserve"> </w:t>
+            </w:r>
+            <w:r>
+              <w:t xml:space="preserve"> </w:t>
+            </w:r>
+            <w:r>
+              <w:t xml:space="preserve">Important</w:t>
+            </w:r>
+          </w:p>
+        </w:tc>
+      </w:tr>
+      <w:tr>
+        <w:trPr>
+          <w:cantSplit/>
+        </w:trPr>
+        <w:tc>
+          <w:tcPr>
+            <w:tcMar>
+              <w:top w:w="108" w:type="dxa"/>
+              <w:bottom w:w="108" w:type="dxa"/>
+            </w:tcMar>
+          </w:tcPr>
+          <w:p>
+            <w:pPr>
+              <w:pStyle w:val="BodyText"/>
+            </w:pPr>
+            <w:pPr>
+              <w:spacing w:before="16"/>
+            </w:pPr>
+            <w:r>
+              <w:rPr>
+                <w:b/>
+                <w:bCs/>
+              </w:rPr>
+              <w:t xml:space="preserve">The multiple-comparisons problem</w:t>
+            </w:r>
+          </w:p>
+          <w:p>
+            <w:pPr>
+              <w:pStyle w:val="BodyText"/>
+            </w:pPr>
+            <w:pPr>
+              <w:spacing w:after="16"/>
+            </w:pPr>
+            <w:r>
+              <w:t xml:space="preserve">More tests = more chances to be fooled by noise. ANOVA is the single, honest test for</w:t>
+            </w:r>
+            <w:r>
+              <w:t xml:space="preserve"> </w:t>
+            </w:r>
+            <w:r>
+              <w:t xml:space="preserve">“do</w:t>
+            </w:r>
+            <w:r>
+              <w:t xml:space="preserve"> </w:t>
+            </w:r>
+            <w:r>
+              <w:rPr>
+                <w:i/>
+                <w:iCs/>
+              </w:rPr>
+              <w:t xml:space="preserve">any</w:t>
+            </w:r>
+            <w:r>
+              <w:t xml:space="preserve"> </w:t>
+            </w:r>
+            <w:r>
+              <w:t xml:space="preserve">of these groups differ?”</w:t>
+            </w:r>
+          </w:p>
+          <w:p/>
+        </w:tc>
+      </w:tr>
+    </w:tbl>
+    <w:p>
+      <w:pPr>
+        <w:pStyle w:val="BodyText"/>
+      </w:pPr>
+      <w:r>
+        <w:t xml:space="preserve">📖 W&amp;S §15.1 — why a single test</w:t>
+      </w:r>
+    </w:p>
+    <w:bookmarkEnd w:id="26"/>
+    <w:bookmarkStart w:id="27" w:name="what-one-way-anova-asks"/>
+    <w:p>
+      <w:pPr>
+        <w:pStyle w:val="Heading1"/>
+      </w:pPr>
+      <w:r>
+        <w:t xml:space="preserve">What One-Way ANOVA Asks</w:t>
+      </w:r>
+    </w:p>
+    <w:p>
+      <w:pPr>
+        <w:pStyle w:val="FirstParagraph"/>
+      </w:pPr>
+      <w:r>
+        <w:t xml:space="preserve">One</w:t>
+      </w:r>
+      <w:r>
+        <w:t xml:space="preserve"> </w:t>
+      </w:r>
+      <w:r>
+        <w:rPr>
+          <w:b/>
+          <w:bCs/>
+        </w:rPr>
+        <w:t xml:space="preserve">numeric response (Y)</w:t>
+      </w:r>
+      <w:r>
+        <w:t xml:space="preserve"> </w:t>
+      </w:r>
+      <w:r>
+        <w:t xml:space="preserve">across the levels of one</w:t>
+      </w:r>
+      <w:r>
+        <w:t xml:space="preserve"> </w:t>
+      </w:r>
+      <w:r>
+        <w:rPr>
+          <w:b/>
+          <w:bCs/>
+        </w:rPr>
+        <w:t xml:space="preserve">categorical predictor (X)</w:t>
+      </w:r>
+      <w:r>
+        <w:t xml:space="preserve">.</w:t>
+      </w:r>
+    </w:p>
+    <w:tbl>
+      <w:tblPr>
+        <w:tblStyle w:val="Table"/>
+        <w:tblW w:type="auto" w:w="0"/>
+        <w:tblLook w:firstRow="1" w:lastRow="0" w:firstColumn="0" w:lastColumn="0" w:noHBand="0" w:noVBand="0" w:val="0020"/>
+      </w:tblPr>
+      <w:tblGrid>
+        <w:gridCol w:w="3960"/>
+        <w:gridCol w:w="3960"/>
+      </w:tblGrid>
+      <w:tr>
+        <w:trPr>
+          <w:tblHeader w:val="on"/>
+        </w:trPr>
+        <w:tc>
+          <w:tcPr/>
+          <w:p>
+            <w:pPr>
+              <w:pStyle w:val="Compact"/>
+            </w:pPr>
+          </w:p>
+        </w:tc>
+        <w:tc>
+          <w:tcPr/>
+          <w:p>
+            <w:pPr>
+              <w:pStyle w:val="Compact"/>
+            </w:pPr>
+            <w:r>
+              <w:t xml:space="preserve">Hypothesis</w:t>
+            </w:r>
+          </w:p>
+        </w:tc>
+      </w:tr>
+      <w:tr>
+        <w:tc>
+          <w:tcPr/>
+          <w:p>
+            <w:pPr>
+              <w:pStyle w:val="Compact"/>
+            </w:pPr>
+            <w:r>
+              <w:rPr>
+                <w:b/>
+                <w:bCs/>
+              </w:rPr>
+              <w:t xml:space="preserve">H₀ — null</w:t>
+            </w:r>
+          </w:p>
+        </w:tc>
+        <w:tc>
+          <w:tcPr/>
+          <w:p>
+            <w:pPr>
+              <w:pStyle w:val="Compact"/>
+            </w:pPr>
+            <w:r>
+              <w:t xml:space="preserve">all group means are equal (</w:t>
+            </w:r>
+            <m:oMath>
+              <m:sSub>
+                <m:e>
+                  <m:r>
+                    <m:t>μ</m:t>
+                  </m:r>
+                </m:e>
+                <m:sub>
+                  <m:r>
+                    <m:t>1</m:t>
+                  </m:r>
+                </m:sub>
+              </m:sSub>
+              <m:r>
+                <m:rPr>
+                  <m:sty m:val="p"/>
+                </m:rPr>
+                <m:t>=</m:t>
+              </m:r>
+              <m:sSub>
+                <m:e>
+                  <m:r>
+                    <m:t>μ</m:t>
+                  </m:r>
+                </m:e>
+                <m:sub>
+                  <m:r>
+                    <m:t>2</m:t>
+                  </m:r>
+                </m:sub>
+              </m:sSub>
+              <m:r>
+                <m:rPr>
+                  <m:sty m:val="p"/>
+                </m:rPr>
+                <m:t>=</m:t>
+              </m:r>
+              <m:sSub>
+                <m:e>
+                  <m:r>
+                    <m:t>μ</m:t>
+                  </m:r>
+                </m:e>
+                <m:sub>
+                  <m:r>
+                    <m:t>3</m:t>
+                  </m:r>
+                </m:sub>
+              </m:sSub>
+            </m:oMath>
+            <w:r>
+              <w:t xml:space="preserve">)</w:t>
+            </w:r>
+          </w:p>
+        </w:tc>
+      </w:tr>
+      <w:tr>
+        <w:tc>
+          <w:tcPr/>
+          <w:p>
+            <w:pPr>
+              <w:pStyle w:val="Compact"/>
+            </w:pPr>
+            <w:r>
+              <w:rPr>
+                <w:b/>
+                <w:bCs/>
+              </w:rPr>
+              <w:t xml:space="preserve">Hₐ — alternate</w:t>
+            </w:r>
+          </w:p>
+        </w:tc>
+        <w:tc>
+          <w:tcPr/>
+          <w:p>
+            <w:pPr>
+              <w:pStyle w:val="Compact"/>
+            </w:pPr>
+            <w:r>
+              <w:rPr>
+                <w:b/>
+                <w:bCs/>
+              </w:rPr>
+              <w:t xml:space="preserve">at least one</w:t>
+            </w:r>
+            <w:r>
+              <w:t xml:space="preserve"> </w:t>
+            </w:r>
+            <w:r>
+              <w:t xml:space="preserve">group mean differs</w:t>
+            </w:r>
+          </w:p>
+        </w:tc>
+      </w:tr>
+    </w:tbl>
+    <w:p>
+      <w:pPr>
+        <w:pStyle w:val="BodyText"/>
+      </w:pPr>
+      <w:r>
+        <w:t xml:space="preserve">Note what Hₐ does</w:t>
+      </w:r>
+      <w:r>
+        <w:t xml:space="preserve"> </w:t>
+      </w:r>
+      <w:r>
+        <w:rPr>
+          <w:i/>
+          <w:iCs/>
+        </w:rPr>
+        <w:t xml:space="preserve">not</w:t>
+      </w:r>
+      <w:r>
+        <w:t xml:space="preserve"> </w:t>
+      </w:r>
+      <w:r>
+        <w:t xml:space="preserve">say: it does</w:t>
+      </w:r>
+      <w:r>
+        <w:t xml:space="preserve"> </w:t>
+      </w:r>
+      <w:r>
+        <w:rPr>
+          <w:b/>
+          <w:bCs/>
+        </w:rPr>
+        <w:t xml:space="preserve">not</w:t>
+      </w:r>
+      <w:r>
+        <w:t xml:space="preserve"> </w:t>
+      </w:r>
+      <w:r>
+        <w:t xml:space="preserve">tell you</w:t>
+      </w:r>
+      <w:r>
+        <w:t xml:space="preserve"> </w:t>
+      </w:r>
+      <w:r>
+        <w:rPr>
+          <w:i/>
+          <w:iCs/>
+        </w:rPr>
+        <w:t xml:space="preserve">which</w:t>
+      </w:r>
+      <w:r>
+        <w:t xml:space="preserve"> </w:t>
+      </w:r>
+      <w:r>
+        <w:t xml:space="preserve">group differs — that comes later, from the post-hoc test.</w:t>
+      </w:r>
+    </w:p>
+    <w:p>
+      <w:pPr>
+        <w:pStyle w:val="BodyText"/>
+      </w:pPr>
+      <w:r>
+        <w:rPr>
+          <w:b/>
+          <w:bCs/>
+        </w:rPr>
+        <w:t xml:space="preserve">Our question today:</w:t>
+      </w:r>
+    </w:p>
+    <w:p>
+      <w:pPr>
+        <w:pStyle w:val="BodyText"/>
+      </w:pPr>
+      <w:r>
+        <w:t xml:space="preserve">Do the three penguin</w:t>
+      </w:r>
+      <w:r>
+        <w:t xml:space="preserve"> </w:t>
+      </w:r>
+      <w:r>
+        <w:rPr>
+          <w:b/>
+          <w:bCs/>
+        </w:rPr>
+        <w:t xml:space="preserve">species</w:t>
+      </w:r>
+      <w:r>
+        <w:t xml:space="preserve"> </w:t>
+      </w:r>
+      <w:r>
+        <w:t xml:space="preserve">differ in</w:t>
+      </w:r>
+      <w:r>
+        <w:t xml:space="preserve"> </w:t>
+      </w:r>
+      <w:r>
+        <w:rPr>
+          <w:b/>
+          <w:bCs/>
+        </w:rPr>
+        <w:t xml:space="preserve">body mass</w:t>
+      </w:r>
+      <w:r>
+        <w:t xml:space="preserve">?</w:t>
+      </w:r>
+    </w:p>
+    <w:p>
+      <w:pPr>
+        <w:pStyle w:val="Compact"/>
+        <w:numPr>
+          <w:ilvl w:val="0"/>
+          <w:numId w:val="1008"/>
+        </w:numPr>
+      </w:pPr>
+      <w:r>
+        <w:t xml:space="preserve">Y =</w:t>
+      </w:r>
+      <w:r>
+        <w:t xml:space="preserve"> </w:t>
+      </w:r>
+      <w:r>
+        <w:rPr>
+          <w:rStyle w:val="VerbatimChar"/>
+        </w:rPr>
+        <w:t xml:space="preserve">body_mass_g</w:t>
+      </w:r>
+    </w:p>
+    <w:p>
+      <w:pPr>
+        <w:pStyle w:val="Compact"/>
+        <w:numPr>
+          <w:ilvl w:val="0"/>
+          <w:numId w:val="1008"/>
+        </w:numPr>
+      </w:pPr>
+      <w:r>
+        <w:t xml:space="preserve">X =</w:t>
+      </w:r>
+      <w:r>
+        <w:t xml:space="preserve"> </w:t>
+      </w:r>
+      <w:r>
+        <w:rPr>
+          <w:rStyle w:val="VerbatimChar"/>
+        </w:rPr>
+        <w:t xml:space="preserve">species</w:t>
+      </w:r>
+      <w:r>
+        <w:t xml:space="preserve"> </w:t>
+      </w:r>
+      <w:r>
+        <w:t xml:space="preserve">(Adelie, Chinstrap, Gentoo)</w:t>
+      </w:r>
+    </w:p>
+    <w:bookmarkEnd w:id="27"/>
+    <w:bookmarkStart w:id="30" w:name="the-f-statistic-between-vs.-within"/>
+    <w:p>
+      <w:pPr>
+        <w:pStyle w:val="Heading1"/>
+      </w:pPr>
+      <w:r>
+        <w:t xml:space="preserve">The F-Statistic — Between vs. Within</w:t>
+      </w:r>
+    </w:p>
+    <w:p>
+      <w:pPr>
+        <w:pStyle w:val="FirstParagraph"/>
+      </w:pPr>
+      <m:oMathPara>
+        <m:oMathParaPr>
+          <m:jc m:val="center"/>
+        </m:oMathParaPr>
+        <m:oMath>
+          <m:r>
+            <m:t>F</m:t>
+          </m:r>
+          <m:r>
+            <m:rPr>
+              <m:sty m:val="p"/>
+            </m:rPr>
+            <m:t>=</m:t>
+          </m:r>
+          <m:f>
+            <m:fPr>
+              <m:type m:val="bar"/>
+            </m:fPr>
+            <m:num>
+              <m:r>
+                <m:rPr>
+                  <m:nor/>
+                  <m:sty m:val="p"/>
+                </m:rPr>
+                <m:t>variance BETWEEN groups</m:t>
+              </m:r>
+            </m:num>
+            <m:den>
+              <m:r>
+                <m:rPr>
+                  <m:nor/>
+                  <m:sty m:val="p"/>
+                </m:rPr>
+                <m:t>variance WITHIN groups</m:t>
+              </m:r>
+            </m:den>
+          </m:f>
+        </m:oMath>
+      </m:oMathPara>
+    </w:p>
+    <w:p>
+      <w:pPr>
+        <w:pStyle w:val="Compact"/>
+        <w:numPr>
+          <w:ilvl w:val="0"/>
+          <w:numId w:val="1009"/>
+        </w:numPr>
+      </w:pPr>
+      <w:r>
+        <w:rPr>
+          <w:b/>
+          <w:bCs/>
+        </w:rPr>
+        <w:t xml:space="preserve">Between</w:t>
+      </w:r>
+      <w:r>
+        <w:t xml:space="preserve"> </w:t>
+      </w:r>
+      <w:r>
+        <w:t xml:space="preserve">— how far apart the group means are</w:t>
+      </w:r>
+    </w:p>
+    <w:p>
+      <w:pPr>
+        <w:pStyle w:val="Compact"/>
+        <w:numPr>
+          <w:ilvl w:val="0"/>
+          <w:numId w:val="1009"/>
+        </w:numPr>
+      </w:pPr>
+      <w:r>
+        <w:rPr>
+          <w:b/>
+          <w:bCs/>
+        </w:rPr>
+        <w:t xml:space="preserve">Within</w:t>
+      </w:r>
+      <w:r>
+        <w:t xml:space="preserve"> </w:t>
+      </w:r>
+      <w:r>
+        <w:t xml:space="preserve">— how much the individuals scatter inside each group</w:t>
+      </w:r>
+    </w:p>
+    <w:p>
+      <w:pPr>
+        <w:pStyle w:val="FirstParagraph"/>
+      </w:pPr>
+      <w:r>
+        <w:rPr>
+          <w:b/>
+          <w:bCs/>
+        </w:rPr>
+        <w:t xml:space="preserve">Big F</w:t>
+      </w:r>
+      <w:r>
+        <w:t xml:space="preserve"> </w:t>
+      </w:r>
+      <w:r>
+        <w:t xml:space="preserve">→ the groups are far apart</w:t>
+      </w:r>
+      <w:r>
+        <w:t xml:space="preserve"> </w:t>
+      </w:r>
+      <w:r>
+        <w:rPr>
+          <w:i/>
+          <w:iCs/>
+        </w:rPr>
+        <w:t xml:space="preserve">relative to</w:t>
+      </w:r>
+      <w:r>
+        <w:t xml:space="preserve"> </w:t>
+      </w:r>
+      <w:r>
+        <w:t xml:space="preserve">their internal noise → small</w:t>
+      </w:r>
+      <w:r>
+        <w:t xml:space="preserve"> </w:t>
+      </w:r>
+      <w:r>
+        <w:rPr>
+          <w:i/>
+          <w:iCs/>
+        </w:rPr>
+        <w:t xml:space="preserve">p</w:t>
+      </w:r>
+      <w:r>
+        <w:t xml:space="preserve">-value.</w:t>
+      </w:r>
+    </w:p>
+    <w:p>
+      <w:pPr>
+        <w:pStyle w:val="BodyText"/>
+      </w:pPr>
+      <w:r>
+        <w:rPr>
+          <w:b/>
+          <w:bCs/>
+        </w:rPr>
+        <w:t xml:space="preserve">F ≈ 1</w:t>
+      </w:r>
+      <w:r>
+        <w:t xml:space="preserve"> </w:t>
+      </w:r>
+      <w:r>
+        <w:t xml:space="preserve">→ the spread between groups is no bigger than the spread within them → no real difference.</w:t>
+      </w:r>
+    </w:p>
+    <w:tbl>
+      <w:tblPr>
+        <w:tblStyle w:val="Table"/>
+        <w:tblLook w:firstRow="0" w:lastRow="0" w:firstColumn="0" w:lastColumn="0" w:noHBand="0" w:noVBand="0" w:val="0000"/>
+        <w:tblBorders>
+          <w:top w:val="single" w:sz="4" w:space="0" w:color="0758E5"/>
+          <w:left w:val="single" w:sz="24" w:space="0" w:color="0758E5"/>
+          <w:bottom w:val="single" w:sz="4" w:space="0" w:color="0758E5"/>
+          <w:right w:val="single" w:sz="4" w:space="0" w:color="0758E5"/>
+        </w:tblBorders>
+        <w:tblCellMar>
+          <w:left w:w="144" w:type="dxa"/>
+          <w:right w:w="144" w:type="dxa"/>
+        </w:tblCellMar>
+        <w:tblLook w:firstRow="0" w:lastRow="0" w:firstColumn="0" w:lastColumn="0" w:noHBand="0" w:noVBand="0" w:val="0000"/>
+      </w:tblPr>
+      <w:tr>
+        <w:trPr>
+          <w:cantSplit/>
+        </w:trPr>
+        <w:tc>
+          <w:tcPr>
+            <w:shd w:color="auto" w:fill="dae6fb" w:val="clear"/>
+            <w:tcMar>
+              <w:top w:w="92" w:type="dxa"/>
+              <w:bottom w:w="92" w:type="dxa"/>
+            </w:tcMar>
+          </w:tcPr>
+          <w:p>
+            <w:pPr>
+              <w:pStyle w:val="BodyText"/>
+            </w:pPr>
+            <w:pPr>
+              <w:spacing w:before="0" w:after="0"/>
+              <w:textAlignment w:val="center"/>
+            </w:pPr>
+            <w:r>
+              <w:drawing>
+                <wp:inline>
+                  <wp:extent cx="152400" cy="152400"/>
+                  <wp:effectExtent b="0" l="0" r="0" t="0"/>
+                  <wp:docPr descr="" title="" id="28" name="Picture"/>
+                  <a:graphic>
+                    <a:graphicData uri="http://schemas.openxmlformats.org/drawingml/2006/picture">
+                      <pic:pic>
+                        <pic:nvPicPr>
+                          <pic:cNvPr descr="/Applications/Positron.app/Contents/Resources/app/quarto/share/formats/docx/note.png" id="29" name="Picture"/>
+                          <pic:cNvPicPr>
+                            <a:picLocks noChangeArrowheads="1" noChangeAspect="1"/>
+                          </pic:cNvPicPr>
+                        </pic:nvPicPr>
+                        <pic:blipFill>
+                          <a:blip r:embed="rId9"/>
+                          <a:stretch>
+                            <a:fillRect/>
+                          </a:stretch>
+                        </pic:blipFill>
+                        <pic:spPr bwMode="auto">
+                          <a:xfrm>
+                            <a:off x="0" y="0"/>
+                            <a:ext cx="152400" cy="152400"/>
+                          </a:xfrm>
+                          <a:prstGeom prst="rect">
+                            <a:avLst/>
+                          </a:prstGeom>
+                          <a:noFill/>
+                          <a:ln w="9525">
+                            <a:noFill/>
+                            <a:headEnd/>
+                            <a:tailEnd/>
+                          </a:ln>
+                        </pic:spPr>
+                      </pic:pic>
+                    </a:graphicData>
+                  </a:graphic>
+                </wp:inline>
+              </w:drawing>
+            </w:r>
+            <w:r>
+              <w:t xml:space="preserve"> </w:t>
+            </w:r>
+            <w:r>
+              <w:t xml:space="preserve"> </w:t>
+            </w:r>
+            <w:r>
+              <w:t xml:space="preserve">Note</w:t>
+            </w:r>
+          </w:p>
+        </w:tc>
+      </w:tr>
+      <w:tr>
+        <w:trPr>
+          <w:cantSplit/>
+        </w:trPr>
+        <w:tc>
+          <w:tcPr>
+            <w:tcMar>
+              <w:top w:w="108" w:type="dxa"/>
+              <w:bottom w:w="108" w:type="dxa"/>
+            </w:tcMar>
+          </w:tcPr>
+          <w:p>
+            <w:pPr>
+              <w:pStyle w:val="BodyText"/>
+            </w:pPr>
+            <w:pPr>
+              <w:spacing w:before="16"/>
+            </w:pPr>
+            <w:r>
+              <w:rPr>
+                <w:b/>
+                <w:bCs/>
+              </w:rPr>
+              <w:t xml:space="preserve">✅ Key idea</w:t>
+            </w:r>
+          </w:p>
+          <w:p>
+            <w:pPr>
+              <w:pStyle w:val="BodyText"/>
+            </w:pPr>
+            <w:pPr>
+              <w:spacing w:after="16"/>
+            </w:pPr>
+            <w:r>
+              <w:t xml:space="preserve">ANOVA is a</w:t>
+            </w:r>
+            <w:r>
+              <w:t xml:space="preserve"> </w:t>
+            </w:r>
+            <w:r>
+              <w:rPr>
+                <w:b/>
+                <w:bCs/>
+              </w:rPr>
+              <w:t xml:space="preserve">signal-to-noise ratio</w:t>
+            </w:r>
+            <w:r>
+              <w:t xml:space="preserve">. The</w:t>
+            </w:r>
+            <w:r>
+              <w:t xml:space="preserve"> </w:t>
+            </w:r>
+            <w:r>
+              <w:t xml:space="preserve">“signal”</w:t>
+            </w:r>
+            <w:r>
+              <w:t xml:space="preserve"> </w:t>
+            </w:r>
+            <w:r>
+              <w:t xml:space="preserve">is the gap between group means; the</w:t>
+            </w:r>
+            <w:r>
+              <w:t xml:space="preserve"> </w:t>
+            </w:r>
+            <w:r>
+              <w:t xml:space="preserve">“noise”</w:t>
+            </w:r>
+            <w:r>
+              <w:t xml:space="preserve"> </w:t>
+            </w:r>
+            <w:r>
+              <w:t xml:space="preserve">is the within-group scatter.</w:t>
+            </w:r>
+          </w:p>
+          <w:p/>
+        </w:tc>
+      </w:tr>
+    </w:tbl>
+    <w:p>
+      <w:pPr>
+        <w:pStyle w:val="BodyText"/>
+      </w:pPr>
+      <w:r>
+        <w:t xml:space="preserve">📖 W&amp;S §15.1–15.2</w:t>
+      </w:r>
+    </w:p>
+    <w:bookmarkEnd w:id="30"/>
+    <w:bookmarkStart w:id="33" w:name="meet-the-data-palmer-penguins"/>
+    <w:p>
+      <w:pPr>
+        <w:pStyle w:val="Heading1"/>
+      </w:pPr>
+      <w:r>
+        <w:t xml:space="preserve">Meet the Data — Palmer Penguins</w:t>
+      </w:r>
+    </w:p>
+    <w:p>
+      <w:pPr>
+        <w:pStyle w:val="SourceCode"/>
+      </w:pPr>
+      <w:r>
+        <w:rPr>
+          <w:rStyle w:val="CommentTok"/>
+        </w:rPr>
+        <w:t xml:space="preserve"># Load packages at the top — always -------------------</w:t>
+      </w:r>
+      <w:r>
+        <w:br/>
+      </w:r>
+      <w:r>
+        <w:rPr>
+          <w:rStyle w:val="FunctionTok"/>
+        </w:rPr>
+        <w:t xml:space="preserve">library</w:t>
+      </w:r>
+      <w:r>
+        <w:rPr>
+          <w:rStyle w:val="NormalTok"/>
+        </w:rPr>
+        <w:t xml:space="preserve">(tidyverse)      </w:t>
+      </w:r>
+      <w:r>
+        <w:rPr>
+          <w:rStyle w:val="CommentTok"/>
+        </w:rPr>
+        <w:t xml:space="preserve"># wrangling + ggplot2</w:t>
+      </w:r>
+      <w:r>
+        <w:br/>
+      </w:r>
+      <w:r>
+        <w:rPr>
+          <w:rStyle w:val="FunctionTok"/>
+        </w:rPr>
+        <w:t xml:space="preserve">library</w:t>
+      </w:r>
+      <w:r>
+        <w:rPr>
+          <w:rStyle w:val="NormalTok"/>
+        </w:rPr>
+        <w:t xml:space="preserve">(palmerpenguins) </w:t>
+      </w:r>
+      <w:r>
+        <w:rPr>
+          <w:rStyle w:val="CommentTok"/>
+        </w:rPr>
+        <w:t xml:space="preserve"># the penguins data</w:t>
+      </w:r>
+      <w:r>
+        <w:br/>
+      </w:r>
+      <w:r>
+        <w:rPr>
+          <w:rStyle w:val="FunctionTok"/>
+        </w:rPr>
+        <w:t xml:space="preserve">library</w:t>
+      </w:r>
+      <w:r>
+        <w:rPr>
+          <w:rStyle w:val="NormalTok"/>
+        </w:rPr>
+        <w:t xml:space="preserve">(car)            </w:t>
+      </w:r>
+      <w:r>
+        <w:rPr>
+          <w:rStyle w:val="CommentTok"/>
+        </w:rPr>
+        <w:t xml:space="preserve"># Levene's test, Anova()</w:t>
+      </w:r>
+      <w:r>
+        <w:br/>
+      </w:r>
+      <w:r>
+        <w:rPr>
+          <w:rStyle w:val="FunctionTok"/>
+        </w:rPr>
+        <w:t xml:space="preserve">library</w:t>
+      </w:r>
+      <w:r>
+        <w:rPr>
+          <w:rStyle w:val="NormalTok"/>
+        </w:rPr>
+        <w:t xml:space="preserve">(emmeans)        </w:t>
+      </w:r>
+      <w:r>
+        <w:rPr>
+          <w:rStyle w:val="CommentTok"/>
+        </w:rPr>
+        <w:t xml:space="preserve"># post-hoc pairwise tests</w:t>
+      </w:r>
+    </w:p>
+    <w:p>
+      <w:pPr>
+        <w:pStyle w:val="SourceCode"/>
+      </w:pPr>
+      <w:r>
+        <w:rPr>
+          <w:rStyle w:val="CommentTok"/>
+        </w:rPr>
+        <w:t xml:space="preserve"># Drop rows missing mass or species -------------------</w:t>
+      </w:r>
+      <w:r>
+        <w:br/>
+      </w:r>
+      <w:r>
+        <w:rPr>
+          <w:rStyle w:val="NormalTok"/>
+        </w:rPr>
+        <w:t xml:space="preserve">penguins_df </w:t>
+      </w:r>
+      <w:r>
+        <w:rPr>
+          <w:rStyle w:val="OtherTok"/>
+        </w:rPr>
+        <w:t xml:space="preserve">&lt;-</w:t>
+      </w:r>
+      <w:r>
+        <w:rPr>
+          <w:rStyle w:val="NormalTok"/>
+        </w:rPr>
+        <w:t xml:space="preserve"> penguins </w:t>
+      </w:r>
+      <w:r>
+        <w:rPr>
+          <w:rStyle w:val="SpecialCharTok"/>
+        </w:rPr>
+        <w:t xml:space="preserve">%&gt;%</w:t>
+      </w:r>
+      <w:r>
+        <w:br/>
+      </w:r>
+      <w:r>
+        <w:rPr>
+          <w:rStyle w:val="NormalTok"/>
+        </w:rPr>
+        <w:t xml:space="preserve">  </w:t>
+      </w:r>
+      <w:r>
+        <w:rPr>
+          <w:rStyle w:val="FunctionTok"/>
+        </w:rPr>
+        <w:t xml:space="preserve">drop_na</w:t>
+      </w:r>
+      <w:r>
+        <w:rPr>
+          <w:rStyle w:val="NormalTok"/>
+        </w:rPr>
+        <w:t xml:space="preserve">(body_mass_g, species)</w:t>
+      </w:r>
+      <w:r>
+        <w:br/>
+      </w:r>
+      <w:r>
+        <w:br/>
+      </w:r>
+      <w:r>
+        <w:rPr>
+          <w:rStyle w:val="NormalTok"/>
+        </w:rPr>
+        <w:t xml:space="preserve">penguins_df </w:t>
+      </w:r>
+      <w:r>
+        <w:rPr>
+          <w:rStyle w:val="SpecialCharTok"/>
+        </w:rPr>
+        <w:t xml:space="preserve">%&gt;%</w:t>
+      </w:r>
+      <w:r>
+        <w:rPr>
+          <w:rStyle w:val="NormalTok"/>
+        </w:rPr>
+        <w:t xml:space="preserve"> </w:t>
+      </w:r>
+      <w:r>
+        <w:rPr>
+          <w:rStyle w:val="FunctionTok"/>
+        </w:rPr>
+        <w:t xml:space="preserve">count</w:t>
+      </w:r>
+      <w:r>
+        <w:rPr>
+          <w:rStyle w:val="NormalTok"/>
+        </w:rPr>
+        <w:t xml:space="preserve">(species)</w:t>
+      </w:r>
+    </w:p>
+    <w:p>
+      <w:pPr>
+        <w:pStyle w:val="SourceCode"/>
+      </w:pPr>
+      <w:r>
+        <w:rPr>
+          <w:rStyle w:val="VerbatimChar"/>
+        </w:rPr>
+        <w:t xml:space="preserve"># A tibble: 3 × 2</w:t>
+      </w:r>
+      <w:r>
+        <w:br/>
+      </w:r>
+      <w:r>
+        <w:rPr>
+          <w:rStyle w:val="VerbatimChar"/>
+        </w:rPr>
+        <w:t xml:space="preserve">  species       n</w:t>
+      </w:r>
+      <w:r>
+        <w:br/>
+      </w:r>
+      <w:r>
+        <w:rPr>
+          <w:rStyle w:val="VerbatimChar"/>
+        </w:rPr>
+        <w:t xml:space="preserve">  &lt;fct&gt;     &lt;int&gt;</w:t>
+      </w:r>
+      <w:r>
+        <w:br/>
+      </w:r>
+      <w:r>
+        <w:rPr>
+          <w:rStyle w:val="VerbatimChar"/>
+        </w:rPr>
+        <w:t xml:space="preserve">1 Adelie      151</w:t>
+      </w:r>
+      <w:r>
+        <w:br/>
+      </w:r>
+      <w:r>
+        <w:rPr>
+          <w:rStyle w:val="VerbatimChar"/>
+        </w:rPr>
+        <w:t xml:space="preserve">2 Chinstrap    68</w:t>
+      </w:r>
+      <w:r>
+        <w:br/>
+      </w:r>
+      <w:r>
+        <w:rPr>
+          <w:rStyle w:val="VerbatimChar"/>
+        </w:rPr>
+        <w:t xml:space="preserve">3 Gentoo      123</w:t>
+      </w:r>
+    </w:p>
+    <w:p>
+      <w:pPr>
+        <w:pStyle w:val="FirstParagraph"/>
+      </w:pPr>
+      <w:r>
+        <w:rPr>
+          <w:b/>
+          <w:bCs/>
+        </w:rPr>
+        <w:t xml:space="preserve">Three species, one lab:</w:t>
+      </w:r>
+      <w:r>
+        <w:t xml:space="preserve"> </w:t>
+      </w:r>
+      <w:r>
+        <w:t xml:space="preserve">body mass (g) of penguins at Palmer Station, Antarctica.</w:t>
+      </w:r>
+    </w:p>
+    <w:p>
+      <w:pPr>
+        <w:pStyle w:val="Compact"/>
+        <w:numPr>
+          <w:ilvl w:val="0"/>
+          <w:numId w:val="1010"/>
+        </w:numPr>
+      </w:pPr>
+      <w:r>
+        <w:rPr>
+          <w:rStyle w:val="VerbatimChar"/>
+        </w:rPr>
+        <w:t xml:space="preserve">drop_na()</w:t>
+      </w:r>
+      <w:r>
+        <w:t xml:space="preserve"> </w:t>
+      </w:r>
+      <w:r>
+        <w:t xml:space="preserve">removes rows with missing mass</w:t>
+      </w:r>
+    </w:p>
+    <w:p>
+      <w:pPr>
+        <w:pStyle w:val="Compact"/>
+        <w:numPr>
+          <w:ilvl w:val="0"/>
+          <w:numId w:val="1010"/>
+        </w:numPr>
+      </w:pPr>
+      <w:r>
+        <w:rPr>
+          <w:rStyle w:val="VerbatimChar"/>
+        </w:rPr>
+        <w:t xml:space="preserve">count(species)</w:t>
+      </w:r>
+      <w:r>
+        <w:t xml:space="preserve"> </w:t>
+      </w:r>
+      <w:r>
+        <w:t xml:space="preserve">shows the sample size per group</w:t>
+      </w:r>
+    </w:p>
+    <w:tbl>
+      <w:tblPr>
+        <w:tblStyle w:val="Table"/>
+        <w:tblLook w:firstRow="0" w:lastRow="0" w:firstColumn="0" w:lastColumn="0" w:noHBand="0" w:noVBand="0" w:val="0000"/>
+        <w:tblBorders>
+          <w:top w:val="single" w:sz="4" w:space="0" w:color="CC1914"/>
+          <w:left w:val="single" w:sz="24" w:space="0" w:color="CC1914"/>
+          <w:bottom w:val="single" w:sz="4" w:space="0" w:color="CC1914"/>
+          <w:right w:val="single" w:sz="4" w:space="0" w:color="CC1914"/>
+        </w:tblBorders>
+        <w:tblCellMar>
+          <w:left w:w="144" w:type="dxa"/>
+          <w:right w:w="144" w:type="dxa"/>
+        </w:tblCellMar>
+        <w:tblLook w:firstRow="0" w:lastRow="0" w:firstColumn="0" w:lastColumn="0" w:noHBand="0" w:noVBand="0" w:val="0000"/>
+      </w:tblPr>
+      <w:tr>
+        <w:trPr>
+          <w:cantSplit/>
+        </w:trPr>
+        <w:tc>
+          <w:tcPr>
+            <w:shd w:color="auto" w:fill="f7dddc" w:val="clear"/>
+            <w:tcMar>
+              <w:top w:w="92" w:type="dxa"/>
+              <w:bottom w:w="92" w:type="dxa"/>
+            </w:tcMar>
+          </w:tcPr>
+          <w:p>
+            <w:pPr>
+              <w:pStyle w:val="FirstParagraph"/>
+            </w:pPr>
+            <w:pPr>
+              <w:spacing w:before="0" w:after="0"/>
+              <w:textAlignment w:val="center"/>
+            </w:pPr>
+            <w:r>
+              <w:drawing>
+                <wp:inline>
+                  <wp:extent cx="152400" cy="152400"/>
+                  <wp:effectExtent b="0" l="0" r="0" t="0"/>
+                  <wp:docPr descr="" title="" id="31" name="Picture"/>
+                  <a:graphic>
+                    <a:graphicData uri="http://schemas.openxmlformats.org/drawingml/2006/picture">
+                      <pic:pic>
+                        <pic:nvPicPr>
+                          <pic:cNvPr descr="/Applications/Positron.app/Contents/Resources/app/quarto/share/formats/docx/important.png" id="32" name="Picture"/>
+                          <pic:cNvPicPr>
+                            <a:picLocks noChangeArrowheads="1" noChangeAspect="1"/>
+                          </pic:cNvPicPr>
+                        </pic:nvPicPr>
+                        <pic:blipFill>
+                          <a:blip r:embed="rId23"/>
+                          <a:stretch>
+                            <a:fillRect/>
+                          </a:stretch>
+                        </pic:blipFill>
+                        <pic:spPr bwMode="auto">
+                          <a:xfrm>
+                            <a:off x="0" y="0"/>
+                            <a:ext cx="152400" cy="152400"/>
+                          </a:xfrm>
+                          <a:prstGeom prst="rect">
+                            <a:avLst/>
+                          </a:prstGeom>
+                          <a:noFill/>
+                          <a:ln w="9525">
+                            <a:noFill/>
+                            <a:headEnd/>
+                            <a:tailEnd/>
+                          </a:ln>
+                        </pic:spPr>
+                      </pic:pic>
+                    </a:graphicData>
+                  </a:graphic>
+                </wp:inline>
+              </w:drawing>
+            </w:r>
+            <w:r>
+              <w:t xml:space="preserve"> </w:t>
+            </w:r>
+            <w:r>
+              <w:t xml:space="preserve"> </w:t>
+            </w:r>
+            <w:r>
+              <w:t xml:space="preserve">Important</w:t>
+            </w:r>
+          </w:p>
+        </w:tc>
+      </w:tr>
+      <w:tr>
+        <w:trPr>
+          <w:cantSplit/>
+        </w:trPr>
+        <w:tc>
+          <w:tcPr>
+            <w:tcMar>
+              <w:top w:w="108" w:type="dxa"/>
+              <w:bottom w:w="108" w:type="dxa"/>
+            </w:tcMar>
+          </w:tcPr>
+          <w:p>
+            <w:pPr>
+              <w:pStyle w:val="BodyText"/>
+            </w:pPr>
+            <w:pPr>
+              <w:spacing w:before="16" w:after="16"/>
+            </w:pPr>
+            <w:r>
+              <w:t xml:space="preserve">The groups are</w:t>
+            </w:r>
+            <w:r>
+              <w:t xml:space="preserve"> </w:t>
+            </w:r>
+            <w:r>
+              <w:rPr>
+                <w:b/>
+                <w:bCs/>
+              </w:rPr>
+              <w:t xml:space="preserve">unbalanced</w:t>
+            </w:r>
+            <w:r>
+              <w:t xml:space="preserve"> </w:t>
+            </w:r>
+            <w:r>
+              <w:t xml:space="preserve">(different n per species) — that matters when we pick our ANOVA type later.</w:t>
+            </w:r>
+          </w:p>
+          <w:p/>
+        </w:tc>
+      </w:tr>
+    </w:tbl>
+    <w:bookmarkEnd w:id="33"/>
+    <w:bookmarkStart w:id="39" w:name="explore-first-boxplot-by-species"/>
+    <w:p>
+      <w:pPr>
+        <w:pStyle w:val="Heading1"/>
+      </w:pPr>
+      <w:r>
+        <w:t xml:space="preserve">Explore First — Boxplot by Species</w:t>
+      </w:r>
+    </w:p>
+    <w:tbl>
+      <w:tblPr>
+        <w:tblStyle w:val="Table"/>
+        <w:tblLook w:firstRow="0" w:lastRow="0" w:firstColumn="0" w:lastColumn="0" w:noHBand="0" w:noVBand="0" w:val="0000"/>
+        <w:tblBorders>
+          <w:top w:val="single" w:sz="4" w:space="0" w:color="0758E5"/>
+          <w:left w:val="single" w:sz="24" w:space="0" w:color="0758E5"/>
+          <w:bottom w:val="single" w:sz="4" w:space="0" w:color="0758E5"/>
+          <w:right w:val="single" w:sz="4" w:space="0" w:color="0758E5"/>
+        </w:tblBorders>
+        <w:tblCellMar>
+          <w:left w:w="144" w:type="dxa"/>
+          <w:right w:w="144" w:type="dxa"/>
+        </w:tblCellMar>
+        <w:tblLook w:firstRow="0" w:lastRow="0" w:firstColumn="0" w:lastColumn="0" w:noHBand="0" w:noVBand="0" w:val="0000"/>
+      </w:tblPr>
+      <w:tr>
+        <w:trPr>
+          <w:cantSplit/>
+        </w:trPr>
+        <w:tc>
+          <w:tcPr>
+            <w:shd w:color="auto" w:fill="dae6fb" w:val="clear"/>
+            <w:tcMar>
+              <w:top w:w="92" w:type="dxa"/>
+              <w:bottom w:w="92" w:type="dxa"/>
+            </w:tcMar>
+          </w:tcPr>
+          <w:p>
+            <w:pPr>
+              <w:pStyle w:val="FirstParagraph"/>
+            </w:pPr>
+            <w:pPr>
+              <w:spacing w:before="0" w:after="0"/>
+              <w:textAlignment w:val="center"/>
+            </w:pPr>
+            <w:r>
+              <w:drawing>
+                <wp:inline>
+                  <wp:extent cx="152400" cy="152400"/>
+                  <wp:effectExtent b="0" l="0" r="0" t="0"/>
+                  <wp:docPr descr="" title="" id="34" name="Picture"/>
+                  <a:graphic>
+                    <a:graphicData uri="http://schemas.openxmlformats.org/drawingml/2006/picture">
+                      <pic:pic>
+                        <pic:nvPicPr>
+                          <pic:cNvPr descr="/Applications/Positron.app/Contents/Resources/app/quarto/share/formats/docx/note.png" id="35" name="Picture"/>
+                          <pic:cNvPicPr>
+                            <a:picLocks noChangeArrowheads="1" noChangeAspect="1"/>
+                          </pic:cNvPicPr>
+                        </pic:nvPicPr>
+                        <pic:blipFill>
+                          <a:blip r:embed="rId9"/>
+                          <a:stretch>
+                            <a:fillRect/>
+                          </a:stretch>
+                        </pic:blipFill>
+                        <pic:spPr bwMode="auto">
+                          <a:xfrm>
+                            <a:off x="0" y="0"/>
+                            <a:ext cx="152400" cy="152400"/>
+                          </a:xfrm>
+                          <a:prstGeom prst="rect">
+                            <a:avLst/>
+                          </a:prstGeom>
+                          <a:noFill/>
+                          <a:ln w="9525">
+                            <a:noFill/>
+                            <a:headEnd/>
+                            <a:tailEnd/>
+                          </a:ln>
+                        </pic:spPr>
+                      </pic:pic>
+                    </a:graphicData>
+                  </a:graphic>
+                </wp:inline>
+              </w:drawing>
+            </w:r>
+            <w:r>
+              <w:t xml:space="preserve"> </w:t>
+            </w:r>
+            <w:r>
+              <w:t xml:space="preserve"> </w:t>
+            </w:r>
+            <w:r>
+              <w:t xml:space="preserve">Note</w:t>
+            </w:r>
+          </w:p>
+        </w:tc>
+      </w:tr>
+      <w:tr>
+        <w:trPr>
+          <w:cantSplit/>
+        </w:trPr>
+        <w:tc>
+          <w:tcPr>
+            <w:tcMar>
+              <w:top w:w="108" w:type="dxa"/>
+              <w:bottom w:w="108" w:type="dxa"/>
+            </w:tcMar>
+          </w:tcPr>
+          <w:p>
+            <w:pPr>
+              <w:pStyle w:val="BodyText"/>
+            </w:pPr>
+            <w:pPr>
+              <w:spacing w:before="16" w:after="16"/>
+            </w:pPr>
+            <w:r>
+              <w:rPr>
+                <w:b/>
+                <w:bCs/>
+              </w:rPr>
+              <w:t xml:space="preserve">🔮 Predict first:</w:t>
+            </w:r>
+            <w:r>
+              <w:t xml:space="preserve"> </w:t>
+            </w:r>
+            <w:r>
+              <w:t xml:space="preserve">Before the plot renders — do you expect all three species to differ, or just one? Which species do you think is heaviest?</w:t>
+            </w:r>
+          </w:p>
+          <w:p/>
+        </w:tc>
+      </w:tr>
+    </w:tbl>
+    <w:p>
+      <w:pPr>
+        <w:pStyle w:val="SourceCode"/>
+      </w:pPr>
+      <w:r>
+        <w:rPr>
+          <w:rStyle w:val="NormalTok"/>
+        </w:rPr>
+        <w:t xml:space="preserve">mass_box_plot </w:t>
+      </w:r>
+      <w:r>
+        <w:rPr>
+          <w:rStyle w:val="OtherTok"/>
+        </w:rPr>
+        <w:t xml:space="preserve">&lt;-</w:t>
+      </w:r>
+      <w:r>
+        <w:rPr>
+          <w:rStyle w:val="NormalTok"/>
+        </w:rPr>
+        <w:t xml:space="preserve"> penguins_df </w:t>
+      </w:r>
+      <w:r>
+        <w:rPr>
+          <w:rStyle w:val="SpecialCharTok"/>
+        </w:rPr>
+        <w:t xml:space="preserve">%&gt;%</w:t>
+      </w:r>
+      <w:r>
+        <w:br/>
+      </w:r>
+      <w:r>
+        <w:rPr>
+          <w:rStyle w:val="NormalTok"/>
+        </w:rPr>
+        <w:t xml:space="preserve">  </w:t>
+      </w:r>
+      <w:r>
+        <w:rPr>
+          <w:rStyle w:val="FunctionTok"/>
+        </w:rPr>
+        <w:t xml:space="preserve">ggplot</w:t>
+      </w:r>
+      <w:r>
+        <w:rPr>
+          <w:rStyle w:val="NormalTok"/>
+        </w:rPr>
+        <w:t xml:space="preserve">(</w:t>
+      </w:r>
+      <w:r>
+        <w:rPr>
+          <w:rStyle w:val="FunctionTok"/>
+        </w:rPr>
+        <w:t xml:space="preserve">aes</w:t>
+      </w:r>
+      <w:r>
+        <w:rPr>
+          <w:rStyle w:val="NormalTok"/>
+        </w:rPr>
+        <w:t xml:space="preserve">(</w:t>
+      </w:r>
+      <w:r>
+        <w:rPr>
+          <w:rStyle w:val="AttributeTok"/>
+        </w:rPr>
+        <w:t xml:space="preserve">x =</w:t>
+      </w:r>
+      <w:r>
+        <w:rPr>
+          <w:rStyle w:val="NormalTok"/>
+        </w:rPr>
+        <w:t xml:space="preserve"> species, </w:t>
+      </w:r>
+      <w:r>
+        <w:rPr>
+          <w:rStyle w:val="AttributeTok"/>
+        </w:rPr>
+        <w:t xml:space="preserve">y =</w:t>
+      </w:r>
+      <w:r>
+        <w:rPr>
+          <w:rStyle w:val="NormalTok"/>
+        </w:rPr>
+        <w:t xml:space="preserve"> body_mass_g, </w:t>
+      </w:r>
+      <w:r>
+        <w:rPr>
+          <w:rStyle w:val="AttributeTok"/>
+        </w:rPr>
+        <w:t xml:space="preserve">fill =</w:t>
+      </w:r>
+      <w:r>
+        <w:rPr>
+          <w:rStyle w:val="NormalTok"/>
+        </w:rPr>
+        <w:t xml:space="preserve"> species)) </w:t>
+      </w:r>
+      <w:r>
+        <w:rPr>
+          <w:rStyle w:val="SpecialCharTok"/>
+        </w:rPr>
+        <w:t xml:space="preserve">+</w:t>
+      </w:r>
+      <w:r>
+        <w:br/>
+      </w:r>
+      <w:r>
+        <w:rPr>
+          <w:rStyle w:val="NormalTok"/>
+        </w:rPr>
+        <w:t xml:space="preserve">  </w:t>
+      </w:r>
+      <w:r>
+        <w:rPr>
+          <w:rStyle w:val="FunctionTok"/>
+        </w:rPr>
+        <w:t xml:space="preserve">geom_boxplot</w:t>
+      </w:r>
+      <w:r>
+        <w:rPr>
+          <w:rStyle w:val="NormalTok"/>
+        </w:rPr>
+        <w:t xml:space="preserve">(</w:t>
+      </w:r>
+      <w:r>
+        <w:rPr>
+          <w:rStyle w:val="AttributeTok"/>
+        </w:rPr>
+        <w:t xml:space="preserve">alpha =</w:t>
+      </w:r>
+      <w:r>
+        <w:rPr>
+          <w:rStyle w:val="NormalTok"/>
+        </w:rPr>
+        <w:t xml:space="preserve"> </w:t>
+      </w:r>
+      <w:r>
+        <w:rPr>
+          <w:rStyle w:val="FloatTok"/>
+        </w:rPr>
+        <w:t xml:space="preserve">0.5</w:t>
+      </w:r>
+      <w:r>
+        <w:rPr>
+          <w:rStyle w:val="NormalTok"/>
+        </w:rPr>
+        <w:t xml:space="preserve">, </w:t>
+      </w:r>
+      <w:r>
+        <w:rPr>
+          <w:rStyle w:val="AttributeTok"/>
+        </w:rPr>
+        <w:t xml:space="preserve">outlier.shape =</w:t>
+      </w:r>
+      <w:r>
+        <w:rPr>
+          <w:rStyle w:val="NormalTok"/>
+        </w:rPr>
+        <w:t xml:space="preserve"> </w:t>
+      </w:r>
+      <w:r>
+        <w:rPr>
+          <w:rStyle w:val="ConstantTok"/>
+        </w:rPr>
+        <w:t xml:space="preserve">NA</w:t>
+      </w:r>
+      <w:r>
+        <w:rPr>
+          <w:rStyle w:val="NormalTok"/>
+        </w:rPr>
+        <w:t xml:space="preserve">) </w:t>
+      </w:r>
+      <w:r>
+        <w:rPr>
+          <w:rStyle w:val="SpecialCharTok"/>
+        </w:rPr>
+        <w:t xml:space="preserve">+</w:t>
+      </w:r>
+      <w:r>
+        <w:br/>
+      </w:r>
+      <w:r>
+        <w:rPr>
+          <w:rStyle w:val="NormalTok"/>
+        </w:rPr>
+        <w:t xml:space="preserve">  </w:t>
+      </w:r>
+      <w:r>
+        <w:rPr>
+          <w:rStyle w:val="FunctionTok"/>
+        </w:rPr>
+        <w:t xml:space="preserve">geom_point</w:t>
+      </w:r>
+      <w:r>
+        <w:rPr>
+          <w:rStyle w:val="NormalTok"/>
+        </w:rPr>
+        <w:t xml:space="preserve">(</w:t>
+      </w:r>
+      <w:r>
+        <w:br/>
+      </w:r>
+      <w:r>
+        <w:rPr>
+          <w:rStyle w:val="NormalTok"/>
+        </w:rPr>
+        <w:t xml:space="preserve">    </w:t>
+      </w:r>
+      <w:r>
+        <w:rPr>
+          <w:rStyle w:val="AttributeTok"/>
+        </w:rPr>
+        <w:t xml:space="preserve">position =</w:t>
+      </w:r>
+      <w:r>
+        <w:rPr>
+          <w:rStyle w:val="NormalTok"/>
+        </w:rPr>
+        <w:t xml:space="preserve"> </w:t>
+      </w:r>
+      <w:r>
+        <w:rPr>
+          <w:rStyle w:val="FunctionTok"/>
+        </w:rPr>
+        <w:t xml:space="preserve">position_jitter</w:t>
+      </w:r>
+      <w:r>
+        <w:rPr>
+          <w:rStyle w:val="NormalTok"/>
+        </w:rPr>
+        <w:t xml:space="preserve">(</w:t>
+      </w:r>
+      <w:r>
+        <w:rPr>
+          <w:rStyle w:val="AttributeTok"/>
+        </w:rPr>
+        <w:t xml:space="preserve">width =</w:t>
+      </w:r>
+      <w:r>
+        <w:rPr>
+          <w:rStyle w:val="NormalTok"/>
+        </w:rPr>
+        <w:t xml:space="preserve"> </w:t>
+      </w:r>
+      <w:r>
+        <w:rPr>
+          <w:rStyle w:val="FloatTok"/>
+        </w:rPr>
+        <w:t xml:space="preserve">0.15</w:t>
+      </w:r>
+      <w:r>
+        <w:rPr>
+          <w:rStyle w:val="NormalTok"/>
+        </w:rPr>
+        <w:t xml:space="preserve">, </w:t>
+      </w:r>
+      <w:r>
+        <w:rPr>
+          <w:rStyle w:val="AttributeTok"/>
+        </w:rPr>
+        <w:t xml:space="preserve">seed =</w:t>
+      </w:r>
+      <w:r>
+        <w:rPr>
+          <w:rStyle w:val="NormalTok"/>
+        </w:rPr>
+        <w:t xml:space="preserve"> </w:t>
+      </w:r>
+      <w:r>
+        <w:rPr>
+          <w:rStyle w:val="DecValTok"/>
+        </w:rPr>
+        <w:t xml:space="preserve">42</w:t>
+      </w:r>
+      <w:r>
+        <w:rPr>
+          <w:rStyle w:val="NormalTok"/>
+        </w:rPr>
+        <w:t xml:space="preserve">),</w:t>
+      </w:r>
+      <w:r>
+        <w:br/>
+      </w:r>
+      <w:r>
+        <w:rPr>
+          <w:rStyle w:val="NormalTok"/>
+        </w:rPr>
+        <w:t xml:space="preserve">    </w:t>
+      </w:r>
+      <w:r>
+        <w:rPr>
+          <w:rStyle w:val="AttributeTok"/>
+        </w:rPr>
+        <w:t xml:space="preserve">alpha =</w:t>
+      </w:r>
+      <w:r>
+        <w:rPr>
+          <w:rStyle w:val="NormalTok"/>
+        </w:rPr>
+        <w:t xml:space="preserve"> </w:t>
+      </w:r>
+      <w:r>
+        <w:rPr>
+          <w:rStyle w:val="FloatTok"/>
+        </w:rPr>
+        <w:t xml:space="preserve">0.3</w:t>
+      </w:r>
+      <w:r>
+        <w:rPr>
+          <w:rStyle w:val="NormalTok"/>
+        </w:rPr>
+        <w:t xml:space="preserve">, </w:t>
+      </w:r>
+      <w:r>
+        <w:rPr>
+          <w:rStyle w:val="AttributeTok"/>
+        </w:rPr>
+        <w:t xml:space="preserve">size =</w:t>
+      </w:r>
+      <w:r>
+        <w:rPr>
+          <w:rStyle w:val="NormalTok"/>
+        </w:rPr>
+        <w:t xml:space="preserve"> </w:t>
+      </w:r>
+      <w:r>
+        <w:rPr>
+          <w:rStyle w:val="FloatTok"/>
+        </w:rPr>
+        <w:t xml:space="preserve">1.5</w:t>
+      </w:r>
+      <w:r>
+        <w:br/>
+      </w:r>
+      <w:r>
+        <w:rPr>
+          <w:rStyle w:val="NormalTok"/>
+        </w:rPr>
+        <w:t xml:space="preserve">  ) </w:t>
+      </w:r>
+      <w:r>
+        <w:rPr>
+          <w:rStyle w:val="SpecialCharTok"/>
+        </w:rPr>
+        <w:t xml:space="preserve">+</w:t>
+      </w:r>
+      <w:r>
+        <w:br/>
+      </w:r>
+      <w:r>
+        <w:rPr>
+          <w:rStyle w:val="NormalTok"/>
+        </w:rPr>
+        <w:t xml:space="preserve">  </w:t>
+      </w:r>
+      <w:r>
+        <w:rPr>
+          <w:rStyle w:val="FunctionTok"/>
+        </w:rPr>
+        <w:t xml:space="preserve">labs</w:t>
+      </w:r>
+      <w:r>
+        <w:rPr>
+          <w:rStyle w:val="NormalTok"/>
+        </w:rPr>
+        <w:t xml:space="preserve">(</w:t>
+      </w:r>
+      <w:r>
+        <w:rPr>
+          <w:rStyle w:val="AttributeTok"/>
+        </w:rPr>
+        <w:t xml:space="preserve">x =</w:t>
+      </w:r>
+      <w:r>
+        <w:rPr>
+          <w:rStyle w:val="NormalTok"/>
+        </w:rPr>
+        <w:t xml:space="preserve"> </w:t>
+      </w:r>
+      <w:r>
+        <w:rPr>
+          <w:rStyle w:val="StringTok"/>
+        </w:rPr>
+        <w:t xml:space="preserve">"Species"</w:t>
+      </w:r>
+      <w:r>
+        <w:rPr>
+          <w:rStyle w:val="NormalTok"/>
+        </w:rPr>
+        <w:t xml:space="preserve">, </w:t>
+      </w:r>
+      <w:r>
+        <w:rPr>
+          <w:rStyle w:val="AttributeTok"/>
+        </w:rPr>
+        <w:t xml:space="preserve">y =</w:t>
+      </w:r>
+      <w:r>
+        <w:rPr>
+          <w:rStyle w:val="NormalTok"/>
+        </w:rPr>
+        <w:t xml:space="preserve"> </w:t>
+      </w:r>
+      <w:r>
+        <w:rPr>
+          <w:rStyle w:val="StringTok"/>
+        </w:rPr>
+        <w:t xml:space="preserve">"Body Mass (g)"</w:t>
+      </w:r>
+      <w:r>
+        <w:rPr>
+          <w:rStyle w:val="NormalTok"/>
+        </w:rPr>
+        <w:t xml:space="preserve">) </w:t>
+      </w:r>
+      <w:r>
+        <w:rPr>
+          <w:rStyle w:val="SpecialCharTok"/>
+        </w:rPr>
+        <w:t xml:space="preserve">+</w:t>
+      </w:r>
+      <w:r>
+        <w:br/>
+      </w:r>
+      <w:r>
+        <w:rPr>
+          <w:rStyle w:val="NormalTok"/>
+        </w:rPr>
+        <w:t xml:space="preserve">  </w:t>
+      </w:r>
+      <w:r>
+        <w:rPr>
+          <w:rStyle w:val="FunctionTok"/>
+        </w:rPr>
+        <w:t xml:space="preserve">theme_minimal</w:t>
+      </w:r>
+      <w:r>
+        <w:rPr>
+          <w:rStyle w:val="NormalTok"/>
+        </w:rPr>
+        <w:t xml:space="preserve">() </w:t>
+      </w:r>
+      <w:r>
+        <w:rPr>
+          <w:rStyle w:val="SpecialCharTok"/>
+        </w:rPr>
+        <w:t xml:space="preserve">+</w:t>
+      </w:r>
+      <w:r>
+        <w:br/>
+      </w:r>
+      <w:r>
+        <w:rPr>
+          <w:rStyle w:val="NormalTok"/>
+        </w:rPr>
+        <w:t xml:space="preserve">  </w:t>
+      </w:r>
+      <w:r>
+        <w:rPr>
+          <w:rStyle w:val="FunctionTok"/>
+        </w:rPr>
+        <w:t xml:space="preserve">theme</w:t>
+      </w:r>
+      <w:r>
+        <w:rPr>
+          <w:rStyle w:val="NormalTok"/>
+        </w:rPr>
+        <w:t xml:space="preserve">(</w:t>
+      </w:r>
+      <w:r>
+        <w:rPr>
+          <w:rStyle w:val="AttributeTok"/>
+        </w:rPr>
+        <w:t xml:space="preserve">legend.position =</w:t>
+      </w:r>
+      <w:r>
+        <w:rPr>
+          <w:rStyle w:val="NormalTok"/>
+        </w:rPr>
+        <w:t xml:space="preserve"> </w:t>
+      </w:r>
+      <w:r>
+        <w:rPr>
+          <w:rStyle w:val="StringTok"/>
+        </w:rPr>
+        <w:t xml:space="preserve">"none"</w:t>
+      </w:r>
+      <w:r>
+        <w:rPr>
+          <w:rStyle w:val="NormalTok"/>
+        </w:rPr>
+        <w:t xml:space="preserve">)</w:t>
+      </w:r>
+      <w:r>
+        <w:br/>
+      </w:r>
+      <w:r>
+        <w:br/>
+      </w:r>
+      <w:r>
+        <w:rPr>
+          <w:rStyle w:val="NormalTok"/>
+        </w:rPr>
+        <w:t xml:space="preserve">mass_box_plot</w:t>
+      </w:r>
+    </w:p>
+    <w:p>
+      <w:pPr>
+        <w:pStyle w:val="FirstParagraph"/>
+      </w:pPr>
+      <w:r>
+        <w:drawing>
+          <wp:inline>
+            <wp:extent cx="5943600" cy="5943600"/>
+            <wp:effectExtent b="0" l="0" r="0" t="0"/>
+            <wp:docPr descr="" title="" id="37" name="Picture"/>
+            <a:graphic>
+              <a:graphicData uri="http://schemas.openxmlformats.org/drawingml/2006/picture">
+                <pic:pic>
+                  <pic:nvPicPr>
+                    <pic:cNvPr descr="one_way_anova_lecture_files/figure-docx/boxplot-10-1.png" id="38" name="Picture"/>
+                    <pic:cNvPicPr>
+                      <a:picLocks noChangeArrowheads="1" noChangeAspect="1"/>
+                    </pic:cNvPicPr>
+                  </pic:nvPicPr>
+                  <pic:blipFill>
+                    <a:blip r:embed="rId36"/>
+                    <a:stretch>
+                      <a:fillRect/>
+                    </a:stretch>
+                  </pic:blipFill>
+                  <pic:spPr bwMode="auto">
+                    <a:xfrm>
+                      <a:off x="0" y="0"/>
+                      <a:ext cx="5943600" cy="5943600"/>
+                    </a:xfrm>
+                    <a:prstGeom prst="rect">
+                      <a:avLst/>
+                    </a:prstGeom>
+                    <a:noFill/>
+                    <a:ln w="9525">
+                      <a:noFill/>
+                      <a:headEnd/>
+                      <a:tailEnd/>
+                    </a:ln>
+                  </pic:spPr>
+                </pic:pic>
+              </a:graphicData>
+            </a:graphic>
+          </wp:inline>
+        </w:drawing>
+      </w:r>
+    </w:p>
+    <w:p>
+      <w:pPr>
+        <w:pStyle w:val="BodyText"/>
+      </w:pPr>
+      <w:r>
+        <w:rPr>
+          <w:b/>
+          <w:bCs/>
+        </w:rPr>
+        <w:t xml:space="preserve">Always plot before you test.</w:t>
+      </w:r>
+    </w:p>
+    <w:p>
+      <w:pPr>
+        <w:pStyle w:val="Compact"/>
+        <w:numPr>
+          <w:ilvl w:val="0"/>
+          <w:numId w:val="1011"/>
+        </w:numPr>
+      </w:pPr>
+      <w:r>
+        <w:t xml:space="preserve">The picture usually tells the story before the</w:t>
+      </w:r>
+      <w:r>
+        <w:t xml:space="preserve"> </w:t>
+      </w:r>
+      <w:r>
+        <w:rPr>
+          <w:i/>
+          <w:iCs/>
+        </w:rPr>
+        <w:t xml:space="preserve">p</w:t>
+      </w:r>
+      <w:r>
+        <w:t xml:space="preserve">-value confirms it</w:t>
+      </w:r>
+    </w:p>
+    <w:p>
+      <w:pPr>
+        <w:pStyle w:val="Compact"/>
+        <w:numPr>
+          <w:ilvl w:val="0"/>
+          <w:numId w:val="1011"/>
+        </w:numPr>
+      </w:pPr>
+      <w:r>
+        <w:t xml:space="preserve">Look for separation between boxes and roughly similar spread</w:t>
+      </w:r>
+    </w:p>
+    <w:p>
+      <w:pPr>
+        <w:pStyle w:val="FirstParagraph"/>
+      </w:pPr>
+      <w:r>
+        <w:t xml:space="preserve">📖 R4DS §9 — Layers</w:t>
+      </w:r>
+    </w:p>
+    <w:bookmarkEnd w:id="39"/>
+    <w:bookmarkStart w:id="40" w:name="pause-do-activity-parts-13-now"/>
+    <w:p>
+      <w:pPr>
+        <w:pStyle w:val="Heading1"/>
+      </w:pPr>
+      <w:r>
+        <w:t xml:space="preserve">🛑 Pause — Do Activity Parts 1–3 Now</w:t>
+      </w:r>
+    </w:p>
+    <w:p>
+      <w:pPr>
+        <w:pStyle w:val="FirstParagraph"/>
+      </w:pPr>
+      <w:r>
+        <w:t xml:space="preserve">Load the penguins, plot body mass by species, and write your hypotheses. Predict which species differ before you run anything.</w:t>
+      </w:r>
+    </w:p>
+    <w:bookmarkEnd w:id="40"/>
+    <w:bookmarkStart w:id="43" w:name="X5c7e35e5b7a617ee5838c7fff8d4d8b00f120a7"/>
+    <w:p>
+      <w:pPr>
+        <w:pStyle w:val="Heading1"/>
+      </w:pPr>
+      <w:r>
+        <w:t xml:space="preserve">🧩 Chunk 2 of 4 · Fit the Model &amp; Check Assumptions</w:t>
+      </w:r>
+    </w:p>
+    <w:p>
+      <w:pPr>
+        <w:pStyle w:val="FirstParagraph"/>
+      </w:pPr>
+      <w:r>
+        <w:rPr>
+          <w:b/>
+          <w:bCs/>
+        </w:rPr>
+        <w:t xml:space="preserve">We will cover:</w:t>
+      </w:r>
+      <w:r>
+        <w:t xml:space="preserve"> </w:t>
+      </w:r>
+      <w:r>
+        <w:t xml:space="preserve">fitting the model, then checking normality of the residuals and equal variance across groups.</w:t>
+      </w:r>
+    </w:p>
+    <w:tbl>
+      <w:tblPr>
+        <w:tblStyle w:val="Table"/>
+        <w:tblLook w:firstRow="0" w:lastRow="0" w:firstColumn="0" w:lastColumn="0" w:noHBand="0" w:noVBand="0" w:val="0000"/>
+        <w:tblBorders>
+          <w:top w:val="single" w:sz="4" w:space="0" w:color="00A047"/>
+          <w:left w:val="single" w:sz="24" w:space="0" w:color="00A047"/>
+          <w:bottom w:val="single" w:sz="4" w:space="0" w:color="00A047"/>
+          <w:right w:val="single" w:sz="4" w:space="0" w:color="00A047"/>
+        </w:tblBorders>
+        <w:tblCellMar>
+          <w:left w:w="144" w:type="dxa"/>
+          <w:right w:w="144" w:type="dxa"/>
+        </w:tblCellMar>
+        <w:tblLook w:firstRow="0" w:lastRow="0" w:firstColumn="0" w:lastColumn="0" w:noHBand="0" w:noVBand="0" w:val="0000"/>
+      </w:tblPr>
+      <w:tr>
+        <w:trPr>
+          <w:cantSplit/>
+        </w:trPr>
+        <w:tc>
+          <w:tcPr>
+            <w:shd w:color="auto" w:fill="ccf1e3" w:val="clear"/>
+            <w:tcMar>
+              <w:top w:w="92" w:type="dxa"/>
+              <w:bottom w:w="92" w:type="dxa"/>
+            </w:tcMar>
+          </w:tcPr>
+          <w:p>
+            <w:pPr>
+              <w:pStyle w:val="BodyText"/>
+            </w:pPr>
+            <w:pPr>
+              <w:spacing w:before="0" w:after="0"/>
+              <w:textAlignment w:val="center"/>
+            </w:pPr>
+            <w:r>
+              <w:drawing>
+                <wp:inline>
+                  <wp:extent cx="152400" cy="152400"/>
+                  <wp:effectExtent b="0" l="0" r="0" t="0"/>
+                  <wp:docPr descr="" title="" id="41" name="Picture"/>
+                  <a:graphic>
+                    <a:graphicData uri="http://schemas.openxmlformats.org/drawingml/2006/picture">
+                      <pic:pic>
+                        <pic:nvPicPr>
+                          <pic:cNvPr descr="/Applications/Positron.app/Contents/Resources/app/quarto/share/formats/docx/tip.png" id="42" name="Picture"/>
+                          <pic:cNvPicPr>
+                            <a:picLocks noChangeArrowheads="1" noChangeAspect="1"/>
+                          </pic:cNvPicPr>
+                        </pic:nvPicPr>
+                        <pic:blipFill>
+                          <a:blip r:embed="rId19"/>
+                          <a:stretch>
+                            <a:fillRect/>
+                          </a:stretch>
+                        </pic:blipFill>
+                        <pic:spPr bwMode="auto">
+                          <a:xfrm>
+                            <a:off x="0" y="0"/>
+                            <a:ext cx="152400" cy="152400"/>
+                          </a:xfrm>
+                          <a:prstGeom prst="rect">
+                            <a:avLst/>
+                          </a:prstGeom>
+                          <a:noFill/>
+                          <a:ln w="9525">
+                            <a:noFill/>
+                            <a:headEnd/>
+                            <a:tailEnd/>
+                          </a:ln>
+                        </pic:spPr>
+                      </pic:pic>
+                    </a:graphicData>
+                  </a:graphic>
+                </wp:inline>
+              </w:drawing>
+            </w:r>
+            <w:r>
+              <w:t xml:space="preserve"> </w:t>
+            </w:r>
+            <w:r>
+              <w:t xml:space="preserve"> </w:t>
+            </w:r>
+            <w:r>
+              <w:t xml:space="preserve">Tip</w:t>
+            </w:r>
+          </w:p>
+        </w:tc>
+      </w:tr>
+      <w:tr>
+        <w:trPr>
+          <w:cantSplit/>
+        </w:trPr>
+        <w:tc>
+          <w:tcPr>
+            <w:tcMar>
+              <w:top w:w="108" w:type="dxa"/>
+              <w:bottom w:w="108" w:type="dxa"/>
+            </w:tcMar>
+          </w:tcPr>
+          <w:p>
+            <w:pPr>
+              <w:pStyle w:val="BodyText"/>
+            </w:pPr>
+            <w:pPr>
+              <w:spacing w:before="16" w:after="16"/>
+            </w:pPr>
+            <w:r>
+              <w:rPr>
+                <w:b/>
+                <w:bCs/>
+              </w:rPr>
+              <w:t xml:space="preserve">🖐 After this chunk: Activity Parts 4–6</w:t>
+            </w:r>
+            <w:r>
+              <w:t xml:space="preserve"> </w:t>
+            </w:r>
+            <w:r>
+              <w:t xml:space="preserve">(fit, QQ + Shapiro on residuals, Levene’s test).</w:t>
+            </w:r>
+          </w:p>
+          <w:p/>
+        </w:tc>
+      </w:tr>
+    </w:tbl>
+    <w:bookmarkEnd w:id="43"/>
+    <w:bookmarkStart w:id="46" w:name="fit-the-model"/>
+    <w:p>
+      <w:pPr>
+        <w:pStyle w:val="Heading1"/>
+      </w:pPr>
+      <w:r>
+        <w:t xml:space="preserve">Fit the Model</w:t>
+      </w:r>
+    </w:p>
+    <w:p>
+      <w:pPr>
+        <w:pStyle w:val="SourceCode"/>
+      </w:pPr>
+      <w:r>
+        <w:rPr>
+          <w:rStyle w:val="CommentTok"/>
+        </w:rPr>
+        <w:t xml:space="preserve"># ANOVA is a linear model with a categorical X ---------</w:t>
+      </w:r>
+      <w:r>
+        <w:br/>
+      </w:r>
+      <w:r>
+        <w:rPr>
+          <w:rStyle w:val="NormalTok"/>
+        </w:rPr>
+        <w:t xml:space="preserve">mass_model </w:t>
+      </w:r>
+      <w:r>
+        <w:rPr>
+          <w:rStyle w:val="OtherTok"/>
+        </w:rPr>
+        <w:t xml:space="preserve">&lt;-</w:t>
+      </w:r>
+      <w:r>
+        <w:rPr>
+          <w:rStyle w:val="NormalTok"/>
+        </w:rPr>
+        <w:t xml:space="preserve"> </w:t>
+      </w:r>
+      <w:r>
+        <w:rPr>
+          <w:rStyle w:val="FunctionTok"/>
+        </w:rPr>
+        <w:t xml:space="preserve">lm</w:t>
+      </w:r>
+      <w:r>
+        <w:rPr>
+          <w:rStyle w:val="NormalTok"/>
+        </w:rPr>
+        <w:t xml:space="preserve">(body_mass_g </w:t>
+      </w:r>
+      <w:r>
+        <w:rPr>
+          <w:rStyle w:val="SpecialCharTok"/>
+        </w:rPr>
+        <w:t xml:space="preserve">~</w:t>
+      </w:r>
+      <w:r>
+        <w:rPr>
+          <w:rStyle w:val="NormalTok"/>
+        </w:rPr>
+        <w:t xml:space="preserve"> species, </w:t>
+      </w:r>
+      <w:r>
+        <w:rPr>
+          <w:rStyle w:val="AttributeTok"/>
+        </w:rPr>
+        <w:t xml:space="preserve">data =</w:t>
+      </w:r>
+      <w:r>
+        <w:rPr>
+          <w:rStyle w:val="NormalTok"/>
+        </w:rPr>
+        <w:t xml:space="preserve"> penguins_df)</w:t>
+      </w:r>
+    </w:p>
+    <w:p>
+      <w:pPr>
+        <w:pStyle w:val="Compact"/>
+        <w:numPr>
+          <w:ilvl w:val="0"/>
+          <w:numId w:val="1012"/>
+        </w:numPr>
+      </w:pPr>
+      <w:r>
+        <w:rPr>
+          <w:rStyle w:val="VerbatimChar"/>
+        </w:rPr>
+        <w:t xml:space="preserve">lm(Y ~ X)</w:t>
+      </w:r>
+      <w:r>
+        <w:t xml:space="preserve"> </w:t>
+      </w:r>
+      <w:r>
+        <w:t xml:space="preserve">— the</w:t>
+      </w:r>
+      <w:r>
+        <w:t xml:space="preserve"> </w:t>
+      </w:r>
+      <w:r>
+        <w:rPr>
+          <w:i/>
+          <w:iCs/>
+        </w:rPr>
+        <w:t xml:space="preserve">same</w:t>
+      </w:r>
+      <w:r>
+        <w:t xml:space="preserve"> </w:t>
+      </w:r>
+      <w:r>
+        <w:t xml:space="preserve">syntax as regression (Lecture 06)</w:t>
+      </w:r>
+    </w:p>
+    <w:p>
+      <w:pPr>
+        <w:pStyle w:val="Compact"/>
+        <w:numPr>
+          <w:ilvl w:val="0"/>
+          <w:numId w:val="1012"/>
+        </w:numPr>
+      </w:pPr>
+      <w:r>
+        <w:t xml:space="preserve">When</w:t>
+      </w:r>
+      <w:r>
+        <w:t xml:space="preserve"> </w:t>
+      </w:r>
+      <w:r>
+        <w:rPr>
+          <w:rStyle w:val="VerbatimChar"/>
+        </w:rPr>
+        <w:t xml:space="preserve">X</w:t>
+      </w:r>
+      <w:r>
+        <w:t xml:space="preserve"> </w:t>
+      </w:r>
+      <w:r>
+        <w:t xml:space="preserve">is</w:t>
+      </w:r>
+      <w:r>
+        <w:t xml:space="preserve"> </w:t>
+      </w:r>
+      <w:r>
+        <w:rPr>
+          <w:b/>
+          <w:bCs/>
+        </w:rPr>
+        <w:t xml:space="preserve">categorical</w:t>
+      </w:r>
+      <w:r>
+        <w:t xml:space="preserve">, that linear model</w:t>
+      </w:r>
+      <w:r>
+        <w:t xml:space="preserve"> </w:t>
+      </w:r>
+      <w:r>
+        <w:rPr>
+          <w:i/>
+          <w:iCs/>
+        </w:rPr>
+        <w:t xml:space="preserve">is</w:t>
+      </w:r>
+      <w:r>
+        <w:t xml:space="preserve"> </w:t>
+      </w:r>
+      <w:r>
+        <w:t xml:space="preserve">a one-way ANOVA</w:t>
+      </w:r>
+    </w:p>
+    <w:p>
+      <w:pPr>
+        <w:pStyle w:val="Compact"/>
+        <w:numPr>
+          <w:ilvl w:val="0"/>
+          <w:numId w:val="1012"/>
+        </w:numPr>
+      </w:pPr>
+      <w:r>
+        <w:t xml:space="preserve">We check assumptions on this model</w:t>
+      </w:r>
+      <w:r>
+        <w:t xml:space="preserve"> </w:t>
+      </w:r>
+      <w:r>
+        <w:rPr>
+          <w:b/>
+          <w:bCs/>
+        </w:rPr>
+        <w:t xml:space="preserve">before</w:t>
+      </w:r>
+      <w:r>
+        <w:t xml:space="preserve"> </w:t>
+      </w:r>
+      <w:r>
+        <w:t xml:space="preserve">reading any</w:t>
+      </w:r>
+      <w:r>
+        <w:t xml:space="preserve"> </w:t>
+      </w:r>
+      <w:r>
+        <w:rPr>
+          <w:i/>
+          <w:iCs/>
+        </w:rPr>
+        <w:t xml:space="preserve">p</w:t>
+      </w:r>
+      <w:r>
+        <w:t xml:space="preserve">-value</w:t>
+      </w:r>
+    </w:p>
+    <w:tbl>
+      <w:tblPr>
+        <w:tblStyle w:val="Table"/>
+        <w:tblLook w:firstRow="0" w:lastRow="0" w:firstColumn="0" w:lastColumn="0" w:noHBand="0" w:noVBand="0" w:val="0000"/>
+        <w:tblBorders>
+          <w:top w:val="single" w:sz="4" w:space="0" w:color="0758E5"/>
+          <w:left w:val="single" w:sz="24" w:space="0" w:color="0758E5"/>
+          <w:bottom w:val="single" w:sz="4" w:space="0" w:color="0758E5"/>
+          <w:right w:val="single" w:sz="4" w:space="0" w:color="0758E5"/>
+        </w:tblBorders>
+        <w:tblCellMar>
+          <w:left w:w="144" w:type="dxa"/>
+          <w:right w:w="144" w:type="dxa"/>
+        </w:tblCellMar>
+        <w:tblLook w:firstRow="0" w:lastRow="0" w:firstColumn="0" w:lastColumn="0" w:noHBand="0" w:noVBand="0" w:val="0000"/>
+      </w:tblPr>
+      <w:tr>
+        <w:trPr>
+          <w:cantSplit/>
+        </w:trPr>
+        <w:tc>
+          <w:tcPr>
+            <w:shd w:color="auto" w:fill="dae6fb" w:val="clear"/>
+            <w:tcMar>
+              <w:top w:w="92" w:type="dxa"/>
+              <w:bottom w:w="92" w:type="dxa"/>
+            </w:tcMar>
+          </w:tcPr>
+          <w:p>
+            <w:pPr>
+              <w:pStyle w:val="FirstParagraph"/>
+            </w:pPr>
+            <w:pPr>
+              <w:spacing w:before="0" w:after="0"/>
+              <w:textAlignment w:val="center"/>
+            </w:pPr>
+            <w:r>
+              <w:drawing>
+                <wp:inline>
+                  <wp:extent cx="152400" cy="152400"/>
+                  <wp:effectExtent b="0" l="0" r="0" t="0"/>
+                  <wp:docPr descr="" title="" id="44" name="Picture"/>
+                  <a:graphic>
+                    <a:graphicData uri="http://schemas.openxmlformats.org/drawingml/2006/picture">
+                      <pic:pic>
+                        <pic:nvPicPr>
+                          <pic:cNvPr descr="/Applications/Positron.app/Contents/Resources/app/quarto/share/formats/docx/note.png" id="45" name="Picture"/>
+                          <pic:cNvPicPr>
+                            <a:picLocks noChangeArrowheads="1" noChangeAspect="1"/>
+                          </pic:cNvPicPr>
+                        </pic:nvPicPr>
+                        <pic:blipFill>
+                          <a:blip r:embed="rId9"/>
+                          <a:stretch>
+                            <a:fillRect/>
+                          </a:stretch>
+                        </pic:blipFill>
+                        <pic:spPr bwMode="auto">
+                          <a:xfrm>
+                            <a:off x="0" y="0"/>
+                            <a:ext cx="152400" cy="152400"/>
+                          </a:xfrm>
+                          <a:prstGeom prst="rect">
+                            <a:avLst/>
+                          </a:prstGeom>
+                          <a:noFill/>
+                          <a:ln w="9525">
+                            <a:noFill/>
+                            <a:headEnd/>
+                            <a:tailEnd/>
+                          </a:ln>
+                        </pic:spPr>
+                      </pic:pic>
+                    </a:graphicData>
+                  </a:graphic>
+                </wp:inline>
+              </w:drawing>
+            </w:r>
+            <w:r>
+              <w:t xml:space="preserve"> </w:t>
+            </w:r>
+            <w:r>
+              <w:t xml:space="preserve"> </w:t>
+            </w:r>
+            <w:r>
+              <w:t xml:space="preserve">Note</w:t>
+            </w:r>
+          </w:p>
+        </w:tc>
+      </w:tr>
+      <w:tr>
+        <w:trPr>
+          <w:cantSplit/>
+        </w:trPr>
+        <w:tc>
+          <w:tcPr>
+            <w:tcMar>
+              <w:top w:w="108" w:type="dxa"/>
+              <w:bottom w:w="108" w:type="dxa"/>
+            </w:tcMar>
+          </w:tcPr>
+          <w:p>
+            <w:pPr>
+              <w:pStyle w:val="BodyText"/>
+            </w:pPr>
+            <w:pPr>
+              <w:spacing w:before="16"/>
+            </w:pPr>
+            <w:r>
+              <w:rPr>
+                <w:b/>
+                <w:bCs/>
+              </w:rPr>
+              <w:t xml:space="preserve">✅ Key idea</w:t>
+            </w:r>
+          </w:p>
+          <w:p>
+            <w:pPr>
+              <w:pStyle w:val="BodyText"/>
+            </w:pPr>
+            <w:pPr>
+              <w:spacing w:after="16"/>
+            </w:pPr>
+            <w:r>
+              <w:t xml:space="preserve">ANOVA and regression are the</w:t>
+            </w:r>
+            <w:r>
+              <w:t xml:space="preserve"> </w:t>
+            </w:r>
+            <w:r>
+              <w:rPr>
+                <w:b/>
+                <w:bCs/>
+              </w:rPr>
+              <w:t xml:space="preserve">same machinery</w:t>
+            </w:r>
+            <w:r>
+              <w:t xml:space="preserve"> </w:t>
+            </w:r>
+            <w:r>
+              <w:t xml:space="preserve">(</w:t>
+            </w:r>
+            <w:r>
+              <w:rPr>
+                <w:rStyle w:val="VerbatimChar"/>
+              </w:rPr>
+              <w:t xml:space="preserve">lm</w:t>
+            </w:r>
+            <w:r>
+              <w:t xml:space="preserve">). ANOVA just has a grouping variable instead of a numeric one.</w:t>
+            </w:r>
+          </w:p>
+          <w:p/>
+        </w:tc>
+      </w:tr>
+    </w:tbl>
+    <w:p>
+      <w:pPr>
+        <w:pStyle w:val="BodyText"/>
+      </w:pPr>
+      <w:r>
+        <w:t xml:space="preserve">📖 W&amp;S §15.2</w:t>
+      </w:r>
+    </w:p>
+    <w:bookmarkEnd w:id="46"/>
+    <w:bookmarkStart w:id="52" w:name="assumption-1-normality-of-the-residuals"/>
+    <w:p>
+      <w:pPr>
+        <w:pStyle w:val="Heading1"/>
+      </w:pPr>
+      <w:r>
+        <w:t xml:space="preserve">Assumption 1 — Normality of the Residuals</w:t>
+      </w:r>
+    </w:p>
+    <w:p>
+      <w:pPr>
+        <w:pStyle w:val="SourceCode"/>
+      </w:pPr>
+      <w:r>
+        <w:rPr>
+          <w:rStyle w:val="CommentTok"/>
+        </w:rPr>
+        <w:t xml:space="preserve"># QQ plot of residuals — points should track the line -</w:t>
+      </w:r>
+      <w:r>
+        <w:br/>
+      </w:r>
+      <w:r>
+        <w:rPr>
+          <w:rStyle w:val="NormalTok"/>
+        </w:rPr>
+        <w:t xml:space="preserve">qq_mass_plot </w:t>
+      </w:r>
+      <w:r>
+        <w:rPr>
+          <w:rStyle w:val="OtherTok"/>
+        </w:rPr>
+        <w:t xml:space="preserve">&lt;-</w:t>
+      </w:r>
+      <w:r>
+        <w:rPr>
+          <w:rStyle w:val="NormalTok"/>
+        </w:rPr>
+        <w:t xml:space="preserve"> penguins_df </w:t>
+      </w:r>
+      <w:r>
+        <w:rPr>
+          <w:rStyle w:val="SpecialCharTok"/>
+        </w:rPr>
+        <w:t xml:space="preserve">%&gt;%</w:t>
+      </w:r>
+      <w:r>
+        <w:br/>
+      </w:r>
+      <w:r>
+        <w:rPr>
+          <w:rStyle w:val="NormalTok"/>
+        </w:rPr>
+        <w:t xml:space="preserve">  </w:t>
+      </w:r>
+      <w:r>
+        <w:rPr>
+          <w:rStyle w:val="FunctionTok"/>
+        </w:rPr>
+        <w:t xml:space="preserve">mutate</w:t>
+      </w:r>
+      <w:r>
+        <w:rPr>
+          <w:rStyle w:val="NormalTok"/>
+        </w:rPr>
+        <w:t xml:space="preserve">(</w:t>
+      </w:r>
+      <w:r>
+        <w:rPr>
+          <w:rStyle w:val="AttributeTok"/>
+        </w:rPr>
+        <w:t xml:space="preserve">resid =</w:t>
+      </w:r>
+      <w:r>
+        <w:rPr>
+          <w:rStyle w:val="NormalTok"/>
+        </w:rPr>
+        <w:t xml:space="preserve"> </w:t>
+      </w:r>
+      <w:r>
+        <w:rPr>
+          <w:rStyle w:val="FunctionTok"/>
+        </w:rPr>
+        <w:t xml:space="preserve">residuals</w:t>
+      </w:r>
+      <w:r>
+        <w:rPr>
+          <w:rStyle w:val="NormalTok"/>
+        </w:rPr>
+        <w:t xml:space="preserve">(mass_model)) </w:t>
+      </w:r>
+      <w:r>
+        <w:rPr>
+          <w:rStyle w:val="SpecialCharTok"/>
+        </w:rPr>
+        <w:t xml:space="preserve">%&gt;%</w:t>
+      </w:r>
+      <w:r>
+        <w:br/>
+      </w:r>
+      <w:r>
+        <w:rPr>
+          <w:rStyle w:val="NormalTok"/>
+        </w:rPr>
+        <w:t xml:space="preserve">  </w:t>
+      </w:r>
+      <w:r>
+        <w:rPr>
+          <w:rStyle w:val="FunctionTok"/>
+        </w:rPr>
+        <w:t xml:space="preserve">ggplot</w:t>
+      </w:r>
+      <w:r>
+        <w:rPr>
+          <w:rStyle w:val="NormalTok"/>
+        </w:rPr>
+        <w:t xml:space="preserve">(</w:t>
+      </w:r>
+      <w:r>
+        <w:rPr>
+          <w:rStyle w:val="FunctionTok"/>
+        </w:rPr>
+        <w:t xml:space="preserve">aes</w:t>
+      </w:r>
+      <w:r>
+        <w:rPr>
+          <w:rStyle w:val="NormalTok"/>
+        </w:rPr>
+        <w:t xml:space="preserve">(</w:t>
+      </w:r>
+      <w:r>
+        <w:rPr>
+          <w:rStyle w:val="AttributeTok"/>
+        </w:rPr>
+        <w:t xml:space="preserve">sample =</w:t>
+      </w:r>
+      <w:r>
+        <w:rPr>
+          <w:rStyle w:val="NormalTok"/>
+        </w:rPr>
+        <w:t xml:space="preserve"> resid)) </w:t>
+      </w:r>
+      <w:r>
+        <w:rPr>
+          <w:rStyle w:val="SpecialCharTok"/>
+        </w:rPr>
+        <w:t xml:space="preserve">+</w:t>
+      </w:r>
+      <w:r>
+        <w:br/>
+      </w:r>
+      <w:r>
+        <w:rPr>
+          <w:rStyle w:val="NormalTok"/>
+        </w:rPr>
+        <w:t xml:space="preserve">  </w:t>
+      </w:r>
+      <w:r>
+        <w:rPr>
+          <w:rStyle w:val="FunctionTok"/>
+        </w:rPr>
+        <w:t xml:space="preserve">stat_qq</w:t>
+      </w:r>
+      <w:r>
+        <w:rPr>
+          <w:rStyle w:val="NormalTok"/>
+        </w:rPr>
+        <w:t xml:space="preserve">() </w:t>
+      </w:r>
+      <w:r>
+        <w:rPr>
+          <w:rStyle w:val="SpecialCharTok"/>
+        </w:rPr>
+        <w:t xml:space="preserve">+</w:t>
+      </w:r>
+      <w:r>
+        <w:br/>
+      </w:r>
+      <w:r>
+        <w:rPr>
+          <w:rStyle w:val="NormalTok"/>
+        </w:rPr>
+        <w:t xml:space="preserve">  </w:t>
+      </w:r>
+      <w:r>
+        <w:rPr>
+          <w:rStyle w:val="FunctionTok"/>
+        </w:rPr>
+        <w:t xml:space="preserve">stat_qq_line</w:t>
+      </w:r>
+      <w:r>
+        <w:rPr>
+          <w:rStyle w:val="NormalTok"/>
+        </w:rPr>
+        <w:t xml:space="preserve">(</w:t>
+      </w:r>
+      <w:r>
+        <w:rPr>
+          <w:rStyle w:val="AttributeTok"/>
+        </w:rPr>
+        <w:t xml:space="preserve">color =</w:t>
+      </w:r>
+      <w:r>
+        <w:rPr>
+          <w:rStyle w:val="NormalTok"/>
+        </w:rPr>
+        <w:t xml:space="preserve"> </w:t>
+      </w:r>
+      <w:r>
+        <w:rPr>
+          <w:rStyle w:val="StringTok"/>
+        </w:rPr>
+        <w:t xml:space="preserve">"red"</w:t>
+      </w:r>
+      <w:r>
+        <w:rPr>
+          <w:rStyle w:val="NormalTok"/>
+        </w:rPr>
+        <w:t xml:space="preserve">, </w:t>
+      </w:r>
+      <w:r>
+        <w:rPr>
+          <w:rStyle w:val="AttributeTok"/>
+        </w:rPr>
+        <w:t xml:space="preserve">linewidth =</w:t>
+      </w:r>
+      <w:r>
+        <w:rPr>
+          <w:rStyle w:val="NormalTok"/>
+        </w:rPr>
+        <w:t xml:space="preserve"> </w:t>
+      </w:r>
+      <w:r>
+        <w:rPr>
+          <w:rStyle w:val="FloatTok"/>
+        </w:rPr>
+        <w:t xml:space="preserve">0.8</w:t>
+      </w:r>
+      <w:r>
+        <w:rPr>
+          <w:rStyle w:val="NormalTok"/>
+        </w:rPr>
+        <w:t xml:space="preserve">) </w:t>
+      </w:r>
+      <w:r>
+        <w:rPr>
+          <w:rStyle w:val="SpecialCharTok"/>
+        </w:rPr>
+        <w:t xml:space="preserve">+</w:t>
+      </w:r>
+      <w:r>
+        <w:br/>
+      </w:r>
+      <w:r>
+        <w:rPr>
+          <w:rStyle w:val="NormalTok"/>
+        </w:rPr>
+        <w:t xml:space="preserve">  </w:t>
+      </w:r>
+      <w:r>
+        <w:rPr>
+          <w:rStyle w:val="FunctionTok"/>
+        </w:rPr>
+        <w:t xml:space="preserve">labs</w:t>
+      </w:r>
+      <w:r>
+        <w:rPr>
+          <w:rStyle w:val="NormalTok"/>
+        </w:rPr>
+        <w:t xml:space="preserve">(</w:t>
+      </w:r>
+      <w:r>
+        <w:rPr>
+          <w:rStyle w:val="AttributeTok"/>
+        </w:rPr>
+        <w:t xml:space="preserve">x =</w:t>
+      </w:r>
+      <w:r>
+        <w:rPr>
+          <w:rStyle w:val="NormalTok"/>
+        </w:rPr>
+        <w:t xml:space="preserve"> </w:t>
+      </w:r>
+      <w:r>
+        <w:rPr>
+          <w:rStyle w:val="StringTok"/>
+        </w:rPr>
+        <w:t xml:space="preserve">"Theoretical"</w:t>
+      </w:r>
+      <w:r>
+        <w:rPr>
+          <w:rStyle w:val="NormalTok"/>
+        </w:rPr>
+        <w:t xml:space="preserve">, </w:t>
+      </w:r>
+      <w:r>
+        <w:rPr>
+          <w:rStyle w:val="AttributeTok"/>
+        </w:rPr>
+        <w:t xml:space="preserve">y =</w:t>
+      </w:r>
+      <w:r>
+        <w:rPr>
+          <w:rStyle w:val="NormalTok"/>
+        </w:rPr>
+        <w:t xml:space="preserve"> </w:t>
+      </w:r>
+      <w:r>
+        <w:rPr>
+          <w:rStyle w:val="StringTok"/>
+        </w:rPr>
+        <w:t xml:space="preserve">"Sample residuals"</w:t>
+      </w:r>
+      <w:r>
+        <w:rPr>
+          <w:rStyle w:val="NormalTok"/>
+        </w:rPr>
+        <w:t xml:space="preserve">) </w:t>
+      </w:r>
+      <w:r>
+        <w:rPr>
+          <w:rStyle w:val="SpecialCharTok"/>
+        </w:rPr>
+        <w:t xml:space="preserve">+</w:t>
+      </w:r>
+      <w:r>
+        <w:br/>
+      </w:r>
+      <w:r>
+        <w:rPr>
+          <w:rStyle w:val="NormalTok"/>
+        </w:rPr>
+        <w:t xml:space="preserve">  </w:t>
+      </w:r>
+      <w:r>
+        <w:rPr>
+          <w:rStyle w:val="FunctionTok"/>
+        </w:rPr>
+        <w:t xml:space="preserve">theme_minimal</w:t>
+      </w:r>
+      <w:r>
+        <w:rPr>
+          <w:rStyle w:val="NormalTok"/>
+        </w:rPr>
+        <w:t xml:space="preserve">()</w:t>
+      </w:r>
+      <w:r>
+        <w:br/>
+      </w:r>
+      <w:r>
+        <w:br/>
+      </w:r>
+      <w:r>
+        <w:rPr>
+          <w:rStyle w:val="NormalTok"/>
+        </w:rPr>
+        <w:t xml:space="preserve">qq_mass_plot</w:t>
+      </w:r>
+    </w:p>
+    <w:p>
+      <w:pPr>
+        <w:pStyle w:val="FirstParagraph"/>
+      </w:pPr>
+      <w:r>
+        <w:drawing>
+          <wp:inline>
+            <wp:extent cx="5943600" cy="5943600"/>
+            <wp:effectExtent b="0" l="0" r="0" t="0"/>
+            <wp:docPr descr="" title="" id="48" name="Picture"/>
+            <a:graphic>
+              <a:graphicData uri="http://schemas.openxmlformats.org/drawingml/2006/picture">
+                <pic:pic>
+                  <pic:nvPicPr>
+                    <pic:cNvPr descr="one_way_anova_lecture_files/figure-docx/qq-10-1.png" id="49" name="Picture"/>
+                    <pic:cNvPicPr>
+                      <a:picLocks noChangeArrowheads="1" noChangeAspect="1"/>
+                    </pic:cNvPicPr>
+                  </pic:nvPicPr>
+                  <pic:blipFill>
+                    <a:blip r:embed="rId47"/>
+                    <a:stretch>
+                      <a:fillRect/>
+                    </a:stretch>
+                  </pic:blipFill>
+                  <pic:spPr bwMode="auto">
+                    <a:xfrm>
+                      <a:off x="0" y="0"/>
+                      <a:ext cx="5943600" cy="5943600"/>
+                    </a:xfrm>
+                    <a:prstGeom prst="rect">
+                      <a:avLst/>
+                    </a:prstGeom>
+                    <a:noFill/>
+                    <a:ln w="9525">
+                      <a:noFill/>
+                      <a:headEnd/>
+                      <a:tailEnd/>
+                    </a:ln>
+                  </pic:spPr>
+                </pic:pic>
+              </a:graphicData>
+            </a:graphic>
+          </wp:inline>
+        </w:drawing>
+      </w:r>
+    </w:p>
+    <w:p>
+      <w:pPr>
+        <w:pStyle w:val="SourceCode"/>
+      </w:pPr>
+      <w:r>
+        <w:rPr>
+          <w:rStyle w:val="FunctionTok"/>
+        </w:rPr>
+        <w:t xml:space="preserve">shapiro.test</w:t>
+      </w:r>
+      <w:r>
+        <w:rPr>
+          <w:rStyle w:val="NormalTok"/>
+        </w:rPr>
+        <w:t xml:space="preserve">(</w:t>
+      </w:r>
+      <w:r>
+        <w:rPr>
+          <w:rStyle w:val="FunctionTok"/>
+        </w:rPr>
+        <w:t xml:space="preserve">residuals</w:t>
+      </w:r>
+      <w:r>
+        <w:rPr>
+          <w:rStyle w:val="NormalTok"/>
+        </w:rPr>
+        <w:t xml:space="preserve">(mass_model))</w:t>
+      </w:r>
+    </w:p>
+    <w:p>
+      <w:pPr>
+        <w:pStyle w:val="SourceCode"/>
+      </w:pPr>
+      <w:r>
+        <w:br/>
+      </w:r>
+      <w:r>
+        <w:rPr>
+          <w:rStyle w:val="VerbatimChar"/>
+        </w:rPr>
+        <w:t xml:space="preserve">    Shapiro-Wilk normality test</w:t>
+      </w:r>
+      <w:r>
+        <w:br/>
+      </w:r>
+      <w:r>
+        <w:br/>
+      </w:r>
+      <w:r>
+        <w:rPr>
+          <w:rStyle w:val="VerbatimChar"/>
+        </w:rPr>
+        <w:t xml:space="preserve">data:  residuals(mass_model)</w:t>
+      </w:r>
+      <w:r>
+        <w:br/>
+      </w:r>
+      <w:r>
+        <w:rPr>
+          <w:rStyle w:val="VerbatimChar"/>
+        </w:rPr>
+        <w:t xml:space="preserve">W = 0.99166, p-value = 0.05118</w:t>
+      </w:r>
+    </w:p>
+    <w:p>
+      <w:pPr>
+        <w:pStyle w:val="Compact"/>
+        <w:numPr>
+          <w:ilvl w:val="0"/>
+          <w:numId w:val="1013"/>
+        </w:numPr>
+      </w:pPr>
+      <w:r>
+        <w:t xml:space="preserve">Check normality of the</w:t>
+      </w:r>
+      <w:r>
+        <w:t xml:space="preserve"> </w:t>
+      </w:r>
+      <w:r>
+        <w:rPr>
+          <w:b/>
+          <w:bCs/>
+        </w:rPr>
+        <w:t xml:space="preserve">residuals</w:t>
+      </w:r>
+      <w:r>
+        <w:t xml:space="preserve">, not the raw masses</w:t>
+      </w:r>
+    </w:p>
+    <w:p>
+      <w:pPr>
+        <w:pStyle w:val="Compact"/>
+        <w:numPr>
+          <w:ilvl w:val="0"/>
+          <w:numId w:val="1013"/>
+        </w:numPr>
+      </w:pPr>
+      <w:r>
+        <w:t xml:space="preserve">The QQ plot is the main tool; Shapiro-Wilk is a formal check</w:t>
+      </w:r>
+    </w:p>
+    <w:tbl>
+      <w:tblPr>
+        <w:tblStyle w:val="Table"/>
+        <w:tblLook w:firstRow="0" w:lastRow="0" w:firstColumn="0" w:lastColumn="0" w:noHBand="0" w:noVBand="0" w:val="0000"/>
+        <w:tblBorders>
+          <w:top w:val="single" w:sz="4" w:space="0" w:color="CC1914"/>
+          <w:left w:val="single" w:sz="24" w:space="0" w:color="CC1914"/>
+          <w:bottom w:val="single" w:sz="4" w:space="0" w:color="CC1914"/>
+          <w:right w:val="single" w:sz="4" w:space="0" w:color="CC1914"/>
+        </w:tblBorders>
+        <w:tblCellMar>
+          <w:left w:w="144" w:type="dxa"/>
+          <w:right w:w="144" w:type="dxa"/>
+        </w:tblCellMar>
+        <w:tblLook w:firstRow="0" w:lastRow="0" w:firstColumn="0" w:lastColumn="0" w:noHBand="0" w:noVBand="0" w:val="0000"/>
+      </w:tblPr>
+      <w:tr>
+        <w:trPr>
+          <w:cantSplit/>
+        </w:trPr>
+        <w:tc>
+          <w:tcPr>
+            <w:shd w:color="auto" w:fill="f7dddc" w:val="clear"/>
+            <w:tcMar>
+              <w:top w:w="92" w:type="dxa"/>
+              <w:bottom w:w="92" w:type="dxa"/>
+            </w:tcMar>
+          </w:tcPr>
+          <w:p>
+            <w:pPr>
+              <w:pStyle w:val="FirstParagraph"/>
+            </w:pPr>
+            <w:pPr>
+              <w:spacing w:before="0" w:after="0"/>
+              <w:textAlignment w:val="center"/>
+            </w:pPr>
+            <w:r>
+              <w:drawing>
+                <wp:inline>
+                  <wp:extent cx="152400" cy="152400"/>
+                  <wp:effectExtent b="0" l="0" r="0" t="0"/>
+                  <wp:docPr descr="" title="" id="50" name="Picture"/>
+                  <a:graphic>
+                    <a:graphicData uri="http://schemas.openxmlformats.org/drawingml/2006/picture">
+                      <pic:pic>
+                        <pic:nvPicPr>
+                          <pic:cNvPr descr="/Applications/Positron.app/Contents/Resources/app/quarto/share/formats/docx/important.png" id="51" name="Picture"/>
+                          <pic:cNvPicPr>
+                            <a:picLocks noChangeArrowheads="1" noChangeAspect="1"/>
+                          </pic:cNvPicPr>
+                        </pic:nvPicPr>
+                        <pic:blipFill>
+                          <a:blip r:embed="rId23"/>
+                          <a:stretch>
+                            <a:fillRect/>
+                          </a:stretch>
+                        </pic:blipFill>
+                        <pic:spPr bwMode="auto">
+                          <a:xfrm>
+                            <a:off x="0" y="0"/>
+                            <a:ext cx="152400" cy="152400"/>
+                          </a:xfrm>
+                          <a:prstGeom prst="rect">
+                            <a:avLst/>
+                          </a:prstGeom>
+                          <a:noFill/>
+                          <a:ln w="9525">
+                            <a:noFill/>
+                            <a:headEnd/>
+                            <a:tailEnd/>
+                          </a:ln>
+                        </pic:spPr>
+                      </pic:pic>
+                    </a:graphicData>
+                  </a:graphic>
+                </wp:inline>
+              </w:drawing>
+            </w:r>
+            <w:r>
+              <w:t xml:space="preserve"> </w:t>
+            </w:r>
+            <w:r>
+              <w:t xml:space="preserve"> </w:t>
+            </w:r>
+            <w:r>
+              <w:t xml:space="preserve">Important</w:t>
+            </w:r>
+          </w:p>
+        </w:tc>
+      </w:tr>
+      <w:tr>
+        <w:trPr>
+          <w:cantSplit/>
+        </w:trPr>
+        <w:tc>
+          <w:tcPr>
+            <w:tcMar>
+              <w:top w:w="108" w:type="dxa"/>
+              <w:bottom w:w="108" w:type="dxa"/>
+            </w:tcMar>
+          </w:tcPr>
+          <w:p>
+            <w:pPr>
+              <w:pStyle w:val="BodyText"/>
+            </w:pPr>
+            <w:pPr>
+              <w:spacing w:before="16" w:after="16"/>
+            </w:pPr>
+            <w:r>
+              <w:rPr>
+                <w:b/>
+                <w:bCs/>
+              </w:rPr>
+              <w:t xml:space="preserve">Large-sample caution:</w:t>
+            </w:r>
+            <w:r>
+              <w:t xml:space="preserve"> </w:t>
+            </w:r>
+            <w:r>
+              <w:t xml:space="preserve">with ~340 birds, Shapiro-Wilk flags</w:t>
+            </w:r>
+            <w:r>
+              <w:t xml:space="preserve"> </w:t>
+            </w:r>
+            <w:r>
+              <w:rPr>
+                <w:i/>
+                <w:iCs/>
+              </w:rPr>
+              <w:t xml:space="preserve">tiny</w:t>
+            </w:r>
+            <w:r>
+              <w:t xml:space="preserve"> </w:t>
+            </w:r>
+            <w:r>
+              <w:t xml:space="preserve">departures as</w:t>
+            </w:r>
+            <w:r>
+              <w:t xml:space="preserve"> </w:t>
+            </w:r>
+            <w:r>
+              <w:t xml:space="preserve">“significant.”</w:t>
+            </w:r>
+            <w:r>
+              <w:t xml:space="preserve"> </w:t>
+            </w:r>
+            <w:r>
+              <w:t xml:space="preserve">Trust the</w:t>
+            </w:r>
+            <w:r>
+              <w:t xml:space="preserve"> </w:t>
+            </w:r>
+            <w:r>
+              <w:rPr>
+                <w:b/>
+                <w:bCs/>
+              </w:rPr>
+              <w:t xml:space="preserve">QQ plot</w:t>
+            </w:r>
+            <w:r>
+              <w:t xml:space="preserve"> </w:t>
+            </w:r>
+            <w:r>
+              <w:t xml:space="preserve">— if points track the line, you’re fine.</w:t>
+            </w:r>
+          </w:p>
+          <w:p/>
+        </w:tc>
+      </w:tr>
+    </w:tbl>
+    <w:bookmarkEnd w:id="52"/>
+    <w:bookmarkStart w:id="55" w:name="assumption-2-equal-variance-levenes-test"/>
+    <w:p>
+      <w:pPr>
+        <w:pStyle w:val="Heading1"/>
+      </w:pPr>
+      <w:r>
+        <w:t xml:space="preserve">Assumption 2 — Equal Variance (Levene’s Test)</w:t>
+      </w:r>
+    </w:p>
+    <w:tbl>
+      <w:tblPr>
+        <w:tblStyle w:val="Table"/>
+        <w:tblLook w:firstRow="0" w:lastRow="0" w:firstColumn="0" w:lastColumn="0" w:noHBand="0" w:noVBand="0" w:val="0000"/>
+        <w:tblBorders>
+          <w:top w:val="single" w:sz="4" w:space="0" w:color="0758E5"/>
+          <w:left w:val="single" w:sz="24" w:space="0" w:color="0758E5"/>
+          <w:bottom w:val="single" w:sz="4" w:space="0" w:color="0758E5"/>
+          <w:right w:val="single" w:sz="4" w:space="0" w:color="0758E5"/>
+        </w:tblBorders>
+        <w:tblCellMar>
+          <w:left w:w="144" w:type="dxa"/>
+          <w:right w:w="144" w:type="dxa"/>
+        </w:tblCellMar>
+        <w:tblLook w:firstRow="0" w:lastRow="0" w:firstColumn="0" w:lastColumn="0" w:noHBand="0" w:noVBand="0" w:val="0000"/>
+      </w:tblPr>
+      <w:tr>
+        <w:trPr>
+          <w:cantSplit/>
+        </w:trPr>
+        <w:tc>
+          <w:tcPr>
+            <w:shd w:color="auto" w:fill="dae6fb" w:val="clear"/>
+            <w:tcMar>
+              <w:top w:w="92" w:type="dxa"/>
+              <w:bottom w:w="92" w:type="dxa"/>
+            </w:tcMar>
+          </w:tcPr>
+          <w:p>
+            <w:pPr>
+              <w:pStyle w:val="FirstParagraph"/>
+            </w:pPr>
+            <w:pPr>
+              <w:spacing w:before="0" w:after="0"/>
+              <w:textAlignment w:val="center"/>
+            </w:pPr>
+            <w:r>
+              <w:drawing>
+                <wp:inline>
+                  <wp:extent cx="152400" cy="152400"/>
+                  <wp:effectExtent b="0" l="0" r="0" t="0"/>
+                  <wp:docPr descr="" title="" id="53" name="Picture"/>
+                  <a:graphic>
+                    <a:graphicData uri="http://schemas.openxmlformats.org/drawingml/2006/picture">
+                      <pic:pic>
+                        <pic:nvPicPr>
+                          <pic:cNvPr descr="/Applications/Positron.app/Contents/Resources/app/quarto/share/formats/docx/note.png" id="54" name="Picture"/>
+                          <pic:cNvPicPr>
+                            <a:picLocks noChangeArrowheads="1" noChangeAspect="1"/>
+                          </pic:cNvPicPr>
+                        </pic:nvPicPr>
+                        <pic:blipFill>
+                          <a:blip r:embed="rId9"/>
+                          <a:stretch>
+                            <a:fillRect/>
+                          </a:stretch>
+                        </pic:blipFill>
+                        <pic:spPr bwMode="auto">
+                          <a:xfrm>
+                            <a:off x="0" y="0"/>
+                            <a:ext cx="152400" cy="152400"/>
+                          </a:xfrm>
+                          <a:prstGeom prst="rect">
+                            <a:avLst/>
+                          </a:prstGeom>
+                          <a:noFill/>
+                          <a:ln w="9525">
+                            <a:noFill/>
+                            <a:headEnd/>
+                            <a:tailEnd/>
+                          </a:ln>
+                        </pic:spPr>
+                      </pic:pic>
+                    </a:graphicData>
+                  </a:graphic>
+                </wp:inline>
+              </w:drawing>
+            </w:r>
+            <w:r>
+              <w:t xml:space="preserve"> </w:t>
+            </w:r>
+            <w:r>
+              <w:t xml:space="preserve"> </w:t>
+            </w:r>
+            <w:r>
+              <w:t xml:space="preserve">Note</w:t>
+            </w:r>
+          </w:p>
+        </w:tc>
+      </w:tr>
+      <w:tr>
+        <w:trPr>
+          <w:cantSplit/>
+        </w:trPr>
+        <w:tc>
+          <w:tcPr>
+            <w:tcMar>
+              <w:top w:w="108" w:type="dxa"/>
+              <w:bottom w:w="108" w:type="dxa"/>
+            </w:tcMar>
+          </w:tcPr>
+          <w:p>
+            <w:pPr>
+              <w:pStyle w:val="BodyText"/>
+            </w:pPr>
+            <w:pPr>
+              <w:spacing w:before="16" w:after="16"/>
+            </w:pPr>
+            <w:r>
+              <w:rPr>
+                <w:b/>
+                <w:bCs/>
+              </w:rPr>
+              <w:t xml:space="preserve">🔮 Predict first:</w:t>
+            </w:r>
+            <w:r>
+              <w:t xml:space="preserve"> </w:t>
+            </w:r>
+            <w:r>
+              <w:t xml:space="preserve">Look back at the boxplot spreads. Predict — will Levene’s test call the variances</w:t>
+            </w:r>
+            <w:r>
+              <w:t xml:space="preserve"> </w:t>
+            </w:r>
+            <w:r>
+              <w:rPr>
+                <w:b/>
+                <w:bCs/>
+              </w:rPr>
+              <w:t xml:space="preserve">equal</w:t>
+            </w:r>
+            <w:r>
+              <w:t xml:space="preserve"> </w:t>
+            </w:r>
+            <w:r>
+              <w:t xml:space="preserve">(</w:t>
+            </w:r>
+            <w:r>
+              <w:rPr>
+                <w:i/>
+                <w:iCs/>
+              </w:rPr>
+              <w:t xml:space="preserve">p</w:t>
+            </w:r>
+            <w:r>
+              <w:t xml:space="preserve"> </w:t>
+            </w:r>
+            <w:r>
+              <w:t xml:space="preserve">&gt; 0.05) or</w:t>
+            </w:r>
+            <w:r>
+              <w:t xml:space="preserve"> </w:t>
+            </w:r>
+            <w:r>
+              <w:rPr>
+                <w:b/>
+                <w:bCs/>
+              </w:rPr>
+              <w:t xml:space="preserve">unequal</w:t>
+            </w:r>
+            <w:r>
+              <w:t xml:space="preserve">?</w:t>
+            </w:r>
+          </w:p>
+          <w:p/>
+        </w:tc>
+      </w:tr>
+    </w:tbl>
+    <w:p>
+      <w:pPr>
+        <w:pStyle w:val="SourceCode"/>
+      </w:pPr>
+      <w:r>
+        <w:rPr>
+          <w:rStyle w:val="CommentTok"/>
+        </w:rPr>
+        <w:t xml:space="preserve"># Levene's test — H0: all groups have equal variance --</w:t>
+      </w:r>
+      <w:r>
+        <w:br/>
+      </w:r>
+      <w:r>
+        <w:rPr>
+          <w:rStyle w:val="FunctionTok"/>
+        </w:rPr>
+        <w:t xml:space="preserve">leveneTest</w:t>
+      </w:r>
+      <w:r>
+        <w:rPr>
+          <w:rStyle w:val="NormalTok"/>
+        </w:rPr>
+        <w:t xml:space="preserve">(body_mass_g </w:t>
+      </w:r>
+      <w:r>
+        <w:rPr>
+          <w:rStyle w:val="SpecialCharTok"/>
+        </w:rPr>
+        <w:t xml:space="preserve">~</w:t>
+      </w:r>
+      <w:r>
+        <w:rPr>
+          <w:rStyle w:val="NormalTok"/>
+        </w:rPr>
+        <w:t xml:space="preserve"> species, </w:t>
+      </w:r>
+      <w:r>
+        <w:rPr>
+          <w:rStyle w:val="AttributeTok"/>
+        </w:rPr>
+        <w:t xml:space="preserve">data =</w:t>
+      </w:r>
+      <w:r>
+        <w:rPr>
+          <w:rStyle w:val="NormalTok"/>
+        </w:rPr>
+        <w:t xml:space="preserve"> penguins_df)</w:t>
+      </w:r>
+    </w:p>
+    <w:p>
+      <w:pPr>
+        <w:pStyle w:val="SourceCode"/>
+      </w:pPr>
+      <w:r>
+        <w:rPr>
+          <w:rStyle w:val="VerbatimChar"/>
+        </w:rPr>
+        <w:t xml:space="preserve">Levene's Test for Homogeneity of Variance (center = median)</w:t>
+      </w:r>
+      <w:r>
+        <w:br/>
+      </w:r>
+      <w:r>
+        <w:rPr>
+          <w:rStyle w:val="VerbatimChar"/>
+        </w:rPr>
+        <w:t xml:space="preserve">       Df F value   Pr(&gt;F)   </w:t>
+      </w:r>
+      <w:r>
+        <w:br/>
+      </w:r>
+      <w:r>
+        <w:rPr>
+          <w:rStyle w:val="VerbatimChar"/>
+        </w:rPr>
+        <w:t xml:space="preserve">group   2  5.1203 0.006445 **</w:t>
+      </w:r>
+      <w:r>
+        <w:br/>
+      </w:r>
+      <w:r>
+        <w:rPr>
+          <w:rStyle w:val="VerbatimChar"/>
+        </w:rPr>
+        <w:t xml:space="preserve">      339                    </w:t>
+      </w:r>
+      <w:r>
+        <w:br/>
+      </w:r>
+      <w:r>
+        <w:rPr>
+          <w:rStyle w:val="VerbatimChar"/>
+        </w:rPr>
+        <w:t xml:space="preserve">---</w:t>
+      </w:r>
+      <w:r>
+        <w:br/>
+      </w:r>
+      <w:r>
+        <w:rPr>
+          <w:rStyle w:val="VerbatimChar"/>
+        </w:rPr>
+        <w:t xml:space="preserve">Signif. codes:  0 '***' 0.001 '**' 0.01 '*' 0.05 '.' 0.1 ' ' 1</w:t>
+      </w:r>
+    </w:p>
+    <w:p>
+      <w:pPr>
+        <w:pStyle w:val="Compact"/>
+        <w:numPr>
+          <w:ilvl w:val="0"/>
+          <w:numId w:val="1014"/>
+        </w:numPr>
+      </w:pPr>
+      <w:r>
+        <w:rPr>
+          <w:i/>
+          <w:iCs/>
+        </w:rPr>
+        <w:t xml:space="preserve">p</w:t>
+      </w:r>
+      <w:r>
+        <w:t xml:space="preserve"> </w:t>
+      </w:r>
+      <w:r>
+        <w:t xml:space="preserve">&gt; 0.05 → variances similar → classic ANOVA is fine</w:t>
+      </w:r>
+    </w:p>
+    <w:p>
+      <w:pPr>
+        <w:pStyle w:val="Compact"/>
+        <w:numPr>
+          <w:ilvl w:val="0"/>
+          <w:numId w:val="1014"/>
+        </w:numPr>
+      </w:pPr>
+      <w:r>
+        <w:rPr>
+          <w:i/>
+          <w:iCs/>
+        </w:rPr>
+        <w:t xml:space="preserve">p</w:t>
+      </w:r>
+      <w:r>
+        <w:t xml:space="preserve"> </w:t>
+      </w:r>
+      <w:r>
+        <w:t xml:space="preserve">&lt; 0.05 → variances differ → use</w:t>
+      </w:r>
+      <w:r>
+        <w:t xml:space="preserve"> </w:t>
+      </w:r>
+      <w:r>
+        <w:rPr>
+          <w:b/>
+          <w:bCs/>
+        </w:rPr>
+        <w:t xml:space="preserve">Welch’s ANOVA</w:t>
+      </w:r>
+      <w:r>
+        <w:t xml:space="preserve">:</w:t>
+      </w:r>
+    </w:p>
+    <w:p>
+      <w:pPr>
+        <w:pStyle w:val="SourceCode"/>
+      </w:pPr>
+      <w:r>
+        <w:rPr>
+          <w:rStyle w:val="FunctionTok"/>
+        </w:rPr>
+        <w:t xml:space="preserve">oneway.test</w:t>
+      </w:r>
+      <w:r>
+        <w:rPr>
+          <w:rStyle w:val="NormalTok"/>
+        </w:rPr>
+        <w:t xml:space="preserve">(body_mass_g </w:t>
+      </w:r>
+      <w:r>
+        <w:rPr>
+          <w:rStyle w:val="SpecialCharTok"/>
+        </w:rPr>
+        <w:t xml:space="preserve">~</w:t>
+      </w:r>
+      <w:r>
+        <w:rPr>
+          <w:rStyle w:val="NormalTok"/>
+        </w:rPr>
+        <w:t xml:space="preserve"> species,</w:t>
+      </w:r>
+      <w:r>
+        <w:br/>
+      </w:r>
+      <w:r>
+        <w:rPr>
+          <w:rStyle w:val="NormalTok"/>
+        </w:rPr>
+        <w:t xml:space="preserve">            </w:t>
+      </w:r>
+      <w:r>
+        <w:rPr>
+          <w:rStyle w:val="AttributeTok"/>
+        </w:rPr>
+        <w:t xml:space="preserve">data =</w:t>
+      </w:r>
+      <w:r>
+        <w:rPr>
+          <w:rStyle w:val="NormalTok"/>
+        </w:rPr>
+        <w:t xml:space="preserve"> penguins_df,</w:t>
+      </w:r>
+      <w:r>
+        <w:br/>
+      </w:r>
+      <w:r>
+        <w:rPr>
+          <w:rStyle w:val="NormalTok"/>
+        </w:rPr>
+        <w:t xml:space="preserve">            </w:t>
+      </w:r>
+      <w:r>
+        <w:rPr>
+          <w:rStyle w:val="AttributeTok"/>
+        </w:rPr>
+        <w:t xml:space="preserve">var.equal =</w:t>
+      </w:r>
+      <w:r>
+        <w:rPr>
+          <w:rStyle w:val="NormalTok"/>
+        </w:rPr>
+        <w:t xml:space="preserve"> </w:t>
+      </w:r>
+      <w:r>
+        <w:rPr>
+          <w:rStyle w:val="ConstantTok"/>
+        </w:rPr>
+        <w:t xml:space="preserve">FALSE</w:t>
+      </w:r>
+      <w:r>
+        <w:rPr>
+          <w:rStyle w:val="NormalTok"/>
+        </w:rPr>
+        <w:t xml:space="preserve">)</w:t>
+      </w:r>
+    </w:p>
+    <w:p>
+      <w:pPr>
+        <w:pStyle w:val="FirstParagraph"/>
+      </w:pPr>
+      <w:r>
+        <w:t xml:space="preserve">Same spirit as Welch’s</w:t>
+      </w:r>
+      <w:r>
+        <w:t xml:space="preserve"> </w:t>
+      </w:r>
+      <w:r>
+        <w:rPr>
+          <w:b/>
+          <w:bCs/>
+        </w:rPr>
+        <w:t xml:space="preserve">t</w:t>
+      </w:r>
+      <w:r>
+        <w:t xml:space="preserve">-test — robust when spreads differ.</w:t>
+      </w:r>
+    </w:p>
+    <w:bookmarkEnd w:id="55"/>
+    <w:bookmarkStart w:id="56" w:name="pause-do-activity-parts-46-now"/>
+    <w:p>
+      <w:pPr>
+        <w:pStyle w:val="Heading1"/>
+      </w:pPr>
+      <w:r>
+        <w:t xml:space="preserve">🛑 Pause — Do Activity Parts 4–6 Now</w:t>
+      </w:r>
+    </w:p>
+    <w:p>
+      <w:pPr>
+        <w:pStyle w:val="FirstParagraph"/>
+      </w:pPr>
+      <w:r>
+        <w:t xml:space="preserve">Fit</w:t>
+      </w:r>
+      <w:r>
+        <w:t xml:space="preserve"> </w:t>
+      </w:r>
+      <w:r>
+        <w:rPr>
+          <w:rStyle w:val="VerbatimChar"/>
+        </w:rPr>
+        <w:t xml:space="preserve">lm(body_mass_g ~ species)</w:t>
+      </w:r>
+      <w:r>
+        <w:t xml:space="preserve">, check the residual QQ plot + Shapiro, and run Levene’s test. Predict each result before you run it.</w:t>
+      </w:r>
+    </w:p>
+    <w:bookmarkEnd w:id="56"/>
+    <w:bookmarkStart w:id="59" w:name="X6c28c6f9a5d591b6a676de114ad962a72dc1f4d"/>
+    <w:p>
+      <w:pPr>
+        <w:pStyle w:val="Heading1"/>
+      </w:pPr>
+      <w:r>
+        <w:t xml:space="preserve">🧩 Chunk 3 of 4 · Run the ANOVA &amp; Read the F Table</w:t>
+      </w:r>
+    </w:p>
+    <w:p>
+      <w:pPr>
+        <w:pStyle w:val="FirstParagraph"/>
+      </w:pPr>
+      <w:r>
+        <w:rPr>
+          <w:b/>
+          <w:bCs/>
+        </w:rPr>
+        <w:t xml:space="preserve">We will cover:</w:t>
+      </w:r>
+      <w:r>
+        <w:t xml:space="preserve"> </w:t>
+      </w:r>
+      <w:r>
+        <w:t xml:space="preserve">the ANOVA table two ways — base</w:t>
+      </w:r>
+      <w:r>
+        <w:t xml:space="preserve"> </w:t>
+      </w:r>
+      <w:r>
+        <w:rPr>
+          <w:rStyle w:val="VerbatimChar"/>
+        </w:rPr>
+        <w:t xml:space="preserve">aov()</w:t>
+      </w:r>
+      <w:r>
+        <w:t xml:space="preserve"> </w:t>
+      </w:r>
+      <w:r>
+        <w:t xml:space="preserve">and</w:t>
+      </w:r>
+      <w:r>
+        <w:t xml:space="preserve"> </w:t>
+      </w:r>
+      <w:r>
+        <w:rPr>
+          <w:rStyle w:val="VerbatimChar"/>
+        </w:rPr>
+        <w:t xml:space="preserve">car::Anova()</w:t>
+      </w:r>
+      <w:r>
+        <w:t xml:space="preserve"> </w:t>
+      </w:r>
+      <w:r>
+        <w:t xml:space="preserve">— and why the difference matters for unbalanced data.</w:t>
+      </w:r>
+    </w:p>
+    <w:tbl>
+      <w:tblPr>
+        <w:tblStyle w:val="Table"/>
+        <w:tblLook w:firstRow="0" w:lastRow="0" w:firstColumn="0" w:lastColumn="0" w:noHBand="0" w:noVBand="0" w:val="0000"/>
+        <w:tblBorders>
+          <w:top w:val="single" w:sz="4" w:space="0" w:color="00A047"/>
+          <w:left w:val="single" w:sz="24" w:space="0" w:color="00A047"/>
+          <w:bottom w:val="single" w:sz="4" w:space="0" w:color="00A047"/>
+          <w:right w:val="single" w:sz="4" w:space="0" w:color="00A047"/>
+        </w:tblBorders>
+        <w:tblCellMar>
+          <w:left w:w="144" w:type="dxa"/>
+          <w:right w:w="144" w:type="dxa"/>
+        </w:tblCellMar>
+        <w:tblLook w:firstRow="0" w:lastRow="0" w:firstColumn="0" w:lastColumn="0" w:noHBand="0" w:noVBand="0" w:val="0000"/>
+      </w:tblPr>
+      <w:tr>
+        <w:trPr>
+          <w:cantSplit/>
+        </w:trPr>
+        <w:tc>
+          <w:tcPr>
+            <w:shd w:color="auto" w:fill="ccf1e3" w:val="clear"/>
+            <w:tcMar>
+              <w:top w:w="92" w:type="dxa"/>
+              <w:bottom w:w="92" w:type="dxa"/>
+            </w:tcMar>
+          </w:tcPr>
+          <w:p>
+            <w:pPr>
+              <w:pStyle w:val="BodyText"/>
+            </w:pPr>
+            <w:pPr>
+              <w:spacing w:before="0" w:after="0"/>
+              <w:textAlignment w:val="center"/>
+            </w:pPr>
+            <w:r>
+              <w:drawing>
+                <wp:inline>
+                  <wp:extent cx="152400" cy="152400"/>
+                  <wp:effectExtent b="0" l="0" r="0" t="0"/>
+                  <wp:docPr descr="" title="" id="57" name="Picture"/>
+                  <a:graphic>
+                    <a:graphicData uri="http://schemas.openxmlformats.org/drawingml/2006/picture">
+                      <pic:pic>
+                        <pic:nvPicPr>
+                          <pic:cNvPr descr="/Applications/Positron.app/Contents/Resources/app/quarto/share/formats/docx/tip.png" id="58" name="Picture"/>
+                          <pic:cNvPicPr>
+                            <a:picLocks noChangeArrowheads="1" noChangeAspect="1"/>
+                          </pic:cNvPicPr>
+                        </pic:nvPicPr>
+                        <pic:blipFill>
+                          <a:blip r:embed="rId19"/>
+                          <a:stretch>
+                            <a:fillRect/>
+                          </a:stretch>
+                        </pic:blipFill>
+                        <pic:spPr bwMode="auto">
+                          <a:xfrm>
+                            <a:off x="0" y="0"/>
+                            <a:ext cx="152400" cy="152400"/>
+                          </a:xfrm>
+                          <a:prstGeom prst="rect">
+                            <a:avLst/>
+                          </a:prstGeom>
+                          <a:noFill/>
+                          <a:ln w="9525">
+                            <a:noFill/>
+                            <a:headEnd/>
+                            <a:tailEnd/>
+                          </a:ln>
+                        </pic:spPr>
+                      </pic:pic>
+                    </a:graphicData>
+                  </a:graphic>
+                </wp:inline>
+              </w:drawing>
+            </w:r>
+            <w:r>
+              <w:t xml:space="preserve"> </w:t>
+            </w:r>
+            <w:r>
+              <w:t xml:space="preserve"> </w:t>
+            </w:r>
+            <w:r>
+              <w:t xml:space="preserve">Tip</w:t>
+            </w:r>
+          </w:p>
+        </w:tc>
+      </w:tr>
+      <w:tr>
+        <w:trPr>
+          <w:cantSplit/>
+        </w:trPr>
+        <w:tc>
+          <w:tcPr>
+            <w:tcMar>
+              <w:top w:w="108" w:type="dxa"/>
+              <w:bottom w:w="108" w:type="dxa"/>
+            </w:tcMar>
+          </w:tcPr>
+          <w:p>
+            <w:pPr>
+              <w:pStyle w:val="BodyText"/>
+            </w:pPr>
+            <w:pPr>
+              <w:spacing w:before="16" w:after="16"/>
+            </w:pPr>
+            <w:r>
+              <w:rPr>
+                <w:b/>
+                <w:bCs/>
+              </w:rPr>
+              <w:t xml:space="preserve">🖐 After this chunk: Activity Parts 7–8</w:t>
+            </w:r>
+            <w:r>
+              <w:t xml:space="preserve"> </w:t>
+            </w:r>
+            <w:r>
+              <w:t xml:space="preserve">(run both, read F / df / p).</w:t>
+            </w:r>
+          </w:p>
+          <w:p/>
+        </w:tc>
+      </w:tr>
+    </w:tbl>
+    <w:bookmarkEnd w:id="59"/>
+    <w:bookmarkStart w:id="62" w:name="run-the-anova-aov-and-summary"/>
+    <w:p>
+      <w:pPr>
+        <w:pStyle w:val="Heading1"/>
+      </w:pPr>
+      <w:r>
+        <w:t xml:space="preserve">Run the ANOVA —</w:t>
+      </w:r>
+      <w:r>
+        <w:t xml:space="preserve"> </w:t>
+      </w:r>
+      <w:r>
+        <w:rPr>
+          <w:rStyle w:val="VerbatimChar"/>
+        </w:rPr>
+        <w:t xml:space="preserve">aov()</w:t>
+      </w:r>
+      <w:r>
+        <w:t xml:space="preserve"> </w:t>
+      </w:r>
+      <w:r>
+        <w:t xml:space="preserve">and</w:t>
+      </w:r>
+      <w:r>
+        <w:t xml:space="preserve"> </w:t>
+      </w:r>
+      <w:r>
+        <w:rPr>
+          <w:rStyle w:val="VerbatimChar"/>
+        </w:rPr>
+        <w:t xml:space="preserve">summary()</w:t>
+      </w:r>
+    </w:p>
+    <w:tbl>
+      <w:tblPr>
+        <w:tblStyle w:val="Table"/>
+        <w:tblLook w:firstRow="0" w:lastRow="0" w:firstColumn="0" w:lastColumn="0" w:noHBand="0" w:noVBand="0" w:val="0000"/>
+        <w:tblBorders>
+          <w:top w:val="single" w:sz="4" w:space="0" w:color="0758E5"/>
+          <w:left w:val="single" w:sz="24" w:space="0" w:color="0758E5"/>
+          <w:bottom w:val="single" w:sz="4" w:space="0" w:color="0758E5"/>
+          <w:right w:val="single" w:sz="4" w:space="0" w:color="0758E5"/>
+        </w:tblBorders>
+        <w:tblCellMar>
+          <w:left w:w="144" w:type="dxa"/>
+          <w:right w:w="144" w:type="dxa"/>
+        </w:tblCellMar>
+        <w:tblLook w:firstRow="0" w:lastRow="0" w:firstColumn="0" w:lastColumn="0" w:noHBand="0" w:noVBand="0" w:val="0000"/>
+      </w:tblPr>
+      <w:tr>
+        <w:trPr>
+          <w:cantSplit/>
+        </w:trPr>
+        <w:tc>
+          <w:tcPr>
+            <w:shd w:color="auto" w:fill="dae6fb" w:val="clear"/>
+            <w:tcMar>
+              <w:top w:w="92" w:type="dxa"/>
+              <w:bottom w:w="92" w:type="dxa"/>
+            </w:tcMar>
+          </w:tcPr>
+          <w:p>
+            <w:pPr>
+              <w:pStyle w:val="FirstParagraph"/>
+            </w:pPr>
+            <w:pPr>
+              <w:spacing w:before="0" w:after="0"/>
+              <w:textAlignment w:val="center"/>
+            </w:pPr>
+            <w:r>
+              <w:drawing>
+                <wp:inline>
+                  <wp:extent cx="152400" cy="152400"/>
+                  <wp:effectExtent b="0" l="0" r="0" t="0"/>
+                  <wp:docPr descr="" title="" id="60" name="Picture"/>
+                  <a:graphic>
+                    <a:graphicData uri="http://schemas.openxmlformats.org/drawingml/2006/picture">
+                      <pic:pic>
+                        <pic:nvPicPr>
+                          <pic:cNvPr descr="/Applications/Positron.app/Contents/Resources/app/quarto/share/formats/docx/note.png" id="61" name="Picture"/>
+                          <pic:cNvPicPr>
+                            <a:picLocks noChangeArrowheads="1" noChangeAspect="1"/>
+                          </pic:cNvPicPr>
+                        </pic:nvPicPr>
+                        <pic:blipFill>
+                          <a:blip r:embed="rId9"/>
+                          <a:stretch>
+                            <a:fillRect/>
+                          </a:stretch>
+                        </pic:blipFill>
+                        <pic:spPr bwMode="auto">
+                          <a:xfrm>
+                            <a:off x="0" y="0"/>
+                            <a:ext cx="152400" cy="152400"/>
+                          </a:xfrm>
+                          <a:prstGeom prst="rect">
+                            <a:avLst/>
+                          </a:prstGeom>
+                          <a:noFill/>
+                          <a:ln w="9525">
+                            <a:noFill/>
+                            <a:headEnd/>
+                            <a:tailEnd/>
+                          </a:ln>
+                        </pic:spPr>
+                      </pic:pic>
+                    </a:graphicData>
+                  </a:graphic>
+                </wp:inline>
+              </w:drawing>
+            </w:r>
+            <w:r>
+              <w:t xml:space="preserve"> </w:t>
+            </w:r>
+            <w:r>
+              <w:t xml:space="preserve"> </w:t>
+            </w:r>
+            <w:r>
+              <w:t xml:space="preserve">Note</w:t>
+            </w:r>
+          </w:p>
+        </w:tc>
+      </w:tr>
+      <w:tr>
+        <w:trPr>
+          <w:cantSplit/>
+        </w:trPr>
+        <w:tc>
+          <w:tcPr>
+            <w:tcMar>
+              <w:top w:w="108" w:type="dxa"/>
+              <w:bottom w:w="108" w:type="dxa"/>
+            </w:tcMar>
+          </w:tcPr>
+          <w:p>
+            <w:pPr>
+              <w:pStyle w:val="BodyText"/>
+            </w:pPr>
+            <w:pPr>
+              <w:spacing w:before="16" w:after="16"/>
+            </w:pPr>
+            <w:r>
+              <w:rPr>
+                <w:b/>
+                <w:bCs/>
+              </w:rPr>
+              <w:t xml:space="preserve">🔮 Predict first:</w:t>
+            </w:r>
+            <w:r>
+              <w:t xml:space="preserve"> </w:t>
+            </w:r>
+            <w:r>
+              <w:t xml:space="preserve">The boxplot looked very separated. Predict the</w:t>
+            </w:r>
+            <w:r>
+              <w:t xml:space="preserve"> </w:t>
+            </w:r>
+            <w:r>
+              <w:rPr>
+                <w:i/>
+                <w:iCs/>
+              </w:rPr>
+              <w:t xml:space="preserve">p</w:t>
+            </w:r>
+            <w:r>
+              <w:t xml:space="preserve">-value — closer to 0.5, 0.05, or far below 0.001?</w:t>
+            </w:r>
+          </w:p>
+          <w:p/>
+        </w:tc>
+      </w:tr>
+    </w:tbl>
+    <w:p>
+      <w:pPr>
+        <w:pStyle w:val="SourceCode"/>
+      </w:pPr>
+      <w:r>
+        <w:rPr>
+          <w:rStyle w:val="CommentTok"/>
+        </w:rPr>
+        <w:t xml:space="preserve"># Classic ANOVA table (Type I sums of squares) --------</w:t>
+      </w:r>
+      <w:r>
+        <w:br/>
+      </w:r>
+      <w:r>
+        <w:rPr>
+          <w:rStyle w:val="NormalTok"/>
+        </w:rPr>
+        <w:t xml:space="preserve">mass_aov </w:t>
+      </w:r>
+      <w:r>
+        <w:rPr>
+          <w:rStyle w:val="OtherTok"/>
+        </w:rPr>
+        <w:t xml:space="preserve">&lt;-</w:t>
+      </w:r>
+      <w:r>
+        <w:rPr>
+          <w:rStyle w:val="NormalTok"/>
+        </w:rPr>
+        <w:t xml:space="preserve"> </w:t>
+      </w:r>
+      <w:r>
+        <w:rPr>
+          <w:rStyle w:val="FunctionTok"/>
+        </w:rPr>
+        <w:t xml:space="preserve">aov</w:t>
+      </w:r>
+      <w:r>
+        <w:rPr>
+          <w:rStyle w:val="NormalTok"/>
+        </w:rPr>
+        <w:t xml:space="preserve">(body_mass_g </w:t>
+      </w:r>
+      <w:r>
+        <w:rPr>
+          <w:rStyle w:val="SpecialCharTok"/>
+        </w:rPr>
+        <w:t xml:space="preserve">~</w:t>
+      </w:r>
+      <w:r>
+        <w:rPr>
+          <w:rStyle w:val="NormalTok"/>
+        </w:rPr>
+        <w:t xml:space="preserve"> species, </w:t>
+      </w:r>
+      <w:r>
+        <w:rPr>
+          <w:rStyle w:val="AttributeTok"/>
+        </w:rPr>
+        <w:t xml:space="preserve">data =</w:t>
+      </w:r>
+      <w:r>
+        <w:rPr>
+          <w:rStyle w:val="NormalTok"/>
+        </w:rPr>
+        <w:t xml:space="preserve"> penguins_df)</w:t>
+      </w:r>
+      <w:r>
+        <w:br/>
+      </w:r>
+      <w:r>
+        <w:rPr>
+          <w:rStyle w:val="FunctionTok"/>
+        </w:rPr>
+        <w:t xml:space="preserve">summary</w:t>
+      </w:r>
+      <w:r>
+        <w:rPr>
+          <w:rStyle w:val="NormalTok"/>
+        </w:rPr>
+        <w:t xml:space="preserve">(mass_aov)</w:t>
+      </w:r>
+    </w:p>
+    <w:p>
+      <w:pPr>
+        <w:pStyle w:val="SourceCode"/>
+      </w:pPr>
+      <w:r>
+        <w:rPr>
+          <w:rStyle w:val="VerbatimChar"/>
+        </w:rPr>
+        <w:t xml:space="preserve">             Df    Sum Sq  Mean Sq F value Pr(&gt;F)    </w:t>
+      </w:r>
+      <w:r>
+        <w:br/>
+      </w:r>
+      <w:r>
+        <w:rPr>
+          <w:rStyle w:val="VerbatimChar"/>
+        </w:rPr>
+        <w:t xml:space="preserve">species       2 146864214 73432107   343.6 &lt;2e-16 ***</w:t>
+      </w:r>
+      <w:r>
+        <w:br/>
+      </w:r>
+      <w:r>
+        <w:rPr>
+          <w:rStyle w:val="VerbatimChar"/>
+        </w:rPr>
+        <w:t xml:space="preserve">Residuals   339  72443483   213698                   </w:t>
+      </w:r>
+      <w:r>
+        <w:br/>
+      </w:r>
+      <w:r>
+        <w:rPr>
+          <w:rStyle w:val="VerbatimChar"/>
+        </w:rPr>
+        <w:t xml:space="preserve">---</w:t>
+      </w:r>
+      <w:r>
+        <w:br/>
+      </w:r>
+      <w:r>
+        <w:rPr>
+          <w:rStyle w:val="VerbatimChar"/>
+        </w:rPr>
+        <w:t xml:space="preserve">Signif. codes:  0 '***' 0.001 '**' 0.01 '*' 0.05 '.' 0.1 ' ' 1</w:t>
+      </w:r>
+    </w:p>
+    <w:p>
+      <w:pPr>
+        <w:pStyle w:val="FirstParagraph"/>
+      </w:pPr>
+      <w:r>
+        <w:rPr>
+          <w:b/>
+          <w:bCs/>
+        </w:rPr>
+        <w:t xml:space="preserve">Reading the table:</w:t>
+      </w:r>
+    </w:p>
+    <w:tbl>
+      <w:tblPr>
+        <w:tblStyle w:val="Table"/>
+        <w:tblW w:type="auto" w:w="0"/>
+        <w:tblLook w:firstRow="1" w:lastRow="0" w:firstColumn="0" w:lastColumn="0" w:noHBand="0" w:noVBand="0" w:val="0020"/>
+      </w:tblPr>
+      <w:tblGrid>
+        <w:gridCol w:w="3960"/>
+        <w:gridCol w:w="3960"/>
+      </w:tblGrid>
+      <w:tr>
+        <w:trPr>
+          <w:tblHeader w:val="on"/>
+        </w:trPr>
+        <w:tc>
+          <w:tcPr/>
+          <w:p>
+            <w:pPr>
+              <w:pStyle w:val="Compact"/>
+            </w:pPr>
+            <w:r>
+              <w:t xml:space="preserve">Column</w:t>
+            </w:r>
+          </w:p>
+        </w:tc>
+        <w:tc>
+          <w:tcPr/>
+          <w:p>
+            <w:pPr>
+              <w:pStyle w:val="Compact"/>
+            </w:pPr>
+            <w:r>
+              <w:t xml:space="preserve">Meaning</w:t>
+            </w:r>
+          </w:p>
+        </w:tc>
+      </w:tr>
+      <w:tr>
+        <w:tc>
+          <w:tcPr/>
+          <w:p>
+            <w:pPr>
+              <w:pStyle w:val="Compact"/>
+            </w:pPr>
+            <w:r>
+              <w:rPr>
+                <w:rStyle w:val="VerbatimChar"/>
+              </w:rPr>
+              <w:t xml:space="preserve">Df</w:t>
+            </w:r>
+          </w:p>
+        </w:tc>
+        <w:tc>
+          <w:tcPr/>
+          <w:p>
+            <w:pPr>
+              <w:pStyle w:val="Compact"/>
+            </w:pPr>
+            <w:r>
+              <w:t xml:space="preserve">groups − 1, and residual df</w:t>
+            </w:r>
+          </w:p>
+        </w:tc>
+      </w:tr>
+      <w:tr>
+        <w:tc>
+          <w:tcPr/>
+          <w:p>
+            <w:pPr>
+              <w:pStyle w:val="Compact"/>
+            </w:pPr>
+            <w:r>
+              <w:rPr>
+                <w:rStyle w:val="VerbatimChar"/>
+              </w:rPr>
+              <w:t xml:space="preserve">F value</w:t>
+            </w:r>
+          </w:p>
+        </w:tc>
+        <w:tc>
+          <w:tcPr/>
+          <w:p>
+            <w:pPr>
+              <w:pStyle w:val="Compact"/>
+            </w:pPr>
+            <w:r>
+              <w:t xml:space="preserve">between ÷ within variance</w:t>
+            </w:r>
+          </w:p>
+        </w:tc>
+      </w:tr>
+      <w:tr>
+        <w:tc>
+          <w:tcPr/>
+          <w:p>
+            <w:pPr>
+              <w:pStyle w:val="Compact"/>
+            </w:pPr>
+            <w:r>
+              <w:rPr>
+                <w:rStyle w:val="VerbatimChar"/>
+              </w:rPr>
+              <w:t xml:space="preserve">Pr(&gt;F)</w:t>
+            </w:r>
+          </w:p>
+        </w:tc>
+        <w:tc>
+          <w:tcPr/>
+          <w:p>
+            <w:pPr>
+              <w:pStyle w:val="Compact"/>
+            </w:pPr>
+            <w:r>
+              <w:t xml:space="preserve">the</w:t>
+            </w:r>
+            <w:r>
+              <w:t xml:space="preserve"> </w:t>
+            </w:r>
+            <w:r>
+              <w:rPr>
+                <w:i/>
+                <w:iCs/>
+              </w:rPr>
+              <w:t xml:space="preserve">p</w:t>
+            </w:r>
+            <w:r>
+              <w:t xml:space="preserve">-value for H₀</w:t>
+            </w:r>
+          </w:p>
+        </w:tc>
+      </w:tr>
+    </w:tbl>
+    <w:p>
+      <w:pPr>
+        <w:pStyle w:val="BodyText"/>
+      </w:pPr>
+      <w:r>
+        <w:rPr>
+          <w:i/>
+          <w:iCs/>
+        </w:rPr>
+        <w:t xml:space="preserve">p</w:t>
+      </w:r>
+      <w:r>
+        <w:t xml:space="preserve"> </w:t>
+      </w:r>
+      <w:r>
+        <w:t xml:space="preserve">&lt; 0.05 →</w:t>
+      </w:r>
+      <w:r>
+        <w:t xml:space="preserve"> </w:t>
+      </w:r>
+      <w:r>
+        <w:rPr>
+          <w:b/>
+          <w:bCs/>
+        </w:rPr>
+        <w:t xml:space="preserve">reject H₀</w:t>
+      </w:r>
+      <w:r>
+        <w:t xml:space="preserve"> </w:t>
+      </w:r>
+      <w:r>
+        <w:t xml:space="preserve">→ at least one species differs. But</w:t>
+      </w:r>
+      <w:r>
+        <w:t xml:space="preserve"> </w:t>
+      </w:r>
+      <w:r>
+        <w:rPr>
+          <w:b/>
+          <w:bCs/>
+        </w:rPr>
+        <w:t xml:space="preserve">which</w:t>
+      </w:r>
+      <w:r>
+        <w:t xml:space="preserve">? Chunk 4.</w:t>
+      </w:r>
+    </w:p>
+    <w:bookmarkEnd w:id="62"/>
+    <w:bookmarkStart w:id="65" w:name="live-demo-watch-it-break-on-purpose"/>
+    <w:p>
+      <w:pPr>
+        <w:pStyle w:val="Heading1"/>
+      </w:pPr>
+      <w:r>
+        <w:t xml:space="preserve">Live Demo — Watch It Break (on purpose)</w:t>
+      </w:r>
+    </w:p>
+    <w:p>
+      <w:pPr>
+        <w:pStyle w:val="FirstParagraph"/>
+      </w:pPr>
+      <w:r>
+        <w:t xml:space="preserve">For</w:t>
+      </w:r>
+      <w:r>
+        <w:t xml:space="preserve"> </w:t>
+      </w:r>
+      <w:r>
+        <w:rPr>
+          <w:b/>
+          <w:bCs/>
+        </w:rPr>
+        <w:t xml:space="preserve">unbalanced</w:t>
+      </w:r>
+      <w:r>
+        <w:t xml:space="preserve"> </w:t>
+      </w:r>
+      <w:r>
+        <w:t xml:space="preserve">data we prefer</w:t>
+      </w:r>
+      <w:r>
+        <w:t xml:space="preserve"> </w:t>
+      </w:r>
+      <w:r>
+        <w:rPr>
+          <w:rStyle w:val="VerbatimChar"/>
+        </w:rPr>
+        <w:t xml:space="preserve">car::Anova()</w:t>
+      </w:r>
+      <w:r>
+        <w:t xml:space="preserve">. I’ll reach for it but type lowercase, and forget the package:</w:t>
+      </w:r>
+    </w:p>
+    <w:p>
+      <w:pPr>
+        <w:pStyle w:val="SourceCode"/>
+      </w:pPr>
+      <w:r>
+        <w:rPr>
+          <w:rStyle w:val="FunctionTok"/>
+        </w:rPr>
+        <w:t xml:space="preserve">anova</w:t>
+      </w:r>
+      <w:r>
+        <w:rPr>
+          <w:rStyle w:val="NormalTok"/>
+        </w:rPr>
+        <w:t xml:space="preserve">(mass_model)        </w:t>
+      </w:r>
+      <w:r>
+        <w:rPr>
+          <w:rStyle w:val="CommentTok"/>
+        </w:rPr>
+        <w:t xml:space="preserve"># base R — Type I, one model at a time</w:t>
+      </w:r>
+      <w:r>
+        <w:br/>
+      </w:r>
+      <w:r>
+        <w:rPr>
+          <w:rStyle w:val="FunctionTok"/>
+        </w:rPr>
+        <w:t xml:space="preserve">Anova</w:t>
+      </w:r>
+      <w:r>
+        <w:rPr>
+          <w:rStyle w:val="NormalTok"/>
+        </w:rPr>
+        <w:t xml:space="preserve">(mass_model)        </w:t>
+      </w:r>
+      <w:r>
+        <w:rPr>
+          <w:rStyle w:val="CommentTok"/>
+        </w:rPr>
+        <w:t xml:space="preserve"># capital A — but car isn't loaded!</w:t>
+      </w:r>
+    </w:p>
+    <w:p>
+      <w:pPr>
+        <w:pStyle w:val="FirstParagraph"/>
+      </w:pPr>
+      <w:r>
+        <w:t xml:space="preserve">R stops:</w:t>
+      </w:r>
+    </w:p>
+    <w:p>
+      <w:pPr>
+        <w:pStyle w:val="SourceCode"/>
+      </w:pPr>
+      <w:r>
+        <w:rPr>
+          <w:rStyle w:val="VerbatimChar"/>
+        </w:rPr>
+        <w:t xml:space="preserve">Error in Anova(mass_model) :</w:t>
+      </w:r>
+      <w:r>
+        <w:br/>
+      </w:r>
+      <w:r>
+        <w:rPr>
+          <w:rStyle w:val="VerbatimChar"/>
+        </w:rPr>
+        <w:t xml:space="preserve">  could not find function "Anova"</w:t>
+      </w:r>
+    </w:p>
+    <w:p>
+      <w:pPr>
+        <w:pStyle w:val="FirstParagraph"/>
+      </w:pPr>
+      <w:r>
+        <w:t xml:space="preserve">The fix — load</w:t>
+      </w:r>
+      <w:r>
+        <w:t xml:space="preserve"> </w:t>
+      </w:r>
+      <w:r>
+        <w:rPr>
+          <w:rStyle w:val="VerbatimChar"/>
+        </w:rPr>
+        <w:t xml:space="preserve">car</w:t>
+      </w:r>
+      <w:r>
+        <w:t xml:space="preserve">, and mind the capital</w:t>
+      </w:r>
+      <w:r>
+        <w:t xml:space="preserve"> </w:t>
+      </w:r>
+      <w:r>
+        <w:rPr>
+          <w:b/>
+          <w:bCs/>
+        </w:rPr>
+        <w:t xml:space="preserve">A</w:t>
+      </w:r>
+      <w:r>
+        <w:t xml:space="preserve">:</w:t>
+      </w:r>
+    </w:p>
+    <w:p>
+      <w:pPr>
+        <w:pStyle w:val="SourceCode"/>
+      </w:pPr>
+      <w:r>
+        <w:rPr>
+          <w:rStyle w:val="FunctionTok"/>
+        </w:rPr>
+        <w:t xml:space="preserve">library</w:t>
+      </w:r>
+      <w:r>
+        <w:rPr>
+          <w:rStyle w:val="NormalTok"/>
+        </w:rPr>
+        <w:t xml:space="preserve">(car)</w:t>
+      </w:r>
+      <w:r>
+        <w:br/>
+      </w:r>
+      <w:r>
+        <w:rPr>
+          <w:rStyle w:val="FunctionTok"/>
+        </w:rPr>
+        <w:t xml:space="preserve">Anova</w:t>
+      </w:r>
+      <w:r>
+        <w:rPr>
+          <w:rStyle w:val="NormalTok"/>
+        </w:rPr>
+        <w:t xml:space="preserve">(mass_model, </w:t>
+      </w:r>
+      <w:r>
+        <w:rPr>
+          <w:rStyle w:val="AttributeTok"/>
+        </w:rPr>
+        <w:t xml:space="preserve">type =</w:t>
+      </w:r>
+      <w:r>
+        <w:rPr>
+          <w:rStyle w:val="NormalTok"/>
+        </w:rPr>
+        <w:t xml:space="preserve"> </w:t>
+      </w:r>
+      <w:r>
+        <w:rPr>
+          <w:rStyle w:val="StringTok"/>
+        </w:rPr>
+        <w:t xml:space="preserve">"II"</w:t>
+      </w:r>
+      <w:r>
+        <w:rPr>
+          <w:rStyle w:val="NormalTok"/>
+        </w:rPr>
+        <w:t xml:space="preserve">)</w:t>
+      </w:r>
+    </w:p>
+    <w:tbl>
+      <w:tblPr>
+        <w:tblStyle w:val="Table"/>
+        <w:tblLook w:firstRow="0" w:lastRow="0" w:firstColumn="0" w:lastColumn="0" w:noHBand="0" w:noVBand="0" w:val="0000"/>
+        <w:tblBorders>
+          <w:top w:val="single" w:sz="4" w:space="0" w:color="00A047"/>
+          <w:left w:val="single" w:sz="24" w:space="0" w:color="00A047"/>
+          <w:bottom w:val="single" w:sz="4" w:space="0" w:color="00A047"/>
+          <w:right w:val="single" w:sz="4" w:space="0" w:color="00A047"/>
+        </w:tblBorders>
+        <w:tblCellMar>
+          <w:left w:w="144" w:type="dxa"/>
+          <w:right w:w="144" w:type="dxa"/>
+        </w:tblCellMar>
+        <w:tblLook w:firstRow="0" w:lastRow="0" w:firstColumn="0" w:lastColumn="0" w:noHBand="0" w:noVBand="0" w:val="0000"/>
+      </w:tblPr>
+      <w:tr>
+        <w:trPr>
+          <w:cantSplit/>
+        </w:trPr>
+        <w:tc>
+          <w:tcPr>
+            <w:shd w:color="auto" w:fill="ccf1e3" w:val="clear"/>
+            <w:tcMar>
+              <w:top w:w="92" w:type="dxa"/>
+              <w:bottom w:w="92" w:type="dxa"/>
+            </w:tcMar>
+          </w:tcPr>
+          <w:p>
+            <w:pPr>
+              <w:pStyle w:val="FirstParagraph"/>
+            </w:pPr>
+            <w:pPr>
+              <w:spacing w:before="0" w:after="0"/>
+              <w:textAlignment w:val="center"/>
+            </w:pPr>
+            <w:r>
+              <w:drawing>
+                <wp:inline>
+                  <wp:extent cx="152400" cy="152400"/>
+                  <wp:effectExtent b="0" l="0" r="0" t="0"/>
+                  <wp:docPr descr="" title="" id="63" name="Picture"/>
+                  <a:graphic>
+                    <a:graphicData uri="http://schemas.openxmlformats.org/drawingml/2006/picture">
+                      <pic:pic>
+                        <pic:nvPicPr>
+                          <pic:cNvPr descr="/Applications/Positron.app/Contents/Resources/app/quarto/share/formats/docx/tip.png" id="64" name="Picture"/>
+                          <pic:cNvPicPr>
+                            <a:picLocks noChangeArrowheads="1" noChangeAspect="1"/>
+                          </pic:cNvPicPr>
+                        </pic:nvPicPr>
+                        <pic:blipFill>
+                          <a:blip r:embed="rId19"/>
+                          <a:stretch>
+                            <a:fillRect/>
+                          </a:stretch>
+                        </pic:blipFill>
+                        <pic:spPr bwMode="auto">
+                          <a:xfrm>
+                            <a:off x="0" y="0"/>
+                            <a:ext cx="152400" cy="152400"/>
+                          </a:xfrm>
+                          <a:prstGeom prst="rect">
+                            <a:avLst/>
+                          </a:prstGeom>
+                          <a:noFill/>
+                          <a:ln w="9525">
+                            <a:noFill/>
+                            <a:headEnd/>
+                            <a:tailEnd/>
+                          </a:ln>
+                        </pic:spPr>
+                      </pic:pic>
+                    </a:graphicData>
+                  </a:graphic>
+                </wp:inline>
+              </w:drawing>
+            </w:r>
+            <w:r>
+              <w:t xml:space="preserve"> </w:t>
+            </w:r>
+            <w:r>
+              <w:t xml:space="preserve"> </w:t>
+            </w:r>
+            <w:r>
+              <w:t xml:space="preserve">Tip</w:t>
+            </w:r>
+          </w:p>
+        </w:tc>
+      </w:tr>
+      <w:tr>
+        <w:trPr>
+          <w:cantSplit/>
+        </w:trPr>
+        <w:tc>
+          <w:tcPr>
+            <w:tcMar>
+              <w:top w:w="108" w:type="dxa"/>
+              <w:bottom w:w="108" w:type="dxa"/>
+            </w:tcMar>
+          </w:tcPr>
+          <w:p>
+            <w:pPr>
+              <w:pStyle w:val="BodyText"/>
+            </w:pPr>
+            <w:pPr>
+              <w:spacing w:before="16"/>
+            </w:pPr>
+            <w:r>
+              <w:rPr>
+                <w:b/>
+                <w:bCs/>
+              </w:rPr>
+              <w:t xml:space="preserve">✅ Why show a broken run?</w:t>
+            </w:r>
+          </w:p>
+          <w:p>
+            <w:pPr>
+              <w:pStyle w:val="BodyText"/>
+            </w:pPr>
+            <w:pPr>
+              <w:spacing w:after="16"/>
+            </w:pPr>
+            <w:r>
+              <w:rPr>
+                <w:rStyle w:val="VerbatimChar"/>
+              </w:rPr>
+              <w:t xml:space="preserve">anova()</w:t>
+            </w:r>
+            <w:r>
+              <w:t xml:space="preserve"> </w:t>
+            </w:r>
+            <w:r>
+              <w:t xml:space="preserve">(base) and</w:t>
+            </w:r>
+            <w:r>
+              <w:t xml:space="preserve"> </w:t>
+            </w:r>
+            <w:r>
+              <w:rPr>
+                <w:rStyle w:val="VerbatimChar"/>
+              </w:rPr>
+              <w:t xml:space="preserve">Anova()</w:t>
+            </w:r>
+            <w:r>
+              <w:t xml:space="preserve"> </w:t>
+            </w:r>
+            <w:r>
+              <w:t xml:space="preserve">(car) are</w:t>
+            </w:r>
+            <w:r>
+              <w:t xml:space="preserve"> </w:t>
+            </w:r>
+            <w:r>
+              <w:rPr>
+                <w:b/>
+                <w:bCs/>
+              </w:rPr>
+              <w:t xml:space="preserve">different functions</w:t>
+            </w:r>
+            <w:r>
+              <w:t xml:space="preserve"> </w:t>
+            </w:r>
+            <w:r>
+              <w:t xml:space="preserve">— lowercase compares models with Type I sums of squares; capital-A gives the Type II/III table you want.</w:t>
+            </w:r>
+            <w:r>
+              <w:t xml:space="preserve"> </w:t>
+            </w:r>
+            <w:r>
+              <w:t xml:space="preserve">“could not find function”</w:t>
+            </w:r>
+            <w:r>
+              <w:t xml:space="preserve"> </w:t>
+            </w:r>
+            <w:r>
+              <w:t xml:space="preserve">almost always means a missing</w:t>
+            </w:r>
+            <w:r>
+              <w:t xml:space="preserve"> </w:t>
+            </w:r>
+            <w:r>
+              <w:rPr>
+                <w:rStyle w:val="VerbatimChar"/>
+              </w:rPr>
+              <w:t xml:space="preserve">library()</w:t>
+            </w:r>
+            <w:r>
+              <w:t xml:space="preserve">.</w:t>
+            </w:r>
+          </w:p>
+          <w:p/>
+        </w:tc>
+      </w:tr>
+    </w:tbl>
+    <w:bookmarkEnd w:id="65"/>
+    <w:bookmarkStart w:id="68" w:name="caranova-type-ii-for-unbalanced-data"/>
+    <w:p>
+      <w:pPr>
+        <w:pStyle w:val="Heading1"/>
+      </w:pPr>
+      <w:r>
+        <w:rPr>
+          <w:rStyle w:val="VerbatimChar"/>
+        </w:rPr>
+        <w:t xml:space="preserve">car::Anova()</w:t>
+      </w:r>
+      <w:r>
+        <w:t xml:space="preserve"> </w:t>
+      </w:r>
+      <w:r>
+        <w:t xml:space="preserve">— Type II for Unbalanced Data</w:t>
+      </w:r>
+    </w:p>
+    <w:p>
+      <w:pPr>
+        <w:pStyle w:val="SourceCode"/>
+      </w:pPr>
+      <w:r>
+        <w:rPr>
+          <w:rStyle w:val="CommentTok"/>
+        </w:rPr>
+        <w:t xml:space="preserve"># Type II sums of squares — the right call here -------</w:t>
+      </w:r>
+      <w:r>
+        <w:br/>
+      </w:r>
+      <w:r>
+        <w:rPr>
+          <w:rStyle w:val="FunctionTok"/>
+        </w:rPr>
+        <w:t xml:space="preserve">Anova</w:t>
+      </w:r>
+      <w:r>
+        <w:rPr>
+          <w:rStyle w:val="NormalTok"/>
+        </w:rPr>
+        <w:t xml:space="preserve">(mass_model, </w:t>
+      </w:r>
+      <w:r>
+        <w:rPr>
+          <w:rStyle w:val="AttributeTok"/>
+        </w:rPr>
+        <w:t xml:space="preserve">type =</w:t>
+      </w:r>
+      <w:r>
+        <w:rPr>
+          <w:rStyle w:val="NormalTok"/>
+        </w:rPr>
+        <w:t xml:space="preserve"> </w:t>
+      </w:r>
+      <w:r>
+        <w:rPr>
+          <w:rStyle w:val="StringTok"/>
+        </w:rPr>
+        <w:t xml:space="preserve">"II"</w:t>
+      </w:r>
+      <w:r>
+        <w:rPr>
+          <w:rStyle w:val="NormalTok"/>
+        </w:rPr>
+        <w:t xml:space="preserve">)</w:t>
+      </w:r>
+    </w:p>
+    <w:p>
+      <w:pPr>
+        <w:pStyle w:val="SourceCode"/>
+      </w:pPr>
+      <w:r>
+        <w:rPr>
+          <w:rStyle w:val="VerbatimChar"/>
+        </w:rPr>
+        <w:t xml:space="preserve">Anova Table (Type II tests)</w:t>
+      </w:r>
+      <w:r>
+        <w:br/>
+      </w:r>
+      <w:r>
+        <w:br/>
+      </w:r>
+      <w:r>
+        <w:rPr>
+          <w:rStyle w:val="VerbatimChar"/>
+        </w:rPr>
+        <w:t xml:space="preserve">Response: body_mass_g</w:t>
+      </w:r>
+      <w:r>
+        <w:br/>
+      </w:r>
+      <w:r>
+        <w:rPr>
+          <w:rStyle w:val="VerbatimChar"/>
+        </w:rPr>
+        <w:t xml:space="preserve">             Sum Sq  Df F value    Pr(&gt;F)    </w:t>
+      </w:r>
+      <w:r>
+        <w:br/>
+      </w:r>
+      <w:r>
+        <w:rPr>
+          <w:rStyle w:val="VerbatimChar"/>
+        </w:rPr>
+        <w:t xml:space="preserve">species   146864214   2  343.63 &lt; 2.2e-16 ***</w:t>
+      </w:r>
+      <w:r>
+        <w:br/>
+      </w:r>
+      <w:r>
+        <w:rPr>
+          <w:rStyle w:val="VerbatimChar"/>
+        </w:rPr>
+        <w:t xml:space="preserve">Residuals  72443483 339                      </w:t>
+      </w:r>
+      <w:r>
+        <w:br/>
+      </w:r>
+      <w:r>
+        <w:rPr>
+          <w:rStyle w:val="VerbatimChar"/>
+        </w:rPr>
+        <w:t xml:space="preserve">---</w:t>
+      </w:r>
+      <w:r>
+        <w:br/>
+      </w:r>
+      <w:r>
+        <w:rPr>
+          <w:rStyle w:val="VerbatimChar"/>
+        </w:rPr>
+        <w:t xml:space="preserve">Signif. codes:  0 '***' 0.001 '**' 0.01 '*' 0.05 '.' 0.1 ' ' 1</w:t>
+      </w:r>
+    </w:p>
+    <w:p>
+      <w:pPr>
+        <w:pStyle w:val="FirstParagraph"/>
+      </w:pPr>
+      <w:r>
+        <w:rPr>
+          <w:b/>
+          <w:bCs/>
+        </w:rPr>
+        <w:t xml:space="preserve">Why Type II?</w:t>
+      </w:r>
+    </w:p>
+    <w:p>
+      <w:pPr>
+        <w:pStyle w:val="Compact"/>
+        <w:numPr>
+          <w:ilvl w:val="0"/>
+          <w:numId w:val="1015"/>
+        </w:numPr>
+      </w:pPr>
+      <w:r>
+        <w:t xml:space="preserve">Our groups have</w:t>
+      </w:r>
+      <w:r>
+        <w:t xml:space="preserve"> </w:t>
+      </w:r>
+      <w:r>
+        <w:rPr>
+          <w:b/>
+          <w:bCs/>
+        </w:rPr>
+        <w:t xml:space="preserve">different n</w:t>
+      </w:r>
+      <w:r>
+        <w:t xml:space="preserve"> </w:t>
+      </w:r>
+      <w:r>
+        <w:t xml:space="preserve">(unbalanced)</w:t>
+      </w:r>
+    </w:p>
+    <w:p>
+      <w:pPr>
+        <w:pStyle w:val="Compact"/>
+        <w:numPr>
+          <w:ilvl w:val="0"/>
+          <w:numId w:val="1015"/>
+        </w:numPr>
+      </w:pPr>
+      <w:r>
+        <w:t xml:space="preserve">With one predictor the F is the same, but Type II is the</w:t>
+      </w:r>
+      <w:r>
+        <w:t xml:space="preserve"> </w:t>
+      </w:r>
+      <w:r>
+        <w:rPr>
+          <w:b/>
+          <w:bCs/>
+        </w:rPr>
+        <w:t xml:space="preserve">habit</w:t>
+      </w:r>
+      <w:r>
+        <w:t xml:space="preserve"> </w:t>
+      </w:r>
+      <w:r>
+        <w:t xml:space="preserve">you want before you meet two-way ANOVA, where the type genuinely changes the answer</w:t>
+      </w:r>
+    </w:p>
+    <w:tbl>
+      <w:tblPr>
+        <w:tblStyle w:val="Table"/>
+        <w:tblLook w:firstRow="0" w:lastRow="0" w:firstColumn="0" w:lastColumn="0" w:noHBand="0" w:noVBand="0" w:val="0000"/>
+        <w:tblBorders>
+          <w:top w:val="single" w:sz="4" w:space="0" w:color="0758E5"/>
+          <w:left w:val="single" w:sz="24" w:space="0" w:color="0758E5"/>
+          <w:bottom w:val="single" w:sz="4" w:space="0" w:color="0758E5"/>
+          <w:right w:val="single" w:sz="4" w:space="0" w:color="0758E5"/>
+        </w:tblBorders>
+        <w:tblCellMar>
+          <w:left w:w="144" w:type="dxa"/>
+          <w:right w:w="144" w:type="dxa"/>
+        </w:tblCellMar>
+        <w:tblLook w:firstRow="0" w:lastRow="0" w:firstColumn="0" w:lastColumn="0" w:noHBand="0" w:noVBand="0" w:val="0000"/>
+      </w:tblPr>
+      <w:tr>
+        <w:trPr>
+          <w:cantSplit/>
+        </w:trPr>
+        <w:tc>
+          <w:tcPr>
+            <w:shd w:color="auto" w:fill="dae6fb" w:val="clear"/>
+            <w:tcMar>
+              <w:top w:w="92" w:type="dxa"/>
+              <w:bottom w:w="92" w:type="dxa"/>
+            </w:tcMar>
+          </w:tcPr>
+          <w:p>
+            <w:pPr>
+              <w:pStyle w:val="FirstParagraph"/>
+            </w:pPr>
+            <w:pPr>
+              <w:spacing w:before="0" w:after="0"/>
+              <w:textAlignment w:val="center"/>
+            </w:pPr>
+            <w:r>
+              <w:drawing>
+                <wp:inline>
+                  <wp:extent cx="152400" cy="152400"/>
+                  <wp:effectExtent b="0" l="0" r="0" t="0"/>
+                  <wp:docPr descr="" title="" id="66" name="Picture"/>
+                  <a:graphic>
+                    <a:graphicData uri="http://schemas.openxmlformats.org/drawingml/2006/picture">
+                      <pic:pic>
+                        <pic:nvPicPr>
+                          <pic:cNvPr descr="/Applications/Positron.app/Contents/Resources/app/quarto/share/formats/docx/note.png" id="67" name="Picture"/>
+                          <pic:cNvPicPr>
+                            <a:picLocks noChangeArrowheads="1" noChangeAspect="1"/>
+                          </pic:cNvPicPr>
+                        </pic:nvPicPr>
+                        <pic:blipFill>
+                          <a:blip r:embed="rId9"/>
+                          <a:stretch>
+                            <a:fillRect/>
+                          </a:stretch>
+                        </pic:blipFill>
+                        <pic:spPr bwMode="auto">
+                          <a:xfrm>
+                            <a:off x="0" y="0"/>
+                            <a:ext cx="152400" cy="152400"/>
+                          </a:xfrm>
+                          <a:prstGeom prst="rect">
+                            <a:avLst/>
+                          </a:prstGeom>
+                          <a:noFill/>
+                          <a:ln w="9525">
+                            <a:noFill/>
+                            <a:headEnd/>
+                            <a:tailEnd/>
+                          </a:ln>
+                        </pic:spPr>
+                      </pic:pic>
+                    </a:graphicData>
+                  </a:graphic>
+                </wp:inline>
+              </w:drawing>
+            </w:r>
+            <w:r>
+              <w:t xml:space="preserve"> </w:t>
+            </w:r>
+            <w:r>
+              <w:t xml:space="preserve"> </w:t>
+            </w:r>
+            <w:r>
+              <w:t xml:space="preserve">Note</w:t>
+            </w:r>
+          </w:p>
+        </w:tc>
+      </w:tr>
+      <w:tr>
+        <w:trPr>
+          <w:cantSplit/>
+        </w:trPr>
+        <w:tc>
+          <w:tcPr>
+            <w:tcMar>
+              <w:top w:w="108" w:type="dxa"/>
+              <w:bottom w:w="108" w:type="dxa"/>
+            </w:tcMar>
+          </w:tcPr>
+          <w:p>
+            <w:pPr>
+              <w:pStyle w:val="BodyText"/>
+            </w:pPr>
+            <w:pPr>
+              <w:spacing w:before="16" w:after="16"/>
+            </w:pPr>
+            <w:r>
+              <w:rPr>
+                <w:rStyle w:val="VerbatimChar"/>
+              </w:rPr>
+              <w:t xml:space="preserve">anova()</w:t>
+            </w:r>
+            <w:r>
+              <w:t xml:space="preserve"> </w:t>
+            </w:r>
+            <w:r>
+              <w:t xml:space="preserve">= Type I (order-dependent).</w:t>
+            </w:r>
+            <w:r>
+              <w:t xml:space="preserve"> </w:t>
+            </w:r>
+            <w:r>
+              <w:rPr>
+                <w:rStyle w:val="VerbatimChar"/>
+              </w:rPr>
+              <w:t xml:space="preserve">Anova(type = "II")</w:t>
+            </w:r>
+            <w:r>
+              <w:t xml:space="preserve"> </w:t>
+            </w:r>
+            <w:r>
+              <w:t xml:space="preserve">= order-independent.</w:t>
+            </w:r>
+          </w:p>
+          <w:p/>
+        </w:tc>
+      </w:tr>
+    </w:tbl>
+    <w:bookmarkEnd w:id="68"/>
+    <w:bookmarkStart w:id="69" w:name="pause-do-activity-parts-78-now"/>
+    <w:p>
+      <w:pPr>
+        <w:pStyle w:val="Heading1"/>
+      </w:pPr>
+      <w:r>
+        <w:t xml:space="preserve">🛑 Pause — Do Activity Parts 7–8 Now</w:t>
+      </w:r>
+    </w:p>
+    <w:p>
+      <w:pPr>
+        <w:pStyle w:val="FirstParagraph"/>
+      </w:pPr>
+      <w:r>
+        <w:t xml:space="preserve">Run</w:t>
+      </w:r>
+      <w:r>
+        <w:t xml:space="preserve"> </w:t>
+      </w:r>
+      <w:r>
+        <w:rPr>
+          <w:rStyle w:val="VerbatimChar"/>
+        </w:rPr>
+        <w:t xml:space="preserve">aov()</w:t>
+      </w:r>
+      <w:r>
+        <w:t xml:space="preserve"> </w:t>
+      </w:r>
+      <w:r>
+        <w:t xml:space="preserve">+</w:t>
+      </w:r>
+      <w:r>
+        <w:t xml:space="preserve"> </w:t>
+      </w:r>
+      <w:r>
+        <w:rPr>
+          <w:rStyle w:val="VerbatimChar"/>
+        </w:rPr>
+        <w:t xml:space="preserve">summary()</w:t>
+      </w:r>
+      <w:r>
+        <w:t xml:space="preserve">, then</w:t>
+      </w:r>
+      <w:r>
+        <w:t xml:space="preserve"> </w:t>
+      </w:r>
+      <w:r>
+        <w:rPr>
+          <w:rStyle w:val="VerbatimChar"/>
+        </w:rPr>
+        <w:t xml:space="preserve">car::Anova(type = "II")</w:t>
+      </w:r>
+      <w:r>
+        <w:t xml:space="preserve">. Predict the F and</w:t>
+      </w:r>
+      <w:r>
+        <w:t xml:space="preserve"> </w:t>
+      </w:r>
+      <w:r>
+        <w:rPr>
+          <w:i/>
+          <w:iCs/>
+        </w:rPr>
+        <w:t xml:space="preserve">p</w:t>
+      </w:r>
+      <w:r>
+        <w:t xml:space="preserve"> </w:t>
+      </w:r>
+      <w:r>
+        <w:t xml:space="preserve">before you read them, and confirm both tables agree.</w:t>
+      </w:r>
+    </w:p>
+    <w:bookmarkEnd w:id="69"/>
+    <w:bookmarkStart w:id="72" w:name="X01320b21b5151a1126a1767b13d8030289a56a5"/>
+    <w:p>
+      <w:pPr>
+        <w:pStyle w:val="Heading1"/>
+      </w:pPr>
+      <w:r>
+        <w:t xml:space="preserve">🧩 Chunk 4 of 4 · Which Groups Differ? Post-Hoc with emmeans</w:t>
+      </w:r>
+    </w:p>
+    <w:p>
+      <w:pPr>
+        <w:pStyle w:val="FirstParagraph"/>
+      </w:pPr>
+      <w:r>
+        <w:rPr>
+          <w:b/>
+          <w:bCs/>
+        </w:rPr>
+        <w:t xml:space="preserve">We will cover:</w:t>
+      </w:r>
+      <w:r>
+        <w:t xml:space="preserve"> </w:t>
+      </w:r>
+      <w:r>
+        <w:t xml:space="preserve">ANOVA says</w:t>
+      </w:r>
+      <w:r>
+        <w:t xml:space="preserve"> </w:t>
+      </w:r>
+      <w:r>
+        <w:t xml:space="preserve">“some differ”</w:t>
+      </w:r>
+      <w:r>
+        <w:t xml:space="preserve"> </w:t>
+      </w:r>
+      <w:r>
+        <w:t xml:space="preserve">—</w:t>
+      </w:r>
+      <w:r>
+        <w:t xml:space="preserve"> </w:t>
+      </w:r>
+      <w:r>
+        <w:rPr>
+          <w:rStyle w:val="VerbatimChar"/>
+        </w:rPr>
+        <w:t xml:space="preserve">emmeans</w:t>
+      </w:r>
+      <w:r>
+        <w:t xml:space="preserve"> </w:t>
+      </w:r>
+      <w:r>
+        <w:t xml:space="preserve">says</w:t>
+      </w:r>
+      <w:r>
+        <w:t xml:space="preserve"> </w:t>
+      </w:r>
+      <w:r>
+        <w:rPr>
+          <w:i/>
+          <w:iCs/>
+        </w:rPr>
+        <w:t xml:space="preserve">which</w:t>
+      </w:r>
+      <w:r>
+        <w:t xml:space="preserve">, with the comparisons properly adjusted.</w:t>
+      </w:r>
+    </w:p>
+    <w:tbl>
+      <w:tblPr>
+        <w:tblStyle w:val="Table"/>
+        <w:tblLook w:firstRow="0" w:lastRow="0" w:firstColumn="0" w:lastColumn="0" w:noHBand="0" w:noVBand="0" w:val="0000"/>
+        <w:tblBorders>
+          <w:top w:val="single" w:sz="4" w:space="0" w:color="00A047"/>
+          <w:left w:val="single" w:sz="24" w:space="0" w:color="00A047"/>
+          <w:bottom w:val="single" w:sz="4" w:space="0" w:color="00A047"/>
+          <w:right w:val="single" w:sz="4" w:space="0" w:color="00A047"/>
+        </w:tblBorders>
+        <w:tblCellMar>
+          <w:left w:w="144" w:type="dxa"/>
+          <w:right w:w="144" w:type="dxa"/>
+        </w:tblCellMar>
+        <w:tblLook w:firstRow="0" w:lastRow="0" w:firstColumn="0" w:lastColumn="0" w:noHBand="0" w:noVBand="0" w:val="0000"/>
+      </w:tblPr>
+      <w:tr>
+        <w:trPr>
+          <w:cantSplit/>
+        </w:trPr>
+        <w:tc>
+          <w:tcPr>
+            <w:shd w:color="auto" w:fill="ccf1e3" w:val="clear"/>
+            <w:tcMar>
+              <w:top w:w="92" w:type="dxa"/>
+              <w:bottom w:w="92" w:type="dxa"/>
+            </w:tcMar>
+          </w:tcPr>
+          <w:p>
+            <w:pPr>
+              <w:pStyle w:val="BodyText"/>
+            </w:pPr>
+            <w:pPr>
+              <w:spacing w:before="0" w:after="0"/>
+              <w:textAlignment w:val="center"/>
+            </w:pPr>
+            <w:r>
+              <w:drawing>
+                <wp:inline>
+                  <wp:extent cx="152400" cy="152400"/>
+                  <wp:effectExtent b="0" l="0" r="0" t="0"/>
+                  <wp:docPr descr="" title="" id="70" name="Picture"/>
+                  <a:graphic>
+                    <a:graphicData uri="http://schemas.openxmlformats.org/drawingml/2006/picture">
+                      <pic:pic>
+                        <pic:nvPicPr>
+                          <pic:cNvPr descr="/Applications/Positron.app/Contents/Resources/app/quarto/share/formats/docx/tip.png" id="71" name="Picture"/>
+                          <pic:cNvPicPr>
+                            <a:picLocks noChangeArrowheads="1" noChangeAspect="1"/>
+                          </pic:cNvPicPr>
+                        </pic:nvPicPr>
+                        <pic:blipFill>
+                          <a:blip r:embed="rId19"/>
+                          <a:stretch>
+                            <a:fillRect/>
+                          </a:stretch>
+                        </pic:blipFill>
+                        <pic:spPr bwMode="auto">
+                          <a:xfrm>
+                            <a:off x="0" y="0"/>
+                            <a:ext cx="152400" cy="152400"/>
+                          </a:xfrm>
+                          <a:prstGeom prst="rect">
+                            <a:avLst/>
+                          </a:prstGeom>
+                          <a:noFill/>
+                          <a:ln w="9525">
+                            <a:noFill/>
+                            <a:headEnd/>
+                            <a:tailEnd/>
+                          </a:ln>
+                        </pic:spPr>
+                      </pic:pic>
+                    </a:graphicData>
+                  </a:graphic>
+                </wp:inline>
+              </w:drawing>
+            </w:r>
+            <w:r>
+              <w:t xml:space="preserve"> </w:t>
+            </w:r>
+            <w:r>
+              <w:t xml:space="preserve"> </w:t>
+            </w:r>
+            <w:r>
+              <w:t xml:space="preserve">Tip</w:t>
+            </w:r>
+          </w:p>
+        </w:tc>
+      </w:tr>
+      <w:tr>
+        <w:trPr>
+          <w:cantSplit/>
+        </w:trPr>
+        <w:tc>
+          <w:tcPr>
+            <w:tcMar>
+              <w:top w:w="108" w:type="dxa"/>
+              <w:bottom w:w="108" w:type="dxa"/>
+            </w:tcMar>
+          </w:tcPr>
+          <w:p>
+            <w:pPr>
+              <w:pStyle w:val="BodyText"/>
+            </w:pPr>
+            <w:pPr>
+              <w:spacing w:before="16" w:after="16"/>
+            </w:pPr>
+            <w:r>
+              <w:rPr>
+                <w:b/>
+                <w:bCs/>
+              </w:rPr>
+              <w:t xml:space="preserve">🖐 After this chunk: Activity Parts 9–11</w:t>
+            </w:r>
+            <w:r>
+              <w:t xml:space="preserve"> </w:t>
+            </w:r>
+            <w:r>
+              <w:t xml:space="preserve">(pairwise tests, letters, plot, report).</w:t>
+            </w:r>
+          </w:p>
+          <w:p/>
+        </w:tc>
+      </w:tr>
+    </w:tbl>
+    <w:bookmarkEnd w:id="72"/>
+    <w:bookmarkStart w:id="75" w:name="X0c614d744baa564029b2ae246e8c7025551516b"/>
+    <w:p>
+      <w:pPr>
+        <w:pStyle w:val="Heading1"/>
+      </w:pPr>
+      <w:r>
+        <w:t xml:space="preserve">Post-Hoc — Pairwise Comparisons with emmeans</w:t>
+      </w:r>
+    </w:p>
+    <w:tbl>
+      <w:tblPr>
+        <w:tblStyle w:val="Table"/>
+        <w:tblLook w:firstRow="0" w:lastRow="0" w:firstColumn="0" w:lastColumn="0" w:noHBand="0" w:noVBand="0" w:val="0000"/>
+        <w:tblBorders>
+          <w:top w:val="single" w:sz="4" w:space="0" w:color="0758E5"/>
+          <w:left w:val="single" w:sz="24" w:space="0" w:color="0758E5"/>
+          <w:bottom w:val="single" w:sz="4" w:space="0" w:color="0758E5"/>
+          <w:right w:val="single" w:sz="4" w:space="0" w:color="0758E5"/>
+        </w:tblBorders>
+        <w:tblCellMar>
+          <w:left w:w="144" w:type="dxa"/>
+          <w:right w:w="144" w:type="dxa"/>
+        </w:tblCellMar>
+        <w:tblLook w:firstRow="0" w:lastRow="0" w:firstColumn="0" w:lastColumn="0" w:noHBand="0" w:noVBand="0" w:val="0000"/>
+      </w:tblPr>
+      <w:tr>
+        <w:trPr>
+          <w:cantSplit/>
+        </w:trPr>
+        <w:tc>
+          <w:tcPr>
+            <w:shd w:color="auto" w:fill="dae6fb" w:val="clear"/>
+            <w:tcMar>
+              <w:top w:w="92" w:type="dxa"/>
+              <w:bottom w:w="92" w:type="dxa"/>
+            </w:tcMar>
+          </w:tcPr>
+          <w:p>
+            <w:pPr>
+              <w:pStyle w:val="FirstParagraph"/>
+            </w:pPr>
+            <w:pPr>
+              <w:spacing w:before="0" w:after="0"/>
+              <w:textAlignment w:val="center"/>
+            </w:pPr>
+            <w:r>
+              <w:drawing>
+                <wp:inline>
+                  <wp:extent cx="152400" cy="152400"/>
+                  <wp:effectExtent b="0" l="0" r="0" t="0"/>
+                  <wp:docPr descr="" title="" id="73" name="Picture"/>
+                  <a:graphic>
+                    <a:graphicData uri="http://schemas.openxmlformats.org/drawingml/2006/picture">
+                      <pic:pic>
+                        <pic:nvPicPr>
+                          <pic:cNvPr descr="/Applications/Positron.app/Contents/Resources/app/quarto/share/formats/docx/note.png" id="74" name="Picture"/>
+                          <pic:cNvPicPr>
+                            <a:picLocks noChangeArrowheads="1" noChangeAspect="1"/>
+                          </pic:cNvPicPr>
+                        </pic:nvPicPr>
+                        <pic:blipFill>
+                          <a:blip r:embed="rId9"/>
+                          <a:stretch>
+                            <a:fillRect/>
+                          </a:stretch>
+                        </pic:blipFill>
+                        <pic:spPr bwMode="auto">
+                          <a:xfrm>
+                            <a:off x="0" y="0"/>
+                            <a:ext cx="152400" cy="152400"/>
+                          </a:xfrm>
+                          <a:prstGeom prst="rect">
+                            <a:avLst/>
+                          </a:prstGeom>
+                          <a:noFill/>
+                          <a:ln w="9525">
+                            <a:noFill/>
+                            <a:headEnd/>
+                            <a:tailEnd/>
+                          </a:ln>
+                        </pic:spPr>
+                      </pic:pic>
+                    </a:graphicData>
+                  </a:graphic>
+                </wp:inline>
+              </w:drawing>
+            </w:r>
+            <w:r>
+              <w:t xml:space="preserve"> </w:t>
+            </w:r>
+            <w:r>
+              <w:t xml:space="preserve"> </w:t>
+            </w:r>
+            <w:r>
+              <w:t xml:space="preserve">Note</w:t>
+            </w:r>
+          </w:p>
+        </w:tc>
+      </w:tr>
+      <w:tr>
+        <w:trPr>
+          <w:cantSplit/>
+        </w:trPr>
+        <w:tc>
+          <w:tcPr>
+            <w:tcMar>
+              <w:top w:w="108" w:type="dxa"/>
+              <w:bottom w:w="108" w:type="dxa"/>
+            </w:tcMar>
+          </w:tcPr>
+          <w:p>
+            <w:pPr>
+              <w:pStyle w:val="BodyText"/>
+            </w:pPr>
+            <w:pPr>
+              <w:spacing w:before="16" w:after="16"/>
+            </w:pPr>
+            <w:r>
+              <w:rPr>
+                <w:b/>
+                <w:bCs/>
+              </w:rPr>
+              <w:t xml:space="preserve">🔮 Predict first:</w:t>
+            </w:r>
+            <w:r>
+              <w:t xml:space="preserve"> </w:t>
+            </w:r>
+            <w:r>
+              <w:t xml:space="preserve">From the boxplot, predict — will</w:t>
+            </w:r>
+            <w:r>
+              <w:t xml:space="preserve"> </w:t>
+            </w:r>
+            <w:r>
+              <w:rPr>
+                <w:b/>
+                <w:bCs/>
+              </w:rPr>
+              <w:t xml:space="preserve">all three</w:t>
+            </w:r>
+            <w:r>
+              <w:t xml:space="preserve"> </w:t>
+            </w:r>
+            <w:r>
+              <w:t xml:space="preserve">species differ from each other, or will two be statistically tied?</w:t>
+            </w:r>
+          </w:p>
+          <w:p/>
+        </w:tc>
+      </w:tr>
+    </w:tbl>
+    <w:p>
+      <w:pPr>
+        <w:pStyle w:val="SourceCode"/>
+      </w:pPr>
+      <w:r>
+        <w:rPr>
+          <w:rStyle w:val="CommentTok"/>
+        </w:rPr>
+        <w:t xml:space="preserve"># Estimated marginal means + Tukey-adjusted pairs -----</w:t>
+      </w:r>
+      <w:r>
+        <w:br/>
+      </w:r>
+      <w:r>
+        <w:rPr>
+          <w:rStyle w:val="NormalTok"/>
+        </w:rPr>
+        <w:t xml:space="preserve">mass_emm </w:t>
+      </w:r>
+      <w:r>
+        <w:rPr>
+          <w:rStyle w:val="OtherTok"/>
+        </w:rPr>
+        <w:t xml:space="preserve">&lt;-</w:t>
+      </w:r>
+      <w:r>
+        <w:rPr>
+          <w:rStyle w:val="NormalTok"/>
+        </w:rPr>
+        <w:t xml:space="preserve"> </w:t>
+      </w:r>
+      <w:r>
+        <w:rPr>
+          <w:rStyle w:val="FunctionTok"/>
+        </w:rPr>
+        <w:t xml:space="preserve">emmeans</w:t>
+      </w:r>
+      <w:r>
+        <w:rPr>
+          <w:rStyle w:val="NormalTok"/>
+        </w:rPr>
+        <w:t xml:space="preserve">(mass_model, pairwise </w:t>
+      </w:r>
+      <w:r>
+        <w:rPr>
+          <w:rStyle w:val="SpecialCharTok"/>
+        </w:rPr>
+        <w:t xml:space="preserve">~</w:t>
+      </w:r>
+      <w:r>
+        <w:rPr>
+          <w:rStyle w:val="NormalTok"/>
+        </w:rPr>
+        <w:t xml:space="preserve"> species)</w:t>
+      </w:r>
+      <w:r>
+        <w:br/>
+      </w:r>
+      <w:r>
+        <w:br/>
+      </w:r>
+      <w:r>
+        <w:rPr>
+          <w:rStyle w:val="NormalTok"/>
+        </w:rPr>
+        <w:t xml:space="preserve">mass_emm</w:t>
+      </w:r>
+      <w:r>
+        <w:rPr>
+          <w:rStyle w:val="SpecialCharTok"/>
+        </w:rPr>
+        <w:t xml:space="preserve">$</w:t>
+      </w:r>
+      <w:r>
+        <w:rPr>
+          <w:rStyle w:val="NormalTok"/>
+        </w:rPr>
+        <w:t xml:space="preserve">contrasts</w:t>
+      </w:r>
+    </w:p>
+    <w:p>
+      <w:pPr>
+        <w:pStyle w:val="SourceCode"/>
+      </w:pPr>
+      <w:r>
+        <w:rPr>
+          <w:rStyle w:val="VerbatimChar"/>
+        </w:rPr>
+        <w:t xml:space="preserve"> contrast           estimate   SE  df t.ratio p.value</w:t>
+      </w:r>
+      <w:r>
+        <w:br/>
+      </w:r>
+      <w:r>
+        <w:rPr>
+          <w:rStyle w:val="VerbatimChar"/>
+        </w:rPr>
+        <w:t xml:space="preserve"> Adelie - Chinstrap    -32.4 67.5 339  -0.480  0.8807</w:t>
+      </w:r>
+      <w:r>
+        <w:br/>
+      </w:r>
+      <w:r>
+        <w:rPr>
+          <w:rStyle w:val="VerbatimChar"/>
+        </w:rPr>
+        <w:t xml:space="preserve"> Adelie - Gentoo     -1375.4 56.1 339 -24.495 &lt;0.0001</w:t>
+      </w:r>
+      <w:r>
+        <w:br/>
+      </w:r>
+      <w:r>
+        <w:rPr>
+          <w:rStyle w:val="VerbatimChar"/>
+        </w:rPr>
+        <w:t xml:space="preserve"> Chinstrap - Gentoo  -1342.9 69.9 339 -19.224 &lt;0.0001</w:t>
+      </w:r>
+      <w:r>
+        <w:br/>
+      </w:r>
+      <w:r>
+        <w:br/>
+      </w:r>
+      <w:r>
+        <w:rPr>
+          <w:rStyle w:val="VerbatimChar"/>
+        </w:rPr>
+        <w:t xml:space="preserve">P value adjustment: tukey method for comparing a family of 3 estimates </w:t>
+      </w:r>
+    </w:p>
+    <w:p>
+      <w:pPr>
+        <w:pStyle w:val="FirstParagraph"/>
+      </w:pPr>
+      <w:r>
+        <w:rPr>
+          <w:b/>
+          <w:bCs/>
+        </w:rPr>
+        <w:t xml:space="preserve">Reading it:</w:t>
+      </w:r>
+    </w:p>
+    <w:p>
+      <w:pPr>
+        <w:pStyle w:val="Compact"/>
+        <w:numPr>
+          <w:ilvl w:val="0"/>
+          <w:numId w:val="1016"/>
+        </w:numPr>
+      </w:pPr>
+      <w:r>
+        <w:rPr>
+          <w:rStyle w:val="VerbatimChar"/>
+        </w:rPr>
+        <w:t xml:space="preserve">emmeans(..., pairwise ~ species)</w:t>
+      </w:r>
+      <w:r>
+        <w:t xml:space="preserve"> </w:t>
+      </w:r>
+      <w:r>
+        <w:t xml:space="preserve">gives each group’s mean</w:t>
+      </w:r>
+      <w:r>
+        <w:t xml:space="preserve"> </w:t>
+      </w:r>
+      <w:r>
+        <w:rPr>
+          <w:b/>
+          <w:bCs/>
+        </w:rPr>
+        <w:t xml:space="preserve">and</w:t>
+      </w:r>
+      <w:r>
+        <w:t xml:space="preserve"> </w:t>
+      </w:r>
+      <w:r>
+        <w:t xml:space="preserve">every pairwise comparison</w:t>
+      </w:r>
+    </w:p>
+    <w:p>
+      <w:pPr>
+        <w:pStyle w:val="Compact"/>
+        <w:numPr>
+          <w:ilvl w:val="0"/>
+          <w:numId w:val="1016"/>
+        </w:numPr>
+      </w:pPr>
+      <w:r>
+        <w:t xml:space="preserve">The</w:t>
+      </w:r>
+      <w:r>
+        <w:t xml:space="preserve"> </w:t>
+      </w:r>
+      <w:r>
+        <w:rPr>
+          <w:i/>
+          <w:iCs/>
+        </w:rPr>
+        <w:t xml:space="preserve">p</w:t>
+      </w:r>
+      <w:r>
+        <w:t xml:space="preserve">-values are</w:t>
+      </w:r>
+      <w:r>
+        <w:t xml:space="preserve"> </w:t>
+      </w:r>
+      <w:r>
+        <w:rPr>
+          <w:b/>
+          <w:bCs/>
+        </w:rPr>
+        <w:t xml:space="preserve">Tukey-adjusted</w:t>
+      </w:r>
+      <w:r>
+        <w:t xml:space="preserve"> </w:t>
+      </w:r>
+      <w:r>
+        <w:t xml:space="preserve">— they already correct for multiple comparisons, so the family-wise error stays at 0.05</w:t>
+      </w:r>
+    </w:p>
+    <w:p>
+      <w:pPr>
+        <w:pStyle w:val="FirstParagraph"/>
+      </w:pPr>
+      <w:r>
+        <w:t xml:space="preserve">📖 W&amp;S §15.4 — planned vs. unplanned comparisons</w:t>
+      </w:r>
+    </w:p>
+    <w:bookmarkEnd w:id="75"/>
+    <w:bookmarkStart w:id="78" w:name="X6ad618e26776527f6692ddfe34661e4b331b653"/>
+    <w:p>
+      <w:pPr>
+        <w:pStyle w:val="Heading1"/>
+      </w:pPr>
+      <w:r>
+        <w:t xml:space="preserve">Compact Letter Display — Who Shares a Letter?</w:t>
+      </w:r>
+    </w:p>
+    <w:p>
+      <w:pPr>
+        <w:pStyle w:val="SourceCode"/>
+      </w:pPr>
+      <w:r>
+        <w:rPr>
+          <w:rStyle w:val="CommentTok"/>
+        </w:rPr>
+        <w:t xml:space="preserve"># Groups that SHARE a letter are NOT different --------</w:t>
+      </w:r>
+      <w:r>
+        <w:br/>
+      </w:r>
+      <w:r>
+        <w:rPr>
+          <w:rStyle w:val="NormalTok"/>
+        </w:rPr>
+        <w:t xml:space="preserve">multcomp</w:t>
+      </w:r>
+      <w:r>
+        <w:rPr>
+          <w:rStyle w:val="SpecialCharTok"/>
+        </w:rPr>
+        <w:t xml:space="preserve">::</w:t>
+      </w:r>
+      <w:r>
+        <w:rPr>
+          <w:rStyle w:val="FunctionTok"/>
+        </w:rPr>
+        <w:t xml:space="preserve">cld</w:t>
+      </w:r>
+      <w:r>
+        <w:rPr>
+          <w:rStyle w:val="NormalTok"/>
+        </w:rPr>
+        <w:t xml:space="preserve">(mass_emm</w:t>
+      </w:r>
+      <w:r>
+        <w:rPr>
+          <w:rStyle w:val="SpecialCharTok"/>
+        </w:rPr>
+        <w:t xml:space="preserve">$</w:t>
+      </w:r>
+      <w:r>
+        <w:rPr>
+          <w:rStyle w:val="NormalTok"/>
+        </w:rPr>
+        <w:t xml:space="preserve">emmeans, </w:t>
+      </w:r>
+      <w:r>
+        <w:rPr>
+          <w:rStyle w:val="AttributeTok"/>
+        </w:rPr>
+        <w:t xml:space="preserve">Letters =</w:t>
+      </w:r>
+      <w:r>
+        <w:rPr>
+          <w:rStyle w:val="NormalTok"/>
+        </w:rPr>
+        <w:t xml:space="preserve"> letters)</w:t>
+      </w:r>
+    </w:p>
+    <w:p>
+      <w:pPr>
+        <w:pStyle w:val="SourceCode"/>
+      </w:pPr>
+      <w:r>
+        <w:rPr>
+          <w:rStyle w:val="VerbatimChar"/>
+        </w:rPr>
+        <w:t xml:space="preserve"> species   emmean   SE  df lower.CL upper.CL .group</w:t>
+      </w:r>
+      <w:r>
+        <w:br/>
+      </w:r>
+      <w:r>
+        <w:rPr>
+          <w:rStyle w:val="VerbatimChar"/>
+        </w:rPr>
+        <w:t xml:space="preserve"> Adelie      3701 37.6 339     3627     3775  a    </w:t>
+      </w:r>
+      <w:r>
+        <w:br/>
+      </w:r>
+      <w:r>
+        <w:rPr>
+          <w:rStyle w:val="VerbatimChar"/>
+        </w:rPr>
+        <w:t xml:space="preserve"> Chinstrap   3733 56.1 339     3623     3843  a    </w:t>
+      </w:r>
+      <w:r>
+        <w:br/>
+      </w:r>
+      <w:r>
+        <w:rPr>
+          <w:rStyle w:val="VerbatimChar"/>
+        </w:rPr>
+        <w:t xml:space="preserve"> Gentoo      5076 41.7 339     4994     5158   b   </w:t>
+      </w:r>
+      <w:r>
+        <w:br/>
+      </w:r>
+      <w:r>
+        <w:br/>
+      </w:r>
+      <w:r>
+        <w:rPr>
+          <w:rStyle w:val="VerbatimChar"/>
+        </w:rPr>
+        <w:t xml:space="preserve">Confidence level used: 0.95 </w:t>
+      </w:r>
+      <w:r>
+        <w:br/>
+      </w:r>
+      <w:r>
+        <w:rPr>
+          <w:rStyle w:val="VerbatimChar"/>
+        </w:rPr>
+        <w:t xml:space="preserve">P value adjustment: tukey method for comparing a family of 3 estimates </w:t>
+      </w:r>
+      <w:r>
+        <w:br/>
+      </w:r>
+      <w:r>
+        <w:rPr>
+          <w:rStyle w:val="VerbatimChar"/>
+        </w:rPr>
+        <w:t xml:space="preserve">significance level used: alpha = 0.05 </w:t>
+      </w:r>
+      <w:r>
+        <w:br/>
+      </w:r>
+      <w:r>
+        <w:rPr>
+          <w:rStyle w:val="VerbatimChar"/>
+        </w:rPr>
+        <w:t xml:space="preserve">NOTE: If two or more means share the same grouping symbol,</w:t>
+      </w:r>
+      <w:r>
+        <w:br/>
+      </w:r>
+      <w:r>
+        <w:rPr>
+          <w:rStyle w:val="VerbatimChar"/>
+        </w:rPr>
+        <w:t xml:space="preserve">      then we cannot show them to be different.</w:t>
+      </w:r>
+      <w:r>
+        <w:br/>
+      </w:r>
+      <w:r>
+        <w:rPr>
+          <w:rStyle w:val="VerbatimChar"/>
+        </w:rPr>
+        <w:t xml:space="preserve">      But we also did not show them to be the same. </w:t>
+      </w:r>
+    </w:p>
+    <w:p>
+      <w:pPr>
+        <w:pStyle w:val="FirstParagraph"/>
+      </w:pPr>
+      <w:r>
+        <w:rPr>
+          <w:b/>
+          <w:bCs/>
+        </w:rPr>
+        <w:t xml:space="preserve">How to read letters:</w:t>
+      </w:r>
+    </w:p>
+    <w:p>
+      <w:pPr>
+        <w:pStyle w:val="Compact"/>
+        <w:numPr>
+          <w:ilvl w:val="0"/>
+          <w:numId w:val="1017"/>
+        </w:numPr>
+      </w:pPr>
+      <w:r>
+        <w:t xml:space="preserve">Same letter →</w:t>
+      </w:r>
+      <w:r>
+        <w:t xml:space="preserve"> </w:t>
+      </w:r>
+      <w:r>
+        <w:rPr>
+          <w:b/>
+          <w:bCs/>
+        </w:rPr>
+        <w:t xml:space="preserve">not</w:t>
+      </w:r>
+      <w:r>
+        <w:t xml:space="preserve"> </w:t>
+      </w:r>
+      <w:r>
+        <w:t xml:space="preserve">significantly different</w:t>
+      </w:r>
+    </w:p>
+    <w:p>
+      <w:pPr>
+        <w:pStyle w:val="Compact"/>
+        <w:numPr>
+          <w:ilvl w:val="0"/>
+          <w:numId w:val="1017"/>
+        </w:numPr>
+      </w:pPr>
+      <w:r>
+        <w:t xml:space="preserve">Different letters → significantly different</w:t>
+      </w:r>
+    </w:p>
+    <w:p>
+      <w:pPr>
+        <w:pStyle w:val="FirstParagraph"/>
+      </w:pPr>
+      <w:r>
+        <w:t xml:space="preserve">This is the compact summary you see in published figures — one letter above each bar.</w:t>
+      </w:r>
+    </w:p>
+    <w:tbl>
+      <w:tblPr>
+        <w:tblStyle w:val="Table"/>
+        <w:tblLook w:firstRow="0" w:lastRow="0" w:firstColumn="0" w:lastColumn="0" w:noHBand="0" w:noVBand="0" w:val="0000"/>
+        <w:tblBorders>
+          <w:top w:val="single" w:sz="4" w:space="0" w:color="00A047"/>
+          <w:left w:val="single" w:sz="24" w:space="0" w:color="00A047"/>
+          <w:bottom w:val="single" w:sz="4" w:space="0" w:color="00A047"/>
+          <w:right w:val="single" w:sz="4" w:space="0" w:color="00A047"/>
+        </w:tblBorders>
+        <w:tblCellMar>
+          <w:left w:w="144" w:type="dxa"/>
+          <w:right w:w="144" w:type="dxa"/>
+        </w:tblCellMar>
+        <w:tblLook w:firstRow="0" w:lastRow="0" w:firstColumn="0" w:lastColumn="0" w:noHBand="0" w:noVBand="0" w:val="0000"/>
+      </w:tblPr>
+      <w:tr>
+        <w:trPr>
+          <w:cantSplit/>
+        </w:trPr>
+        <w:tc>
+          <w:tcPr>
+            <w:shd w:color="auto" w:fill="ccf1e3" w:val="clear"/>
+            <w:tcMar>
+              <w:top w:w="92" w:type="dxa"/>
+              <w:bottom w:w="92" w:type="dxa"/>
+            </w:tcMar>
+          </w:tcPr>
+          <w:p>
+            <w:pPr>
+              <w:pStyle w:val="BodyText"/>
+            </w:pPr>
+            <w:pPr>
+              <w:spacing w:before="0" w:after="0"/>
+              <w:textAlignment w:val="center"/>
+            </w:pPr>
+            <w:r>
+              <w:drawing>
+                <wp:inline>
+                  <wp:extent cx="152400" cy="152400"/>
+                  <wp:effectExtent b="0" l="0" r="0" t="0"/>
+                  <wp:docPr descr="" title="" id="76" name="Picture"/>
+                  <a:graphic>
+                    <a:graphicData uri="http://schemas.openxmlformats.org/drawingml/2006/picture">
+                      <pic:pic>
+                        <pic:nvPicPr>
+                          <pic:cNvPr descr="/Applications/Positron.app/Contents/Resources/app/quarto/share/formats/docx/tip.png" id="77" name="Picture"/>
+                          <pic:cNvPicPr>
+                            <a:picLocks noChangeArrowheads="1" noChangeAspect="1"/>
+                          </pic:cNvPicPr>
+                        </pic:nvPicPr>
+                        <pic:blipFill>
+                          <a:blip r:embed="rId19"/>
+                          <a:stretch>
+                            <a:fillRect/>
+                          </a:stretch>
+                        </pic:blipFill>
+                        <pic:spPr bwMode="auto">
+                          <a:xfrm>
+                            <a:off x="0" y="0"/>
+                            <a:ext cx="152400" cy="152400"/>
+                          </a:xfrm>
+                          <a:prstGeom prst="rect">
+                            <a:avLst/>
+                          </a:prstGeom>
+                          <a:noFill/>
+                          <a:ln w="9525">
+                            <a:noFill/>
+                            <a:headEnd/>
+                            <a:tailEnd/>
+                          </a:ln>
+                        </pic:spPr>
+                      </pic:pic>
+                    </a:graphicData>
+                  </a:graphic>
+                </wp:inline>
+              </w:drawing>
+            </w:r>
+            <w:r>
+              <w:t xml:space="preserve"> </w:t>
+            </w:r>
+            <w:r>
+              <w:t xml:space="preserve"> </w:t>
+            </w:r>
+            <w:r>
+              <w:t xml:space="preserve">Tip</w:t>
+            </w:r>
+          </w:p>
+        </w:tc>
+      </w:tr>
+      <w:tr>
+        <w:trPr>
+          <w:cantSplit/>
+        </w:trPr>
+        <w:tc>
+          <w:tcPr>
+            <w:tcMar>
+              <w:top w:w="108" w:type="dxa"/>
+              <w:bottom w:w="108" w:type="dxa"/>
+            </w:tcMar>
+          </w:tcPr>
+          <w:p>
+            <w:pPr>
+              <w:pStyle w:val="BodyText"/>
+            </w:pPr>
+            <w:pPr>
+              <w:spacing w:before="16" w:after="16"/>
+            </w:pPr>
+            <w:r>
+              <w:t xml:space="preserve">Install once:</w:t>
+            </w:r>
+            <w:r>
+              <w:t xml:space="preserve"> </w:t>
+            </w:r>
+            <w:r>
+              <w:rPr>
+                <w:rStyle w:val="VerbatimChar"/>
+              </w:rPr>
+              <w:t xml:space="preserve">install.packages("multcomp")</w:t>
+            </w:r>
+          </w:p>
+          <w:p/>
+        </w:tc>
+      </w:tr>
+    </w:tbl>
+    <w:bookmarkEnd w:id="78"/>
+    <w:bookmarkStart w:id="82" w:name="plot-the-result-means-ci"/>
+    <w:p>
+      <w:pPr>
+        <w:pStyle w:val="Heading1"/>
+      </w:pPr>
+      <w:r>
+        <w:t xml:space="preserve">Plot the Result — Means ± CI</w:t>
+      </w:r>
+    </w:p>
+    <w:p>
+      <w:pPr>
+        <w:pStyle w:val="SourceCode"/>
+      </w:pPr>
+      <w:r>
+        <w:rPr>
+          <w:rStyle w:val="NormalTok"/>
+        </w:rPr>
+        <w:t xml:space="preserve">mass_emm_plot </w:t>
+      </w:r>
+      <w:r>
+        <w:rPr>
+          <w:rStyle w:val="OtherTok"/>
+        </w:rPr>
+        <w:t xml:space="preserve">&lt;-</w:t>
+      </w:r>
+      <w:r>
+        <w:rPr>
+          <w:rStyle w:val="NormalTok"/>
+        </w:rPr>
+        <w:t xml:space="preserve"> </w:t>
+      </w:r>
+      <w:r>
+        <w:rPr>
+          <w:rStyle w:val="FunctionTok"/>
+        </w:rPr>
+        <w:t xml:space="preserve">as.data.frame</w:t>
+      </w:r>
+      <w:r>
+        <w:rPr>
+          <w:rStyle w:val="NormalTok"/>
+        </w:rPr>
+        <w:t xml:space="preserve">(mass_emm</w:t>
+      </w:r>
+      <w:r>
+        <w:rPr>
+          <w:rStyle w:val="SpecialCharTok"/>
+        </w:rPr>
+        <w:t xml:space="preserve">$</w:t>
+      </w:r>
+      <w:r>
+        <w:rPr>
+          <w:rStyle w:val="NormalTok"/>
+        </w:rPr>
+        <w:t xml:space="preserve">emmeans) </w:t>
+      </w:r>
+      <w:r>
+        <w:rPr>
+          <w:rStyle w:val="SpecialCharTok"/>
+        </w:rPr>
+        <w:t xml:space="preserve">%&gt;%</w:t>
+      </w:r>
+      <w:r>
+        <w:br/>
+      </w:r>
+      <w:r>
+        <w:rPr>
+          <w:rStyle w:val="NormalTok"/>
+        </w:rPr>
+        <w:t xml:space="preserve">  </w:t>
+      </w:r>
+      <w:r>
+        <w:rPr>
+          <w:rStyle w:val="FunctionTok"/>
+        </w:rPr>
+        <w:t xml:space="preserve">ggplot</w:t>
+      </w:r>
+      <w:r>
+        <w:rPr>
+          <w:rStyle w:val="NormalTok"/>
+        </w:rPr>
+        <w:t xml:space="preserve">(</w:t>
+      </w:r>
+      <w:r>
+        <w:rPr>
+          <w:rStyle w:val="FunctionTok"/>
+        </w:rPr>
+        <w:t xml:space="preserve">aes</w:t>
+      </w:r>
+      <w:r>
+        <w:rPr>
+          <w:rStyle w:val="NormalTok"/>
+        </w:rPr>
+        <w:t xml:space="preserve">(</w:t>
+      </w:r>
+      <w:r>
+        <w:rPr>
+          <w:rStyle w:val="AttributeTok"/>
+        </w:rPr>
+        <w:t xml:space="preserve">x =</w:t>
+      </w:r>
+      <w:r>
+        <w:rPr>
+          <w:rStyle w:val="NormalTok"/>
+        </w:rPr>
+        <w:t xml:space="preserve"> species, </w:t>
+      </w:r>
+      <w:r>
+        <w:rPr>
+          <w:rStyle w:val="AttributeTok"/>
+        </w:rPr>
+        <w:t xml:space="preserve">y =</w:t>
+      </w:r>
+      <w:r>
+        <w:rPr>
+          <w:rStyle w:val="NormalTok"/>
+        </w:rPr>
+        <w:t xml:space="preserve"> emmean, </w:t>
+      </w:r>
+      <w:r>
+        <w:rPr>
+          <w:rStyle w:val="AttributeTok"/>
+        </w:rPr>
+        <w:t xml:space="preserve">color =</w:t>
+      </w:r>
+      <w:r>
+        <w:rPr>
+          <w:rStyle w:val="NormalTok"/>
+        </w:rPr>
+        <w:t xml:space="preserve"> species)) </w:t>
+      </w:r>
+      <w:r>
+        <w:rPr>
+          <w:rStyle w:val="SpecialCharTok"/>
+        </w:rPr>
+        <w:t xml:space="preserve">+</w:t>
+      </w:r>
+      <w:r>
+        <w:br/>
+      </w:r>
+      <w:r>
+        <w:rPr>
+          <w:rStyle w:val="NormalTok"/>
+        </w:rPr>
+        <w:t xml:space="preserve">  </w:t>
+      </w:r>
+      <w:r>
+        <w:rPr>
+          <w:rStyle w:val="FunctionTok"/>
+        </w:rPr>
+        <w:t xml:space="preserve">geom_point</w:t>
+      </w:r>
+      <w:r>
+        <w:rPr>
+          <w:rStyle w:val="NormalTok"/>
+        </w:rPr>
+        <w:t xml:space="preserve">(</w:t>
+      </w:r>
+      <w:r>
+        <w:rPr>
+          <w:rStyle w:val="AttributeTok"/>
+        </w:rPr>
+        <w:t xml:space="preserve">size =</w:t>
+      </w:r>
+      <w:r>
+        <w:rPr>
+          <w:rStyle w:val="NormalTok"/>
+        </w:rPr>
+        <w:t xml:space="preserve"> </w:t>
+      </w:r>
+      <w:r>
+        <w:rPr>
+          <w:rStyle w:val="DecValTok"/>
+        </w:rPr>
+        <w:t xml:space="preserve">3</w:t>
+      </w:r>
+      <w:r>
+        <w:rPr>
+          <w:rStyle w:val="NormalTok"/>
+        </w:rPr>
+        <w:t xml:space="preserve">) </w:t>
+      </w:r>
+      <w:r>
+        <w:rPr>
+          <w:rStyle w:val="SpecialCharTok"/>
+        </w:rPr>
+        <w:t xml:space="preserve">+</w:t>
+      </w:r>
+      <w:r>
+        <w:br/>
+      </w:r>
+      <w:r>
+        <w:rPr>
+          <w:rStyle w:val="NormalTok"/>
+        </w:rPr>
+        <w:t xml:space="preserve">  </w:t>
+      </w:r>
+      <w:r>
+        <w:rPr>
+          <w:rStyle w:val="FunctionTok"/>
+        </w:rPr>
+        <w:t xml:space="preserve">geom_errorbar</w:t>
+      </w:r>
+      <w:r>
+        <w:rPr>
+          <w:rStyle w:val="NormalTok"/>
+        </w:rPr>
+        <w:t xml:space="preserve">(</w:t>
+      </w:r>
+      <w:r>
+        <w:br/>
+      </w:r>
+      <w:r>
+        <w:rPr>
+          <w:rStyle w:val="NormalTok"/>
+        </w:rPr>
+        <w:t xml:space="preserve">    </w:t>
+      </w:r>
+      <w:r>
+        <w:rPr>
+          <w:rStyle w:val="FunctionTok"/>
+        </w:rPr>
+        <w:t xml:space="preserve">aes</w:t>
+      </w:r>
+      <w:r>
+        <w:rPr>
+          <w:rStyle w:val="NormalTok"/>
+        </w:rPr>
+        <w:t xml:space="preserve">(</w:t>
+      </w:r>
+      <w:r>
+        <w:rPr>
+          <w:rStyle w:val="AttributeTok"/>
+        </w:rPr>
+        <w:t xml:space="preserve">ymin =</w:t>
+      </w:r>
+      <w:r>
+        <w:rPr>
+          <w:rStyle w:val="NormalTok"/>
+        </w:rPr>
+        <w:t xml:space="preserve"> lower.CL, </w:t>
+      </w:r>
+      <w:r>
+        <w:rPr>
+          <w:rStyle w:val="AttributeTok"/>
+        </w:rPr>
+        <w:t xml:space="preserve">ymax =</w:t>
+      </w:r>
+      <w:r>
+        <w:rPr>
+          <w:rStyle w:val="NormalTok"/>
+        </w:rPr>
+        <w:t xml:space="preserve"> upper.CL),</w:t>
+      </w:r>
+      <w:r>
+        <w:br/>
+      </w:r>
+      <w:r>
+        <w:rPr>
+          <w:rStyle w:val="NormalTok"/>
+        </w:rPr>
+        <w:t xml:space="preserve">    </w:t>
+      </w:r>
+      <w:r>
+        <w:rPr>
+          <w:rStyle w:val="AttributeTok"/>
+        </w:rPr>
+        <w:t xml:space="preserve">width =</w:t>
+      </w:r>
+      <w:r>
+        <w:rPr>
+          <w:rStyle w:val="NormalTok"/>
+        </w:rPr>
+        <w:t xml:space="preserve"> </w:t>
+      </w:r>
+      <w:r>
+        <w:rPr>
+          <w:rStyle w:val="FloatTok"/>
+        </w:rPr>
+        <w:t xml:space="preserve">0.15</w:t>
+      </w:r>
+      <w:r>
+        <w:rPr>
+          <w:rStyle w:val="NormalTok"/>
+        </w:rPr>
+        <w:t xml:space="preserve">, </w:t>
+      </w:r>
+      <w:r>
+        <w:rPr>
+          <w:rStyle w:val="AttributeTok"/>
+        </w:rPr>
+        <w:t xml:space="preserve">linewidth =</w:t>
+      </w:r>
+      <w:r>
+        <w:rPr>
+          <w:rStyle w:val="NormalTok"/>
+        </w:rPr>
+        <w:t xml:space="preserve"> </w:t>
+      </w:r>
+      <w:r>
+        <w:rPr>
+          <w:rStyle w:val="FloatTok"/>
+        </w:rPr>
+        <w:t xml:space="preserve">0.9</w:t>
+      </w:r>
+      <w:r>
+        <w:br/>
+      </w:r>
+      <w:r>
+        <w:rPr>
+          <w:rStyle w:val="NormalTok"/>
+        </w:rPr>
+        <w:t xml:space="preserve">  ) </w:t>
+      </w:r>
+      <w:r>
+        <w:rPr>
+          <w:rStyle w:val="SpecialCharTok"/>
+        </w:rPr>
+        <w:t xml:space="preserve">+</w:t>
+      </w:r>
+      <w:r>
+        <w:br/>
+      </w:r>
+      <w:r>
+        <w:rPr>
+          <w:rStyle w:val="NormalTok"/>
+        </w:rPr>
+        <w:t xml:space="preserve">  </w:t>
+      </w:r>
+      <w:r>
+        <w:rPr>
+          <w:rStyle w:val="FunctionTok"/>
+        </w:rPr>
+        <w:t xml:space="preserve">labs</w:t>
+      </w:r>
+      <w:r>
+        <w:rPr>
+          <w:rStyle w:val="NormalTok"/>
+        </w:rPr>
+        <w:t xml:space="preserve">(</w:t>
+      </w:r>
+      <w:r>
+        <w:rPr>
+          <w:rStyle w:val="AttributeTok"/>
+        </w:rPr>
+        <w:t xml:space="preserve">x =</w:t>
+      </w:r>
+      <w:r>
+        <w:rPr>
+          <w:rStyle w:val="NormalTok"/>
+        </w:rPr>
+        <w:t xml:space="preserve"> </w:t>
+      </w:r>
+      <w:r>
+        <w:rPr>
+          <w:rStyle w:val="StringTok"/>
+        </w:rPr>
+        <w:t xml:space="preserve">"Species"</w:t>
+      </w:r>
+      <w:r>
+        <w:rPr>
+          <w:rStyle w:val="NormalTok"/>
+        </w:rPr>
+        <w:t xml:space="preserve">, </w:t>
+      </w:r>
+      <w:r>
+        <w:rPr>
+          <w:rStyle w:val="AttributeTok"/>
+        </w:rPr>
+        <w:t xml:space="preserve">y =</w:t>
+      </w:r>
+      <w:r>
+        <w:rPr>
+          <w:rStyle w:val="NormalTok"/>
+        </w:rPr>
+        <w:t xml:space="preserve"> </w:t>
+      </w:r>
+      <w:r>
+        <w:rPr>
+          <w:rStyle w:val="StringTok"/>
+        </w:rPr>
+        <w:t xml:space="preserve">"Estimated mean mass (g)"</w:t>
+      </w:r>
+      <w:r>
+        <w:rPr>
+          <w:rStyle w:val="NormalTok"/>
+        </w:rPr>
+        <w:t xml:space="preserve">) </w:t>
+      </w:r>
+      <w:r>
+        <w:rPr>
+          <w:rStyle w:val="SpecialCharTok"/>
+        </w:rPr>
+        <w:t xml:space="preserve">+</w:t>
+      </w:r>
+      <w:r>
+        <w:br/>
+      </w:r>
+      <w:r>
+        <w:rPr>
+          <w:rStyle w:val="NormalTok"/>
+        </w:rPr>
+        <w:t xml:space="preserve">  </w:t>
+      </w:r>
+      <w:r>
+        <w:rPr>
+          <w:rStyle w:val="FunctionTok"/>
+        </w:rPr>
+        <w:t xml:space="preserve">theme_minimal</w:t>
+      </w:r>
+      <w:r>
+        <w:rPr>
+          <w:rStyle w:val="NormalTok"/>
+        </w:rPr>
+        <w:t xml:space="preserve">() </w:t>
+      </w:r>
+      <w:r>
+        <w:rPr>
+          <w:rStyle w:val="SpecialCharTok"/>
+        </w:rPr>
+        <w:t xml:space="preserve">+</w:t>
+      </w:r>
+      <w:r>
+        <w:br/>
+      </w:r>
+      <w:r>
+        <w:rPr>
+          <w:rStyle w:val="NormalTok"/>
+        </w:rPr>
+        <w:t xml:space="preserve">  </w:t>
+      </w:r>
+      <w:r>
+        <w:rPr>
+          <w:rStyle w:val="FunctionTok"/>
+        </w:rPr>
+        <w:t xml:space="preserve">theme</w:t>
+      </w:r>
+      <w:r>
+        <w:rPr>
+          <w:rStyle w:val="NormalTok"/>
+        </w:rPr>
+        <w:t xml:space="preserve">(</w:t>
+      </w:r>
+      <w:r>
+        <w:rPr>
+          <w:rStyle w:val="AttributeTok"/>
+        </w:rPr>
+        <w:t xml:space="preserve">legend.position =</w:t>
+      </w:r>
+      <w:r>
+        <w:rPr>
+          <w:rStyle w:val="NormalTok"/>
+        </w:rPr>
+        <w:t xml:space="preserve"> </w:t>
+      </w:r>
+      <w:r>
+        <w:rPr>
+          <w:rStyle w:val="StringTok"/>
+        </w:rPr>
+        <w:t xml:space="preserve">"none"</w:t>
+      </w:r>
+      <w:r>
+        <w:rPr>
+          <w:rStyle w:val="NormalTok"/>
+        </w:rPr>
+        <w:t xml:space="preserve">)</w:t>
+      </w:r>
+      <w:r>
+        <w:br/>
+      </w:r>
+      <w:r>
+        <w:br/>
+      </w:r>
+      <w:r>
+        <w:rPr>
+          <w:rStyle w:val="NormalTok"/>
+        </w:rPr>
+        <w:t xml:space="preserve">mass_emm_plot</w:t>
+      </w:r>
+    </w:p>
+    <w:p>
+      <w:pPr>
+        <w:pStyle w:val="FirstParagraph"/>
+      </w:pPr>
+      <w:r>
+        <w:drawing>
+          <wp:inline>
+            <wp:extent cx="5943600" cy="5943600"/>
+            <wp:effectExtent b="0" l="0" r="0" t="0"/>
+            <wp:docPr descr="" title="" id="80" name="Picture"/>
+            <a:graphic>
+              <a:graphicData uri="http://schemas.openxmlformats.org/drawingml/2006/picture">
+                <pic:pic>
+                  <pic:nvPicPr>
+                    <pic:cNvPr descr="one_way_anova_lecture_files/figure-docx/emmeans-plot-10-1.png" id="81" name="Picture"/>
+                    <pic:cNvPicPr>
+                      <a:picLocks noChangeArrowheads="1" noChangeAspect="1"/>
+                    </pic:cNvPicPr>
+                  </pic:nvPicPr>
+                  <pic:blipFill>
+                    <a:blip r:embed="rId79"/>
+                    <a:stretch>
+                      <a:fillRect/>
+                    </a:stretch>
+                  </pic:blipFill>
+                  <pic:spPr bwMode="auto">
+                    <a:xfrm>
+                      <a:off x="0" y="0"/>
+                      <a:ext cx="5943600" cy="5943600"/>
+                    </a:xfrm>
+                    <a:prstGeom prst="rect">
+                      <a:avLst/>
+                    </a:prstGeom>
+                    <a:noFill/>
+                    <a:ln w="9525">
+                      <a:noFill/>
+                      <a:headEnd/>
+                      <a:tailEnd/>
+                    </a:ln>
+                  </pic:spPr>
+                </pic:pic>
+              </a:graphicData>
+            </a:graphic>
+          </wp:inline>
+        </w:drawing>
+      </w:r>
+    </w:p>
+    <w:p>
+      <w:pPr>
+        <w:pStyle w:val="BodyText"/>
+      </w:pPr>
+      <w:r>
+        <w:rPr>
+          <w:b/>
+          <w:bCs/>
+        </w:rPr>
+        <w:t xml:space="preserve">Estimated marginal means</w:t>
+      </w:r>
+      <w:r>
+        <w:t xml:space="preserve"> </w:t>
+      </w:r>
+      <w:r>
+        <w:t xml:space="preserve">with 95% confidence intervals.</w:t>
+      </w:r>
+    </w:p>
+    <w:p>
+      <w:pPr>
+        <w:pStyle w:val="Compact"/>
+        <w:numPr>
+          <w:ilvl w:val="0"/>
+          <w:numId w:val="1018"/>
+        </w:numPr>
+      </w:pPr>
+      <w:r>
+        <w:t xml:space="preserve">Non-overlapping intervals hint at real differences</w:t>
+      </w:r>
+    </w:p>
+    <w:p>
+      <w:pPr>
+        <w:pStyle w:val="Compact"/>
+        <w:numPr>
+          <w:ilvl w:val="0"/>
+          <w:numId w:val="1018"/>
+        </w:numPr>
+      </w:pPr>
+      <w:r>
+        <w:t xml:space="preserve">Pair this plot with the letters for a publication-ready figure</w:t>
+      </w:r>
+    </w:p>
+    <w:p>
+      <w:pPr>
+        <w:pStyle w:val="FirstParagraph"/>
+      </w:pPr>
+      <w:r>
+        <w:t xml:space="preserve">The emmeans plot is the ANOVA cousin of Lecture 03’s mean ± SE plot.</w:t>
+      </w:r>
+    </w:p>
+    <w:bookmarkEnd w:id="82"/>
+    <w:bookmarkStart w:id="83" w:name="how-to-report-an-anova"/>
+    <w:p>
+      <w:pPr>
+        <w:pStyle w:val="Heading1"/>
+      </w:pPr>
+      <w:r>
+        <w:t xml:space="preserve">How to Report an ANOVA</w:t>
+      </w:r>
+    </w:p>
+    <w:p>
+      <w:pPr>
+        <w:pStyle w:val="SourceCode"/>
+      </w:pPr>
+      <w:r>
+        <w:rPr>
+          <w:rStyle w:val="CommentTok"/>
+        </w:rPr>
+        <w:t xml:space="preserve"># Pull the F table values for reporting ---------------</w:t>
+      </w:r>
+      <w:r>
+        <w:br/>
+      </w:r>
+      <w:r>
+        <w:rPr>
+          <w:rStyle w:val="NormalTok"/>
+        </w:rPr>
+        <w:t xml:space="preserve">mass_tab </w:t>
+      </w:r>
+      <w:r>
+        <w:rPr>
+          <w:rStyle w:val="OtherTok"/>
+        </w:rPr>
+        <w:t xml:space="preserve">&lt;-</w:t>
+      </w:r>
+      <w:r>
+        <w:rPr>
+          <w:rStyle w:val="NormalTok"/>
+        </w:rPr>
+        <w:t xml:space="preserve"> </w:t>
+      </w:r>
+      <w:r>
+        <w:rPr>
+          <w:rStyle w:val="FunctionTok"/>
+        </w:rPr>
+        <w:t xml:space="preserve">Anova</w:t>
+      </w:r>
+      <w:r>
+        <w:rPr>
+          <w:rStyle w:val="NormalTok"/>
+        </w:rPr>
+        <w:t xml:space="preserve">(mass_model, </w:t>
+      </w:r>
+      <w:r>
+        <w:rPr>
+          <w:rStyle w:val="AttributeTok"/>
+        </w:rPr>
+        <w:t xml:space="preserve">type =</w:t>
+      </w:r>
+      <w:r>
+        <w:rPr>
+          <w:rStyle w:val="NormalTok"/>
+        </w:rPr>
+        <w:t xml:space="preserve"> </w:t>
+      </w:r>
+      <w:r>
+        <w:rPr>
+          <w:rStyle w:val="StringTok"/>
+        </w:rPr>
+        <w:t xml:space="preserve">"II"</w:t>
+      </w:r>
+      <w:r>
+        <w:rPr>
+          <w:rStyle w:val="NormalTok"/>
+        </w:rPr>
+        <w:t xml:space="preserve">)</w:t>
+      </w:r>
+      <w:r>
+        <w:br/>
+      </w:r>
+      <w:r>
+        <w:rPr>
+          <w:rStyle w:val="NormalTok"/>
+        </w:rPr>
+        <w:t xml:space="preserve">mass_tab</w:t>
+      </w:r>
+    </w:p>
+    <w:p>
+      <w:pPr>
+        <w:pStyle w:val="SourceCode"/>
+      </w:pPr>
+      <w:r>
+        <w:rPr>
+          <w:rStyle w:val="VerbatimChar"/>
+        </w:rPr>
+        <w:t xml:space="preserve">Anova Table (Type II tests)</w:t>
+      </w:r>
+      <w:r>
+        <w:br/>
+      </w:r>
+      <w:r>
+        <w:br/>
+      </w:r>
+      <w:r>
+        <w:rPr>
+          <w:rStyle w:val="VerbatimChar"/>
+        </w:rPr>
+        <w:t xml:space="preserve">Response: body_mass_g</w:t>
+      </w:r>
+      <w:r>
+        <w:br/>
+      </w:r>
+      <w:r>
+        <w:rPr>
+          <w:rStyle w:val="VerbatimChar"/>
+        </w:rPr>
+        <w:t xml:space="preserve">             Sum Sq  Df F value    Pr(&gt;F)    </w:t>
+      </w:r>
+      <w:r>
+        <w:br/>
+      </w:r>
+      <w:r>
+        <w:rPr>
+          <w:rStyle w:val="VerbatimChar"/>
+        </w:rPr>
+        <w:t xml:space="preserve">species   146864214   2  343.63 &lt; 2.2e-16 ***</w:t>
+      </w:r>
+      <w:r>
+        <w:br/>
+      </w:r>
+      <w:r>
+        <w:rPr>
+          <w:rStyle w:val="VerbatimChar"/>
+        </w:rPr>
+        <w:t xml:space="preserve">Residuals  72443483 339                      </w:t>
+      </w:r>
+      <w:r>
+        <w:br/>
+      </w:r>
+      <w:r>
+        <w:rPr>
+          <w:rStyle w:val="VerbatimChar"/>
+        </w:rPr>
+        <w:t xml:space="preserve">---</w:t>
+      </w:r>
+      <w:r>
+        <w:br/>
+      </w:r>
+      <w:r>
+        <w:rPr>
+          <w:rStyle w:val="VerbatimChar"/>
+        </w:rPr>
+        <w:t xml:space="preserve">Signif. codes:  0 '***' 0.001 '**' 0.01 '*' 0.05 '.' 0.1 ' ' 1</w:t>
+      </w:r>
+    </w:p>
+    <w:p>
+      <w:pPr>
+        <w:pStyle w:val="BlockText"/>
+      </w:pPr>
+      <w:r>
+        <w:rPr>
+          <w:i/>
+          <w:iCs/>
+        </w:rPr>
+        <w:t xml:space="preserve">“Body mass differed significantly among the three penguin species (one-way ANOVA: F(2, 339) = 343.6, p &lt; 0.001). Tukey-adjusted comparisons showed all three species differed, with Gentoo heaviest and Adelie lightest.”</w:t>
+      </w:r>
+    </w:p>
+    <w:p>
+      <w:pPr>
+        <w:pStyle w:val="FirstParagraph"/>
+      </w:pPr>
+      <w:r>
+        <w:rPr>
+          <w:b/>
+          <w:bCs/>
+        </w:rPr>
+        <w:t xml:space="preserve">Always include:</w:t>
+      </w:r>
+    </w:p>
+    <w:p>
+      <w:pPr>
+        <w:pStyle w:val="Compact"/>
+        <w:numPr>
+          <w:ilvl w:val="0"/>
+          <w:numId w:val="1019"/>
+        </w:numPr>
+      </w:pPr>
+      <w:r>
+        <w:t xml:space="preserve">Test type (one-way ANOVA)</w:t>
+      </w:r>
+    </w:p>
+    <w:p>
+      <w:pPr>
+        <w:pStyle w:val="Compact"/>
+        <w:numPr>
+          <w:ilvl w:val="0"/>
+          <w:numId w:val="1019"/>
+        </w:numPr>
+      </w:pPr>
+      <w:r>
+        <w:rPr>
+          <w:b/>
+          <w:bCs/>
+        </w:rPr>
+        <w:t xml:space="preserve">F</w:t>
+      </w:r>
+      <w:r>
+        <w:t xml:space="preserve">, both</w:t>
+      </w:r>
+      <w:r>
+        <w:t xml:space="preserve"> </w:t>
+      </w:r>
+      <w:r>
+        <w:rPr>
+          <w:b/>
+          <w:bCs/>
+        </w:rPr>
+        <w:t xml:space="preserve">df</w:t>
+      </w:r>
+      <w:r>
+        <w:t xml:space="preserve">, and the</w:t>
+      </w:r>
+      <w:r>
+        <w:t xml:space="preserve"> </w:t>
+      </w:r>
+      <w:r>
+        <w:rPr>
+          <w:b/>
+          <w:bCs/>
+        </w:rPr>
+        <w:t xml:space="preserve">p-value</w:t>
+      </w:r>
+    </w:p>
+    <w:p>
+      <w:pPr>
+        <w:pStyle w:val="Compact"/>
+        <w:numPr>
+          <w:ilvl w:val="0"/>
+          <w:numId w:val="1019"/>
+        </w:numPr>
+      </w:pPr>
+      <w:r>
+        <w:t xml:space="preserve">The post-hoc result (which groups differ)</w:t>
+      </w:r>
+    </w:p>
+    <w:p>
+      <w:pPr>
+        <w:pStyle w:val="Compact"/>
+        <w:numPr>
+          <w:ilvl w:val="0"/>
+          <w:numId w:val="1019"/>
+        </w:numPr>
+      </w:pPr>
+      <w:r>
+        <w:t xml:space="preserve">Group means ± SE or CI</w:t>
+      </w:r>
+    </w:p>
+    <w:p>
+      <w:pPr>
+        <w:pStyle w:val="FirstParagraph"/>
+      </w:pPr>
+      <w:r>
+        <w:rPr>
+          <w:b/>
+          <w:bCs/>
+        </w:rPr>
+        <w:t xml:space="preserve">Never</w:t>
+      </w:r>
+      <w:r>
+        <w:t xml:space="preserve"> </w:t>
+      </w:r>
+      <w:r>
+        <w:t xml:space="preserve">write</w:t>
+      </w:r>
+      <w:r>
+        <w:t xml:space="preserve"> </w:t>
+      </w:r>
+      <w:r>
+        <w:t xml:space="preserve">“p = 0.000”</w:t>
+      </w:r>
+      <w:r>
+        <w:t xml:space="preserve"> </w:t>
+      </w:r>
+      <w:r>
+        <w:t xml:space="preserve">— use</w:t>
+      </w:r>
+      <w:r>
+        <w:t xml:space="preserve"> </w:t>
+      </w:r>
+      <w:r>
+        <w:t xml:space="preserve">“p &lt; 0.001”</w:t>
+      </w:r>
+      <w:r>
+        <w:t xml:space="preserve">.</w:t>
+      </w:r>
+    </w:p>
+    <w:bookmarkEnd w:id="83"/>
+    <w:bookmarkStart w:id="84" w:name="pause-do-activity-parts-911-now"/>
+    <w:p>
+      <w:pPr>
+        <w:pStyle w:val="Heading1"/>
+      </w:pPr>
+      <w:r>
+        <w:t xml:space="preserve">🛑 Pause — Do Activity Parts 9–11 Now</w:t>
+      </w:r>
+    </w:p>
+    <w:p>
+      <w:pPr>
+        <w:pStyle w:val="FirstParagraph"/>
+      </w:pPr>
+      <w:r>
+        <w:t xml:space="preserve">Run the emmeans pairwise test, get the letters, plot the means ± CI, and write your results sentence. Predict which species differ before you run the comparisons.</w:t>
+      </w:r>
+    </w:p>
+    <w:bookmarkEnd w:id="84"/>
+    <w:bookmarkStart w:id="86" w:name="what-we-learned-today"/>
+    <w:p>
+      <w:pPr>
+        <w:pStyle w:val="Heading1"/>
+      </w:pPr>
+      <w:r>
+        <w:t xml:space="preserve">What We Learned Today</w:t>
+      </w:r>
+    </w:p>
+    <w:p>
+      <w:pPr>
+        <w:pStyle w:val="FirstParagraph"/>
+      </w:pPr>
+      <w:r>
+        <w:rPr>
+          <w:b/>
+          <w:bCs/>
+        </w:rPr>
+        <w:t xml:space="preserve">Concepts:</w:t>
+      </w:r>
+    </w:p>
+    <w:p>
+      <w:pPr>
+        <w:pStyle w:val="Compact"/>
+        <w:numPr>
+          <w:ilvl w:val="0"/>
+          <w:numId w:val="1020"/>
+        </w:numPr>
+      </w:pPr>
+      <w:r>
+        <w:t xml:space="preserve">Many t-tests inflate the false-positive rate —</w:t>
+      </w:r>
+      <w:r>
+        <w:t xml:space="preserve"> </w:t>
+      </w:r>
+      <w:r>
+        <w:rPr>
+          <w:b/>
+          <w:bCs/>
+        </w:rPr>
+        <w:t xml:space="preserve">ANOVA asks once</w:t>
+      </w:r>
+    </w:p>
+    <w:p>
+      <w:pPr>
+        <w:pStyle w:val="Compact"/>
+        <w:numPr>
+          <w:ilvl w:val="0"/>
+          <w:numId w:val="1020"/>
+        </w:numPr>
+      </w:pPr>
+      <w:r>
+        <w:rPr>
+          <w:b/>
+          <w:bCs/>
+        </w:rPr>
+        <w:t xml:space="preserve">F</w:t>
+      </w:r>
+      <w:r>
+        <w:t xml:space="preserve"> </w:t>
+      </w:r>
+      <w:r>
+        <w:t xml:space="preserve">= between-group ÷ within-group variance (signal ÷ noise)</w:t>
+      </w:r>
+    </w:p>
+    <w:p>
+      <w:pPr>
+        <w:pStyle w:val="Compact"/>
+        <w:numPr>
+          <w:ilvl w:val="0"/>
+          <w:numId w:val="1020"/>
+        </w:numPr>
+      </w:pPr>
+      <w:r>
+        <w:t xml:space="preserve">Assumptions:</w:t>
+      </w:r>
+      <w:r>
+        <w:t xml:space="preserve"> </w:t>
+      </w:r>
+      <w:r>
+        <w:rPr>
+          <w:b/>
+          <w:bCs/>
+        </w:rPr>
+        <w:t xml:space="preserve">normal residuals</w:t>
+      </w:r>
+      <w:r>
+        <w:t xml:space="preserve">,</w:t>
+      </w:r>
+      <w:r>
+        <w:t xml:space="preserve"> </w:t>
+      </w:r>
+      <w:r>
+        <w:rPr>
+          <w:b/>
+          <w:bCs/>
+        </w:rPr>
+        <w:t xml:space="preserve">equal variance</w:t>
+      </w:r>
+      <w:r>
+        <w:t xml:space="preserve"> </w:t>
+      </w:r>
+      <w:r>
+        <w:t xml:space="preserve">(Levene)</w:t>
+      </w:r>
+    </w:p>
+    <w:p>
+      <w:pPr>
+        <w:pStyle w:val="Compact"/>
+        <w:numPr>
+          <w:ilvl w:val="0"/>
+          <w:numId w:val="1020"/>
+        </w:numPr>
+      </w:pPr>
+      <w:r>
+        <w:t xml:space="preserve">ANOVA rejects H₀ for the</w:t>
+      </w:r>
+      <w:r>
+        <w:t xml:space="preserve"> </w:t>
+      </w:r>
+      <w:r>
+        <w:rPr>
+          <w:i/>
+          <w:iCs/>
+        </w:rPr>
+        <w:t xml:space="preserve">group</w:t>
+      </w:r>
+      <w:r>
+        <w:t xml:space="preserve">, but</w:t>
+      </w:r>
+      <w:r>
+        <w:t xml:space="preserve"> </w:t>
+      </w:r>
+      <w:r>
+        <w:rPr>
+          <w:b/>
+          <w:bCs/>
+        </w:rPr>
+        <w:t xml:space="preserve">post-hoc</w:t>
+      </w:r>
+      <w:r>
+        <w:t xml:space="preserve"> </w:t>
+      </w:r>
+      <w:r>
+        <w:t xml:space="preserve">finds</w:t>
+      </w:r>
+      <w:r>
+        <w:t xml:space="preserve"> </w:t>
+      </w:r>
+      <w:r>
+        <w:rPr>
+          <w:i/>
+          <w:iCs/>
+        </w:rPr>
+        <w:t xml:space="preserve">which</w:t>
+      </w:r>
+      <w:r>
+        <w:t xml:space="preserve"> </w:t>
+      </w:r>
+      <w:r>
+        <w:t xml:space="preserve">pairs differ</w:t>
+      </w:r>
+    </w:p>
+    <w:p>
+      <w:pPr>
+        <w:pStyle w:val="Compact"/>
+        <w:numPr>
+          <w:ilvl w:val="0"/>
+          <w:numId w:val="1020"/>
+        </w:numPr>
+      </w:pPr>
+      <w:r>
+        <w:rPr>
+          <w:b/>
+          <w:bCs/>
+        </w:rPr>
+        <w:t xml:space="preserve">Tukey adjustment</w:t>
+      </w:r>
+      <w:r>
+        <w:t xml:space="preserve"> </w:t>
+      </w:r>
+      <w:r>
+        <w:t xml:space="preserve">keeps the family-wise error at 0.05</w:t>
+      </w:r>
+    </w:p>
+    <w:p>
+      <w:pPr>
+        <w:pStyle w:val="FirstParagraph"/>
+      </w:pPr>
+      <w:r>
+        <w:rPr>
+          <w:b/>
+          <w:bCs/>
+        </w:rPr>
+        <w:t xml:space="preserve">R skills:</w:t>
+      </w:r>
+    </w:p>
+    <w:p>
+      <w:pPr>
+        <w:pStyle w:val="Compact"/>
+        <w:numPr>
+          <w:ilvl w:val="0"/>
+          <w:numId w:val="1021"/>
+        </w:numPr>
+      </w:pPr>
+      <w:r>
+        <w:rPr>
+          <w:rStyle w:val="VerbatimChar"/>
+        </w:rPr>
+        <w:t xml:space="preserve">lm(Y ~ group)</w:t>
+      </w:r>
+      <w:r>
+        <w:t xml:space="preserve"> </w:t>
+      </w:r>
+      <w:r>
+        <w:t xml:space="preserve">and</w:t>
+      </w:r>
+      <w:r>
+        <w:t xml:space="preserve"> </w:t>
+      </w:r>
+      <w:r>
+        <w:rPr>
+          <w:rStyle w:val="VerbatimChar"/>
+        </w:rPr>
+        <w:t xml:space="preserve">aov()</w:t>
+      </w:r>
+      <w:r>
+        <w:t xml:space="preserve"> </w:t>
+      </w:r>
+      <w:r>
+        <w:t xml:space="preserve">+</w:t>
+      </w:r>
+      <w:r>
+        <w:t xml:space="preserve"> </w:t>
+      </w:r>
+      <w:r>
+        <w:rPr>
+          <w:rStyle w:val="VerbatimChar"/>
+        </w:rPr>
+        <w:t xml:space="preserve">summary()</w:t>
+      </w:r>
+    </w:p>
+    <w:p>
+      <w:pPr>
+        <w:pStyle w:val="Compact"/>
+        <w:numPr>
+          <w:ilvl w:val="0"/>
+          <w:numId w:val="1021"/>
+        </w:numPr>
+      </w:pPr>
+      <w:r>
+        <w:rPr>
+          <w:rStyle w:val="VerbatimChar"/>
+        </w:rPr>
+        <w:t xml:space="preserve">car::Anova(model, type = "II")</w:t>
+      </w:r>
+    </w:p>
+    <w:p>
+      <w:pPr>
+        <w:pStyle w:val="Compact"/>
+        <w:numPr>
+          <w:ilvl w:val="0"/>
+          <w:numId w:val="1021"/>
+        </w:numPr>
+      </w:pPr>
+      <w:r>
+        <w:rPr>
+          <w:rStyle w:val="VerbatimChar"/>
+        </w:rPr>
+        <w:t xml:space="preserve">leveneTest()</w:t>
+      </w:r>
+      <w:r>
+        <w:t xml:space="preserve">,</w:t>
+      </w:r>
+      <w:r>
+        <w:t xml:space="preserve"> </w:t>
+      </w:r>
+      <w:r>
+        <w:rPr>
+          <w:rStyle w:val="VerbatimChar"/>
+        </w:rPr>
+        <w:t xml:space="preserve">shapiro.test(residuals())</w:t>
+      </w:r>
+    </w:p>
+    <w:p>
+      <w:pPr>
+        <w:pStyle w:val="Compact"/>
+        <w:numPr>
+          <w:ilvl w:val="0"/>
+          <w:numId w:val="1021"/>
+        </w:numPr>
+      </w:pPr>
+      <w:r>
+        <w:rPr>
+          <w:rStyle w:val="VerbatimChar"/>
+        </w:rPr>
+        <w:t xml:space="preserve">emmeans(model, pairwise ~ group)</w:t>
+      </w:r>
+      <w:r>
+        <w:t xml:space="preserve"> </w:t>
+      </w:r>
+      <w:r>
+        <w:t xml:space="preserve">+</w:t>
+      </w:r>
+      <w:r>
+        <w:t xml:space="preserve"> </w:t>
+      </w:r>
+      <w:r>
+        <w:rPr>
+          <w:rStyle w:val="VerbatimChar"/>
+        </w:rPr>
+        <w:t xml:space="preserve">multcomp::cld()</w:t>
+      </w:r>
+    </w:p>
+    <w:p>
+      <w:pPr>
+        <w:pStyle w:val="FirstParagraph"/>
+      </w:pPr>
+      <w:r>
+        <w:rPr>
+          <w:b/>
+          <w:bCs/>
+        </w:rPr>
+        <w:t xml:space="preserve">References:</w:t>
+      </w:r>
+    </w:p>
+    <w:p>
+      <w:pPr>
+        <w:pStyle w:val="Compact"/>
+        <w:numPr>
+          <w:ilvl w:val="0"/>
+          <w:numId w:val="1022"/>
+        </w:numPr>
+      </w:pPr>
+      <w:r>
+        <w:t xml:space="preserve">📖 W&amp;S Ch. 15 — ANOVA</w:t>
+      </w:r>
+    </w:p>
+    <w:p>
+      <w:pPr>
+        <w:pStyle w:val="Compact"/>
+        <w:numPr>
+          <w:ilvl w:val="0"/>
+          <w:numId w:val="1022"/>
+        </w:numPr>
+      </w:pPr>
+      <w:r>
+        <w:t xml:space="preserve">📖</w:t>
+      </w:r>
+      <w:r>
+        <w:t xml:space="preserve"> </w:t>
+      </w:r>
+      <w:hyperlink r:id="rId13">
+        <w:r>
+          <w:rPr>
+            <w:rStyle w:val="Hyperlink"/>
+          </w:rPr>
+          <w:t xml:space="preserve">R4DS Ch. 16 — Factors</w:t>
+        </w:r>
+      </w:hyperlink>
+    </w:p>
+    <w:p>
+      <w:pPr>
+        <w:pStyle w:val="Compact"/>
+        <w:numPr>
+          <w:ilvl w:val="0"/>
+          <w:numId w:val="1022"/>
+        </w:numPr>
+      </w:pPr>
+      <w:r>
+        <w:t xml:space="preserve">📖</w:t>
+      </w:r>
+      <w:r>
+        <w:t xml:space="preserve"> </w:t>
+      </w:r>
+      <w:hyperlink r:id="rId85">
+        <w:r>
+          <w:rPr>
+            <w:rStyle w:val="Hyperlink"/>
+          </w:rPr>
+          <w:t xml:space="preserve">emmeans vignettes</w:t>
+        </w:r>
+      </w:hyperlink>
+    </w:p>
+    <w:p>
+      <w:pPr>
+        <w:pStyle w:val="FirstParagraph"/>
+      </w:pPr>
+      <w:r>
+        <w:rPr>
+          <w:b/>
+          <w:bCs/>
+        </w:rPr>
+        <w:t xml:space="preserve">Up next — Lecture 12:</w:t>
+      </w:r>
+    </w:p>
+    <w:p>
+      <w:pPr>
+        <w:pStyle w:val="Compact"/>
+        <w:numPr>
+          <w:ilvl w:val="0"/>
+          <w:numId w:val="1023"/>
+        </w:numPr>
+      </w:pPr>
+      <w:r>
+        <w:rPr>
+          <w:b/>
+          <w:bCs/>
+        </w:rPr>
+        <w:t xml:space="preserve">Joins</w:t>
+      </w:r>
+      <w:r>
+        <w:t xml:space="preserve"> </w:t>
+      </w:r>
+      <w:r>
+        <w:t xml:space="preserve">— combine two tables on a shared key</w:t>
+      </w:r>
+    </w:p>
+    <w:p>
+      <w:pPr>
+        <w:pStyle w:val="Compact"/>
+        <w:numPr>
+          <w:ilvl w:val="0"/>
+          <w:numId w:val="1023"/>
+        </w:numPr>
+      </w:pPr>
+      <w:r>
+        <w:t xml:space="preserve">The prerequisite for bigger datasets — and for maps</w:t>
+      </w:r>
+    </w:p>
+    <w:bookmarkEnd w:id="86"/>
     <w:sectPr>
       <w:pgSz w:h="15840" w:w="12240"/>
       <w:pgMar w:bottom="1440" w:footer="720" w:gutter="0" w:header="720" w:left="1440" w:right="1440" w:top="1440"/>
@@ -129,8 +9004,292 @@
       </w:pPr>
     </w:lvl>
   </w:abstractNum>
+  <w:abstractNum w:abstractNumId="991">
+    <w:nsid w:val="0000A991"/>
+    <w:multiLevelType w:val="multilevel"/>
+    <w:lvl w:ilvl="0">
+      <w:numFmt w:val="bullet"/>
+      <w:lvlText w:val=""/>
+      <w:lvlJc w:val="left"/>
+      <w:pPr>
+        <w:ind w:left="720" w:hanging="360"/>
+      </w:pPr>
+      <w:rPr>
+        <w:rFonts w:ascii="Symbol" w:hAnsi="Symbol" w:cs="Symbol" w:hint="default"/>
+      </w:rPr>
+    </w:lvl>
+    <w:lvl w:ilvl="1">
+      <w:numFmt w:val="bullet"/>
+      <w:lvlText w:val="o"/>
+      <w:lvlJc w:val="left"/>
+      <w:pPr>
+        <w:ind w:left="1440" w:hanging="360"/>
+      </w:pPr>
+      <w:rPr>
+        <w:rFonts w:ascii="Courier New" w:hAnsi="Courier New" w:cs="Courier New" w:hint="default"/>
+      </w:rPr>
+    </w:lvl>
+    <w:lvl w:ilvl="2">
+      <w:numFmt w:val="bullet"/>
+      <w:lvlText w:val=""/>
+      <w:lvlJc w:val="left"/>
+      <w:pPr>
+        <w:ind w:left="2160" w:hanging="360"/>
+      </w:pPr>
+      <w:rPr>
+        <w:rFonts w:ascii="Wingdings" w:hAnsi="Wingdings" w:cs="Wingdings" w:hint="default"/>
+      </w:rPr>
+    </w:lvl>
+    <w:lvl w:ilvl="3">
+      <w:numFmt w:val="bullet"/>
+      <w:lvlText w:val=""/>
+      <w:lvlJc w:val="left"/>
+      <w:pPr>
+        <w:ind w:left="2880" w:hanging="360"/>
+      </w:pPr>
+      <w:rPr>
+        <w:rFonts w:ascii="Symbol" w:hAnsi="Symbol" w:cs="Symbol" w:hint="default"/>
+      </w:rPr>
+    </w:lvl>
+    <w:lvl w:ilvl="4">
+      <w:numFmt w:val="bullet"/>
+      <w:lvlText w:val="o"/>
+      <w:lvlJc w:val="left"/>
+      <w:pPr>
+        <w:ind w:left="3600" w:hanging="360"/>
+      </w:pPr>
+      <w:rPr>
+        <w:rFonts w:ascii="Courier New" w:hAnsi="Courier New" w:cs="Courier New" w:hint="default"/>
+      </w:rPr>
+    </w:lvl>
+    <w:lvl w:ilvl="5">
+      <w:numFmt w:val="bullet"/>
+      <w:lvlText w:val=""/>
+      <w:lvlJc w:val="left"/>
+      <w:pPr>
+        <w:ind w:left="4320" w:hanging="360"/>
+      </w:pPr>
+      <w:rPr>
+        <w:rFonts w:ascii="Wingdings" w:hAnsi="Wingdings" w:cs="Wingdings" w:hint="default"/>
+      </w:rPr>
+    </w:lvl>
+    <w:lvl w:ilvl="6">
+      <w:numFmt w:val="bullet"/>
+      <w:lvlText w:val=""/>
+      <w:lvlJc w:val="left"/>
+      <w:pPr>
+        <w:ind w:left="5040" w:hanging="360"/>
+      </w:pPr>
+      <w:rPr>
+        <w:rFonts w:ascii="Symbol" w:hAnsi="Symbol" w:cs="Symbol" w:hint="default"/>
+      </w:rPr>
+    </w:lvl>
+    <w:lvl w:ilvl="7">
+      <w:numFmt w:val="bullet"/>
+      <w:lvlText w:val="o"/>
+      <w:lvlJc w:val="left"/>
+      <w:pPr>
+        <w:ind w:left="5760" w:hanging="360"/>
+      </w:pPr>
+      <w:rPr>
+        <w:rFonts w:ascii="Courier New" w:hAnsi="Courier New" w:cs="Courier New" w:hint="default"/>
+      </w:rPr>
+    </w:lvl>
+    <w:lvl w:ilvl="8">
+      <w:numFmt w:val="bullet"/>
+      <w:lvlText w:val=""/>
+      <w:lvlJc w:val="left"/>
+      <w:pPr>
+        <w:ind w:left="6480" w:hanging="360"/>
+      </w:pPr>
+      <w:rPr>
+        <w:rFonts w:ascii="Wingdings" w:hAnsi="Wingdings" w:cs="Wingdings" w:hint="default"/>
+      </w:rPr>
+    </w:lvl>
+  </w:abstractNum>
+  <w:abstractNum w:abstractNumId="99411">
+    <w:nsid w:val="00A99411"/>
+    <w:multiLevelType w:val="multilevel"/>
+    <w:lvl w:ilvl="0">
+      <w:start w:val="1"/>
+      <w:numFmt w:val="decimal"/>
+      <w:lvlText w:val="%1."/>
+      <w:lvlJc w:val="left"/>
+      <w:pPr>
+        <w:ind w:left="720" w:hanging="360"/>
+      </w:pPr>
+    </w:lvl>
+    <w:lvl w:ilvl="1">
+      <w:start w:val="1"/>
+      <w:numFmt w:val="decimal"/>
+      <w:lvlText w:val="%2."/>
+      <w:lvlJc w:val="left"/>
+      <w:pPr>
+        <w:ind w:left="1440" w:hanging="360"/>
+      </w:pPr>
+    </w:lvl>
+    <w:lvl w:ilvl="2">
+      <w:start w:val="1"/>
+      <w:numFmt w:val="decimal"/>
+      <w:lvlText w:val="%3."/>
+      <w:lvlJc w:val="left"/>
+      <w:pPr>
+        <w:ind w:left="2160" w:hanging="360"/>
+      </w:pPr>
+    </w:lvl>
+    <w:lvl w:ilvl="3">
+      <w:start w:val="1"/>
+      <w:numFmt w:val="decimal"/>
+      <w:lvlText w:val="%4."/>
+      <w:lvlJc w:val="left"/>
+      <w:pPr>
+        <w:ind w:left="2880" w:hanging="360"/>
+      </w:pPr>
+    </w:lvl>
+    <w:lvl w:ilvl="4">
+      <w:start w:val="1"/>
+      <w:numFmt w:val="decimal"/>
+      <w:lvlText w:val="%5."/>
+      <w:lvlJc w:val="left"/>
+      <w:pPr>
+        <w:ind w:left="3600" w:hanging="360"/>
+      </w:pPr>
+    </w:lvl>
+    <w:lvl w:ilvl="5">
+      <w:start w:val="1"/>
+      <w:numFmt w:val="decimal"/>
+      <w:lvlText w:val="%6."/>
+      <w:lvlJc w:val="left"/>
+      <w:pPr>
+        <w:ind w:left="4320" w:hanging="360"/>
+      </w:pPr>
+    </w:lvl>
+    <w:lvl w:ilvl="6">
+      <w:start w:val="1"/>
+      <w:numFmt w:val="decimal"/>
+      <w:lvlText w:val="%7."/>
+      <w:lvlJc w:val="left"/>
+      <w:pPr>
+        <w:ind w:left="5040" w:hanging="360"/>
+      </w:pPr>
+    </w:lvl>
+    <w:lvl w:ilvl="7">
+      <w:start w:val="1"/>
+      <w:numFmt w:val="decimal"/>
+      <w:lvlText w:val="%8."/>
+      <w:lvlJc w:val="left"/>
+      <w:pPr>
+        <w:ind w:left="5760" w:hanging="360"/>
+      </w:pPr>
+    </w:lvl>
+    <w:lvl w:ilvl="8">
+      <w:start w:val="1"/>
+      <w:numFmt w:val="decimal"/>
+      <w:lvlText w:val="%9."/>
+      <w:lvlJc w:val="left"/>
+      <w:pPr>
+        <w:ind w:left="6480" w:hanging="360"/>
+      </w:pPr>
+    </w:lvl>
+  </w:abstractNum>
   <w:num w:numId="1000">
     <w:abstractNumId w:val="990"/>
+  </w:num>
+  <w:num w:numId="1001">
+    <w:abstractNumId w:val="991"/>
+  </w:num>
+  <w:num w:numId="1002">
+    <w:abstractNumId w:val="991"/>
+  </w:num>
+  <w:num w:numId="1003">
+    <w:abstractNumId w:val="991"/>
+  </w:num>
+  <w:num w:numId="1004">
+    <w:abstractNumId w:val="991"/>
+  </w:num>
+  <w:num w:numId="1005">
+    <w:abstractNumId w:val="99411"/>
+    <w:lvlOverride w:ilvl="0">
+      <w:startOverride w:val="1"/>
+    </w:lvlOverride>
+    <w:lvlOverride w:ilvl="1">
+      <w:startOverride w:val="1"/>
+    </w:lvlOverride>
+    <w:lvlOverride w:ilvl="2">
+      <w:startOverride w:val="1"/>
+    </w:lvlOverride>
+    <w:lvlOverride w:ilvl="3">
+      <w:startOverride w:val="1"/>
+    </w:lvlOverride>
+    <w:lvlOverride w:ilvl="4">
+      <w:startOverride w:val="1"/>
+    </w:lvlOverride>
+    <w:lvlOverride w:ilvl="5">
+      <w:startOverride w:val="1"/>
+    </w:lvlOverride>
+    <w:lvlOverride w:ilvl="6">
+      <w:startOverride w:val="1"/>
+    </w:lvlOverride>
+    <w:lvlOverride w:ilvl="7">
+      <w:startOverride w:val="1"/>
+    </w:lvlOverride>
+    <w:lvlOverride w:ilvl="8">
+      <w:startOverride w:val="1"/>
+    </w:lvlOverride>
+  </w:num>
+  <w:num w:numId="1006">
+    <w:abstractNumId w:val="991"/>
+  </w:num>
+  <w:num w:numId="1007">
+    <w:abstractNumId w:val="991"/>
+  </w:num>
+  <w:num w:numId="1008">
+    <w:abstractNumId w:val="991"/>
+  </w:num>
+  <w:num w:numId="1009">
+    <w:abstractNumId w:val="991"/>
+  </w:num>
+  <w:num w:numId="1010">
+    <w:abstractNumId w:val="991"/>
+  </w:num>
+  <w:num w:numId="1011">
+    <w:abstractNumId w:val="991"/>
+  </w:num>
+  <w:num w:numId="1012">
+    <w:abstractNumId w:val="991"/>
+  </w:num>
+  <w:num w:numId="1013">
+    <w:abstractNumId w:val="991"/>
+  </w:num>
+  <w:num w:numId="1014">
+    <w:abstractNumId w:val="991"/>
+  </w:num>
+  <w:num w:numId="1015">
+    <w:abstractNumId w:val="991"/>
+  </w:num>
+  <w:num w:numId="1016">
+    <w:abstractNumId w:val="991"/>
+  </w:num>
+  <w:num w:numId="1017">
+    <w:abstractNumId w:val="991"/>
+  </w:num>
+  <w:num w:numId="1018">
+    <w:abstractNumId w:val="991"/>
+  </w:num>
+  <w:num w:numId="1019">
+    <w:abstractNumId w:val="991"/>
+  </w:num>
+  <w:num w:numId="1020">
+    <w:abstractNumId w:val="991"/>
+  </w:num>
+  <w:num w:numId="1021">
+    <w:abstractNumId w:val="991"/>
+  </w:num>
+  <w:num w:numId="1022">
+    <w:abstractNumId w:val="991"/>
+  </w:num>
+  <w:num w:numId="1023">
+    <w:abstractNumId w:val="991"/>
   </w:num>
 </w:numbering>
 </file>

--- a/docs/content/one_way_anova/one_way_anova_lecture.docx
+++ b/docs/content/one_way_anova/one_way_anova_lecture.docx
@@ -7,7 +7,7 @@
         <w:pStyle w:val="Title"/>
       </w:pPr>
       <w:r>
-        <w:t xml:space="preserve">Lecture 11 — One-Way ANOVA: Comparing Many Groups</w:t>
+        <w:t xml:space="preserve">Lecture 13 — One-Way ANOVA I: Setting Up the Test</w:t>
       </w:r>
     </w:p>
     <w:p>
@@ -15,7 +15,7 @@
         <w:pStyle w:val="Subtitle"/>
       </w:pPr>
       <w:r>
-        <w:t xml:space="preserve">Partitioning variance, checking assumptions, and post-hoc tests with emmeans</w:t>
+        <w:t xml:space="preserve">Why not many t-tests, the F-statistic, fitting the model, and checking assumptions</w:t>
       </w:r>
     </w:p>
     <w:p>
@@ -31,16 +31,16 @@
         <w:pStyle w:val="Date"/>
       </w:pPr>
       <w:r>
-        <w:t xml:space="preserve">2026-07-05</w:t>
-      </w:r>
-    </w:p>
-    <w:bookmarkStart w:id="12" w:name="where-we-left-off-lecture-10"/>
+        <w:t xml:space="preserve">2026-08-27</w:t>
+      </w:r>
+    </w:p>
+    <w:bookmarkStart w:id="12" w:name="where-we-left-off-lectures-0911"/>
     <w:p>
       <w:pPr>
         <w:pStyle w:val="Heading1"/>
       </w:pPr>
       <w:r>
-        <w:t xml:space="preserve">Where we left off (Lecture 10)</w:t>
+        <w:t xml:space="preserve">Where we left off (Lectures 09–11)</w:t>
       </w:r>
     </w:p>
     <w:p>
@@ -56,13 +56,29 @@
           <w:b/>
           <w:bCs/>
         </w:rPr>
-        <w:t xml:space="preserve">Factors</w:t>
-      </w:r>
-      <w:r>
-        <w:t xml:space="preserve"> </w:t>
-      </w:r>
-      <w:r>
-        <w:t xml:space="preserve">— categorical variables with an ordered set of levels</w:t>
+        <w:t xml:space="preserve">T-Tests I &amp; II</w:t>
+      </w:r>
+      <w:r>
+        <w:t xml:space="preserve"> </w:t>
+      </w:r>
+      <w:r>
+        <w:t xml:space="preserve">— comparing the means of</w:t>
+      </w:r>
+      <w:r>
+        <w:t xml:space="preserve"> </w:t>
+      </w:r>
+      <w:r>
+        <w:rPr>
+          <w:b/>
+          <w:bCs/>
+        </w:rPr>
+        <w:t xml:space="preserve">two</w:t>
+      </w:r>
+      <w:r>
+        <w:t xml:space="preserve"> </w:t>
+      </w:r>
+      <w:r>
+        <w:t xml:space="preserve">groups with Welch’s t-test</w:t>
       </w:r>
     </w:p>
     <w:p>
@@ -75,46 +91,56 @@
       </w:pPr>
       <w:r>
         <w:rPr>
-          <w:rStyle w:val="VerbatimChar"/>
           <w:b/>
           <w:bCs/>
         </w:rPr>
-        <w:t xml:space="preserve">fct_reorder()</w:t>
+        <w:t xml:space="preserve">Regression (Lecture 11)</w:t>
+      </w:r>
+      <w:r>
+        <w:t xml:space="preserve"> </w:t>
+      </w:r>
+      <w:r>
+        <w:t xml:space="preserve">—</w:t>
+      </w:r>
+      <w:r>
+        <w:t xml:space="preserve"> </w:t>
+      </w:r>
+      <w:r>
+        <w:rPr>
+          <w:rStyle w:val="VerbatimChar"/>
+        </w:rPr>
+        <w:t xml:space="preserve">lm(Y ~ X)</w:t>
+      </w:r>
+      <w:r>
+        <w:t xml:space="preserve"> </w:t>
+      </w:r>
+      <w:r>
+        <w:t xml:space="preserve">with a</w:t>
+      </w:r>
+      <w:r>
+        <w:t xml:space="preserve"> </w:t>
       </w:r>
       <w:r>
         <w:rPr>
           <w:b/>
           <w:bCs/>
         </w:rPr>
-        <w:t xml:space="preserve"> </w:t>
-      </w:r>
-      <w:r>
-        <w:rPr>
-          <w:b/>
-          <w:bCs/>
-        </w:rPr>
-        <w:t xml:space="preserve">/</w:t>
-      </w:r>
-      <w:r>
-        <w:rPr>
-          <w:b/>
-          <w:bCs/>
-        </w:rPr>
+        <w:t xml:space="preserve">numeric</w:t>
+      </w:r>
+      <w:r>
+        <w:t xml:space="preserve"> </w:t>
+      </w:r>
+      <w:r>
+        <w:t xml:space="preserve">predictor, checked with</w:t>
+      </w:r>
+      <w:r>
         <w:t xml:space="preserve"> </w:t>
       </w:r>
       <w:r>
         <w:rPr>
           <w:rStyle w:val="VerbatimChar"/>
-          <w:b/>
-          <w:bCs/>
-        </w:rPr>
-        <w:t xml:space="preserve">fct_relevel()</w:t>
-      </w:r>
-      <w:r>
-        <w:t xml:space="preserve"> </w:t>
-      </w:r>
-      <w:r>
-        <w:t xml:space="preserve">— set the order and the reference group</w:t>
+        </w:rPr>
+        <w:t xml:space="preserve">plot(model)</w:t>
       </w:r>
     </w:p>
     <w:p>
@@ -126,7 +152,17 @@
         </w:numPr>
       </w:pPr>
       <w:r>
-        <w:t xml:space="preserve">Cleaner, better-ordered plots for grouped data</w:t>
+        <w:t xml:space="preserve">Both of those are, underneath, the same tool: a</w:t>
+      </w:r>
+      <w:r>
+        <w:t xml:space="preserve"> </w:t>
+      </w:r>
+      <w:r>
+        <w:rPr>
+          <w:b/>
+          <w:bCs/>
+        </w:rPr>
+        <w:t xml:space="preserve">linear model</w:t>
       </w:r>
     </w:p>
     <w:tbl>
@@ -253,7 +289,7 @@
               <w:spacing w:after="16"/>
             </w:pPr>
             <w:r>
-              <w:t xml:space="preserve">The t-test (Lecture 04) compared</w:t>
+              <w:t xml:space="preserve">The t-test compared</w:t>
             </w:r>
             <w:r>
               <w:t xml:space="preserve"> </w:t>
@@ -285,7 +321,38 @@
               <w:t xml:space="preserve"> </w:t>
             </w:r>
             <w:r>
-              <w:t xml:space="preserve">group questions — three species, four sites, five treatments. Now that you can control factor levels, today we learn the test for many groups:</w:t>
+              <w:t xml:space="preserve">group questions — three species, four sites, five treatments. Today’s twist: it’s still</w:t>
+            </w:r>
+            <w:r>
+              <w:t xml:space="preserve"> </w:t>
+            </w:r>
+            <w:r>
+              <w:rPr>
+                <w:rStyle w:val="VerbatimChar"/>
+              </w:rPr>
+              <w:t xml:space="preserve">lm(Y ~ X)</w:t>
+            </w:r>
+            <w:r>
+              <w:t xml:space="preserve"> </w:t>
+            </w:r>
+            <w:r>
+              <w:t xml:space="preserve">— just with a</w:t>
+            </w:r>
+            <w:r>
+              <w:t xml:space="preserve"> </w:t>
+            </w:r>
+            <w:r>
+              <w:rPr>
+                <w:b/>
+                <w:bCs/>
+              </w:rPr>
+              <w:t xml:space="preserve">categorical</w:t>
+            </w:r>
+            <w:r>
+              <w:t xml:space="preserve"> </w:t>
+            </w:r>
+            <w:r>
+              <w:t xml:space="preserve">X instead of a numeric one. That’s</w:t>
             </w:r>
             <w:r>
               <w:t xml:space="preserve"> </w:t>
@@ -434,17 +501,16 @@
         </w:numPr>
       </w:pPr>
       <w:r>
-        <w:rPr>
-          <w:b/>
-          <w:bCs/>
-        </w:rPr>
-        <w:t xml:space="preserve">Check assumptions</w:t>
-      </w:r>
-      <w:r>
-        <w:t xml:space="preserve"> </w:t>
-      </w:r>
-      <w:r>
-        <w:t xml:space="preserve">— normality of residuals, equal variance</w:t>
+        <w:t xml:space="preserve">Fit the model with</w:t>
+      </w:r>
+      <w:r>
+        <w:t xml:space="preserve"> </w:t>
+      </w:r>
+      <w:r>
+        <w:rPr>
+          <w:rStyle w:val="VerbatimChar"/>
+        </w:rPr>
+        <w:t xml:space="preserve">lm()</w:t>
       </w:r>
     </w:p>
     <w:p>
@@ -456,78 +522,17 @@
         </w:numPr>
       </w:pPr>
       <w:r>
-        <w:t xml:space="preserve">Run it two ways:</w:t>
-      </w:r>
-      <w:r>
-        <w:t xml:space="preserve"> </w:t>
-      </w:r>
-      <w:r>
-        <w:rPr>
-          <w:rStyle w:val="VerbatimChar"/>
-        </w:rPr>
-        <w:t xml:space="preserve">aov()</w:t>
-      </w:r>
-      <w:r>
-        <w:t xml:space="preserve"> </w:t>
-      </w:r>
-      <w:r>
-        <w:t xml:space="preserve">and</w:t>
-      </w:r>
-      <w:r>
-        <w:t xml:space="preserve"> </w:t>
-      </w:r>
-      <w:r>
-        <w:rPr>
-          <w:rStyle w:val="VerbatimChar"/>
+        <w:rPr>
           <w:b/>
           <w:bCs/>
         </w:rPr>
-        <w:t xml:space="preserve">car::Anova()</w:t>
-      </w:r>
-    </w:p>
-    <w:p>
-      <w:pPr>
-        <w:pStyle w:val="Compact"/>
-        <w:numPr>
-          <w:ilvl w:val="0"/>
-          <w:numId w:val="1002"/>
-        </w:numPr>
-      </w:pPr>
-      <w:r>
-        <w:t xml:space="preserve">Find</w:t>
-      </w:r>
-      <w:r>
-        <w:t xml:space="preserve"> </w:t>
-      </w:r>
-      <w:r>
-        <w:rPr>
-          <w:b/>
-          <w:bCs/>
-        </w:rPr>
-        <w:t xml:space="preserve">which</w:t>
-      </w:r>
-      <w:r>
-        <w:t xml:space="preserve"> </w:t>
-      </w:r>
-      <w:r>
-        <w:t xml:space="preserve">groups differ with</w:t>
-      </w:r>
-      <w:r>
-        <w:t xml:space="preserve"> </w:t>
-      </w:r>
-      <w:r>
-        <w:rPr>
-          <w:rStyle w:val="VerbatimChar"/>
-          <w:b/>
-          <w:bCs/>
-        </w:rPr>
-        <w:t xml:space="preserve">emmeans</w:t>
-      </w:r>
-      <w:r>
-        <w:t xml:space="preserve"> </w:t>
-      </w:r>
-      <w:r>
-        <w:t xml:space="preserve">post-hoc tests</w:t>
+        <w:t xml:space="preserve">Check assumptions</w:t>
+      </w:r>
+      <w:r>
+        <w:t xml:space="preserve"> </w:t>
+      </w:r>
+      <w:r>
+        <w:t xml:space="preserve">— normality of residuals, equal variance</w:t>
       </w:r>
     </w:p>
     <w:p>
@@ -587,49 +592,7 @@
         <w:t xml:space="preserve"> </w:t>
       </w:r>
       <w:r>
-        <w:t xml:space="preserve">— Levene’s test,</w:t>
-      </w:r>
-      <w:r>
-        <w:t xml:space="preserve"> </w:t>
-      </w:r>
-      <w:r>
-        <w:rPr>
-          <w:rStyle w:val="VerbatimChar"/>
-        </w:rPr>
-        <w:t xml:space="preserve">Anova()</w:t>
-      </w:r>
-    </w:p>
-    <w:p>
-      <w:pPr>
-        <w:pStyle w:val="Compact"/>
-        <w:numPr>
-          <w:ilvl w:val="0"/>
-          <w:numId w:val="1003"/>
-        </w:numPr>
-      </w:pPr>
-      <w:r>
-        <w:rPr>
-          <w:rStyle w:val="VerbatimChar"/>
-        </w:rPr>
-        <w:t xml:space="preserve">emmeans</w:t>
-      </w:r>
-      <w:r>
-        <w:t xml:space="preserve">,</w:t>
-      </w:r>
-      <w:r>
-        <w:t xml:space="preserve"> </w:t>
-      </w:r>
-      <w:r>
-        <w:rPr>
-          <w:rStyle w:val="VerbatimChar"/>
-        </w:rPr>
-        <w:t xml:space="preserve">multcomp</w:t>
-      </w:r>
-      <w:r>
-        <w:t xml:space="preserve"> </w:t>
-      </w:r>
-      <w:r>
-        <w:t xml:space="preserve">— post-hoc</w:t>
+        <w:t xml:space="preserve">— Levene’s test</w:t>
       </w:r>
     </w:p>
     <w:p>
@@ -776,7 +739,7 @@
           <w:b/>
           <w:bCs/>
         </w:rPr>
-        <w:t xml:space="preserve">four short chunks</w:t>
+        <w:t xml:space="preserve">two short chunks</w:t>
       </w:r>
       <w:r>
         <w:t xml:space="preserve">. After each chunk you switch to the</w:t>
@@ -1001,17 +964,7 @@
               </w:numPr>
             </w:pPr>
             <w:r>
-              <w:rPr>
-                <w:b/>
-                <w:bCs/>
-              </w:rPr>
-              <w:t xml:space="preserve">Predicting first</w:t>
-            </w:r>
-            <w:r>
-              <w:t xml:space="preserve"> </w:t>
-            </w:r>
-            <w:r>
-              <w:t xml:space="preserve">forces you to</w:t>
+              <w:t xml:space="preserve">With three groups instead of two, it is tempting to just read off which box in the plot looks tallest. Committing to a prediction about the F-statistic</w:t>
             </w:r>
             <w:r>
               <w:t xml:space="preserve"> </w:t>
@@ -1021,13 +974,13 @@
                 <w:i/>
                 <w:iCs/>
               </w:rPr>
-              <w:t xml:space="preserve">retrieve</w:t>
+              <w:t xml:space="preserve">before</w:t>
             </w:r>
             <w:r>
               <w:t xml:space="preserve"> </w:t>
             </w:r>
             <w:r>
-              <w:t xml:space="preserve">what you know — the gap between guess and answer is what makes it stick.</w:t>
+              <w:t xml:space="preserve">you see it forces you to reason about between- vs. within-group variance instead of eyeballing a boxplot.</w:t>
             </w:r>
           </w:p>
           <w:p>
@@ -1039,17 +992,37 @@
               </w:numPr>
             </w:pPr>
             <w:r>
+              <w:t xml:space="preserve">Typing</w:t>
+            </w:r>
+            <w:r>
+              <w:t xml:space="preserve"> </w:t>
+            </w:r>
+            <w:r>
               <w:rPr>
-                <w:b/>
-                <w:bCs/>
+                <w:rStyle w:val="VerbatimChar"/>
               </w:rPr>
-              <w:t xml:space="preserve">Typing by hand</w:t>
+              <w:t xml:space="preserve">type = "II"</w:t>
             </w:r>
             <w:r>
               <w:t xml:space="preserve"> </w:t>
             </w:r>
             <w:r>
-              <w:t xml:space="preserve">builds the finger-memory and error-spotting that copy-paste skips.</w:t>
+              <w:t xml:space="preserve">yourself in</w:t>
+            </w:r>
+            <w:r>
+              <w:t xml:space="preserve"> </w:t>
+            </w:r>
+            <w:r>
+              <w:rPr>
+                <w:rStyle w:val="VerbatimChar"/>
+              </w:rPr>
+              <w:t xml:space="preserve">Anova()</w:t>
+            </w:r>
+            <w:r>
+              <w:t xml:space="preserve"> </w:t>
+            </w:r>
+            <w:r>
+              <w:t xml:space="preserve">is what makes you notice it’s there — paste the line and you’ll never ask why it matters for unbalanced groups.</w:t>
             </w:r>
           </w:p>
           <w:p>
@@ -1061,17 +1034,23 @@
               </w:numPr>
             </w:pPr>
             <w:r>
+              <w:t xml:space="preserve">Practicing each assumption check right after it’s introduced keeps normality-of-residuals and Levene’s test tied to</w:t>
+            </w:r>
+            <w:r>
+              <w:t xml:space="preserve"> </w:t>
+            </w:r>
+            <w:r>
               <w:rPr>
-                <w:b/>
-                <w:bCs/>
+                <w:i/>
+                <w:iCs/>
               </w:rPr>
-              <w:t xml:space="preserve">Chunk → immediate practice</w:t>
+              <w:t xml:space="preserve">this</w:t>
             </w:r>
             <w:r>
               <w:t xml:space="preserve"> </w:t>
             </w:r>
             <w:r>
-              <w:t xml:space="preserve">keeps each idea in working memory long enough to form a lasting schema.</w:t>
+              <w:t xml:space="preserve">penguin model instead of turning into two more disconnected rules to memorize.</w:t>
             </w:r>
           </w:p>
           <w:p/>
@@ -1079,13 +1058,13 @@
       </w:tr>
     </w:tbl>
     <w:bookmarkEnd w:id="18"/>
-    <w:bookmarkStart w:id="22" w:name="chunk-1-of-4-why-anova-the-f-statistic"/>
+    <w:bookmarkStart w:id="22" w:name="chunk-1-of-2-why-anova-the-f-statistic"/>
     <w:p>
       <w:pPr>
         <w:pStyle w:val="Heading1"/>
       </w:pPr>
       <w:r>
-        <w:t xml:space="preserve">🧩 Chunk 1 of 4 · Why ANOVA &amp; the F-Statistic</w:t>
+        <w:t xml:space="preserve">🧩 Chunk 1 of 2 · Why ANOVA &amp; the F-Statistic</w:t>
       </w:r>
     </w:p>
     <w:p>
@@ -3464,13 +3443,13 @@
       </w:r>
     </w:p>
     <w:bookmarkEnd w:id="40"/>
-    <w:bookmarkStart w:id="43" w:name="X5c7e35e5b7a617ee5838c7fff8d4d8b00f120a7"/>
+    <w:bookmarkStart w:id="43" w:name="Xce9ac29c3bbd440181130d94eb6780c7b94b6df"/>
     <w:p>
       <w:pPr>
         <w:pStyle w:val="Heading1"/>
       </w:pPr>
       <w:r>
-        <w:t xml:space="preserve">🧩 Chunk 2 of 4 · Fit the Model &amp; Check Assumptions</w:t>
+        <w:t xml:space="preserve">🧩 Chunk 2 of 2 · Fit the Model &amp; Check Assumptions</w:t>
       </w:r>
     </w:p>
     <w:p>
@@ -3729,7 +3708,7 @@
         <w:t xml:space="preserve"> </w:t>
       </w:r>
       <w:r>
-        <w:t xml:space="preserve">syntax as regression (Lecture 06)</w:t>
+        <w:t xml:space="preserve">syntax as regression (Lecture 11)</w:t>
       </w:r>
     </w:p>
     <w:p>
@@ -3953,32 +3932,31 @@
               <w:spacing w:after="16"/>
             </w:pPr>
             <w:r>
-              <w:t xml:space="preserve">ANOVA and regression are the</w:t>
-            </w:r>
-            <w:r>
-              <w:t xml:space="preserve"> </w:t>
-            </w:r>
-            <w:r>
-              <w:rPr>
-                <w:b/>
-                <w:bCs/>
-              </w:rPr>
-              <w:t xml:space="preserve">same machinery</w:t>
-            </w:r>
-            <w:r>
-              <w:t xml:space="preserve"> </w:t>
-            </w:r>
-            <w:r>
-              <w:t xml:space="preserve">(</w:t>
-            </w:r>
-            <w:r>
               <w:rPr>
                 <w:rStyle w:val="VerbatimChar"/>
               </w:rPr>
-              <w:t xml:space="preserve">lm</w:t>
-            </w:r>
-            <w:r>
-              <w:t xml:space="preserve">). ANOVA just has a grouping variable instead of a numeric one.</w:t>
+              <w:t xml:space="preserve">lm(body_mass_g ~ species)</w:t>
+            </w:r>
+            <w:r>
+              <w:t xml:space="preserve"> </w:t>
+            </w:r>
+            <w:r>
+              <w:t xml:space="preserve">is the exact same function call you used for a numeric predictor in Lecture 11 — only</w:t>
+            </w:r>
+            <w:r>
+              <w:t xml:space="preserve"> </w:t>
+            </w:r>
+            <w:r>
+              <w:rPr>
+                <w:rStyle w:val="VerbatimChar"/>
+              </w:rPr>
+              <w:t xml:space="preserve">species</w:t>
+            </w:r>
+            <w:r>
+              <w:t xml:space="preserve"> </w:t>
+            </w:r>
+            <w:r>
+              <w:t xml:space="preserve">is categorical this time. R handles the encoding automatically; you don’t write anything differently to get an ANOVA instead of a regression.</w:t>
             </w:r>
           </w:p>
           <w:p/>
@@ -3994,7 +3972,7 @@
       </w:r>
     </w:p>
     <w:bookmarkEnd w:id="46"/>
-    <w:bookmarkStart w:id="52" w:name="assumption-1-normality-of-the-residuals"/>
+    <w:bookmarkStart w:id="54" w:name="assumption-1-normality-of-the-residuals"/>
     <w:p>
       <w:pPr>
         <w:pStyle w:val="Heading1"/>
@@ -4003,6 +3981,141 @@
         <w:t xml:space="preserve">Assumption 1 — Normality of the Residuals</w:t>
       </w:r>
     </w:p>
+    <w:tbl>
+      <w:tblPr>
+        <w:tblStyle w:val="Table"/>
+        <w:tblLook w:firstRow="0" w:lastRow="0" w:firstColumn="0" w:lastColumn="0" w:noHBand="0" w:noVBand="0" w:val="0000"/>
+        <w:tblBorders>
+          <w:top w:val="single" w:sz="4" w:space="0" w:color="0758E5"/>
+          <w:left w:val="single" w:sz="24" w:space="0" w:color="0758E5"/>
+          <w:bottom w:val="single" w:sz="4" w:space="0" w:color="0758E5"/>
+          <w:right w:val="single" w:sz="4" w:space="0" w:color="0758E5"/>
+        </w:tblBorders>
+        <w:tblCellMar>
+          <w:left w:w="144" w:type="dxa"/>
+          <w:right w:w="144" w:type="dxa"/>
+        </w:tblCellMar>
+        <w:tblLook w:firstRow="0" w:lastRow="0" w:firstColumn="0" w:lastColumn="0" w:noHBand="0" w:noVBand="0" w:val="0000"/>
+      </w:tblPr>
+      <w:tr>
+        <w:trPr>
+          <w:cantSplit/>
+        </w:trPr>
+        <w:tc>
+          <w:tcPr>
+            <w:shd w:color="auto" w:fill="dae6fb" w:val="clear"/>
+            <w:tcMar>
+              <w:top w:w="92" w:type="dxa"/>
+              <w:bottom w:w="92" w:type="dxa"/>
+            </w:tcMar>
+          </w:tcPr>
+          <w:p>
+            <w:pPr>
+              <w:pStyle w:val="FirstParagraph"/>
+            </w:pPr>
+            <w:pPr>
+              <w:spacing w:before="0" w:after="0"/>
+              <w:textAlignment w:val="center"/>
+            </w:pPr>
+            <w:r>
+              <w:drawing>
+                <wp:inline>
+                  <wp:extent cx="152400" cy="152400"/>
+                  <wp:effectExtent b="0" l="0" r="0" t="0"/>
+                  <wp:docPr descr="" title="" id="47" name="Picture"/>
+                  <a:graphic>
+                    <a:graphicData uri="http://schemas.openxmlformats.org/drawingml/2006/picture">
+                      <pic:pic>
+                        <pic:nvPicPr>
+                          <pic:cNvPr descr="/Applications/Positron.app/Contents/Resources/app/quarto/share/formats/docx/note.png" id="48" name="Picture"/>
+                          <pic:cNvPicPr>
+                            <a:picLocks noChangeArrowheads="1" noChangeAspect="1"/>
+                          </pic:cNvPicPr>
+                        </pic:nvPicPr>
+                        <pic:blipFill>
+                          <a:blip r:embed="rId9"/>
+                          <a:stretch>
+                            <a:fillRect/>
+                          </a:stretch>
+                        </pic:blipFill>
+                        <pic:spPr bwMode="auto">
+                          <a:xfrm>
+                            <a:off x="0" y="0"/>
+                            <a:ext cx="152400" cy="152400"/>
+                          </a:xfrm>
+                          <a:prstGeom prst="rect">
+                            <a:avLst/>
+                          </a:prstGeom>
+                          <a:noFill/>
+                          <a:ln w="9525">
+                            <a:noFill/>
+                            <a:headEnd/>
+                            <a:tailEnd/>
+                          </a:ln>
+                        </pic:spPr>
+                      </pic:pic>
+                    </a:graphicData>
+                  </a:graphic>
+                </wp:inline>
+              </w:drawing>
+            </w:r>
+            <w:r>
+              <w:t xml:space="preserve"> </w:t>
+            </w:r>
+            <w:r>
+              <w:t xml:space="preserve"> </w:t>
+            </w:r>
+            <w:r>
+              <w:t xml:space="preserve">Note</w:t>
+            </w:r>
+          </w:p>
+        </w:tc>
+      </w:tr>
+      <w:tr>
+        <w:trPr>
+          <w:cantSplit/>
+        </w:trPr>
+        <w:tc>
+          <w:tcPr>
+            <w:tcMar>
+              <w:top w:w="108" w:type="dxa"/>
+              <w:bottom w:w="108" w:type="dxa"/>
+            </w:tcMar>
+          </w:tcPr>
+          <w:p>
+            <w:pPr>
+              <w:pStyle w:val="BodyText"/>
+            </w:pPr>
+            <w:pPr>
+              <w:spacing w:before="16" w:after="16"/>
+            </w:pPr>
+            <w:r>
+              <w:rPr>
+                <w:b/>
+                <w:bCs/>
+              </w:rPr>
+              <w:t xml:space="preserve">🔮 Predict first:</w:t>
+            </w:r>
+            <w:r>
+              <w:t xml:space="preserve"> </w:t>
+            </w:r>
+            <w:r>
+              <w:rPr>
+                <w:rStyle w:val="VerbatimChar"/>
+              </w:rPr>
+              <w:t xml:space="preserve">plot(mass_model)</w:t>
+            </w:r>
+            <w:r>
+              <w:t xml:space="preserve"> </w:t>
+            </w:r>
+            <w:r>
+              <w:t xml:space="preserve">gives the same four panels you saw in the regression lecture. With ~340 penguins instead of 118 near-perfect paper squares, do you expect the Normal Q-Q panel to track the line as tightly?</w:t>
+            </w:r>
+          </w:p>
+          <w:p/>
+        </w:tc>
+      </w:tr>
+    </w:tbl>
     <w:p>
       <w:pPr>
         <w:pStyle w:val="SourceCode"/>
@@ -4011,346 +4124,85 @@
         <w:rPr>
           <w:rStyle w:val="CommentTok"/>
         </w:rPr>
-        <w:t xml:space="preserve"># QQ plot of residuals — points should track the line -</w:t>
+        <w:t xml:space="preserve"># Same plot(model) diagnostics as Lecture 11's regression</w:t>
       </w:r>
       <w:r>
         <w:br/>
       </w:r>
       <w:r>
         <w:rPr>
-          <w:rStyle w:val="NormalTok"/>
-        </w:rPr>
-        <w:t xml:space="preserve">qq_mass_plot </w:t>
-      </w:r>
-      <w:r>
-        <w:rPr>
-          <w:rStyle w:val="OtherTok"/>
-        </w:rPr>
-        <w:t xml:space="preserve">&lt;-</w:t>
-      </w:r>
-      <w:r>
-        <w:rPr>
-          <w:rStyle w:val="NormalTok"/>
-        </w:rPr>
-        <w:t xml:space="preserve"> penguins_df </w:t>
-      </w:r>
-      <w:r>
-        <w:rPr>
-          <w:rStyle w:val="SpecialCharTok"/>
-        </w:rPr>
-        <w:t xml:space="preserve">%&gt;%</w:t>
+          <w:rStyle w:val="FunctionTok"/>
+        </w:rPr>
+        <w:t xml:space="preserve">par</w:t>
+      </w:r>
+      <w:r>
+        <w:rPr>
+          <w:rStyle w:val="NormalTok"/>
+        </w:rPr>
+        <w:t xml:space="preserve">(</w:t>
+      </w:r>
+      <w:r>
+        <w:rPr>
+          <w:rStyle w:val="AttributeTok"/>
+        </w:rPr>
+        <w:t xml:space="preserve">mfrow =</w:t>
+      </w:r>
+      <w:r>
+        <w:rPr>
+          <w:rStyle w:val="NormalTok"/>
+        </w:rPr>
+        <w:t xml:space="preserve"> </w:t>
+      </w:r>
+      <w:r>
+        <w:rPr>
+          <w:rStyle w:val="FunctionTok"/>
+        </w:rPr>
+        <w:t xml:space="preserve">c</w:t>
+      </w:r>
+      <w:r>
+        <w:rPr>
+          <w:rStyle w:val="NormalTok"/>
+        </w:rPr>
+        <w:t xml:space="preserve">(</w:t>
+      </w:r>
+      <w:r>
+        <w:rPr>
+          <w:rStyle w:val="DecValTok"/>
+        </w:rPr>
+        <w:t xml:space="preserve">2</w:t>
+      </w:r>
+      <w:r>
+        <w:rPr>
+          <w:rStyle w:val="NormalTok"/>
+        </w:rPr>
+        <w:t xml:space="preserve">, </w:t>
+      </w:r>
+      <w:r>
+        <w:rPr>
+          <w:rStyle w:val="DecValTok"/>
+        </w:rPr>
+        <w:t xml:space="preserve">2</w:t>
+      </w:r>
+      <w:r>
+        <w:rPr>
+          <w:rStyle w:val="NormalTok"/>
+        </w:rPr>
+        <w:t xml:space="preserve">))</w:t>
       </w:r>
       <w:r>
         <w:br/>
       </w:r>
       <w:r>
         <w:rPr>
-          <w:rStyle w:val="NormalTok"/>
-        </w:rPr>
-        <w:t xml:space="preserve">  </w:t>
-      </w:r>
-      <w:r>
-        <w:rPr>
           <w:rStyle w:val="FunctionTok"/>
         </w:rPr>
-        <w:t xml:space="preserve">mutate</w:t>
-      </w:r>
-      <w:r>
-        <w:rPr>
-          <w:rStyle w:val="NormalTok"/>
-        </w:rPr>
-        <w:t xml:space="preserve">(</w:t>
-      </w:r>
-      <w:r>
-        <w:rPr>
-          <w:rStyle w:val="AttributeTok"/>
-        </w:rPr>
-        <w:t xml:space="preserve">resid =</w:t>
-      </w:r>
-      <w:r>
-        <w:rPr>
-          <w:rStyle w:val="NormalTok"/>
-        </w:rPr>
-        <w:t xml:space="preserve"> </w:t>
-      </w:r>
-      <w:r>
-        <w:rPr>
-          <w:rStyle w:val="FunctionTok"/>
-        </w:rPr>
-        <w:t xml:space="preserve">residuals</w:t>
-      </w:r>
-      <w:r>
-        <w:rPr>
-          <w:rStyle w:val="NormalTok"/>
-        </w:rPr>
-        <w:t xml:space="preserve">(mass_model)) </w:t>
-      </w:r>
-      <w:r>
-        <w:rPr>
-          <w:rStyle w:val="SpecialCharTok"/>
-        </w:rPr>
-        <w:t xml:space="preserve">%&gt;%</w:t>
-      </w:r>
-      <w:r>
-        <w:br/>
-      </w:r>
-      <w:r>
-        <w:rPr>
-          <w:rStyle w:val="NormalTok"/>
-        </w:rPr>
-        <w:t xml:space="preserve">  </w:t>
-      </w:r>
-      <w:r>
-        <w:rPr>
-          <w:rStyle w:val="FunctionTok"/>
-        </w:rPr>
-        <w:t xml:space="preserve">ggplot</w:t>
-      </w:r>
-      <w:r>
-        <w:rPr>
-          <w:rStyle w:val="NormalTok"/>
-        </w:rPr>
-        <w:t xml:space="preserve">(</w:t>
-      </w:r>
-      <w:r>
-        <w:rPr>
-          <w:rStyle w:val="FunctionTok"/>
-        </w:rPr>
-        <w:t xml:space="preserve">aes</w:t>
-      </w:r>
-      <w:r>
-        <w:rPr>
-          <w:rStyle w:val="NormalTok"/>
-        </w:rPr>
-        <w:t xml:space="preserve">(</w:t>
-      </w:r>
-      <w:r>
-        <w:rPr>
-          <w:rStyle w:val="AttributeTok"/>
-        </w:rPr>
-        <w:t xml:space="preserve">sample =</w:t>
-      </w:r>
-      <w:r>
-        <w:rPr>
-          <w:rStyle w:val="NormalTok"/>
-        </w:rPr>
-        <w:t xml:space="preserve"> resid)) </w:t>
-      </w:r>
-      <w:r>
-        <w:rPr>
-          <w:rStyle w:val="SpecialCharTok"/>
-        </w:rPr>
-        <w:t xml:space="preserve">+</w:t>
-      </w:r>
-      <w:r>
-        <w:br/>
-      </w:r>
-      <w:r>
-        <w:rPr>
-          <w:rStyle w:val="NormalTok"/>
-        </w:rPr>
-        <w:t xml:space="preserve">  </w:t>
-      </w:r>
-      <w:r>
-        <w:rPr>
-          <w:rStyle w:val="FunctionTok"/>
-        </w:rPr>
-        <w:t xml:space="preserve">stat_qq</w:t>
-      </w:r>
-      <w:r>
-        <w:rPr>
-          <w:rStyle w:val="NormalTok"/>
-        </w:rPr>
-        <w:t xml:space="preserve">() </w:t>
-      </w:r>
-      <w:r>
-        <w:rPr>
-          <w:rStyle w:val="SpecialCharTok"/>
-        </w:rPr>
-        <w:t xml:space="preserve">+</w:t>
-      </w:r>
-      <w:r>
-        <w:br/>
-      </w:r>
-      <w:r>
-        <w:rPr>
-          <w:rStyle w:val="NormalTok"/>
-        </w:rPr>
-        <w:t xml:space="preserve">  </w:t>
-      </w:r>
-      <w:r>
-        <w:rPr>
-          <w:rStyle w:val="FunctionTok"/>
-        </w:rPr>
-        <w:t xml:space="preserve">stat_qq_line</w:t>
-      </w:r>
-      <w:r>
-        <w:rPr>
-          <w:rStyle w:val="NormalTok"/>
-        </w:rPr>
-        <w:t xml:space="preserve">(</w:t>
-      </w:r>
-      <w:r>
-        <w:rPr>
-          <w:rStyle w:val="AttributeTok"/>
-        </w:rPr>
-        <w:t xml:space="preserve">color =</w:t>
-      </w:r>
-      <w:r>
-        <w:rPr>
-          <w:rStyle w:val="NormalTok"/>
-        </w:rPr>
-        <w:t xml:space="preserve"> </w:t>
-      </w:r>
-      <w:r>
-        <w:rPr>
-          <w:rStyle w:val="StringTok"/>
-        </w:rPr>
-        <w:t xml:space="preserve">"red"</w:t>
-      </w:r>
-      <w:r>
-        <w:rPr>
-          <w:rStyle w:val="NormalTok"/>
-        </w:rPr>
-        <w:t xml:space="preserve">, </w:t>
-      </w:r>
-      <w:r>
-        <w:rPr>
-          <w:rStyle w:val="AttributeTok"/>
-        </w:rPr>
-        <w:t xml:space="preserve">linewidth =</w:t>
-      </w:r>
-      <w:r>
-        <w:rPr>
-          <w:rStyle w:val="NormalTok"/>
-        </w:rPr>
-        <w:t xml:space="preserve"> </w:t>
-      </w:r>
-      <w:r>
-        <w:rPr>
-          <w:rStyle w:val="FloatTok"/>
-        </w:rPr>
-        <w:t xml:space="preserve">0.8</w:t>
-      </w:r>
-      <w:r>
-        <w:rPr>
-          <w:rStyle w:val="NormalTok"/>
-        </w:rPr>
-        <w:t xml:space="preserve">) </w:t>
-      </w:r>
-      <w:r>
-        <w:rPr>
-          <w:rStyle w:val="SpecialCharTok"/>
-        </w:rPr>
-        <w:t xml:space="preserve">+</w:t>
-      </w:r>
-      <w:r>
-        <w:br/>
-      </w:r>
-      <w:r>
-        <w:rPr>
-          <w:rStyle w:val="NormalTok"/>
-        </w:rPr>
-        <w:t xml:space="preserve">  </w:t>
-      </w:r>
-      <w:r>
-        <w:rPr>
-          <w:rStyle w:val="FunctionTok"/>
-        </w:rPr>
-        <w:t xml:space="preserve">labs</w:t>
-      </w:r>
-      <w:r>
-        <w:rPr>
-          <w:rStyle w:val="NormalTok"/>
-        </w:rPr>
-        <w:t xml:space="preserve">(</w:t>
-      </w:r>
-      <w:r>
-        <w:rPr>
-          <w:rStyle w:val="AttributeTok"/>
-        </w:rPr>
-        <w:t xml:space="preserve">x =</w:t>
-      </w:r>
-      <w:r>
-        <w:rPr>
-          <w:rStyle w:val="NormalTok"/>
-        </w:rPr>
-        <w:t xml:space="preserve"> </w:t>
-      </w:r>
-      <w:r>
-        <w:rPr>
-          <w:rStyle w:val="StringTok"/>
-        </w:rPr>
-        <w:t xml:space="preserve">"Theoretical"</w:t>
-      </w:r>
-      <w:r>
-        <w:rPr>
-          <w:rStyle w:val="NormalTok"/>
-        </w:rPr>
-        <w:t xml:space="preserve">, </w:t>
-      </w:r>
-      <w:r>
-        <w:rPr>
-          <w:rStyle w:val="AttributeTok"/>
-        </w:rPr>
-        <w:t xml:space="preserve">y =</w:t>
-      </w:r>
-      <w:r>
-        <w:rPr>
-          <w:rStyle w:val="NormalTok"/>
-        </w:rPr>
-        <w:t xml:space="preserve"> </w:t>
-      </w:r>
-      <w:r>
-        <w:rPr>
-          <w:rStyle w:val="StringTok"/>
-        </w:rPr>
-        <w:t xml:space="preserve">"Sample residuals"</w:t>
-      </w:r>
-      <w:r>
-        <w:rPr>
-          <w:rStyle w:val="NormalTok"/>
-        </w:rPr>
-        <w:t xml:space="preserve">) </w:t>
-      </w:r>
-      <w:r>
-        <w:rPr>
-          <w:rStyle w:val="SpecialCharTok"/>
-        </w:rPr>
-        <w:t xml:space="preserve">+</w:t>
-      </w:r>
-      <w:r>
-        <w:br/>
-      </w:r>
-      <w:r>
-        <w:rPr>
-          <w:rStyle w:val="NormalTok"/>
-        </w:rPr>
-        <w:t xml:space="preserve">  </w:t>
-      </w:r>
-      <w:r>
-        <w:rPr>
-          <w:rStyle w:val="FunctionTok"/>
-        </w:rPr>
-        <w:t xml:space="preserve">theme_minimal</w:t>
-      </w:r>
-      <w:r>
-        <w:rPr>
-          <w:rStyle w:val="NormalTok"/>
-        </w:rPr>
-        <w:t xml:space="preserve">()</w:t>
-      </w:r>
-      <w:r>
-        <w:br/>
-      </w:r>
-      <w:r>
-        <w:br/>
-      </w:r>
-      <w:r>
-        <w:rPr>
-          <w:rStyle w:val="NormalTok"/>
-        </w:rPr>
-        <w:t xml:space="preserve">qq_mass_plot</w:t>
+        <w:t xml:space="preserve">plot</w:t>
+      </w:r>
+      <w:r>
+        <w:rPr>
+          <w:rStyle w:val="NormalTok"/>
+        </w:rPr>
+        <w:t xml:space="preserve">(mass_model)</w:t>
       </w:r>
     </w:p>
     <w:p>
@@ -4362,18 +4214,18 @@
           <wp:inline>
             <wp:extent cx="5943600" cy="5943600"/>
             <wp:effectExtent b="0" l="0" r="0" t="0"/>
-            <wp:docPr descr="" title="" id="48" name="Picture"/>
+            <wp:docPr descr="" title="" id="50" name="Picture"/>
             <a:graphic>
               <a:graphicData uri="http://schemas.openxmlformats.org/drawingml/2006/picture">
                 <pic:pic>
                   <pic:nvPicPr>
-                    <pic:cNvPr descr="one_way_anova_lecture_files/figure-docx/qq-10-1.png" id="49" name="Picture"/>
+                    <pic:cNvPr descr="one_way_anova_lecture_files/figure-docx/diagnostic-plots-10-1.png" id="51" name="Picture"/>
                     <pic:cNvPicPr>
                       <a:picLocks noChangeArrowheads="1" noChangeAspect="1"/>
                     </pic:cNvPicPr>
                   </pic:nvPicPr>
                   <pic:blipFill>
-                    <a:blip r:embed="rId47"/>
+                    <a:blip r:embed="rId49"/>
                     <a:stretch>
                       <a:fillRect/>
                     </a:stretch>
@@ -4498,7 +4350,19 @@
         </w:numPr>
       </w:pPr>
       <w:r>
-        <w:t xml:space="preserve">The QQ plot is the main tool; Shapiro-Wilk is a formal check</w:t>
+        <w:t xml:space="preserve">Panel 2 (Normal Q-Q) is the main visual tool; Shapiro-Wilk is a formal companion</w:t>
+      </w:r>
+    </w:p>
+    <w:p>
+      <w:pPr>
+        <w:pStyle w:val="Compact"/>
+        <w:numPr>
+          <w:ilvl w:val="0"/>
+          <w:numId w:val="1013"/>
+        </w:numPr>
+      </w:pPr>
+      <w:r>
+        <w:t xml:space="preserve">Panels 1 &amp; 3 double-check equal variance — the same job Levene’s does next, from a different angle</w:t>
       </w:r>
     </w:p>
     <w:tbl>
@@ -4542,12 +4406,12 @@
                 <wp:inline>
                   <wp:extent cx="152400" cy="152400"/>
                   <wp:effectExtent b="0" l="0" r="0" t="0"/>
-                  <wp:docPr descr="" title="" id="50" name="Picture"/>
+                  <wp:docPr descr="" title="" id="52" name="Picture"/>
                   <a:graphic>
                     <a:graphicData uri="http://schemas.openxmlformats.org/drawingml/2006/picture">
                       <pic:pic>
                         <pic:nvPicPr>
-                          <pic:cNvPr descr="/Applications/Positron.app/Contents/Resources/app/quarto/share/formats/docx/important.png" id="51" name="Picture"/>
+                          <pic:cNvPr descr="/Applications/Positron.app/Contents/Resources/app/quarto/share/formats/docx/important.png" id="53" name="Picture"/>
                           <pic:cNvPicPr>
                             <a:picLocks noChangeArrowheads="1" noChangeAspect="1"/>
                           </pic:cNvPicPr>
@@ -4658,7 +4522,7 @@
                 <w:b/>
                 <w:bCs/>
               </w:rPr>
-              <w:t xml:space="preserve">QQ plot</w:t>
+              <w:t xml:space="preserve">Q-Q panel</w:t>
             </w:r>
             <w:r>
               <w:t xml:space="preserve"> </w:t>
@@ -4671,8 +4535,8 @@
         </w:tc>
       </w:tr>
     </w:tbl>
-    <w:bookmarkEnd w:id="52"/>
-    <w:bookmarkStart w:id="55" w:name="assumption-2-equal-variance-levenes-test"/>
+    <w:bookmarkEnd w:id="54"/>
+    <w:bookmarkStart w:id="57" w:name="assumption-2-equal-variance-levenes-test"/>
     <w:p>
       <w:pPr>
         <w:pStyle w:val="Heading1"/>
@@ -4722,12 +4586,12 @@
                 <wp:inline>
                   <wp:extent cx="152400" cy="152400"/>
                   <wp:effectExtent b="0" l="0" r="0" t="0"/>
-                  <wp:docPr descr="" title="" id="53" name="Picture"/>
+                  <wp:docPr descr="" title="" id="55" name="Picture"/>
                   <a:graphic>
                     <a:graphicData uri="http://schemas.openxmlformats.org/drawingml/2006/picture">
                       <pic:pic>
                         <pic:nvPicPr>
-                          <pic:cNvPr descr="/Applications/Positron.app/Contents/Resources/app/quarto/share/formats/docx/note.png" id="54" name="Picture"/>
+                          <pic:cNvPr descr="/Applications/Positron.app/Contents/Resources/app/quarto/share/formats/docx/note.png" id="56" name="Picture"/>
                           <pic:cNvPicPr>
                             <a:picLocks noChangeArrowheads="1" noChangeAspect="1"/>
                           </pic:cNvPicPr>
@@ -5116,8 +4980,8 @@
         <w:t xml:space="preserve">-test — robust when spreads differ.</w:t>
       </w:r>
     </w:p>
-    <w:bookmarkEnd w:id="55"/>
-    <w:bookmarkStart w:id="56" w:name="pause-do-activity-parts-46-now"/>
+    <w:bookmarkEnd w:id="57"/>
+    <w:bookmarkStart w:id="58" w:name="pause-do-activity-parts-46-now"/>
     <w:p>
       <w:pPr>
         <w:pStyle w:val="Heading1"/>
@@ -5146,14 +5010,14 @@
         <w:t xml:space="preserve">, check the residual QQ plot + Shapiro, and run Levene’s test. Predict each result before you run it.</w:t>
       </w:r>
     </w:p>
-    <w:bookmarkEnd w:id="56"/>
-    <w:bookmarkStart w:id="59" w:name="X6c28c6f9a5d591b6a676de114ad962a72dc1f4d"/>
+    <w:bookmarkEnd w:id="58"/>
+    <w:bookmarkStart w:id="59" w:name="what-we-learned-today"/>
     <w:p>
       <w:pPr>
         <w:pStyle w:val="Heading1"/>
       </w:pPr>
       <w:r>
-        <w:t xml:space="preserve">🧩 Chunk 3 of 4 · Run the ANOVA &amp; Read the F Table</w:t>
+        <w:t xml:space="preserve">What We Learned Today</w:t>
       </w:r>
     </w:p>
     <w:p>
@@ -5165,1214 +5029,7 @@
           <w:b/>
           <w:bCs/>
         </w:rPr>
-        <w:t xml:space="preserve">We will cover:</w:t>
-      </w:r>
-      <w:r>
-        <w:t xml:space="preserve"> </w:t>
-      </w:r>
-      <w:r>
-        <w:t xml:space="preserve">the ANOVA table two ways — base</w:t>
-      </w:r>
-      <w:r>
-        <w:t xml:space="preserve"> </w:t>
-      </w:r>
-      <w:r>
-        <w:rPr>
-          <w:rStyle w:val="VerbatimChar"/>
-        </w:rPr>
-        <w:t xml:space="preserve">aov()</w:t>
-      </w:r>
-      <w:r>
-        <w:t xml:space="preserve"> </w:t>
-      </w:r>
-      <w:r>
-        <w:t xml:space="preserve">and</w:t>
-      </w:r>
-      <w:r>
-        <w:t xml:space="preserve"> </w:t>
-      </w:r>
-      <w:r>
-        <w:rPr>
-          <w:rStyle w:val="VerbatimChar"/>
-        </w:rPr>
-        <w:t xml:space="preserve">car::Anova()</w:t>
-      </w:r>
-      <w:r>
-        <w:t xml:space="preserve"> </w:t>
-      </w:r>
-      <w:r>
-        <w:t xml:space="preserve">— and why the difference matters for unbalanced data.</w:t>
-      </w:r>
-    </w:p>
-    <w:tbl>
-      <w:tblPr>
-        <w:tblStyle w:val="Table"/>
-        <w:tblLook w:firstRow="0" w:lastRow="0" w:firstColumn="0" w:lastColumn="0" w:noHBand="0" w:noVBand="0" w:val="0000"/>
-        <w:tblBorders>
-          <w:top w:val="single" w:sz="4" w:space="0" w:color="00A047"/>
-          <w:left w:val="single" w:sz="24" w:space="0" w:color="00A047"/>
-          <w:bottom w:val="single" w:sz="4" w:space="0" w:color="00A047"/>
-          <w:right w:val="single" w:sz="4" w:space="0" w:color="00A047"/>
-        </w:tblBorders>
-        <w:tblCellMar>
-          <w:left w:w="144" w:type="dxa"/>
-          <w:right w:w="144" w:type="dxa"/>
-        </w:tblCellMar>
-        <w:tblLook w:firstRow="0" w:lastRow="0" w:firstColumn="0" w:lastColumn="0" w:noHBand="0" w:noVBand="0" w:val="0000"/>
-      </w:tblPr>
-      <w:tr>
-        <w:trPr>
-          <w:cantSplit/>
-        </w:trPr>
-        <w:tc>
-          <w:tcPr>
-            <w:shd w:color="auto" w:fill="ccf1e3" w:val="clear"/>
-            <w:tcMar>
-              <w:top w:w="92" w:type="dxa"/>
-              <w:bottom w:w="92" w:type="dxa"/>
-            </w:tcMar>
-          </w:tcPr>
-          <w:p>
-            <w:pPr>
-              <w:pStyle w:val="BodyText"/>
-            </w:pPr>
-            <w:pPr>
-              <w:spacing w:before="0" w:after="0"/>
-              <w:textAlignment w:val="center"/>
-            </w:pPr>
-            <w:r>
-              <w:drawing>
-                <wp:inline>
-                  <wp:extent cx="152400" cy="152400"/>
-                  <wp:effectExtent b="0" l="0" r="0" t="0"/>
-                  <wp:docPr descr="" title="" id="57" name="Picture"/>
-                  <a:graphic>
-                    <a:graphicData uri="http://schemas.openxmlformats.org/drawingml/2006/picture">
-                      <pic:pic>
-                        <pic:nvPicPr>
-                          <pic:cNvPr descr="/Applications/Positron.app/Contents/Resources/app/quarto/share/formats/docx/tip.png" id="58" name="Picture"/>
-                          <pic:cNvPicPr>
-                            <a:picLocks noChangeArrowheads="1" noChangeAspect="1"/>
-                          </pic:cNvPicPr>
-                        </pic:nvPicPr>
-                        <pic:blipFill>
-                          <a:blip r:embed="rId19"/>
-                          <a:stretch>
-                            <a:fillRect/>
-                          </a:stretch>
-                        </pic:blipFill>
-                        <pic:spPr bwMode="auto">
-                          <a:xfrm>
-                            <a:off x="0" y="0"/>
-                            <a:ext cx="152400" cy="152400"/>
-                          </a:xfrm>
-                          <a:prstGeom prst="rect">
-                            <a:avLst/>
-                          </a:prstGeom>
-                          <a:noFill/>
-                          <a:ln w="9525">
-                            <a:noFill/>
-                            <a:headEnd/>
-                            <a:tailEnd/>
-                          </a:ln>
-                        </pic:spPr>
-                      </pic:pic>
-                    </a:graphicData>
-                  </a:graphic>
-                </wp:inline>
-              </w:drawing>
-            </w:r>
-            <w:r>
-              <w:t xml:space="preserve"> </w:t>
-            </w:r>
-            <w:r>
-              <w:t xml:space="preserve"> </w:t>
-            </w:r>
-            <w:r>
-              <w:t xml:space="preserve">Tip</w:t>
-            </w:r>
-          </w:p>
-        </w:tc>
-      </w:tr>
-      <w:tr>
-        <w:trPr>
-          <w:cantSplit/>
-        </w:trPr>
-        <w:tc>
-          <w:tcPr>
-            <w:tcMar>
-              <w:top w:w="108" w:type="dxa"/>
-              <w:bottom w:w="108" w:type="dxa"/>
-            </w:tcMar>
-          </w:tcPr>
-          <w:p>
-            <w:pPr>
-              <w:pStyle w:val="BodyText"/>
-            </w:pPr>
-            <w:pPr>
-              <w:spacing w:before="16" w:after="16"/>
-            </w:pPr>
-            <w:r>
-              <w:rPr>
-                <w:b/>
-                <w:bCs/>
-              </w:rPr>
-              <w:t xml:space="preserve">🖐 After this chunk: Activity Parts 7–8</w:t>
-            </w:r>
-            <w:r>
-              <w:t xml:space="preserve"> </w:t>
-            </w:r>
-            <w:r>
-              <w:t xml:space="preserve">(run both, read F / df / p).</w:t>
-            </w:r>
-          </w:p>
-          <w:p/>
-        </w:tc>
-      </w:tr>
-    </w:tbl>
-    <w:bookmarkEnd w:id="59"/>
-    <w:bookmarkStart w:id="62" w:name="run-the-anova-aov-and-summary"/>
-    <w:p>
-      <w:pPr>
-        <w:pStyle w:val="Heading1"/>
-      </w:pPr>
-      <w:r>
-        <w:t xml:space="preserve">Run the ANOVA —</w:t>
-      </w:r>
-      <w:r>
-        <w:t xml:space="preserve"> </w:t>
-      </w:r>
-      <w:r>
-        <w:rPr>
-          <w:rStyle w:val="VerbatimChar"/>
-        </w:rPr>
-        <w:t xml:space="preserve">aov()</w:t>
-      </w:r>
-      <w:r>
-        <w:t xml:space="preserve"> </w:t>
-      </w:r>
-      <w:r>
-        <w:t xml:space="preserve">and</w:t>
-      </w:r>
-      <w:r>
-        <w:t xml:space="preserve"> </w:t>
-      </w:r>
-      <w:r>
-        <w:rPr>
-          <w:rStyle w:val="VerbatimChar"/>
-        </w:rPr>
-        <w:t xml:space="preserve">summary()</w:t>
-      </w:r>
-    </w:p>
-    <w:tbl>
-      <w:tblPr>
-        <w:tblStyle w:val="Table"/>
-        <w:tblLook w:firstRow="0" w:lastRow="0" w:firstColumn="0" w:lastColumn="0" w:noHBand="0" w:noVBand="0" w:val="0000"/>
-        <w:tblBorders>
-          <w:top w:val="single" w:sz="4" w:space="0" w:color="0758E5"/>
-          <w:left w:val="single" w:sz="24" w:space="0" w:color="0758E5"/>
-          <w:bottom w:val="single" w:sz="4" w:space="0" w:color="0758E5"/>
-          <w:right w:val="single" w:sz="4" w:space="0" w:color="0758E5"/>
-        </w:tblBorders>
-        <w:tblCellMar>
-          <w:left w:w="144" w:type="dxa"/>
-          <w:right w:w="144" w:type="dxa"/>
-        </w:tblCellMar>
-        <w:tblLook w:firstRow="0" w:lastRow="0" w:firstColumn="0" w:lastColumn="0" w:noHBand="0" w:noVBand="0" w:val="0000"/>
-      </w:tblPr>
-      <w:tr>
-        <w:trPr>
-          <w:cantSplit/>
-        </w:trPr>
-        <w:tc>
-          <w:tcPr>
-            <w:shd w:color="auto" w:fill="dae6fb" w:val="clear"/>
-            <w:tcMar>
-              <w:top w:w="92" w:type="dxa"/>
-              <w:bottom w:w="92" w:type="dxa"/>
-            </w:tcMar>
-          </w:tcPr>
-          <w:p>
-            <w:pPr>
-              <w:pStyle w:val="FirstParagraph"/>
-            </w:pPr>
-            <w:pPr>
-              <w:spacing w:before="0" w:after="0"/>
-              <w:textAlignment w:val="center"/>
-            </w:pPr>
-            <w:r>
-              <w:drawing>
-                <wp:inline>
-                  <wp:extent cx="152400" cy="152400"/>
-                  <wp:effectExtent b="0" l="0" r="0" t="0"/>
-                  <wp:docPr descr="" title="" id="60" name="Picture"/>
-                  <a:graphic>
-                    <a:graphicData uri="http://schemas.openxmlformats.org/drawingml/2006/picture">
-                      <pic:pic>
-                        <pic:nvPicPr>
-                          <pic:cNvPr descr="/Applications/Positron.app/Contents/Resources/app/quarto/share/formats/docx/note.png" id="61" name="Picture"/>
-                          <pic:cNvPicPr>
-                            <a:picLocks noChangeArrowheads="1" noChangeAspect="1"/>
-                          </pic:cNvPicPr>
-                        </pic:nvPicPr>
-                        <pic:blipFill>
-                          <a:blip r:embed="rId9"/>
-                          <a:stretch>
-                            <a:fillRect/>
-                          </a:stretch>
-                        </pic:blipFill>
-                        <pic:spPr bwMode="auto">
-                          <a:xfrm>
-                            <a:off x="0" y="0"/>
-                            <a:ext cx="152400" cy="152400"/>
-                          </a:xfrm>
-                          <a:prstGeom prst="rect">
-                            <a:avLst/>
-                          </a:prstGeom>
-                          <a:noFill/>
-                          <a:ln w="9525">
-                            <a:noFill/>
-                            <a:headEnd/>
-                            <a:tailEnd/>
-                          </a:ln>
-                        </pic:spPr>
-                      </pic:pic>
-                    </a:graphicData>
-                  </a:graphic>
-                </wp:inline>
-              </w:drawing>
-            </w:r>
-            <w:r>
-              <w:t xml:space="preserve"> </w:t>
-            </w:r>
-            <w:r>
-              <w:t xml:space="preserve"> </w:t>
-            </w:r>
-            <w:r>
-              <w:t xml:space="preserve">Note</w:t>
-            </w:r>
-          </w:p>
-        </w:tc>
-      </w:tr>
-      <w:tr>
-        <w:trPr>
-          <w:cantSplit/>
-        </w:trPr>
-        <w:tc>
-          <w:tcPr>
-            <w:tcMar>
-              <w:top w:w="108" w:type="dxa"/>
-              <w:bottom w:w="108" w:type="dxa"/>
-            </w:tcMar>
-          </w:tcPr>
-          <w:p>
-            <w:pPr>
-              <w:pStyle w:val="BodyText"/>
-            </w:pPr>
-            <w:pPr>
-              <w:spacing w:before="16" w:after="16"/>
-            </w:pPr>
-            <w:r>
-              <w:rPr>
-                <w:b/>
-                <w:bCs/>
-              </w:rPr>
-              <w:t xml:space="preserve">🔮 Predict first:</w:t>
-            </w:r>
-            <w:r>
-              <w:t xml:space="preserve"> </w:t>
-            </w:r>
-            <w:r>
-              <w:t xml:space="preserve">The boxplot looked very separated. Predict the</w:t>
-            </w:r>
-            <w:r>
-              <w:t xml:space="preserve"> </w:t>
-            </w:r>
-            <w:r>
-              <w:rPr>
-                <w:i/>
-                <w:iCs/>
-              </w:rPr>
-              <w:t xml:space="preserve">p</w:t>
-            </w:r>
-            <w:r>
-              <w:t xml:space="preserve">-value — closer to 0.5, 0.05, or far below 0.001?</w:t>
-            </w:r>
-          </w:p>
-          <w:p/>
-        </w:tc>
-      </w:tr>
-    </w:tbl>
-    <w:p>
-      <w:pPr>
-        <w:pStyle w:val="SourceCode"/>
-      </w:pPr>
-      <w:r>
-        <w:rPr>
-          <w:rStyle w:val="CommentTok"/>
-        </w:rPr>
-        <w:t xml:space="preserve"># Classic ANOVA table (Type I sums of squares) --------</w:t>
-      </w:r>
-      <w:r>
-        <w:br/>
-      </w:r>
-      <w:r>
-        <w:rPr>
-          <w:rStyle w:val="NormalTok"/>
-        </w:rPr>
-        <w:t xml:space="preserve">mass_aov </w:t>
-      </w:r>
-      <w:r>
-        <w:rPr>
-          <w:rStyle w:val="OtherTok"/>
-        </w:rPr>
-        <w:t xml:space="preserve">&lt;-</w:t>
-      </w:r>
-      <w:r>
-        <w:rPr>
-          <w:rStyle w:val="NormalTok"/>
-        </w:rPr>
-        <w:t xml:space="preserve"> </w:t>
-      </w:r>
-      <w:r>
-        <w:rPr>
-          <w:rStyle w:val="FunctionTok"/>
-        </w:rPr>
-        <w:t xml:space="preserve">aov</w:t>
-      </w:r>
-      <w:r>
-        <w:rPr>
-          <w:rStyle w:val="NormalTok"/>
-        </w:rPr>
-        <w:t xml:space="preserve">(body_mass_g </w:t>
-      </w:r>
-      <w:r>
-        <w:rPr>
-          <w:rStyle w:val="SpecialCharTok"/>
-        </w:rPr>
-        <w:t xml:space="preserve">~</w:t>
-      </w:r>
-      <w:r>
-        <w:rPr>
-          <w:rStyle w:val="NormalTok"/>
-        </w:rPr>
-        <w:t xml:space="preserve"> species, </w:t>
-      </w:r>
-      <w:r>
-        <w:rPr>
-          <w:rStyle w:val="AttributeTok"/>
-        </w:rPr>
-        <w:t xml:space="preserve">data =</w:t>
-      </w:r>
-      <w:r>
-        <w:rPr>
-          <w:rStyle w:val="NormalTok"/>
-        </w:rPr>
-        <w:t xml:space="preserve"> penguins_df)</w:t>
-      </w:r>
-      <w:r>
-        <w:br/>
-      </w:r>
-      <w:r>
-        <w:rPr>
-          <w:rStyle w:val="FunctionTok"/>
-        </w:rPr>
-        <w:t xml:space="preserve">summary</w:t>
-      </w:r>
-      <w:r>
-        <w:rPr>
-          <w:rStyle w:val="NormalTok"/>
-        </w:rPr>
-        <w:t xml:space="preserve">(mass_aov)</w:t>
-      </w:r>
-    </w:p>
-    <w:p>
-      <w:pPr>
-        <w:pStyle w:val="SourceCode"/>
-      </w:pPr>
-      <w:r>
-        <w:rPr>
-          <w:rStyle w:val="VerbatimChar"/>
-        </w:rPr>
-        <w:t xml:space="preserve">             Df    Sum Sq  Mean Sq F value Pr(&gt;F)    </w:t>
-      </w:r>
-      <w:r>
-        <w:br/>
-      </w:r>
-      <w:r>
-        <w:rPr>
-          <w:rStyle w:val="VerbatimChar"/>
-        </w:rPr>
-        <w:t xml:space="preserve">species       2 146864214 73432107   343.6 &lt;2e-16 ***</w:t>
-      </w:r>
-      <w:r>
-        <w:br/>
-      </w:r>
-      <w:r>
-        <w:rPr>
-          <w:rStyle w:val="VerbatimChar"/>
-        </w:rPr>
-        <w:t xml:space="preserve">Residuals   339  72443483   213698                   </w:t>
-      </w:r>
-      <w:r>
-        <w:br/>
-      </w:r>
-      <w:r>
-        <w:rPr>
-          <w:rStyle w:val="VerbatimChar"/>
-        </w:rPr>
-        <w:t xml:space="preserve">---</w:t>
-      </w:r>
-      <w:r>
-        <w:br/>
-      </w:r>
-      <w:r>
-        <w:rPr>
-          <w:rStyle w:val="VerbatimChar"/>
-        </w:rPr>
-        <w:t xml:space="preserve">Signif. codes:  0 '***' 0.001 '**' 0.01 '*' 0.05 '.' 0.1 ' ' 1</w:t>
-      </w:r>
-    </w:p>
-    <w:p>
-      <w:pPr>
-        <w:pStyle w:val="FirstParagraph"/>
-      </w:pPr>
-      <w:r>
-        <w:rPr>
-          <w:b/>
-          <w:bCs/>
-        </w:rPr>
-        <w:t xml:space="preserve">Reading the table:</w:t>
-      </w:r>
-    </w:p>
-    <w:tbl>
-      <w:tblPr>
-        <w:tblStyle w:val="Table"/>
-        <w:tblW w:type="auto" w:w="0"/>
-        <w:tblLook w:firstRow="1" w:lastRow="0" w:firstColumn="0" w:lastColumn="0" w:noHBand="0" w:noVBand="0" w:val="0020"/>
-      </w:tblPr>
-      <w:tblGrid>
-        <w:gridCol w:w="3960"/>
-        <w:gridCol w:w="3960"/>
-      </w:tblGrid>
-      <w:tr>
-        <w:trPr>
-          <w:tblHeader w:val="on"/>
-        </w:trPr>
-        <w:tc>
-          <w:tcPr/>
-          <w:p>
-            <w:pPr>
-              <w:pStyle w:val="Compact"/>
-            </w:pPr>
-            <w:r>
-              <w:t xml:space="preserve">Column</w:t>
-            </w:r>
-          </w:p>
-        </w:tc>
-        <w:tc>
-          <w:tcPr/>
-          <w:p>
-            <w:pPr>
-              <w:pStyle w:val="Compact"/>
-            </w:pPr>
-            <w:r>
-              <w:t xml:space="preserve">Meaning</w:t>
-            </w:r>
-          </w:p>
-        </w:tc>
-      </w:tr>
-      <w:tr>
-        <w:tc>
-          <w:tcPr/>
-          <w:p>
-            <w:pPr>
-              <w:pStyle w:val="Compact"/>
-            </w:pPr>
-            <w:r>
-              <w:rPr>
-                <w:rStyle w:val="VerbatimChar"/>
-              </w:rPr>
-              <w:t xml:space="preserve">Df</w:t>
-            </w:r>
-          </w:p>
-        </w:tc>
-        <w:tc>
-          <w:tcPr/>
-          <w:p>
-            <w:pPr>
-              <w:pStyle w:val="Compact"/>
-            </w:pPr>
-            <w:r>
-              <w:t xml:space="preserve">groups − 1, and residual df</w:t>
-            </w:r>
-          </w:p>
-        </w:tc>
-      </w:tr>
-      <w:tr>
-        <w:tc>
-          <w:tcPr/>
-          <w:p>
-            <w:pPr>
-              <w:pStyle w:val="Compact"/>
-            </w:pPr>
-            <w:r>
-              <w:rPr>
-                <w:rStyle w:val="VerbatimChar"/>
-              </w:rPr>
-              <w:t xml:space="preserve">F value</w:t>
-            </w:r>
-          </w:p>
-        </w:tc>
-        <w:tc>
-          <w:tcPr/>
-          <w:p>
-            <w:pPr>
-              <w:pStyle w:val="Compact"/>
-            </w:pPr>
-            <w:r>
-              <w:t xml:space="preserve">between ÷ within variance</w:t>
-            </w:r>
-          </w:p>
-        </w:tc>
-      </w:tr>
-      <w:tr>
-        <w:tc>
-          <w:tcPr/>
-          <w:p>
-            <w:pPr>
-              <w:pStyle w:val="Compact"/>
-            </w:pPr>
-            <w:r>
-              <w:rPr>
-                <w:rStyle w:val="VerbatimChar"/>
-              </w:rPr>
-              <w:t xml:space="preserve">Pr(&gt;F)</w:t>
-            </w:r>
-          </w:p>
-        </w:tc>
-        <w:tc>
-          <w:tcPr/>
-          <w:p>
-            <w:pPr>
-              <w:pStyle w:val="Compact"/>
-            </w:pPr>
-            <w:r>
-              <w:t xml:space="preserve">the</w:t>
-            </w:r>
-            <w:r>
-              <w:t xml:space="preserve"> </w:t>
-            </w:r>
-            <w:r>
-              <w:rPr>
-                <w:i/>
-                <w:iCs/>
-              </w:rPr>
-              <w:t xml:space="preserve">p</w:t>
-            </w:r>
-            <w:r>
-              <w:t xml:space="preserve">-value for H₀</w:t>
-            </w:r>
-          </w:p>
-        </w:tc>
-      </w:tr>
-    </w:tbl>
-    <w:p>
-      <w:pPr>
-        <w:pStyle w:val="BodyText"/>
-      </w:pPr>
-      <w:r>
-        <w:rPr>
-          <w:i/>
-          <w:iCs/>
-        </w:rPr>
-        <w:t xml:space="preserve">p</w:t>
-      </w:r>
-      <w:r>
-        <w:t xml:space="preserve"> </w:t>
-      </w:r>
-      <w:r>
-        <w:t xml:space="preserve">&lt; 0.05 →</w:t>
-      </w:r>
-      <w:r>
-        <w:t xml:space="preserve"> </w:t>
-      </w:r>
-      <w:r>
-        <w:rPr>
-          <w:b/>
-          <w:bCs/>
-        </w:rPr>
-        <w:t xml:space="preserve">reject H₀</w:t>
-      </w:r>
-      <w:r>
-        <w:t xml:space="preserve"> </w:t>
-      </w:r>
-      <w:r>
-        <w:t xml:space="preserve">→ at least one species differs. But</w:t>
-      </w:r>
-      <w:r>
-        <w:t xml:space="preserve"> </w:t>
-      </w:r>
-      <w:r>
-        <w:rPr>
-          <w:b/>
-          <w:bCs/>
-        </w:rPr>
-        <w:t xml:space="preserve">which</w:t>
-      </w:r>
-      <w:r>
-        <w:t xml:space="preserve">? Chunk 4.</w:t>
-      </w:r>
-    </w:p>
-    <w:bookmarkEnd w:id="62"/>
-    <w:bookmarkStart w:id="65" w:name="live-demo-watch-it-break-on-purpose"/>
-    <w:p>
-      <w:pPr>
-        <w:pStyle w:val="Heading1"/>
-      </w:pPr>
-      <w:r>
-        <w:t xml:space="preserve">Live Demo — Watch It Break (on purpose)</w:t>
-      </w:r>
-    </w:p>
-    <w:p>
-      <w:pPr>
-        <w:pStyle w:val="FirstParagraph"/>
-      </w:pPr>
-      <w:r>
-        <w:t xml:space="preserve">For</w:t>
-      </w:r>
-      <w:r>
-        <w:t xml:space="preserve"> </w:t>
-      </w:r>
-      <w:r>
-        <w:rPr>
-          <w:b/>
-          <w:bCs/>
-        </w:rPr>
-        <w:t xml:space="preserve">unbalanced</w:t>
-      </w:r>
-      <w:r>
-        <w:t xml:space="preserve"> </w:t>
-      </w:r>
-      <w:r>
-        <w:t xml:space="preserve">data we prefer</w:t>
-      </w:r>
-      <w:r>
-        <w:t xml:space="preserve"> </w:t>
-      </w:r>
-      <w:r>
-        <w:rPr>
-          <w:rStyle w:val="VerbatimChar"/>
-        </w:rPr>
-        <w:t xml:space="preserve">car::Anova()</w:t>
-      </w:r>
-      <w:r>
-        <w:t xml:space="preserve">. I’ll reach for it but type lowercase, and forget the package:</w:t>
-      </w:r>
-    </w:p>
-    <w:p>
-      <w:pPr>
-        <w:pStyle w:val="SourceCode"/>
-      </w:pPr>
-      <w:r>
-        <w:rPr>
-          <w:rStyle w:val="FunctionTok"/>
-        </w:rPr>
-        <w:t xml:space="preserve">anova</w:t>
-      </w:r>
-      <w:r>
-        <w:rPr>
-          <w:rStyle w:val="NormalTok"/>
-        </w:rPr>
-        <w:t xml:space="preserve">(mass_model)        </w:t>
-      </w:r>
-      <w:r>
-        <w:rPr>
-          <w:rStyle w:val="CommentTok"/>
-        </w:rPr>
-        <w:t xml:space="preserve"># base R — Type I, one model at a time</w:t>
-      </w:r>
-      <w:r>
-        <w:br/>
-      </w:r>
-      <w:r>
-        <w:rPr>
-          <w:rStyle w:val="FunctionTok"/>
-        </w:rPr>
-        <w:t xml:space="preserve">Anova</w:t>
-      </w:r>
-      <w:r>
-        <w:rPr>
-          <w:rStyle w:val="NormalTok"/>
-        </w:rPr>
-        <w:t xml:space="preserve">(mass_model)        </w:t>
-      </w:r>
-      <w:r>
-        <w:rPr>
-          <w:rStyle w:val="CommentTok"/>
-        </w:rPr>
-        <w:t xml:space="preserve"># capital A — but car isn't loaded!</w:t>
-      </w:r>
-    </w:p>
-    <w:p>
-      <w:pPr>
-        <w:pStyle w:val="FirstParagraph"/>
-      </w:pPr>
-      <w:r>
-        <w:t xml:space="preserve">R stops:</w:t>
-      </w:r>
-    </w:p>
-    <w:p>
-      <w:pPr>
-        <w:pStyle w:val="SourceCode"/>
-      </w:pPr>
-      <w:r>
-        <w:rPr>
-          <w:rStyle w:val="VerbatimChar"/>
-        </w:rPr>
-        <w:t xml:space="preserve">Error in Anova(mass_model) :</w:t>
-      </w:r>
-      <w:r>
-        <w:br/>
-      </w:r>
-      <w:r>
-        <w:rPr>
-          <w:rStyle w:val="VerbatimChar"/>
-        </w:rPr>
-        <w:t xml:space="preserve">  could not find function "Anova"</w:t>
-      </w:r>
-    </w:p>
-    <w:p>
-      <w:pPr>
-        <w:pStyle w:val="FirstParagraph"/>
-      </w:pPr>
-      <w:r>
-        <w:t xml:space="preserve">The fix — load</w:t>
-      </w:r>
-      <w:r>
-        <w:t xml:space="preserve"> </w:t>
-      </w:r>
-      <w:r>
-        <w:rPr>
-          <w:rStyle w:val="VerbatimChar"/>
-        </w:rPr>
-        <w:t xml:space="preserve">car</w:t>
-      </w:r>
-      <w:r>
-        <w:t xml:space="preserve">, and mind the capital</w:t>
-      </w:r>
-      <w:r>
-        <w:t xml:space="preserve"> </w:t>
-      </w:r>
-      <w:r>
-        <w:rPr>
-          <w:b/>
-          <w:bCs/>
-        </w:rPr>
-        <w:t xml:space="preserve">A</w:t>
-      </w:r>
-      <w:r>
-        <w:t xml:space="preserve">:</w:t>
-      </w:r>
-    </w:p>
-    <w:p>
-      <w:pPr>
-        <w:pStyle w:val="SourceCode"/>
-      </w:pPr>
-      <w:r>
-        <w:rPr>
-          <w:rStyle w:val="FunctionTok"/>
-        </w:rPr>
-        <w:t xml:space="preserve">library</w:t>
-      </w:r>
-      <w:r>
-        <w:rPr>
-          <w:rStyle w:val="NormalTok"/>
-        </w:rPr>
-        <w:t xml:space="preserve">(car)</w:t>
-      </w:r>
-      <w:r>
-        <w:br/>
-      </w:r>
-      <w:r>
-        <w:rPr>
-          <w:rStyle w:val="FunctionTok"/>
-        </w:rPr>
-        <w:t xml:space="preserve">Anova</w:t>
-      </w:r>
-      <w:r>
-        <w:rPr>
-          <w:rStyle w:val="NormalTok"/>
-        </w:rPr>
-        <w:t xml:space="preserve">(mass_model, </w:t>
-      </w:r>
-      <w:r>
-        <w:rPr>
-          <w:rStyle w:val="AttributeTok"/>
-        </w:rPr>
-        <w:t xml:space="preserve">type =</w:t>
-      </w:r>
-      <w:r>
-        <w:rPr>
-          <w:rStyle w:val="NormalTok"/>
-        </w:rPr>
-        <w:t xml:space="preserve"> </w:t>
-      </w:r>
-      <w:r>
-        <w:rPr>
-          <w:rStyle w:val="StringTok"/>
-        </w:rPr>
-        <w:t xml:space="preserve">"II"</w:t>
-      </w:r>
-      <w:r>
-        <w:rPr>
-          <w:rStyle w:val="NormalTok"/>
-        </w:rPr>
-        <w:t xml:space="preserve">)</w:t>
-      </w:r>
-    </w:p>
-    <w:tbl>
-      <w:tblPr>
-        <w:tblStyle w:val="Table"/>
-        <w:tblLook w:firstRow="0" w:lastRow="0" w:firstColumn="0" w:lastColumn="0" w:noHBand="0" w:noVBand="0" w:val="0000"/>
-        <w:tblBorders>
-          <w:top w:val="single" w:sz="4" w:space="0" w:color="00A047"/>
-          <w:left w:val="single" w:sz="24" w:space="0" w:color="00A047"/>
-          <w:bottom w:val="single" w:sz="4" w:space="0" w:color="00A047"/>
-          <w:right w:val="single" w:sz="4" w:space="0" w:color="00A047"/>
-        </w:tblBorders>
-        <w:tblCellMar>
-          <w:left w:w="144" w:type="dxa"/>
-          <w:right w:w="144" w:type="dxa"/>
-        </w:tblCellMar>
-        <w:tblLook w:firstRow="0" w:lastRow="0" w:firstColumn="0" w:lastColumn="0" w:noHBand="0" w:noVBand="0" w:val="0000"/>
-      </w:tblPr>
-      <w:tr>
-        <w:trPr>
-          <w:cantSplit/>
-        </w:trPr>
-        <w:tc>
-          <w:tcPr>
-            <w:shd w:color="auto" w:fill="ccf1e3" w:val="clear"/>
-            <w:tcMar>
-              <w:top w:w="92" w:type="dxa"/>
-              <w:bottom w:w="92" w:type="dxa"/>
-            </w:tcMar>
-          </w:tcPr>
-          <w:p>
-            <w:pPr>
-              <w:pStyle w:val="FirstParagraph"/>
-            </w:pPr>
-            <w:pPr>
-              <w:spacing w:before="0" w:after="0"/>
-              <w:textAlignment w:val="center"/>
-            </w:pPr>
-            <w:r>
-              <w:drawing>
-                <wp:inline>
-                  <wp:extent cx="152400" cy="152400"/>
-                  <wp:effectExtent b="0" l="0" r="0" t="0"/>
-                  <wp:docPr descr="" title="" id="63" name="Picture"/>
-                  <a:graphic>
-                    <a:graphicData uri="http://schemas.openxmlformats.org/drawingml/2006/picture">
-                      <pic:pic>
-                        <pic:nvPicPr>
-                          <pic:cNvPr descr="/Applications/Positron.app/Contents/Resources/app/quarto/share/formats/docx/tip.png" id="64" name="Picture"/>
-                          <pic:cNvPicPr>
-                            <a:picLocks noChangeArrowheads="1" noChangeAspect="1"/>
-                          </pic:cNvPicPr>
-                        </pic:nvPicPr>
-                        <pic:blipFill>
-                          <a:blip r:embed="rId19"/>
-                          <a:stretch>
-                            <a:fillRect/>
-                          </a:stretch>
-                        </pic:blipFill>
-                        <pic:spPr bwMode="auto">
-                          <a:xfrm>
-                            <a:off x="0" y="0"/>
-                            <a:ext cx="152400" cy="152400"/>
-                          </a:xfrm>
-                          <a:prstGeom prst="rect">
-                            <a:avLst/>
-                          </a:prstGeom>
-                          <a:noFill/>
-                          <a:ln w="9525">
-                            <a:noFill/>
-                            <a:headEnd/>
-                            <a:tailEnd/>
-                          </a:ln>
-                        </pic:spPr>
-                      </pic:pic>
-                    </a:graphicData>
-                  </a:graphic>
-                </wp:inline>
-              </w:drawing>
-            </w:r>
-            <w:r>
-              <w:t xml:space="preserve"> </w:t>
-            </w:r>
-            <w:r>
-              <w:t xml:space="preserve"> </w:t>
-            </w:r>
-            <w:r>
-              <w:t xml:space="preserve">Tip</w:t>
-            </w:r>
-          </w:p>
-        </w:tc>
-      </w:tr>
-      <w:tr>
-        <w:trPr>
-          <w:cantSplit/>
-        </w:trPr>
-        <w:tc>
-          <w:tcPr>
-            <w:tcMar>
-              <w:top w:w="108" w:type="dxa"/>
-              <w:bottom w:w="108" w:type="dxa"/>
-            </w:tcMar>
-          </w:tcPr>
-          <w:p>
-            <w:pPr>
-              <w:pStyle w:val="BodyText"/>
-            </w:pPr>
-            <w:pPr>
-              <w:spacing w:before="16"/>
-            </w:pPr>
-            <w:r>
-              <w:rPr>
-                <w:b/>
-                <w:bCs/>
-              </w:rPr>
-              <w:t xml:space="preserve">✅ Why show a broken run?</w:t>
-            </w:r>
-          </w:p>
-          <w:p>
-            <w:pPr>
-              <w:pStyle w:val="BodyText"/>
-            </w:pPr>
-            <w:pPr>
-              <w:spacing w:after="16"/>
-            </w:pPr>
-            <w:r>
-              <w:rPr>
-                <w:rStyle w:val="VerbatimChar"/>
-              </w:rPr>
-              <w:t xml:space="preserve">anova()</w:t>
-            </w:r>
-            <w:r>
-              <w:t xml:space="preserve"> </w:t>
-            </w:r>
-            <w:r>
-              <w:t xml:space="preserve">(base) and</w:t>
-            </w:r>
-            <w:r>
-              <w:t xml:space="preserve"> </w:t>
-            </w:r>
-            <w:r>
-              <w:rPr>
-                <w:rStyle w:val="VerbatimChar"/>
-              </w:rPr>
-              <w:t xml:space="preserve">Anova()</w:t>
-            </w:r>
-            <w:r>
-              <w:t xml:space="preserve"> </w:t>
-            </w:r>
-            <w:r>
-              <w:t xml:space="preserve">(car) are</w:t>
-            </w:r>
-            <w:r>
-              <w:t xml:space="preserve"> </w:t>
-            </w:r>
-            <w:r>
-              <w:rPr>
-                <w:b/>
-                <w:bCs/>
-              </w:rPr>
-              <w:t xml:space="preserve">different functions</w:t>
-            </w:r>
-            <w:r>
-              <w:t xml:space="preserve"> </w:t>
-            </w:r>
-            <w:r>
-              <w:t xml:space="preserve">— lowercase compares models with Type I sums of squares; capital-A gives the Type II/III table you want.</w:t>
-            </w:r>
-            <w:r>
-              <w:t xml:space="preserve"> </w:t>
-            </w:r>
-            <w:r>
-              <w:t xml:space="preserve">“could not find function”</w:t>
-            </w:r>
-            <w:r>
-              <w:t xml:space="preserve"> </w:t>
-            </w:r>
-            <w:r>
-              <w:t xml:space="preserve">almost always means a missing</w:t>
-            </w:r>
-            <w:r>
-              <w:t xml:space="preserve"> </w:t>
-            </w:r>
-            <w:r>
-              <w:rPr>
-                <w:rStyle w:val="VerbatimChar"/>
-              </w:rPr>
-              <w:t xml:space="preserve">library()</w:t>
-            </w:r>
-            <w:r>
-              <w:t xml:space="preserve">.</w:t>
-            </w:r>
-          </w:p>
-          <w:p/>
-        </w:tc>
-      </w:tr>
-    </w:tbl>
-    <w:bookmarkEnd w:id="65"/>
-    <w:bookmarkStart w:id="68" w:name="caranova-type-ii-for-unbalanced-data"/>
-    <w:p>
-      <w:pPr>
-        <w:pStyle w:val="Heading1"/>
-      </w:pPr>
-      <w:r>
-        <w:rPr>
-          <w:rStyle w:val="VerbatimChar"/>
-        </w:rPr>
-        <w:t xml:space="preserve">car::Anova()</w:t>
-      </w:r>
-      <w:r>
-        <w:t xml:space="preserve"> </w:t>
-      </w:r>
-      <w:r>
-        <w:t xml:space="preserve">— Type II for Unbalanced Data</w:t>
-      </w:r>
-    </w:p>
-    <w:p>
-      <w:pPr>
-        <w:pStyle w:val="SourceCode"/>
-      </w:pPr>
-      <w:r>
-        <w:rPr>
-          <w:rStyle w:val="CommentTok"/>
-        </w:rPr>
-        <w:t xml:space="preserve"># Type II sums of squares — the right call here -------</w:t>
-      </w:r>
-      <w:r>
-        <w:br/>
-      </w:r>
-      <w:r>
-        <w:rPr>
-          <w:rStyle w:val="FunctionTok"/>
-        </w:rPr>
-        <w:t xml:space="preserve">Anova</w:t>
-      </w:r>
-      <w:r>
-        <w:rPr>
-          <w:rStyle w:val="NormalTok"/>
-        </w:rPr>
-        <w:t xml:space="preserve">(mass_model, </w:t>
-      </w:r>
-      <w:r>
-        <w:rPr>
-          <w:rStyle w:val="AttributeTok"/>
-        </w:rPr>
-        <w:t xml:space="preserve">type =</w:t>
-      </w:r>
-      <w:r>
-        <w:rPr>
-          <w:rStyle w:val="NormalTok"/>
-        </w:rPr>
-        <w:t xml:space="preserve"> </w:t>
-      </w:r>
-      <w:r>
-        <w:rPr>
-          <w:rStyle w:val="StringTok"/>
-        </w:rPr>
-        <w:t xml:space="preserve">"II"</w:t>
-      </w:r>
-      <w:r>
-        <w:rPr>
-          <w:rStyle w:val="NormalTok"/>
-        </w:rPr>
-        <w:t xml:space="preserve">)</w:t>
-      </w:r>
-    </w:p>
-    <w:p>
-      <w:pPr>
-        <w:pStyle w:val="SourceCode"/>
-      </w:pPr>
-      <w:r>
-        <w:rPr>
-          <w:rStyle w:val="VerbatimChar"/>
-        </w:rPr>
-        <w:t xml:space="preserve">Anova Table (Type II tests)</w:t>
-      </w:r>
-      <w:r>
-        <w:br/>
-      </w:r>
-      <w:r>
-        <w:br/>
-      </w:r>
-      <w:r>
-        <w:rPr>
-          <w:rStyle w:val="VerbatimChar"/>
-        </w:rPr>
-        <w:t xml:space="preserve">Response: body_mass_g</w:t>
-      </w:r>
-      <w:r>
-        <w:br/>
-      </w:r>
-      <w:r>
-        <w:rPr>
-          <w:rStyle w:val="VerbatimChar"/>
-        </w:rPr>
-        <w:t xml:space="preserve">             Sum Sq  Df F value    Pr(&gt;F)    </w:t>
-      </w:r>
-      <w:r>
-        <w:br/>
-      </w:r>
-      <w:r>
-        <w:rPr>
-          <w:rStyle w:val="VerbatimChar"/>
-        </w:rPr>
-        <w:t xml:space="preserve">species   146864214   2  343.63 &lt; 2.2e-16 ***</w:t>
-      </w:r>
-      <w:r>
-        <w:br/>
-      </w:r>
-      <w:r>
-        <w:rPr>
-          <w:rStyle w:val="VerbatimChar"/>
-        </w:rPr>
-        <w:t xml:space="preserve">Residuals  72443483 339                      </w:t>
-      </w:r>
-      <w:r>
-        <w:br/>
-      </w:r>
-      <w:r>
-        <w:rPr>
-          <w:rStyle w:val="VerbatimChar"/>
-        </w:rPr>
-        <w:t xml:space="preserve">---</w:t>
-      </w:r>
-      <w:r>
-        <w:br/>
-      </w:r>
-      <w:r>
-        <w:rPr>
-          <w:rStyle w:val="VerbatimChar"/>
-        </w:rPr>
-        <w:t xml:space="preserve">Signif. codes:  0 '***' 0.001 '**' 0.01 '*' 0.05 '.' 0.1 ' ' 1</w:t>
-      </w:r>
-    </w:p>
-    <w:p>
-      <w:pPr>
-        <w:pStyle w:val="FirstParagraph"/>
-      </w:pPr>
-      <w:r>
-        <w:rPr>
-          <w:b/>
-          <w:bCs/>
-        </w:rPr>
-        <w:t xml:space="preserve">Why Type II?</w:t>
+        <w:t xml:space="preserve">Concepts:</w:t>
       </w:r>
     </w:p>
     <w:p>
@@ -6384,7 +5041,7 @@
         </w:numPr>
       </w:pPr>
       <w:r>
-        <w:t xml:space="preserve">Our groups have</w:t>
+        <w:t xml:space="preserve">Many t-tests inflate the false-positive rate —</w:t>
       </w:r>
       <w:r>
         <w:t xml:space="preserve"> </w:t>
@@ -6394,13 +5051,7 @@
           <w:b/>
           <w:bCs/>
         </w:rPr>
-        <w:t xml:space="preserve">different n</w:t>
-      </w:r>
-      <w:r>
-        <w:t xml:space="preserve"> </w:t>
-      </w:r>
-      <w:r>
-        <w:t xml:space="preserve">(unbalanced)</w:t>
+        <w:t xml:space="preserve">ANOVA asks once</w:t>
       </w:r>
     </w:p>
     <w:p>
@@ -6412,181 +5063,29 @@
         </w:numPr>
       </w:pPr>
       <w:r>
-        <w:t xml:space="preserve">With one predictor the F is the same, but Type II is the</w:t>
-      </w:r>
-      <w:r>
-        <w:t xml:space="preserve"> </w:t>
-      </w:r>
-      <w:r>
         <w:rPr>
           <w:b/>
           <w:bCs/>
         </w:rPr>
-        <w:t xml:space="preserve">habit</w:t>
-      </w:r>
-      <w:r>
-        <w:t xml:space="preserve"> </w:t>
-      </w:r>
-      <w:r>
-        <w:t xml:space="preserve">you want before you meet two-way ANOVA, where the type genuinely changes the answer</w:t>
-      </w:r>
-    </w:p>
-    <w:tbl>
-      <w:tblPr>
-        <w:tblStyle w:val="Table"/>
-        <w:tblLook w:firstRow="0" w:lastRow="0" w:firstColumn="0" w:lastColumn="0" w:noHBand="0" w:noVBand="0" w:val="0000"/>
-        <w:tblBorders>
-          <w:top w:val="single" w:sz="4" w:space="0" w:color="0758E5"/>
-          <w:left w:val="single" w:sz="24" w:space="0" w:color="0758E5"/>
-          <w:bottom w:val="single" w:sz="4" w:space="0" w:color="0758E5"/>
-          <w:right w:val="single" w:sz="4" w:space="0" w:color="0758E5"/>
-        </w:tblBorders>
-        <w:tblCellMar>
-          <w:left w:w="144" w:type="dxa"/>
-          <w:right w:w="144" w:type="dxa"/>
-        </w:tblCellMar>
-        <w:tblLook w:firstRow="0" w:lastRow="0" w:firstColumn="0" w:lastColumn="0" w:noHBand="0" w:noVBand="0" w:val="0000"/>
-      </w:tblPr>
-      <w:tr>
-        <w:trPr>
-          <w:cantSplit/>
-        </w:trPr>
-        <w:tc>
-          <w:tcPr>
-            <w:shd w:color="auto" w:fill="dae6fb" w:val="clear"/>
-            <w:tcMar>
-              <w:top w:w="92" w:type="dxa"/>
-              <w:bottom w:w="92" w:type="dxa"/>
-            </w:tcMar>
-          </w:tcPr>
-          <w:p>
-            <w:pPr>
-              <w:pStyle w:val="FirstParagraph"/>
-            </w:pPr>
-            <w:pPr>
-              <w:spacing w:before="0" w:after="0"/>
-              <w:textAlignment w:val="center"/>
-            </w:pPr>
-            <w:r>
-              <w:drawing>
-                <wp:inline>
-                  <wp:extent cx="152400" cy="152400"/>
-                  <wp:effectExtent b="0" l="0" r="0" t="0"/>
-                  <wp:docPr descr="" title="" id="66" name="Picture"/>
-                  <a:graphic>
-                    <a:graphicData uri="http://schemas.openxmlformats.org/drawingml/2006/picture">
-                      <pic:pic>
-                        <pic:nvPicPr>
-                          <pic:cNvPr descr="/Applications/Positron.app/Contents/Resources/app/quarto/share/formats/docx/note.png" id="67" name="Picture"/>
-                          <pic:cNvPicPr>
-                            <a:picLocks noChangeArrowheads="1" noChangeAspect="1"/>
-                          </pic:cNvPicPr>
-                        </pic:nvPicPr>
-                        <pic:blipFill>
-                          <a:blip r:embed="rId9"/>
-                          <a:stretch>
-                            <a:fillRect/>
-                          </a:stretch>
-                        </pic:blipFill>
-                        <pic:spPr bwMode="auto">
-                          <a:xfrm>
-                            <a:off x="0" y="0"/>
-                            <a:ext cx="152400" cy="152400"/>
-                          </a:xfrm>
-                          <a:prstGeom prst="rect">
-                            <a:avLst/>
-                          </a:prstGeom>
-                          <a:noFill/>
-                          <a:ln w="9525">
-                            <a:noFill/>
-                            <a:headEnd/>
-                            <a:tailEnd/>
-                          </a:ln>
-                        </pic:spPr>
-                      </pic:pic>
-                    </a:graphicData>
-                  </a:graphic>
-                </wp:inline>
-              </w:drawing>
-            </w:r>
-            <w:r>
-              <w:t xml:space="preserve"> </w:t>
-            </w:r>
-            <w:r>
-              <w:t xml:space="preserve"> </w:t>
-            </w:r>
-            <w:r>
-              <w:t xml:space="preserve">Note</w:t>
-            </w:r>
-          </w:p>
-        </w:tc>
-      </w:tr>
-      <w:tr>
-        <w:trPr>
-          <w:cantSplit/>
-        </w:trPr>
-        <w:tc>
-          <w:tcPr>
-            <w:tcMar>
-              <w:top w:w="108" w:type="dxa"/>
-              <w:bottom w:w="108" w:type="dxa"/>
-            </w:tcMar>
-          </w:tcPr>
-          <w:p>
-            <w:pPr>
-              <w:pStyle w:val="BodyText"/>
-            </w:pPr>
-            <w:pPr>
-              <w:spacing w:before="16" w:after="16"/>
-            </w:pPr>
-            <w:r>
-              <w:rPr>
-                <w:rStyle w:val="VerbatimChar"/>
-              </w:rPr>
-              <w:t xml:space="preserve">anova()</w:t>
-            </w:r>
-            <w:r>
-              <w:t xml:space="preserve"> </w:t>
-            </w:r>
-            <w:r>
-              <w:t xml:space="preserve">= Type I (order-dependent).</w:t>
-            </w:r>
-            <w:r>
-              <w:t xml:space="preserve"> </w:t>
-            </w:r>
-            <w:r>
-              <w:rPr>
-                <w:rStyle w:val="VerbatimChar"/>
-              </w:rPr>
-              <w:t xml:space="preserve">Anova(type = "II")</w:t>
-            </w:r>
-            <w:r>
-              <w:t xml:space="preserve"> </w:t>
-            </w:r>
-            <w:r>
-              <w:t xml:space="preserve">= order-independent.</w:t>
-            </w:r>
-          </w:p>
-          <w:p/>
-        </w:tc>
-      </w:tr>
-    </w:tbl>
-    <w:bookmarkEnd w:id="68"/>
-    <w:bookmarkStart w:id="69" w:name="pause-do-activity-parts-78-now"/>
-    <w:p>
-      <w:pPr>
-        <w:pStyle w:val="Heading1"/>
-      </w:pPr>
-      <w:r>
-        <w:t xml:space="preserve">🛑 Pause — Do Activity Parts 7–8 Now</w:t>
-      </w:r>
-    </w:p>
-    <w:p>
-      <w:pPr>
-        <w:pStyle w:val="FirstParagraph"/>
-      </w:pPr>
-      <w:r>
-        <w:t xml:space="preserve">Run</w:t>
+        <w:t xml:space="preserve">F</w:t>
+      </w:r>
+      <w:r>
+        <w:t xml:space="preserve"> </w:t>
+      </w:r>
+      <w:r>
+        <w:t xml:space="preserve">= between-group ÷ within-group variance (signal ÷ noise)</w:t>
+      </w:r>
+    </w:p>
+    <w:p>
+      <w:pPr>
+        <w:pStyle w:val="Compact"/>
+        <w:numPr>
+          <w:ilvl w:val="0"/>
+          <w:numId w:val="1015"/>
+        </w:numPr>
+      </w:pPr>
+      <w:r>
+        <w:t xml:space="preserve">ANOVA is a linear model with a categorical predictor — same</w:t>
       </w:r>
       <w:r>
         <w:t xml:space="preserve"> </w:t>
@@ -6595,541 +5094,66 @@
         <w:rPr>
           <w:rStyle w:val="VerbatimChar"/>
         </w:rPr>
-        <w:t xml:space="preserve">aov()</w:t>
-      </w:r>
-      <w:r>
-        <w:t xml:space="preserve"> </w:t>
-      </w:r>
-      <w:r>
-        <w:t xml:space="preserve">+</w:t>
-      </w:r>
-      <w:r>
-        <w:t xml:space="preserve"> </w:t>
-      </w:r>
-      <w:r>
-        <w:rPr>
-          <w:rStyle w:val="VerbatimChar"/>
-        </w:rPr>
-        <w:t xml:space="preserve">summary()</w:t>
-      </w:r>
-      <w:r>
-        <w:t xml:space="preserve">, then</w:t>
-      </w:r>
-      <w:r>
-        <w:t xml:space="preserve"> </w:t>
-      </w:r>
-      <w:r>
-        <w:rPr>
-          <w:rStyle w:val="VerbatimChar"/>
-        </w:rPr>
-        <w:t xml:space="preserve">car::Anova(type = "II")</w:t>
-      </w:r>
-      <w:r>
-        <w:t xml:space="preserve">. Predict the F and</w:t>
-      </w:r>
-      <w:r>
-        <w:t xml:space="preserve"> </w:t>
-      </w:r>
-      <w:r>
-        <w:rPr>
-          <w:i/>
-          <w:iCs/>
-        </w:rPr>
-        <w:t xml:space="preserve">p</w:t>
-      </w:r>
-      <w:r>
-        <w:t xml:space="preserve"> </w:t>
-      </w:r>
-      <w:r>
-        <w:t xml:space="preserve">before you read them, and confirm both tables agree.</w:t>
-      </w:r>
-    </w:p>
-    <w:bookmarkEnd w:id="69"/>
-    <w:bookmarkStart w:id="72" w:name="X01320b21b5151a1126a1767b13d8030289a56a5"/>
-    <w:p>
-      <w:pPr>
-        <w:pStyle w:val="Heading1"/>
-      </w:pPr>
-      <w:r>
-        <w:t xml:space="preserve">🧩 Chunk 4 of 4 · Which Groups Differ? Post-Hoc with emmeans</w:t>
-      </w:r>
-    </w:p>
-    <w:p>
-      <w:pPr>
-        <w:pStyle w:val="FirstParagraph"/>
-      </w:pPr>
+        <w:t xml:space="preserve">lm()</w:t>
+      </w:r>
+      <w:r>
+        <w:t xml:space="preserve"> </w:t>
+      </w:r>
+      <w:r>
+        <w:t xml:space="preserve">as regression</w:t>
+      </w:r>
+    </w:p>
+    <w:p>
+      <w:pPr>
+        <w:pStyle w:val="Compact"/>
+        <w:numPr>
+          <w:ilvl w:val="0"/>
+          <w:numId w:val="1015"/>
+        </w:numPr>
+      </w:pPr>
+      <w:r>
+        <w:t xml:space="preserve">Assumptions:</w:t>
+      </w:r>
+      <w:r>
+        <w:t xml:space="preserve"> </w:t>
+      </w:r>
       <w:r>
         <w:rPr>
           <w:b/>
           <w:bCs/>
         </w:rPr>
-        <w:t xml:space="preserve">We will cover:</w:t>
-      </w:r>
-      <w:r>
-        <w:t xml:space="preserve"> </w:t>
-      </w:r>
-      <w:r>
-        <w:t xml:space="preserve">ANOVA says</w:t>
-      </w:r>
-      <w:r>
-        <w:t xml:space="preserve"> </w:t>
-      </w:r>
-      <w:r>
-        <w:t xml:space="preserve">“some differ”</w:t>
-      </w:r>
-      <w:r>
-        <w:t xml:space="preserve"> </w:t>
-      </w:r>
-      <w:r>
-        <w:t xml:space="preserve">—</w:t>
-      </w:r>
-      <w:r>
-        <w:t xml:space="preserve"> </w:t>
-      </w:r>
-      <w:r>
-        <w:rPr>
-          <w:rStyle w:val="VerbatimChar"/>
-        </w:rPr>
-        <w:t xml:space="preserve">emmeans</w:t>
-      </w:r>
-      <w:r>
-        <w:t xml:space="preserve"> </w:t>
-      </w:r>
-      <w:r>
-        <w:t xml:space="preserve">says</w:t>
-      </w:r>
-      <w:r>
-        <w:t xml:space="preserve"> </w:t>
-      </w:r>
-      <w:r>
-        <w:rPr>
-          <w:i/>
-          <w:iCs/>
-        </w:rPr>
-        <w:t xml:space="preserve">which</w:t>
-      </w:r>
-      <w:r>
-        <w:t xml:space="preserve">, with the comparisons properly adjusted.</w:t>
-      </w:r>
-    </w:p>
-    <w:tbl>
-      <w:tblPr>
-        <w:tblStyle w:val="Table"/>
-        <w:tblLook w:firstRow="0" w:lastRow="0" w:firstColumn="0" w:lastColumn="0" w:noHBand="0" w:noVBand="0" w:val="0000"/>
-        <w:tblBorders>
-          <w:top w:val="single" w:sz="4" w:space="0" w:color="00A047"/>
-          <w:left w:val="single" w:sz="24" w:space="0" w:color="00A047"/>
-          <w:bottom w:val="single" w:sz="4" w:space="0" w:color="00A047"/>
-          <w:right w:val="single" w:sz="4" w:space="0" w:color="00A047"/>
-        </w:tblBorders>
-        <w:tblCellMar>
-          <w:left w:w="144" w:type="dxa"/>
-          <w:right w:w="144" w:type="dxa"/>
-        </w:tblCellMar>
-        <w:tblLook w:firstRow="0" w:lastRow="0" w:firstColumn="0" w:lastColumn="0" w:noHBand="0" w:noVBand="0" w:val="0000"/>
-      </w:tblPr>
-      <w:tr>
-        <w:trPr>
-          <w:cantSplit/>
-        </w:trPr>
-        <w:tc>
-          <w:tcPr>
-            <w:shd w:color="auto" w:fill="ccf1e3" w:val="clear"/>
-            <w:tcMar>
-              <w:top w:w="92" w:type="dxa"/>
-              <w:bottom w:w="92" w:type="dxa"/>
-            </w:tcMar>
-          </w:tcPr>
-          <w:p>
-            <w:pPr>
-              <w:pStyle w:val="BodyText"/>
-            </w:pPr>
-            <w:pPr>
-              <w:spacing w:before="0" w:after="0"/>
-              <w:textAlignment w:val="center"/>
-            </w:pPr>
-            <w:r>
-              <w:drawing>
-                <wp:inline>
-                  <wp:extent cx="152400" cy="152400"/>
-                  <wp:effectExtent b="0" l="0" r="0" t="0"/>
-                  <wp:docPr descr="" title="" id="70" name="Picture"/>
-                  <a:graphic>
-                    <a:graphicData uri="http://schemas.openxmlformats.org/drawingml/2006/picture">
-                      <pic:pic>
-                        <pic:nvPicPr>
-                          <pic:cNvPr descr="/Applications/Positron.app/Contents/Resources/app/quarto/share/formats/docx/tip.png" id="71" name="Picture"/>
-                          <pic:cNvPicPr>
-                            <a:picLocks noChangeArrowheads="1" noChangeAspect="1"/>
-                          </pic:cNvPicPr>
-                        </pic:nvPicPr>
-                        <pic:blipFill>
-                          <a:blip r:embed="rId19"/>
-                          <a:stretch>
-                            <a:fillRect/>
-                          </a:stretch>
-                        </pic:blipFill>
-                        <pic:spPr bwMode="auto">
-                          <a:xfrm>
-                            <a:off x="0" y="0"/>
-                            <a:ext cx="152400" cy="152400"/>
-                          </a:xfrm>
-                          <a:prstGeom prst="rect">
-                            <a:avLst/>
-                          </a:prstGeom>
-                          <a:noFill/>
-                          <a:ln w="9525">
-                            <a:noFill/>
-                            <a:headEnd/>
-                            <a:tailEnd/>
-                          </a:ln>
-                        </pic:spPr>
-                      </pic:pic>
-                    </a:graphicData>
-                  </a:graphic>
-                </wp:inline>
-              </w:drawing>
-            </w:r>
-            <w:r>
-              <w:t xml:space="preserve"> </w:t>
-            </w:r>
-            <w:r>
-              <w:t xml:space="preserve"> </w:t>
-            </w:r>
-            <w:r>
-              <w:t xml:space="preserve">Tip</w:t>
-            </w:r>
-          </w:p>
-        </w:tc>
-      </w:tr>
-      <w:tr>
-        <w:trPr>
-          <w:cantSplit/>
-        </w:trPr>
-        <w:tc>
-          <w:tcPr>
-            <w:tcMar>
-              <w:top w:w="108" w:type="dxa"/>
-              <w:bottom w:w="108" w:type="dxa"/>
-            </w:tcMar>
-          </w:tcPr>
-          <w:p>
-            <w:pPr>
-              <w:pStyle w:val="BodyText"/>
-            </w:pPr>
-            <w:pPr>
-              <w:spacing w:before="16" w:after="16"/>
-            </w:pPr>
-            <w:r>
-              <w:rPr>
-                <w:b/>
-                <w:bCs/>
-              </w:rPr>
-              <w:t xml:space="preserve">🖐 After this chunk: Activity Parts 9–11</w:t>
-            </w:r>
-            <w:r>
-              <w:t xml:space="preserve"> </w:t>
-            </w:r>
-            <w:r>
-              <w:t xml:space="preserve">(pairwise tests, letters, plot, report).</w:t>
-            </w:r>
-          </w:p>
-          <w:p/>
-        </w:tc>
-      </w:tr>
-    </w:tbl>
-    <w:bookmarkEnd w:id="72"/>
-    <w:bookmarkStart w:id="75" w:name="X0c614d744baa564029b2ae246e8c7025551516b"/>
-    <w:p>
-      <w:pPr>
-        <w:pStyle w:val="Heading1"/>
-      </w:pPr>
-      <w:r>
-        <w:t xml:space="preserve">Post-Hoc — Pairwise Comparisons with emmeans</w:t>
-      </w:r>
-    </w:p>
-    <w:tbl>
-      <w:tblPr>
-        <w:tblStyle w:val="Table"/>
-        <w:tblLook w:firstRow="0" w:lastRow="0" w:firstColumn="0" w:lastColumn="0" w:noHBand="0" w:noVBand="0" w:val="0000"/>
-        <w:tblBorders>
-          <w:top w:val="single" w:sz="4" w:space="0" w:color="0758E5"/>
-          <w:left w:val="single" w:sz="24" w:space="0" w:color="0758E5"/>
-          <w:bottom w:val="single" w:sz="4" w:space="0" w:color="0758E5"/>
-          <w:right w:val="single" w:sz="4" w:space="0" w:color="0758E5"/>
-        </w:tblBorders>
-        <w:tblCellMar>
-          <w:left w:w="144" w:type="dxa"/>
-          <w:right w:w="144" w:type="dxa"/>
-        </w:tblCellMar>
-        <w:tblLook w:firstRow="0" w:lastRow="0" w:firstColumn="0" w:lastColumn="0" w:noHBand="0" w:noVBand="0" w:val="0000"/>
-      </w:tblPr>
-      <w:tr>
-        <w:trPr>
-          <w:cantSplit/>
-        </w:trPr>
-        <w:tc>
-          <w:tcPr>
-            <w:shd w:color="auto" w:fill="dae6fb" w:val="clear"/>
-            <w:tcMar>
-              <w:top w:w="92" w:type="dxa"/>
-              <w:bottom w:w="92" w:type="dxa"/>
-            </w:tcMar>
-          </w:tcPr>
-          <w:p>
-            <w:pPr>
-              <w:pStyle w:val="FirstParagraph"/>
-            </w:pPr>
-            <w:pPr>
-              <w:spacing w:before="0" w:after="0"/>
-              <w:textAlignment w:val="center"/>
-            </w:pPr>
-            <w:r>
-              <w:drawing>
-                <wp:inline>
-                  <wp:extent cx="152400" cy="152400"/>
-                  <wp:effectExtent b="0" l="0" r="0" t="0"/>
-                  <wp:docPr descr="" title="" id="73" name="Picture"/>
-                  <a:graphic>
-                    <a:graphicData uri="http://schemas.openxmlformats.org/drawingml/2006/picture">
-                      <pic:pic>
-                        <pic:nvPicPr>
-                          <pic:cNvPr descr="/Applications/Positron.app/Contents/Resources/app/quarto/share/formats/docx/note.png" id="74" name="Picture"/>
-                          <pic:cNvPicPr>
-                            <a:picLocks noChangeArrowheads="1" noChangeAspect="1"/>
-                          </pic:cNvPicPr>
-                        </pic:nvPicPr>
-                        <pic:blipFill>
-                          <a:blip r:embed="rId9"/>
-                          <a:stretch>
-                            <a:fillRect/>
-                          </a:stretch>
-                        </pic:blipFill>
-                        <pic:spPr bwMode="auto">
-                          <a:xfrm>
-                            <a:off x="0" y="0"/>
-                            <a:ext cx="152400" cy="152400"/>
-                          </a:xfrm>
-                          <a:prstGeom prst="rect">
-                            <a:avLst/>
-                          </a:prstGeom>
-                          <a:noFill/>
-                          <a:ln w="9525">
-                            <a:noFill/>
-                            <a:headEnd/>
-                            <a:tailEnd/>
-                          </a:ln>
-                        </pic:spPr>
-                      </pic:pic>
-                    </a:graphicData>
-                  </a:graphic>
-                </wp:inline>
-              </w:drawing>
-            </w:r>
-            <w:r>
-              <w:t xml:space="preserve"> </w:t>
-            </w:r>
-            <w:r>
-              <w:t xml:space="preserve"> </w:t>
-            </w:r>
-            <w:r>
-              <w:t xml:space="preserve">Note</w:t>
-            </w:r>
-          </w:p>
-        </w:tc>
-      </w:tr>
-      <w:tr>
-        <w:trPr>
-          <w:cantSplit/>
-        </w:trPr>
-        <w:tc>
-          <w:tcPr>
-            <w:tcMar>
-              <w:top w:w="108" w:type="dxa"/>
-              <w:bottom w:w="108" w:type="dxa"/>
-            </w:tcMar>
-          </w:tcPr>
-          <w:p>
-            <w:pPr>
-              <w:pStyle w:val="BodyText"/>
-            </w:pPr>
-            <w:pPr>
-              <w:spacing w:before="16" w:after="16"/>
-            </w:pPr>
-            <w:r>
-              <w:rPr>
-                <w:b/>
-                <w:bCs/>
-              </w:rPr>
-              <w:t xml:space="preserve">🔮 Predict first:</w:t>
-            </w:r>
-            <w:r>
-              <w:t xml:space="preserve"> </w:t>
-            </w:r>
-            <w:r>
-              <w:t xml:space="preserve">From the boxplot, predict — will</w:t>
-            </w:r>
-            <w:r>
-              <w:t xml:space="preserve"> </w:t>
-            </w:r>
-            <w:r>
-              <w:rPr>
-                <w:b/>
-                <w:bCs/>
-              </w:rPr>
-              <w:t xml:space="preserve">all three</w:t>
-            </w:r>
-            <w:r>
-              <w:t xml:space="preserve"> </w:t>
-            </w:r>
-            <w:r>
-              <w:t xml:space="preserve">species differ from each other, or will two be statistically tied?</w:t>
-            </w:r>
-          </w:p>
-          <w:p/>
-        </w:tc>
-      </w:tr>
-    </w:tbl>
-    <w:p>
-      <w:pPr>
-        <w:pStyle w:val="SourceCode"/>
-      </w:pPr>
-      <w:r>
-        <w:rPr>
-          <w:rStyle w:val="CommentTok"/>
-        </w:rPr>
-        <w:t xml:space="preserve"># Estimated marginal means + Tukey-adjusted pairs -----</w:t>
-      </w:r>
-      <w:r>
-        <w:br/>
-      </w:r>
-      <w:r>
-        <w:rPr>
-          <w:rStyle w:val="NormalTok"/>
-        </w:rPr>
-        <w:t xml:space="preserve">mass_emm </w:t>
-      </w:r>
-      <w:r>
-        <w:rPr>
-          <w:rStyle w:val="OtherTok"/>
-        </w:rPr>
-        <w:t xml:space="preserve">&lt;-</w:t>
-      </w:r>
-      <w:r>
-        <w:rPr>
-          <w:rStyle w:val="NormalTok"/>
-        </w:rPr>
-        <w:t xml:space="preserve"> </w:t>
-      </w:r>
-      <w:r>
-        <w:rPr>
-          <w:rStyle w:val="FunctionTok"/>
-        </w:rPr>
-        <w:t xml:space="preserve">emmeans</w:t>
-      </w:r>
-      <w:r>
-        <w:rPr>
-          <w:rStyle w:val="NormalTok"/>
-        </w:rPr>
-        <w:t xml:space="preserve">(mass_model, pairwise </w:t>
-      </w:r>
-      <w:r>
-        <w:rPr>
-          <w:rStyle w:val="SpecialCharTok"/>
-        </w:rPr>
-        <w:t xml:space="preserve">~</w:t>
-      </w:r>
-      <w:r>
-        <w:rPr>
-          <w:rStyle w:val="NormalTok"/>
-        </w:rPr>
-        <w:t xml:space="preserve"> species)</w:t>
-      </w:r>
-      <w:r>
-        <w:br/>
-      </w:r>
-      <w:r>
-        <w:br/>
-      </w:r>
-      <w:r>
-        <w:rPr>
-          <w:rStyle w:val="NormalTok"/>
-        </w:rPr>
-        <w:t xml:space="preserve">mass_emm</w:t>
-      </w:r>
-      <w:r>
-        <w:rPr>
-          <w:rStyle w:val="SpecialCharTok"/>
-        </w:rPr>
-        <w:t xml:space="preserve">$</w:t>
-      </w:r>
-      <w:r>
-        <w:rPr>
-          <w:rStyle w:val="NormalTok"/>
-        </w:rPr>
-        <w:t xml:space="preserve">contrasts</w:t>
-      </w:r>
-    </w:p>
-    <w:p>
-      <w:pPr>
-        <w:pStyle w:val="SourceCode"/>
-      </w:pPr>
-      <w:r>
-        <w:rPr>
-          <w:rStyle w:val="VerbatimChar"/>
-        </w:rPr>
-        <w:t xml:space="preserve"> contrast           estimate   SE  df t.ratio p.value</w:t>
-      </w:r>
-      <w:r>
-        <w:br/>
-      </w:r>
-      <w:r>
-        <w:rPr>
-          <w:rStyle w:val="VerbatimChar"/>
-        </w:rPr>
-        <w:t xml:space="preserve"> Adelie - Chinstrap    -32.4 67.5 339  -0.480  0.8807</w:t>
-      </w:r>
-      <w:r>
-        <w:br/>
-      </w:r>
-      <w:r>
-        <w:rPr>
-          <w:rStyle w:val="VerbatimChar"/>
-        </w:rPr>
-        <w:t xml:space="preserve"> Adelie - Gentoo     -1375.4 56.1 339 -24.495 &lt;0.0001</w:t>
-      </w:r>
-      <w:r>
-        <w:br/>
-      </w:r>
-      <w:r>
-        <w:rPr>
-          <w:rStyle w:val="VerbatimChar"/>
-        </w:rPr>
-        <w:t xml:space="preserve"> Chinstrap - Gentoo  -1342.9 69.9 339 -19.224 &lt;0.0001</w:t>
-      </w:r>
-      <w:r>
-        <w:br/>
-      </w:r>
-      <w:r>
-        <w:br/>
-      </w:r>
-      <w:r>
-        <w:rPr>
-          <w:rStyle w:val="VerbatimChar"/>
-        </w:rPr>
-        <w:t xml:space="preserve">P value adjustment: tukey method for comparing a family of 3 estimates </w:t>
-      </w:r>
-    </w:p>
-    <w:p>
-      <w:pPr>
-        <w:pStyle w:val="FirstParagraph"/>
-      </w:pPr>
+        <w:t xml:space="preserve">normal residuals</w:t>
+      </w:r>
+      <w:r>
+        <w:t xml:space="preserve">,</w:t>
+      </w:r>
+      <w:r>
+        <w:t xml:space="preserve"> </w:t>
+      </w:r>
       <w:r>
         <w:rPr>
           <w:b/>
           <w:bCs/>
         </w:rPr>
-        <w:t xml:space="preserve">Reading it:</w:t>
+        <w:t xml:space="preserve">equal variance</w:t>
+      </w:r>
+      <w:r>
+        <w:t xml:space="preserve"> </w:t>
+      </w:r>
+      <w:r>
+        <w:t xml:space="preserve">(Levene)</w:t>
+      </w:r>
+    </w:p>
+    <w:p>
+      <w:pPr>
+        <w:pStyle w:val="FirstParagraph"/>
+      </w:pPr>
+      <w:r>
+        <w:rPr>
+          <w:b/>
+          <w:bCs/>
+        </w:rPr>
+        <w:t xml:space="preserve">R skills:</w:t>
       </w:r>
     </w:p>
     <w:p>
@@ -7144,29 +5168,7 @@
         <w:rPr>
           <w:rStyle w:val="VerbatimChar"/>
         </w:rPr>
-        <w:t xml:space="preserve">emmeans(..., pairwise ~ species)</w:t>
-      </w:r>
-      <w:r>
-        <w:t xml:space="preserve"> </w:t>
-      </w:r>
-      <w:r>
-        <w:t xml:space="preserve">gives each group’s mean</w:t>
-      </w:r>
-      <w:r>
-        <w:t xml:space="preserve"> </w:t>
-      </w:r>
-      <w:r>
-        <w:rPr>
-          <w:b/>
-          <w:bCs/>
-        </w:rPr>
-        <w:t xml:space="preserve">and</w:t>
-      </w:r>
-      <w:r>
-        <w:t xml:space="preserve"> </w:t>
-      </w:r>
-      <w:r>
-        <w:t xml:space="preserve">every pairwise comparison</w:t>
+        <w:t xml:space="preserve">lm(Y ~ group)</w:t>
       </w:r>
     </w:p>
     <w:p>
@@ -7178,223 +5180,52 @@
         </w:numPr>
       </w:pPr>
       <w:r>
-        <w:t xml:space="preserve">The</w:t>
-      </w:r>
-      <w:r>
-        <w:t xml:space="preserve"> </w:t>
-      </w:r>
-      <w:r>
-        <w:rPr>
-          <w:i/>
-          <w:iCs/>
-        </w:rPr>
-        <w:t xml:space="preserve">p</w:t>
-      </w:r>
-      <w:r>
-        <w:t xml:space="preserve">-values are</w:t>
-      </w:r>
-      <w:r>
-        <w:t xml:space="preserve"> </w:t>
-      </w:r>
+        <w:rPr>
+          <w:rStyle w:val="VerbatimChar"/>
+        </w:rPr>
+        <w:t xml:space="preserve">plot(model)</w:t>
+      </w:r>
+      <w:r>
+        <w:t xml:space="preserve"> </w:t>
+      </w:r>
+      <w:r>
+        <w:t xml:space="preserve">diagnostics,</w:t>
+      </w:r>
+      <w:r>
+        <w:t xml:space="preserve"> </w:t>
+      </w:r>
+      <w:r>
+        <w:rPr>
+          <w:rStyle w:val="VerbatimChar"/>
+        </w:rPr>
+        <w:t xml:space="preserve">shapiro.test(residuals())</w:t>
+      </w:r>
+    </w:p>
+    <w:p>
+      <w:pPr>
+        <w:pStyle w:val="Compact"/>
+        <w:numPr>
+          <w:ilvl w:val="0"/>
+          <w:numId w:val="1016"/>
+        </w:numPr>
+      </w:pPr>
+      <w:r>
+        <w:rPr>
+          <w:rStyle w:val="VerbatimChar"/>
+        </w:rPr>
+        <w:t xml:space="preserve">leveneTest()</w:t>
+      </w:r>
+    </w:p>
+    <w:p>
+      <w:pPr>
+        <w:pStyle w:val="FirstParagraph"/>
+      </w:pPr>
       <w:r>
         <w:rPr>
           <w:b/>
           <w:bCs/>
         </w:rPr>
-        <w:t xml:space="preserve">Tukey-adjusted</w:t>
-      </w:r>
-      <w:r>
-        <w:t xml:space="preserve"> </w:t>
-      </w:r>
-      <w:r>
-        <w:t xml:space="preserve">— they already correct for multiple comparisons, so the family-wise error stays at 0.05</w:t>
-      </w:r>
-    </w:p>
-    <w:p>
-      <w:pPr>
-        <w:pStyle w:val="FirstParagraph"/>
-      </w:pPr>
-      <w:r>
-        <w:t xml:space="preserve">📖 W&amp;S §15.4 — planned vs. unplanned comparisons</w:t>
-      </w:r>
-    </w:p>
-    <w:bookmarkEnd w:id="75"/>
-    <w:bookmarkStart w:id="78" w:name="X6ad618e26776527f6692ddfe34661e4b331b653"/>
-    <w:p>
-      <w:pPr>
-        <w:pStyle w:val="Heading1"/>
-      </w:pPr>
-      <w:r>
-        <w:t xml:space="preserve">Compact Letter Display — Who Shares a Letter?</w:t>
-      </w:r>
-    </w:p>
-    <w:p>
-      <w:pPr>
-        <w:pStyle w:val="SourceCode"/>
-      </w:pPr>
-      <w:r>
-        <w:rPr>
-          <w:rStyle w:val="CommentTok"/>
-        </w:rPr>
-        <w:t xml:space="preserve"># Groups that SHARE a letter are NOT different --------</w:t>
-      </w:r>
-      <w:r>
-        <w:br/>
-      </w:r>
-      <w:r>
-        <w:rPr>
-          <w:rStyle w:val="NormalTok"/>
-        </w:rPr>
-        <w:t xml:space="preserve">multcomp</w:t>
-      </w:r>
-      <w:r>
-        <w:rPr>
-          <w:rStyle w:val="SpecialCharTok"/>
-        </w:rPr>
-        <w:t xml:space="preserve">::</w:t>
-      </w:r>
-      <w:r>
-        <w:rPr>
-          <w:rStyle w:val="FunctionTok"/>
-        </w:rPr>
-        <w:t xml:space="preserve">cld</w:t>
-      </w:r>
-      <w:r>
-        <w:rPr>
-          <w:rStyle w:val="NormalTok"/>
-        </w:rPr>
-        <w:t xml:space="preserve">(mass_emm</w:t>
-      </w:r>
-      <w:r>
-        <w:rPr>
-          <w:rStyle w:val="SpecialCharTok"/>
-        </w:rPr>
-        <w:t xml:space="preserve">$</w:t>
-      </w:r>
-      <w:r>
-        <w:rPr>
-          <w:rStyle w:val="NormalTok"/>
-        </w:rPr>
-        <w:t xml:space="preserve">emmeans, </w:t>
-      </w:r>
-      <w:r>
-        <w:rPr>
-          <w:rStyle w:val="AttributeTok"/>
-        </w:rPr>
-        <w:t xml:space="preserve">Letters =</w:t>
-      </w:r>
-      <w:r>
-        <w:rPr>
-          <w:rStyle w:val="NormalTok"/>
-        </w:rPr>
-        <w:t xml:space="preserve"> letters)</w:t>
-      </w:r>
-    </w:p>
-    <w:p>
-      <w:pPr>
-        <w:pStyle w:val="SourceCode"/>
-      </w:pPr>
-      <w:r>
-        <w:rPr>
-          <w:rStyle w:val="VerbatimChar"/>
-        </w:rPr>
-        <w:t xml:space="preserve"> species   emmean   SE  df lower.CL upper.CL .group</w:t>
-      </w:r>
-      <w:r>
-        <w:br/>
-      </w:r>
-      <w:r>
-        <w:rPr>
-          <w:rStyle w:val="VerbatimChar"/>
-        </w:rPr>
-        <w:t xml:space="preserve"> Adelie      3701 37.6 339     3627     3775  a    </w:t>
-      </w:r>
-      <w:r>
-        <w:br/>
-      </w:r>
-      <w:r>
-        <w:rPr>
-          <w:rStyle w:val="VerbatimChar"/>
-        </w:rPr>
-        <w:t xml:space="preserve"> Chinstrap   3733 56.1 339     3623     3843  a    </w:t>
-      </w:r>
-      <w:r>
-        <w:br/>
-      </w:r>
-      <w:r>
-        <w:rPr>
-          <w:rStyle w:val="VerbatimChar"/>
-        </w:rPr>
-        <w:t xml:space="preserve"> Gentoo      5076 41.7 339     4994     5158   b   </w:t>
-      </w:r>
-      <w:r>
-        <w:br/>
-      </w:r>
-      <w:r>
-        <w:br/>
-      </w:r>
-      <w:r>
-        <w:rPr>
-          <w:rStyle w:val="VerbatimChar"/>
-        </w:rPr>
-        <w:t xml:space="preserve">Confidence level used: 0.95 </w:t>
-      </w:r>
-      <w:r>
-        <w:br/>
-      </w:r>
-      <w:r>
-        <w:rPr>
-          <w:rStyle w:val="VerbatimChar"/>
-        </w:rPr>
-        <w:t xml:space="preserve">P value adjustment: tukey method for comparing a family of 3 estimates </w:t>
-      </w:r>
-      <w:r>
-        <w:br/>
-      </w:r>
-      <w:r>
-        <w:rPr>
-          <w:rStyle w:val="VerbatimChar"/>
-        </w:rPr>
-        <w:t xml:space="preserve">significance level used: alpha = 0.05 </w:t>
-      </w:r>
-      <w:r>
-        <w:br/>
-      </w:r>
-      <w:r>
-        <w:rPr>
-          <w:rStyle w:val="VerbatimChar"/>
-        </w:rPr>
-        <w:t xml:space="preserve">NOTE: If two or more means share the same grouping symbol,</w:t>
-      </w:r>
-      <w:r>
-        <w:br/>
-      </w:r>
-      <w:r>
-        <w:rPr>
-          <w:rStyle w:val="VerbatimChar"/>
-        </w:rPr>
-        <w:t xml:space="preserve">      then we cannot show them to be different.</w:t>
-      </w:r>
-      <w:r>
-        <w:br/>
-      </w:r>
-      <w:r>
-        <w:rPr>
-          <w:rStyle w:val="VerbatimChar"/>
-        </w:rPr>
-        <w:t xml:space="preserve">      But we also did not show them to be the same. </w:t>
-      </w:r>
-    </w:p>
-    <w:p>
-      <w:pPr>
-        <w:pStyle w:val="FirstParagraph"/>
-      </w:pPr>
-      <w:r>
-        <w:rPr>
-          <w:b/>
-          <w:bCs/>
-        </w:rPr>
-        <w:t xml:space="preserve">How to read letters:</w:t>
+        <w:t xml:space="preserve">References:</w:t>
       </w:r>
     </w:p>
     <w:p>
@@ -7406,23 +5237,7 @@
         </w:numPr>
       </w:pPr>
       <w:r>
-        <w:t xml:space="preserve">Same letter →</w:t>
-      </w:r>
-      <w:r>
-        <w:t xml:space="preserve"> </w:t>
-      </w:r>
-      <w:r>
-        <w:rPr>
-          <w:b/>
-          <w:bCs/>
-        </w:rPr>
-        <w:t xml:space="preserve">not</w:t>
-      </w:r>
-      <w:r>
-        <w:t xml:space="preserve"> </w:t>
-      </w:r>
-      <w:r>
-        <w:t xml:space="preserve">significantly different</w:t>
+        <w:t xml:space="preserve">📖 W&amp;S Ch. 15 — ANOVA</w:t>
       </w:r>
     </w:p>
     <w:p>
@@ -7431,1381 +5246,6 @@
         <w:numPr>
           <w:ilvl w:val="0"/>
           <w:numId w:val="1017"/>
-        </w:numPr>
-      </w:pPr>
-      <w:r>
-        <w:t xml:space="preserve">Different letters → significantly different</w:t>
-      </w:r>
-    </w:p>
-    <w:p>
-      <w:pPr>
-        <w:pStyle w:val="FirstParagraph"/>
-      </w:pPr>
-      <w:r>
-        <w:t xml:space="preserve">This is the compact summary you see in published figures — one letter above each bar.</w:t>
-      </w:r>
-    </w:p>
-    <w:tbl>
-      <w:tblPr>
-        <w:tblStyle w:val="Table"/>
-        <w:tblLook w:firstRow="0" w:lastRow="0" w:firstColumn="0" w:lastColumn="0" w:noHBand="0" w:noVBand="0" w:val="0000"/>
-        <w:tblBorders>
-          <w:top w:val="single" w:sz="4" w:space="0" w:color="00A047"/>
-          <w:left w:val="single" w:sz="24" w:space="0" w:color="00A047"/>
-          <w:bottom w:val="single" w:sz="4" w:space="0" w:color="00A047"/>
-          <w:right w:val="single" w:sz="4" w:space="0" w:color="00A047"/>
-        </w:tblBorders>
-        <w:tblCellMar>
-          <w:left w:w="144" w:type="dxa"/>
-          <w:right w:w="144" w:type="dxa"/>
-        </w:tblCellMar>
-        <w:tblLook w:firstRow="0" w:lastRow="0" w:firstColumn="0" w:lastColumn="0" w:noHBand="0" w:noVBand="0" w:val="0000"/>
-      </w:tblPr>
-      <w:tr>
-        <w:trPr>
-          <w:cantSplit/>
-        </w:trPr>
-        <w:tc>
-          <w:tcPr>
-            <w:shd w:color="auto" w:fill="ccf1e3" w:val="clear"/>
-            <w:tcMar>
-              <w:top w:w="92" w:type="dxa"/>
-              <w:bottom w:w="92" w:type="dxa"/>
-            </w:tcMar>
-          </w:tcPr>
-          <w:p>
-            <w:pPr>
-              <w:pStyle w:val="BodyText"/>
-            </w:pPr>
-            <w:pPr>
-              <w:spacing w:before="0" w:after="0"/>
-              <w:textAlignment w:val="center"/>
-            </w:pPr>
-            <w:r>
-              <w:drawing>
-                <wp:inline>
-                  <wp:extent cx="152400" cy="152400"/>
-                  <wp:effectExtent b="0" l="0" r="0" t="0"/>
-                  <wp:docPr descr="" title="" id="76" name="Picture"/>
-                  <a:graphic>
-                    <a:graphicData uri="http://schemas.openxmlformats.org/drawingml/2006/picture">
-                      <pic:pic>
-                        <pic:nvPicPr>
-                          <pic:cNvPr descr="/Applications/Positron.app/Contents/Resources/app/quarto/share/formats/docx/tip.png" id="77" name="Picture"/>
-                          <pic:cNvPicPr>
-                            <a:picLocks noChangeArrowheads="1" noChangeAspect="1"/>
-                          </pic:cNvPicPr>
-                        </pic:nvPicPr>
-                        <pic:blipFill>
-                          <a:blip r:embed="rId19"/>
-                          <a:stretch>
-                            <a:fillRect/>
-                          </a:stretch>
-                        </pic:blipFill>
-                        <pic:spPr bwMode="auto">
-                          <a:xfrm>
-                            <a:off x="0" y="0"/>
-                            <a:ext cx="152400" cy="152400"/>
-                          </a:xfrm>
-                          <a:prstGeom prst="rect">
-                            <a:avLst/>
-                          </a:prstGeom>
-                          <a:noFill/>
-                          <a:ln w="9525">
-                            <a:noFill/>
-                            <a:headEnd/>
-                            <a:tailEnd/>
-                          </a:ln>
-                        </pic:spPr>
-                      </pic:pic>
-                    </a:graphicData>
-                  </a:graphic>
-                </wp:inline>
-              </w:drawing>
-            </w:r>
-            <w:r>
-              <w:t xml:space="preserve"> </w:t>
-            </w:r>
-            <w:r>
-              <w:t xml:space="preserve"> </w:t>
-            </w:r>
-            <w:r>
-              <w:t xml:space="preserve">Tip</w:t>
-            </w:r>
-          </w:p>
-        </w:tc>
-      </w:tr>
-      <w:tr>
-        <w:trPr>
-          <w:cantSplit/>
-        </w:trPr>
-        <w:tc>
-          <w:tcPr>
-            <w:tcMar>
-              <w:top w:w="108" w:type="dxa"/>
-              <w:bottom w:w="108" w:type="dxa"/>
-            </w:tcMar>
-          </w:tcPr>
-          <w:p>
-            <w:pPr>
-              <w:pStyle w:val="BodyText"/>
-            </w:pPr>
-            <w:pPr>
-              <w:spacing w:before="16" w:after="16"/>
-            </w:pPr>
-            <w:r>
-              <w:t xml:space="preserve">Install once:</w:t>
-            </w:r>
-            <w:r>
-              <w:t xml:space="preserve"> </w:t>
-            </w:r>
-            <w:r>
-              <w:rPr>
-                <w:rStyle w:val="VerbatimChar"/>
-              </w:rPr>
-              <w:t xml:space="preserve">install.packages("multcomp")</w:t>
-            </w:r>
-          </w:p>
-          <w:p/>
-        </w:tc>
-      </w:tr>
-    </w:tbl>
-    <w:bookmarkEnd w:id="78"/>
-    <w:bookmarkStart w:id="82" w:name="plot-the-result-means-ci"/>
-    <w:p>
-      <w:pPr>
-        <w:pStyle w:val="Heading1"/>
-      </w:pPr>
-      <w:r>
-        <w:t xml:space="preserve">Plot the Result — Means ± CI</w:t>
-      </w:r>
-    </w:p>
-    <w:p>
-      <w:pPr>
-        <w:pStyle w:val="SourceCode"/>
-      </w:pPr>
-      <w:r>
-        <w:rPr>
-          <w:rStyle w:val="NormalTok"/>
-        </w:rPr>
-        <w:t xml:space="preserve">mass_emm_plot </w:t>
-      </w:r>
-      <w:r>
-        <w:rPr>
-          <w:rStyle w:val="OtherTok"/>
-        </w:rPr>
-        <w:t xml:space="preserve">&lt;-</w:t>
-      </w:r>
-      <w:r>
-        <w:rPr>
-          <w:rStyle w:val="NormalTok"/>
-        </w:rPr>
-        <w:t xml:space="preserve"> </w:t>
-      </w:r>
-      <w:r>
-        <w:rPr>
-          <w:rStyle w:val="FunctionTok"/>
-        </w:rPr>
-        <w:t xml:space="preserve">as.data.frame</w:t>
-      </w:r>
-      <w:r>
-        <w:rPr>
-          <w:rStyle w:val="NormalTok"/>
-        </w:rPr>
-        <w:t xml:space="preserve">(mass_emm</w:t>
-      </w:r>
-      <w:r>
-        <w:rPr>
-          <w:rStyle w:val="SpecialCharTok"/>
-        </w:rPr>
-        <w:t xml:space="preserve">$</w:t>
-      </w:r>
-      <w:r>
-        <w:rPr>
-          <w:rStyle w:val="NormalTok"/>
-        </w:rPr>
-        <w:t xml:space="preserve">emmeans) </w:t>
-      </w:r>
-      <w:r>
-        <w:rPr>
-          <w:rStyle w:val="SpecialCharTok"/>
-        </w:rPr>
-        <w:t xml:space="preserve">%&gt;%</w:t>
-      </w:r>
-      <w:r>
-        <w:br/>
-      </w:r>
-      <w:r>
-        <w:rPr>
-          <w:rStyle w:val="NormalTok"/>
-        </w:rPr>
-        <w:t xml:space="preserve">  </w:t>
-      </w:r>
-      <w:r>
-        <w:rPr>
-          <w:rStyle w:val="FunctionTok"/>
-        </w:rPr>
-        <w:t xml:space="preserve">ggplot</w:t>
-      </w:r>
-      <w:r>
-        <w:rPr>
-          <w:rStyle w:val="NormalTok"/>
-        </w:rPr>
-        <w:t xml:space="preserve">(</w:t>
-      </w:r>
-      <w:r>
-        <w:rPr>
-          <w:rStyle w:val="FunctionTok"/>
-        </w:rPr>
-        <w:t xml:space="preserve">aes</w:t>
-      </w:r>
-      <w:r>
-        <w:rPr>
-          <w:rStyle w:val="NormalTok"/>
-        </w:rPr>
-        <w:t xml:space="preserve">(</w:t>
-      </w:r>
-      <w:r>
-        <w:rPr>
-          <w:rStyle w:val="AttributeTok"/>
-        </w:rPr>
-        <w:t xml:space="preserve">x =</w:t>
-      </w:r>
-      <w:r>
-        <w:rPr>
-          <w:rStyle w:val="NormalTok"/>
-        </w:rPr>
-        <w:t xml:space="preserve"> species, </w:t>
-      </w:r>
-      <w:r>
-        <w:rPr>
-          <w:rStyle w:val="AttributeTok"/>
-        </w:rPr>
-        <w:t xml:space="preserve">y =</w:t>
-      </w:r>
-      <w:r>
-        <w:rPr>
-          <w:rStyle w:val="NormalTok"/>
-        </w:rPr>
-        <w:t xml:space="preserve"> emmean, </w:t>
-      </w:r>
-      <w:r>
-        <w:rPr>
-          <w:rStyle w:val="AttributeTok"/>
-        </w:rPr>
-        <w:t xml:space="preserve">color =</w:t>
-      </w:r>
-      <w:r>
-        <w:rPr>
-          <w:rStyle w:val="NormalTok"/>
-        </w:rPr>
-        <w:t xml:space="preserve"> species)) </w:t>
-      </w:r>
-      <w:r>
-        <w:rPr>
-          <w:rStyle w:val="SpecialCharTok"/>
-        </w:rPr>
-        <w:t xml:space="preserve">+</w:t>
-      </w:r>
-      <w:r>
-        <w:br/>
-      </w:r>
-      <w:r>
-        <w:rPr>
-          <w:rStyle w:val="NormalTok"/>
-        </w:rPr>
-        <w:t xml:space="preserve">  </w:t>
-      </w:r>
-      <w:r>
-        <w:rPr>
-          <w:rStyle w:val="FunctionTok"/>
-        </w:rPr>
-        <w:t xml:space="preserve">geom_point</w:t>
-      </w:r>
-      <w:r>
-        <w:rPr>
-          <w:rStyle w:val="NormalTok"/>
-        </w:rPr>
-        <w:t xml:space="preserve">(</w:t>
-      </w:r>
-      <w:r>
-        <w:rPr>
-          <w:rStyle w:val="AttributeTok"/>
-        </w:rPr>
-        <w:t xml:space="preserve">size =</w:t>
-      </w:r>
-      <w:r>
-        <w:rPr>
-          <w:rStyle w:val="NormalTok"/>
-        </w:rPr>
-        <w:t xml:space="preserve"> </w:t>
-      </w:r>
-      <w:r>
-        <w:rPr>
-          <w:rStyle w:val="DecValTok"/>
-        </w:rPr>
-        <w:t xml:space="preserve">3</w:t>
-      </w:r>
-      <w:r>
-        <w:rPr>
-          <w:rStyle w:val="NormalTok"/>
-        </w:rPr>
-        <w:t xml:space="preserve">) </w:t>
-      </w:r>
-      <w:r>
-        <w:rPr>
-          <w:rStyle w:val="SpecialCharTok"/>
-        </w:rPr>
-        <w:t xml:space="preserve">+</w:t>
-      </w:r>
-      <w:r>
-        <w:br/>
-      </w:r>
-      <w:r>
-        <w:rPr>
-          <w:rStyle w:val="NormalTok"/>
-        </w:rPr>
-        <w:t xml:space="preserve">  </w:t>
-      </w:r>
-      <w:r>
-        <w:rPr>
-          <w:rStyle w:val="FunctionTok"/>
-        </w:rPr>
-        <w:t xml:space="preserve">geom_errorbar</w:t>
-      </w:r>
-      <w:r>
-        <w:rPr>
-          <w:rStyle w:val="NormalTok"/>
-        </w:rPr>
-        <w:t xml:space="preserve">(</w:t>
-      </w:r>
-      <w:r>
-        <w:br/>
-      </w:r>
-      <w:r>
-        <w:rPr>
-          <w:rStyle w:val="NormalTok"/>
-        </w:rPr>
-        <w:t xml:space="preserve">    </w:t>
-      </w:r>
-      <w:r>
-        <w:rPr>
-          <w:rStyle w:val="FunctionTok"/>
-        </w:rPr>
-        <w:t xml:space="preserve">aes</w:t>
-      </w:r>
-      <w:r>
-        <w:rPr>
-          <w:rStyle w:val="NormalTok"/>
-        </w:rPr>
-        <w:t xml:space="preserve">(</w:t>
-      </w:r>
-      <w:r>
-        <w:rPr>
-          <w:rStyle w:val="AttributeTok"/>
-        </w:rPr>
-        <w:t xml:space="preserve">ymin =</w:t>
-      </w:r>
-      <w:r>
-        <w:rPr>
-          <w:rStyle w:val="NormalTok"/>
-        </w:rPr>
-        <w:t xml:space="preserve"> lower.CL, </w:t>
-      </w:r>
-      <w:r>
-        <w:rPr>
-          <w:rStyle w:val="AttributeTok"/>
-        </w:rPr>
-        <w:t xml:space="preserve">ymax =</w:t>
-      </w:r>
-      <w:r>
-        <w:rPr>
-          <w:rStyle w:val="NormalTok"/>
-        </w:rPr>
-        <w:t xml:space="preserve"> upper.CL),</w:t>
-      </w:r>
-      <w:r>
-        <w:br/>
-      </w:r>
-      <w:r>
-        <w:rPr>
-          <w:rStyle w:val="NormalTok"/>
-        </w:rPr>
-        <w:t xml:space="preserve">    </w:t>
-      </w:r>
-      <w:r>
-        <w:rPr>
-          <w:rStyle w:val="AttributeTok"/>
-        </w:rPr>
-        <w:t xml:space="preserve">width =</w:t>
-      </w:r>
-      <w:r>
-        <w:rPr>
-          <w:rStyle w:val="NormalTok"/>
-        </w:rPr>
-        <w:t xml:space="preserve"> </w:t>
-      </w:r>
-      <w:r>
-        <w:rPr>
-          <w:rStyle w:val="FloatTok"/>
-        </w:rPr>
-        <w:t xml:space="preserve">0.15</w:t>
-      </w:r>
-      <w:r>
-        <w:rPr>
-          <w:rStyle w:val="NormalTok"/>
-        </w:rPr>
-        <w:t xml:space="preserve">, </w:t>
-      </w:r>
-      <w:r>
-        <w:rPr>
-          <w:rStyle w:val="AttributeTok"/>
-        </w:rPr>
-        <w:t xml:space="preserve">linewidth =</w:t>
-      </w:r>
-      <w:r>
-        <w:rPr>
-          <w:rStyle w:val="NormalTok"/>
-        </w:rPr>
-        <w:t xml:space="preserve"> </w:t>
-      </w:r>
-      <w:r>
-        <w:rPr>
-          <w:rStyle w:val="FloatTok"/>
-        </w:rPr>
-        <w:t xml:space="preserve">0.9</w:t>
-      </w:r>
-      <w:r>
-        <w:br/>
-      </w:r>
-      <w:r>
-        <w:rPr>
-          <w:rStyle w:val="NormalTok"/>
-        </w:rPr>
-        <w:t xml:space="preserve">  ) </w:t>
-      </w:r>
-      <w:r>
-        <w:rPr>
-          <w:rStyle w:val="SpecialCharTok"/>
-        </w:rPr>
-        <w:t xml:space="preserve">+</w:t>
-      </w:r>
-      <w:r>
-        <w:br/>
-      </w:r>
-      <w:r>
-        <w:rPr>
-          <w:rStyle w:val="NormalTok"/>
-        </w:rPr>
-        <w:t xml:space="preserve">  </w:t>
-      </w:r>
-      <w:r>
-        <w:rPr>
-          <w:rStyle w:val="FunctionTok"/>
-        </w:rPr>
-        <w:t xml:space="preserve">labs</w:t>
-      </w:r>
-      <w:r>
-        <w:rPr>
-          <w:rStyle w:val="NormalTok"/>
-        </w:rPr>
-        <w:t xml:space="preserve">(</w:t>
-      </w:r>
-      <w:r>
-        <w:rPr>
-          <w:rStyle w:val="AttributeTok"/>
-        </w:rPr>
-        <w:t xml:space="preserve">x =</w:t>
-      </w:r>
-      <w:r>
-        <w:rPr>
-          <w:rStyle w:val="NormalTok"/>
-        </w:rPr>
-        <w:t xml:space="preserve"> </w:t>
-      </w:r>
-      <w:r>
-        <w:rPr>
-          <w:rStyle w:val="StringTok"/>
-        </w:rPr>
-        <w:t xml:space="preserve">"Species"</w:t>
-      </w:r>
-      <w:r>
-        <w:rPr>
-          <w:rStyle w:val="NormalTok"/>
-        </w:rPr>
-        <w:t xml:space="preserve">, </w:t>
-      </w:r>
-      <w:r>
-        <w:rPr>
-          <w:rStyle w:val="AttributeTok"/>
-        </w:rPr>
-        <w:t xml:space="preserve">y =</w:t>
-      </w:r>
-      <w:r>
-        <w:rPr>
-          <w:rStyle w:val="NormalTok"/>
-        </w:rPr>
-        <w:t xml:space="preserve"> </w:t>
-      </w:r>
-      <w:r>
-        <w:rPr>
-          <w:rStyle w:val="StringTok"/>
-        </w:rPr>
-        <w:t xml:space="preserve">"Estimated mean mass (g)"</w:t>
-      </w:r>
-      <w:r>
-        <w:rPr>
-          <w:rStyle w:val="NormalTok"/>
-        </w:rPr>
-        <w:t xml:space="preserve">) </w:t>
-      </w:r>
-      <w:r>
-        <w:rPr>
-          <w:rStyle w:val="SpecialCharTok"/>
-        </w:rPr>
-        <w:t xml:space="preserve">+</w:t>
-      </w:r>
-      <w:r>
-        <w:br/>
-      </w:r>
-      <w:r>
-        <w:rPr>
-          <w:rStyle w:val="NormalTok"/>
-        </w:rPr>
-        <w:t xml:space="preserve">  </w:t>
-      </w:r>
-      <w:r>
-        <w:rPr>
-          <w:rStyle w:val="FunctionTok"/>
-        </w:rPr>
-        <w:t xml:space="preserve">theme_minimal</w:t>
-      </w:r>
-      <w:r>
-        <w:rPr>
-          <w:rStyle w:val="NormalTok"/>
-        </w:rPr>
-        <w:t xml:space="preserve">() </w:t>
-      </w:r>
-      <w:r>
-        <w:rPr>
-          <w:rStyle w:val="SpecialCharTok"/>
-        </w:rPr>
-        <w:t xml:space="preserve">+</w:t>
-      </w:r>
-      <w:r>
-        <w:br/>
-      </w:r>
-      <w:r>
-        <w:rPr>
-          <w:rStyle w:val="NormalTok"/>
-        </w:rPr>
-        <w:t xml:space="preserve">  </w:t>
-      </w:r>
-      <w:r>
-        <w:rPr>
-          <w:rStyle w:val="FunctionTok"/>
-        </w:rPr>
-        <w:t xml:space="preserve">theme</w:t>
-      </w:r>
-      <w:r>
-        <w:rPr>
-          <w:rStyle w:val="NormalTok"/>
-        </w:rPr>
-        <w:t xml:space="preserve">(</w:t>
-      </w:r>
-      <w:r>
-        <w:rPr>
-          <w:rStyle w:val="AttributeTok"/>
-        </w:rPr>
-        <w:t xml:space="preserve">legend.position =</w:t>
-      </w:r>
-      <w:r>
-        <w:rPr>
-          <w:rStyle w:val="NormalTok"/>
-        </w:rPr>
-        <w:t xml:space="preserve"> </w:t>
-      </w:r>
-      <w:r>
-        <w:rPr>
-          <w:rStyle w:val="StringTok"/>
-        </w:rPr>
-        <w:t xml:space="preserve">"none"</w:t>
-      </w:r>
-      <w:r>
-        <w:rPr>
-          <w:rStyle w:val="NormalTok"/>
-        </w:rPr>
-        <w:t xml:space="preserve">)</w:t>
-      </w:r>
-      <w:r>
-        <w:br/>
-      </w:r>
-      <w:r>
-        <w:br/>
-      </w:r>
-      <w:r>
-        <w:rPr>
-          <w:rStyle w:val="NormalTok"/>
-        </w:rPr>
-        <w:t xml:space="preserve">mass_emm_plot</w:t>
-      </w:r>
-    </w:p>
-    <w:p>
-      <w:pPr>
-        <w:pStyle w:val="FirstParagraph"/>
-      </w:pPr>
-      <w:r>
-        <w:drawing>
-          <wp:inline>
-            <wp:extent cx="5943600" cy="5943600"/>
-            <wp:effectExtent b="0" l="0" r="0" t="0"/>
-            <wp:docPr descr="" title="" id="80" name="Picture"/>
-            <a:graphic>
-              <a:graphicData uri="http://schemas.openxmlformats.org/drawingml/2006/picture">
-                <pic:pic>
-                  <pic:nvPicPr>
-                    <pic:cNvPr descr="one_way_anova_lecture_files/figure-docx/emmeans-plot-10-1.png" id="81" name="Picture"/>
-                    <pic:cNvPicPr>
-                      <a:picLocks noChangeArrowheads="1" noChangeAspect="1"/>
-                    </pic:cNvPicPr>
-                  </pic:nvPicPr>
-                  <pic:blipFill>
-                    <a:blip r:embed="rId79"/>
-                    <a:stretch>
-                      <a:fillRect/>
-                    </a:stretch>
-                  </pic:blipFill>
-                  <pic:spPr bwMode="auto">
-                    <a:xfrm>
-                      <a:off x="0" y="0"/>
-                      <a:ext cx="5943600" cy="5943600"/>
-                    </a:xfrm>
-                    <a:prstGeom prst="rect">
-                      <a:avLst/>
-                    </a:prstGeom>
-                    <a:noFill/>
-                    <a:ln w="9525">
-                      <a:noFill/>
-                      <a:headEnd/>
-                      <a:tailEnd/>
-                    </a:ln>
-                  </pic:spPr>
-                </pic:pic>
-              </a:graphicData>
-            </a:graphic>
-          </wp:inline>
-        </w:drawing>
-      </w:r>
-    </w:p>
-    <w:p>
-      <w:pPr>
-        <w:pStyle w:val="BodyText"/>
-      </w:pPr>
-      <w:r>
-        <w:rPr>
-          <w:b/>
-          <w:bCs/>
-        </w:rPr>
-        <w:t xml:space="preserve">Estimated marginal means</w:t>
-      </w:r>
-      <w:r>
-        <w:t xml:space="preserve"> </w:t>
-      </w:r>
-      <w:r>
-        <w:t xml:space="preserve">with 95% confidence intervals.</w:t>
-      </w:r>
-    </w:p>
-    <w:p>
-      <w:pPr>
-        <w:pStyle w:val="Compact"/>
-        <w:numPr>
-          <w:ilvl w:val="0"/>
-          <w:numId w:val="1018"/>
-        </w:numPr>
-      </w:pPr>
-      <w:r>
-        <w:t xml:space="preserve">Non-overlapping intervals hint at real differences</w:t>
-      </w:r>
-    </w:p>
-    <w:p>
-      <w:pPr>
-        <w:pStyle w:val="Compact"/>
-        <w:numPr>
-          <w:ilvl w:val="0"/>
-          <w:numId w:val="1018"/>
-        </w:numPr>
-      </w:pPr>
-      <w:r>
-        <w:t xml:space="preserve">Pair this plot with the letters for a publication-ready figure</w:t>
-      </w:r>
-    </w:p>
-    <w:p>
-      <w:pPr>
-        <w:pStyle w:val="FirstParagraph"/>
-      </w:pPr>
-      <w:r>
-        <w:t xml:space="preserve">The emmeans plot is the ANOVA cousin of Lecture 03’s mean ± SE plot.</w:t>
-      </w:r>
-    </w:p>
-    <w:bookmarkEnd w:id="82"/>
-    <w:bookmarkStart w:id="83" w:name="how-to-report-an-anova"/>
-    <w:p>
-      <w:pPr>
-        <w:pStyle w:val="Heading1"/>
-      </w:pPr>
-      <w:r>
-        <w:t xml:space="preserve">How to Report an ANOVA</w:t>
-      </w:r>
-    </w:p>
-    <w:p>
-      <w:pPr>
-        <w:pStyle w:val="SourceCode"/>
-      </w:pPr>
-      <w:r>
-        <w:rPr>
-          <w:rStyle w:val="CommentTok"/>
-        </w:rPr>
-        <w:t xml:space="preserve"># Pull the F table values for reporting ---------------</w:t>
-      </w:r>
-      <w:r>
-        <w:br/>
-      </w:r>
-      <w:r>
-        <w:rPr>
-          <w:rStyle w:val="NormalTok"/>
-        </w:rPr>
-        <w:t xml:space="preserve">mass_tab </w:t>
-      </w:r>
-      <w:r>
-        <w:rPr>
-          <w:rStyle w:val="OtherTok"/>
-        </w:rPr>
-        <w:t xml:space="preserve">&lt;-</w:t>
-      </w:r>
-      <w:r>
-        <w:rPr>
-          <w:rStyle w:val="NormalTok"/>
-        </w:rPr>
-        <w:t xml:space="preserve"> </w:t>
-      </w:r>
-      <w:r>
-        <w:rPr>
-          <w:rStyle w:val="FunctionTok"/>
-        </w:rPr>
-        <w:t xml:space="preserve">Anova</w:t>
-      </w:r>
-      <w:r>
-        <w:rPr>
-          <w:rStyle w:val="NormalTok"/>
-        </w:rPr>
-        <w:t xml:space="preserve">(mass_model, </w:t>
-      </w:r>
-      <w:r>
-        <w:rPr>
-          <w:rStyle w:val="AttributeTok"/>
-        </w:rPr>
-        <w:t xml:space="preserve">type =</w:t>
-      </w:r>
-      <w:r>
-        <w:rPr>
-          <w:rStyle w:val="NormalTok"/>
-        </w:rPr>
-        <w:t xml:space="preserve"> </w:t>
-      </w:r>
-      <w:r>
-        <w:rPr>
-          <w:rStyle w:val="StringTok"/>
-        </w:rPr>
-        <w:t xml:space="preserve">"II"</w:t>
-      </w:r>
-      <w:r>
-        <w:rPr>
-          <w:rStyle w:val="NormalTok"/>
-        </w:rPr>
-        <w:t xml:space="preserve">)</w:t>
-      </w:r>
-      <w:r>
-        <w:br/>
-      </w:r>
-      <w:r>
-        <w:rPr>
-          <w:rStyle w:val="NormalTok"/>
-        </w:rPr>
-        <w:t xml:space="preserve">mass_tab</w:t>
-      </w:r>
-    </w:p>
-    <w:p>
-      <w:pPr>
-        <w:pStyle w:val="SourceCode"/>
-      </w:pPr>
-      <w:r>
-        <w:rPr>
-          <w:rStyle w:val="VerbatimChar"/>
-        </w:rPr>
-        <w:t xml:space="preserve">Anova Table (Type II tests)</w:t>
-      </w:r>
-      <w:r>
-        <w:br/>
-      </w:r>
-      <w:r>
-        <w:br/>
-      </w:r>
-      <w:r>
-        <w:rPr>
-          <w:rStyle w:val="VerbatimChar"/>
-        </w:rPr>
-        <w:t xml:space="preserve">Response: body_mass_g</w:t>
-      </w:r>
-      <w:r>
-        <w:br/>
-      </w:r>
-      <w:r>
-        <w:rPr>
-          <w:rStyle w:val="VerbatimChar"/>
-        </w:rPr>
-        <w:t xml:space="preserve">             Sum Sq  Df F value    Pr(&gt;F)    </w:t>
-      </w:r>
-      <w:r>
-        <w:br/>
-      </w:r>
-      <w:r>
-        <w:rPr>
-          <w:rStyle w:val="VerbatimChar"/>
-        </w:rPr>
-        <w:t xml:space="preserve">species   146864214   2  343.63 &lt; 2.2e-16 ***</w:t>
-      </w:r>
-      <w:r>
-        <w:br/>
-      </w:r>
-      <w:r>
-        <w:rPr>
-          <w:rStyle w:val="VerbatimChar"/>
-        </w:rPr>
-        <w:t xml:space="preserve">Residuals  72443483 339                      </w:t>
-      </w:r>
-      <w:r>
-        <w:br/>
-      </w:r>
-      <w:r>
-        <w:rPr>
-          <w:rStyle w:val="VerbatimChar"/>
-        </w:rPr>
-        <w:t xml:space="preserve">---</w:t>
-      </w:r>
-      <w:r>
-        <w:br/>
-      </w:r>
-      <w:r>
-        <w:rPr>
-          <w:rStyle w:val="VerbatimChar"/>
-        </w:rPr>
-        <w:t xml:space="preserve">Signif. codes:  0 '***' 0.001 '**' 0.01 '*' 0.05 '.' 0.1 ' ' 1</w:t>
-      </w:r>
-    </w:p>
-    <w:p>
-      <w:pPr>
-        <w:pStyle w:val="BlockText"/>
-      </w:pPr>
-      <w:r>
-        <w:rPr>
-          <w:i/>
-          <w:iCs/>
-        </w:rPr>
-        <w:t xml:space="preserve">“Body mass differed significantly among the three penguin species (one-way ANOVA: F(2, 339) = 343.6, p &lt; 0.001). Tukey-adjusted comparisons showed all three species differed, with Gentoo heaviest and Adelie lightest.”</w:t>
-      </w:r>
-    </w:p>
-    <w:p>
-      <w:pPr>
-        <w:pStyle w:val="FirstParagraph"/>
-      </w:pPr>
-      <w:r>
-        <w:rPr>
-          <w:b/>
-          <w:bCs/>
-        </w:rPr>
-        <w:t xml:space="preserve">Always include:</w:t>
-      </w:r>
-    </w:p>
-    <w:p>
-      <w:pPr>
-        <w:pStyle w:val="Compact"/>
-        <w:numPr>
-          <w:ilvl w:val="0"/>
-          <w:numId w:val="1019"/>
-        </w:numPr>
-      </w:pPr>
-      <w:r>
-        <w:t xml:space="preserve">Test type (one-way ANOVA)</w:t>
-      </w:r>
-    </w:p>
-    <w:p>
-      <w:pPr>
-        <w:pStyle w:val="Compact"/>
-        <w:numPr>
-          <w:ilvl w:val="0"/>
-          <w:numId w:val="1019"/>
-        </w:numPr>
-      </w:pPr>
-      <w:r>
-        <w:rPr>
-          <w:b/>
-          <w:bCs/>
-        </w:rPr>
-        <w:t xml:space="preserve">F</w:t>
-      </w:r>
-      <w:r>
-        <w:t xml:space="preserve">, both</w:t>
-      </w:r>
-      <w:r>
-        <w:t xml:space="preserve"> </w:t>
-      </w:r>
-      <w:r>
-        <w:rPr>
-          <w:b/>
-          <w:bCs/>
-        </w:rPr>
-        <w:t xml:space="preserve">df</w:t>
-      </w:r>
-      <w:r>
-        <w:t xml:space="preserve">, and the</w:t>
-      </w:r>
-      <w:r>
-        <w:t xml:space="preserve"> </w:t>
-      </w:r>
-      <w:r>
-        <w:rPr>
-          <w:b/>
-          <w:bCs/>
-        </w:rPr>
-        <w:t xml:space="preserve">p-value</w:t>
-      </w:r>
-    </w:p>
-    <w:p>
-      <w:pPr>
-        <w:pStyle w:val="Compact"/>
-        <w:numPr>
-          <w:ilvl w:val="0"/>
-          <w:numId w:val="1019"/>
-        </w:numPr>
-      </w:pPr>
-      <w:r>
-        <w:t xml:space="preserve">The post-hoc result (which groups differ)</w:t>
-      </w:r>
-    </w:p>
-    <w:p>
-      <w:pPr>
-        <w:pStyle w:val="Compact"/>
-        <w:numPr>
-          <w:ilvl w:val="0"/>
-          <w:numId w:val="1019"/>
-        </w:numPr>
-      </w:pPr>
-      <w:r>
-        <w:t xml:space="preserve">Group means ± SE or CI</w:t>
-      </w:r>
-    </w:p>
-    <w:p>
-      <w:pPr>
-        <w:pStyle w:val="FirstParagraph"/>
-      </w:pPr>
-      <w:r>
-        <w:rPr>
-          <w:b/>
-          <w:bCs/>
-        </w:rPr>
-        <w:t xml:space="preserve">Never</w:t>
-      </w:r>
-      <w:r>
-        <w:t xml:space="preserve"> </w:t>
-      </w:r>
-      <w:r>
-        <w:t xml:space="preserve">write</w:t>
-      </w:r>
-      <w:r>
-        <w:t xml:space="preserve"> </w:t>
-      </w:r>
-      <w:r>
-        <w:t xml:space="preserve">“p = 0.000”</w:t>
-      </w:r>
-      <w:r>
-        <w:t xml:space="preserve"> </w:t>
-      </w:r>
-      <w:r>
-        <w:t xml:space="preserve">— use</w:t>
-      </w:r>
-      <w:r>
-        <w:t xml:space="preserve"> </w:t>
-      </w:r>
-      <w:r>
-        <w:t xml:space="preserve">“p &lt; 0.001”</w:t>
-      </w:r>
-      <w:r>
-        <w:t xml:space="preserve">.</w:t>
-      </w:r>
-    </w:p>
-    <w:bookmarkEnd w:id="83"/>
-    <w:bookmarkStart w:id="84" w:name="pause-do-activity-parts-911-now"/>
-    <w:p>
-      <w:pPr>
-        <w:pStyle w:val="Heading1"/>
-      </w:pPr>
-      <w:r>
-        <w:t xml:space="preserve">🛑 Pause — Do Activity Parts 9–11 Now</w:t>
-      </w:r>
-    </w:p>
-    <w:p>
-      <w:pPr>
-        <w:pStyle w:val="FirstParagraph"/>
-      </w:pPr>
-      <w:r>
-        <w:t xml:space="preserve">Run the emmeans pairwise test, get the letters, plot the means ± CI, and write your results sentence. Predict which species differ before you run the comparisons.</w:t>
-      </w:r>
-    </w:p>
-    <w:bookmarkEnd w:id="84"/>
-    <w:bookmarkStart w:id="86" w:name="what-we-learned-today"/>
-    <w:p>
-      <w:pPr>
-        <w:pStyle w:val="Heading1"/>
-      </w:pPr>
-      <w:r>
-        <w:t xml:space="preserve">What We Learned Today</w:t>
-      </w:r>
-    </w:p>
-    <w:p>
-      <w:pPr>
-        <w:pStyle w:val="FirstParagraph"/>
-      </w:pPr>
-      <w:r>
-        <w:rPr>
-          <w:b/>
-          <w:bCs/>
-        </w:rPr>
-        <w:t xml:space="preserve">Concepts:</w:t>
-      </w:r>
-    </w:p>
-    <w:p>
-      <w:pPr>
-        <w:pStyle w:val="Compact"/>
-        <w:numPr>
-          <w:ilvl w:val="0"/>
-          <w:numId w:val="1020"/>
-        </w:numPr>
-      </w:pPr>
-      <w:r>
-        <w:t xml:space="preserve">Many t-tests inflate the false-positive rate —</w:t>
-      </w:r>
-      <w:r>
-        <w:t xml:space="preserve"> </w:t>
-      </w:r>
-      <w:r>
-        <w:rPr>
-          <w:b/>
-          <w:bCs/>
-        </w:rPr>
-        <w:t xml:space="preserve">ANOVA asks once</w:t>
-      </w:r>
-    </w:p>
-    <w:p>
-      <w:pPr>
-        <w:pStyle w:val="Compact"/>
-        <w:numPr>
-          <w:ilvl w:val="0"/>
-          <w:numId w:val="1020"/>
-        </w:numPr>
-      </w:pPr>
-      <w:r>
-        <w:rPr>
-          <w:b/>
-          <w:bCs/>
-        </w:rPr>
-        <w:t xml:space="preserve">F</w:t>
-      </w:r>
-      <w:r>
-        <w:t xml:space="preserve"> </w:t>
-      </w:r>
-      <w:r>
-        <w:t xml:space="preserve">= between-group ÷ within-group variance (signal ÷ noise)</w:t>
-      </w:r>
-    </w:p>
-    <w:p>
-      <w:pPr>
-        <w:pStyle w:val="Compact"/>
-        <w:numPr>
-          <w:ilvl w:val="0"/>
-          <w:numId w:val="1020"/>
-        </w:numPr>
-      </w:pPr>
-      <w:r>
-        <w:t xml:space="preserve">Assumptions:</w:t>
-      </w:r>
-      <w:r>
-        <w:t xml:space="preserve"> </w:t>
-      </w:r>
-      <w:r>
-        <w:rPr>
-          <w:b/>
-          <w:bCs/>
-        </w:rPr>
-        <w:t xml:space="preserve">normal residuals</w:t>
-      </w:r>
-      <w:r>
-        <w:t xml:space="preserve">,</w:t>
-      </w:r>
-      <w:r>
-        <w:t xml:space="preserve"> </w:t>
-      </w:r>
-      <w:r>
-        <w:rPr>
-          <w:b/>
-          <w:bCs/>
-        </w:rPr>
-        <w:t xml:space="preserve">equal variance</w:t>
-      </w:r>
-      <w:r>
-        <w:t xml:space="preserve"> </w:t>
-      </w:r>
-      <w:r>
-        <w:t xml:space="preserve">(Levene)</w:t>
-      </w:r>
-    </w:p>
-    <w:p>
-      <w:pPr>
-        <w:pStyle w:val="Compact"/>
-        <w:numPr>
-          <w:ilvl w:val="0"/>
-          <w:numId w:val="1020"/>
-        </w:numPr>
-      </w:pPr>
-      <w:r>
-        <w:t xml:space="preserve">ANOVA rejects H₀ for the</w:t>
-      </w:r>
-      <w:r>
-        <w:t xml:space="preserve"> </w:t>
-      </w:r>
-      <w:r>
-        <w:rPr>
-          <w:i/>
-          <w:iCs/>
-        </w:rPr>
-        <w:t xml:space="preserve">group</w:t>
-      </w:r>
-      <w:r>
-        <w:t xml:space="preserve">, but</w:t>
-      </w:r>
-      <w:r>
-        <w:t xml:space="preserve"> </w:t>
-      </w:r>
-      <w:r>
-        <w:rPr>
-          <w:b/>
-          <w:bCs/>
-        </w:rPr>
-        <w:t xml:space="preserve">post-hoc</w:t>
-      </w:r>
-      <w:r>
-        <w:t xml:space="preserve"> </w:t>
-      </w:r>
-      <w:r>
-        <w:t xml:space="preserve">finds</w:t>
-      </w:r>
-      <w:r>
-        <w:t xml:space="preserve"> </w:t>
-      </w:r>
-      <w:r>
-        <w:rPr>
-          <w:i/>
-          <w:iCs/>
-        </w:rPr>
-        <w:t xml:space="preserve">which</w:t>
-      </w:r>
-      <w:r>
-        <w:t xml:space="preserve"> </w:t>
-      </w:r>
-      <w:r>
-        <w:t xml:space="preserve">pairs differ</w:t>
-      </w:r>
-    </w:p>
-    <w:p>
-      <w:pPr>
-        <w:pStyle w:val="Compact"/>
-        <w:numPr>
-          <w:ilvl w:val="0"/>
-          <w:numId w:val="1020"/>
-        </w:numPr>
-      </w:pPr>
-      <w:r>
-        <w:rPr>
-          <w:b/>
-          <w:bCs/>
-        </w:rPr>
-        <w:t xml:space="preserve">Tukey adjustment</w:t>
-      </w:r>
-      <w:r>
-        <w:t xml:space="preserve"> </w:t>
-      </w:r>
-      <w:r>
-        <w:t xml:space="preserve">keeps the family-wise error at 0.05</w:t>
-      </w:r>
-    </w:p>
-    <w:p>
-      <w:pPr>
-        <w:pStyle w:val="FirstParagraph"/>
-      </w:pPr>
-      <w:r>
-        <w:rPr>
-          <w:b/>
-          <w:bCs/>
-        </w:rPr>
-        <w:t xml:space="preserve">R skills:</w:t>
-      </w:r>
-    </w:p>
-    <w:p>
-      <w:pPr>
-        <w:pStyle w:val="Compact"/>
-        <w:numPr>
-          <w:ilvl w:val="0"/>
-          <w:numId w:val="1021"/>
-        </w:numPr>
-      </w:pPr>
-      <w:r>
-        <w:rPr>
-          <w:rStyle w:val="VerbatimChar"/>
-        </w:rPr>
-        <w:t xml:space="preserve">lm(Y ~ group)</w:t>
-      </w:r>
-      <w:r>
-        <w:t xml:space="preserve"> </w:t>
-      </w:r>
-      <w:r>
-        <w:t xml:space="preserve">and</w:t>
-      </w:r>
-      <w:r>
-        <w:t xml:space="preserve"> </w:t>
-      </w:r>
-      <w:r>
-        <w:rPr>
-          <w:rStyle w:val="VerbatimChar"/>
-        </w:rPr>
-        <w:t xml:space="preserve">aov()</w:t>
-      </w:r>
-      <w:r>
-        <w:t xml:space="preserve"> </w:t>
-      </w:r>
-      <w:r>
-        <w:t xml:space="preserve">+</w:t>
-      </w:r>
-      <w:r>
-        <w:t xml:space="preserve"> </w:t>
-      </w:r>
-      <w:r>
-        <w:rPr>
-          <w:rStyle w:val="VerbatimChar"/>
-        </w:rPr>
-        <w:t xml:space="preserve">summary()</w:t>
-      </w:r>
-    </w:p>
-    <w:p>
-      <w:pPr>
-        <w:pStyle w:val="Compact"/>
-        <w:numPr>
-          <w:ilvl w:val="0"/>
-          <w:numId w:val="1021"/>
-        </w:numPr>
-      </w:pPr>
-      <w:r>
-        <w:rPr>
-          <w:rStyle w:val="VerbatimChar"/>
-        </w:rPr>
-        <w:t xml:space="preserve">car::Anova(model, type = "II")</w:t>
-      </w:r>
-    </w:p>
-    <w:p>
-      <w:pPr>
-        <w:pStyle w:val="Compact"/>
-        <w:numPr>
-          <w:ilvl w:val="0"/>
-          <w:numId w:val="1021"/>
-        </w:numPr>
-      </w:pPr>
-      <w:r>
-        <w:rPr>
-          <w:rStyle w:val="VerbatimChar"/>
-        </w:rPr>
-        <w:t xml:space="preserve">leveneTest()</w:t>
-      </w:r>
-      <w:r>
-        <w:t xml:space="preserve">,</w:t>
-      </w:r>
-      <w:r>
-        <w:t xml:space="preserve"> </w:t>
-      </w:r>
-      <w:r>
-        <w:rPr>
-          <w:rStyle w:val="VerbatimChar"/>
-        </w:rPr>
-        <w:t xml:space="preserve">shapiro.test(residuals())</w:t>
-      </w:r>
-    </w:p>
-    <w:p>
-      <w:pPr>
-        <w:pStyle w:val="Compact"/>
-        <w:numPr>
-          <w:ilvl w:val="0"/>
-          <w:numId w:val="1021"/>
-        </w:numPr>
-      </w:pPr>
-      <w:r>
-        <w:rPr>
-          <w:rStyle w:val="VerbatimChar"/>
-        </w:rPr>
-        <w:t xml:space="preserve">emmeans(model, pairwise ~ group)</w:t>
-      </w:r>
-      <w:r>
-        <w:t xml:space="preserve"> </w:t>
-      </w:r>
-      <w:r>
-        <w:t xml:space="preserve">+</w:t>
-      </w:r>
-      <w:r>
-        <w:t xml:space="preserve"> </w:t>
-      </w:r>
-      <w:r>
-        <w:rPr>
-          <w:rStyle w:val="VerbatimChar"/>
-        </w:rPr>
-        <w:t xml:space="preserve">multcomp::cld()</w:t>
-      </w:r>
-    </w:p>
-    <w:p>
-      <w:pPr>
-        <w:pStyle w:val="FirstParagraph"/>
-      </w:pPr>
-      <w:r>
-        <w:rPr>
-          <w:b/>
-          <w:bCs/>
-        </w:rPr>
-        <w:t xml:space="preserve">References:</w:t>
-      </w:r>
-    </w:p>
-    <w:p>
-      <w:pPr>
-        <w:pStyle w:val="Compact"/>
-        <w:numPr>
-          <w:ilvl w:val="0"/>
-          <w:numId w:val="1022"/>
-        </w:numPr>
-      </w:pPr>
-      <w:r>
-        <w:t xml:space="preserve">📖 W&amp;S Ch. 15 — ANOVA</w:t>
-      </w:r>
-    </w:p>
-    <w:p>
-      <w:pPr>
-        <w:pStyle w:val="Compact"/>
-        <w:numPr>
-          <w:ilvl w:val="0"/>
-          <w:numId w:val="1022"/>
         </w:numPr>
       </w:pPr>
       <w:r>
@@ -8825,37 +5265,42 @@
     </w:p>
     <w:p>
       <w:pPr>
+        <w:pStyle w:val="FirstParagraph"/>
+      </w:pPr>
+      <w:r>
+        <w:rPr>
+          <w:b/>
+          <w:bCs/>
+        </w:rPr>
+        <w:t xml:space="preserve">Up next — Lecture 14:</w:t>
+      </w:r>
+    </w:p>
+    <w:p>
+      <w:pPr>
         <w:pStyle w:val="Compact"/>
         <w:numPr>
           <w:ilvl w:val="0"/>
-          <w:numId w:val="1022"/>
+          <w:numId w:val="1018"/>
         </w:numPr>
       </w:pPr>
       <w:r>
-        <w:t xml:space="preserve">📖</w:t>
-      </w:r>
-      <w:r>
-        <w:t xml:space="preserve"> </w:t>
-      </w:r>
-      <w:hyperlink r:id="rId85">
-        <w:r>
-          <w:rPr>
-            <w:rStyle w:val="Hyperlink"/>
-          </w:rPr>
-          <w:t xml:space="preserve">emmeans vignettes</w:t>
-        </w:r>
-      </w:hyperlink>
-    </w:p>
-    <w:p>
-      <w:pPr>
-        <w:pStyle w:val="FirstParagraph"/>
-      </w:pPr>
+        <w:t xml:space="preserve">Assumptions are checked — now we</w:t>
+      </w:r>
+      <w:r>
+        <w:t xml:space="preserve"> </w:t>
+      </w:r>
       <w:r>
         <w:rPr>
           <w:b/>
           <w:bCs/>
         </w:rPr>
-        <w:t xml:space="preserve">Up next — Lecture 12:</w:t>
+        <w:t xml:space="preserve">run</w:t>
+      </w:r>
+      <w:r>
+        <w:t xml:space="preserve"> </w:t>
+      </w:r>
+      <w:r>
+        <w:t xml:space="preserve">the test</w:t>
       </w:r>
     </w:p>
     <w:p>
@@ -8863,36 +5308,66 @@
         <w:pStyle w:val="Compact"/>
         <w:numPr>
           <w:ilvl w:val="0"/>
-          <w:numId w:val="1023"/>
+          <w:numId w:val="1018"/>
         </w:numPr>
       </w:pPr>
+      <w:r>
+        <w:rPr>
+          <w:rStyle w:val="VerbatimChar"/>
+        </w:rPr>
+        <w:t xml:space="preserve">aov()</w:t>
+      </w:r>
+      <w:r>
+        <w:t xml:space="preserve"> </w:t>
+      </w:r>
+      <w:r>
+        <w:t xml:space="preserve">and</w:t>
+      </w:r>
+      <w:r>
+        <w:t xml:space="preserve"> </w:t>
+      </w:r>
+      <w:r>
+        <w:rPr>
+          <w:rStyle w:val="VerbatimChar"/>
+        </w:rPr>
+        <w:t xml:space="preserve">car::Anova()</w:t>
+      </w:r>
+      <w:r>
+        <w:t xml:space="preserve">, then</w:t>
+      </w:r>
+      <w:r>
+        <w:t xml:space="preserve"> </w:t>
+      </w:r>
+      <w:r>
+        <w:rPr>
+          <w:rStyle w:val="VerbatimChar"/>
+        </w:rPr>
+        <w:t xml:space="preserve">emmeans</w:t>
+      </w:r>
+      <w:r>
+        <w:t xml:space="preserve"> </w:t>
+      </w:r>
+      <w:r>
+        <w:t xml:space="preserve">post-hoc to find</w:t>
+      </w:r>
+      <w:r>
+        <w:t xml:space="preserve"> </w:t>
+      </w:r>
       <w:r>
         <w:rPr>
           <w:b/>
           <w:bCs/>
         </w:rPr>
-        <w:t xml:space="preserve">Joins</w:t>
-      </w:r>
-      <w:r>
-        <w:t xml:space="preserve"> </w:t>
-      </w:r>
-      <w:r>
-        <w:t xml:space="preserve">— combine two tables on a shared key</w:t>
-      </w:r>
-    </w:p>
-    <w:p>
-      <w:pPr>
-        <w:pStyle w:val="Compact"/>
-        <w:numPr>
-          <w:ilvl w:val="0"/>
-          <w:numId w:val="1023"/>
-        </w:numPr>
-      </w:pPr>
-      <w:r>
-        <w:t xml:space="preserve">The prerequisite for bigger datasets — and for maps</w:t>
-      </w:r>
-    </w:p>
-    <w:bookmarkEnd w:id="86"/>
+        <w:t xml:space="preserve">which</w:t>
+      </w:r>
+      <w:r>
+        <w:t xml:space="preserve"> </w:t>
+      </w:r>
+      <w:r>
+        <w:t xml:space="preserve">species differ, and how to report it</w:t>
+      </w:r>
+    </w:p>
+    <w:bookmarkEnd w:id="59"/>
     <w:sectPr>
       <w:pgSz w:h="15840" w:w="12240"/>
       <w:pgMar w:bottom="1440" w:footer="720" w:gutter="0" w:header="720" w:left="1440" w:right="1440" w:top="1440"/>
@@ -9274,21 +5749,6 @@
     <w:abstractNumId w:val="991"/>
   </w:num>
   <w:num w:numId="1018">
-    <w:abstractNumId w:val="991"/>
-  </w:num>
-  <w:num w:numId="1019">
-    <w:abstractNumId w:val="991"/>
-  </w:num>
-  <w:num w:numId="1020">
-    <w:abstractNumId w:val="991"/>
-  </w:num>
-  <w:num w:numId="1021">
-    <w:abstractNumId w:val="991"/>
-  </w:num>
-  <w:num w:numId="1022">
-    <w:abstractNumId w:val="991"/>
-  </w:num>
-  <w:num w:numId="1023">
     <w:abstractNumId w:val="991"/>
   </w:num>
 </w:numbering>

--- a/docs/content/one_way_anova/one_way_anova_lecture.docx
+++ b/docs/content/one_way_anova/one_way_anova_lecture.docx
@@ -7,7 +7,7 @@
         <w:pStyle w:val="Title"/>
       </w:pPr>
       <w:r>
-        <w:t xml:space="preserve">Lecture 13 — One-Way ANOVA I: Setting Up the Test</w:t>
+        <w:t xml:space="preserve">Lecture — One-Way ANOVA I: Setting Up the Test</w:t>
       </w:r>
     </w:p>
     <w:p>
@@ -15,7 +15,7 @@
         <w:pStyle w:val="Subtitle"/>
       </w:pPr>
       <w:r>
-        <w:t xml:space="preserve">Why not many t-tests, the F-statistic, fitting the model, and checking assumptions</w:t>
+        <w:t xml:space="preserve">Why not many t-tests, the F-statistic, ordering groups with factors, fitting the model, and checking assumptions</w:t>
       </w:r>
     </w:p>
     <w:p>
@@ -501,16 +501,23 @@
         </w:numPr>
       </w:pPr>
       <w:r>
-        <w:t xml:space="preserve">Fit the model with</w:t>
-      </w:r>
-      <w:r>
-        <w:t xml:space="preserve"> </w:t>
-      </w:r>
-      <w:r>
-        <w:rPr>
-          <w:rStyle w:val="VerbatimChar"/>
-        </w:rPr>
-        <w:t xml:space="preserve">lm()</w:t>
+        <w:t xml:space="preserve">Use</w:t>
+      </w:r>
+      <w:r>
+        <w:t xml:space="preserve"> </w:t>
+      </w:r>
+      <w:r>
+        <w:rPr>
+          <w:b/>
+          <w:bCs/>
+        </w:rPr>
+        <w:t xml:space="preserve">factors</w:t>
+      </w:r>
+      <w:r>
+        <w:t xml:space="preserve"> </w:t>
+      </w:r>
+      <w:r>
+        <w:t xml:space="preserve">to order groups for a readable plot and set the reference level</w:t>
       </w:r>
     </w:p>
     <w:p>
@@ -522,6 +529,27 @@
         </w:numPr>
       </w:pPr>
       <w:r>
+        <w:t xml:space="preserve">Fit the model with</w:t>
+      </w:r>
+      <w:r>
+        <w:t xml:space="preserve"> </w:t>
+      </w:r>
+      <w:r>
+        <w:rPr>
+          <w:rStyle w:val="VerbatimChar"/>
+        </w:rPr>
+        <w:t xml:space="preserve">lm()</w:t>
+      </w:r>
+    </w:p>
+    <w:p>
+      <w:pPr>
+        <w:pStyle w:val="Compact"/>
+        <w:numPr>
+          <w:ilvl w:val="0"/>
+          <w:numId w:val="1002"/>
+        </w:numPr>
+      </w:pPr>
+      <w:r>
         <w:rPr>
           <w:b/>
           <w:bCs/>
@@ -572,6 +600,24 @@
           <w:rStyle w:val="VerbatimChar"/>
         </w:rPr>
         <w:t xml:space="preserve">tidyverse</w:t>
+      </w:r>
+      <w:r>
+        <w:t xml:space="preserve"> </w:t>
+      </w:r>
+      <w:r>
+        <w:t xml:space="preserve">(includes</w:t>
+      </w:r>
+      <w:r>
+        <w:t xml:space="preserve"> </w:t>
+      </w:r>
+      <w:r>
+        <w:rPr>
+          <w:rStyle w:val="VerbatimChar"/>
+        </w:rPr>
+        <w:t xml:space="preserve">forcats</w:t>
+      </w:r>
+      <w:r>
+        <w:t xml:space="preserve">)</w:t>
       </w:r>
     </w:p>
     <w:p>
@@ -3418,6 +3464,31 @@
     </w:p>
     <w:p>
       <w:pPr>
+        <w:pStyle w:val="Compact"/>
+        <w:numPr>
+          <w:ilvl w:val="0"/>
+          <w:numId w:val="1011"/>
+        </w:numPr>
+      </w:pPr>
+      <w:r>
+        <w:t xml:space="preserve">But notice the</w:t>
+      </w:r>
+      <w:r>
+        <w:t xml:space="preserve"> </w:t>
+      </w:r>
+      <w:r>
+        <w:rPr>
+          <w:b/>
+          <w:bCs/>
+        </w:rPr>
+        <w:t xml:space="preserve">order</w:t>
+      </w:r>
+      <w:r>
+        <w:t xml:space="preserve">: Adelie, Chinstrap, Gentoo — that’s alphabetical, not by mass</w:t>
+      </w:r>
+    </w:p>
+    <w:p>
+      <w:pPr>
         <w:pStyle w:val="FirstParagraph"/>
       </w:pPr>
       <w:r>
@@ -3425,13 +3496,816 @@
       </w:r>
     </w:p>
     <w:bookmarkEnd w:id="39"/>
-    <w:bookmarkStart w:id="40" w:name="pause-do-activity-parts-13-now"/>
+    <w:bookmarkStart w:id="42" w:name="X12d051b27e2d1d73be7e06e14b4a1bca6f993e1"/>
     <w:p>
       <w:pPr>
         <w:pStyle w:val="Heading1"/>
       </w:pPr>
       <w:r>
-        <w:t xml:space="preserve">🛑 Pause — Do Activity Parts 1–3 Now</w:t>
+        <w:rPr>
+          <w:rStyle w:val="VerbatimChar"/>
+        </w:rPr>
+        <w:t xml:space="preserve">species</w:t>
+      </w:r>
+      <w:r>
+        <w:t xml:space="preserve"> </w:t>
+      </w:r>
+      <w:r>
+        <w:t xml:space="preserve">Is a Factor — and Factors Have an Order</w:t>
+      </w:r>
+    </w:p>
+    <w:p>
+      <w:pPr>
+        <w:pStyle w:val="SourceCode"/>
+      </w:pPr>
+      <w:r>
+        <w:rPr>
+          <w:rStyle w:val="FunctionTok"/>
+        </w:rPr>
+        <w:t xml:space="preserve">class</w:t>
+      </w:r>
+      <w:r>
+        <w:rPr>
+          <w:rStyle w:val="NormalTok"/>
+        </w:rPr>
+        <w:t xml:space="preserve">(penguins_df</w:t>
+      </w:r>
+      <w:r>
+        <w:rPr>
+          <w:rStyle w:val="SpecialCharTok"/>
+        </w:rPr>
+        <w:t xml:space="preserve">$</w:t>
+      </w:r>
+      <w:r>
+        <w:rPr>
+          <w:rStyle w:val="NormalTok"/>
+        </w:rPr>
+        <w:t xml:space="preserve">species)   </w:t>
+      </w:r>
+      <w:r>
+        <w:rPr>
+          <w:rStyle w:val="CommentTok"/>
+        </w:rPr>
+        <w:t xml:space="preserve"># "factor"</w:t>
+      </w:r>
+    </w:p>
+    <w:p>
+      <w:pPr>
+        <w:pStyle w:val="SourceCode"/>
+      </w:pPr>
+      <w:r>
+        <w:rPr>
+          <w:rStyle w:val="VerbatimChar"/>
+        </w:rPr>
+        <w:t xml:space="preserve">[1] "factor"</w:t>
+      </w:r>
+    </w:p>
+    <w:p>
+      <w:pPr>
+        <w:pStyle w:val="SourceCode"/>
+      </w:pPr>
+      <w:r>
+        <w:rPr>
+          <w:rStyle w:val="FunctionTok"/>
+        </w:rPr>
+        <w:t xml:space="preserve">levels</w:t>
+      </w:r>
+      <w:r>
+        <w:rPr>
+          <w:rStyle w:val="NormalTok"/>
+        </w:rPr>
+        <w:t xml:space="preserve">(penguins_df</w:t>
+      </w:r>
+      <w:r>
+        <w:rPr>
+          <w:rStyle w:val="SpecialCharTok"/>
+        </w:rPr>
+        <w:t xml:space="preserve">$</w:t>
+      </w:r>
+      <w:r>
+        <w:rPr>
+          <w:rStyle w:val="NormalTok"/>
+        </w:rPr>
+        <w:t xml:space="preserve">species)  </w:t>
+      </w:r>
+      <w:r>
+        <w:rPr>
+          <w:rStyle w:val="CommentTok"/>
+        </w:rPr>
+        <w:t xml:space="preserve"># the stored order</w:t>
+      </w:r>
+    </w:p>
+    <w:p>
+      <w:pPr>
+        <w:pStyle w:val="SourceCode"/>
+      </w:pPr>
+      <w:r>
+        <w:rPr>
+          <w:rStyle w:val="VerbatimChar"/>
+        </w:rPr>
+        <w:t xml:space="preserve">[1] "Adelie"    "Chinstrap" "Gentoo"   </w:t>
+      </w:r>
+    </w:p>
+    <w:p>
+      <w:pPr>
+        <w:pStyle w:val="Compact"/>
+        <w:numPr>
+          <w:ilvl w:val="0"/>
+          <w:numId w:val="1012"/>
+        </w:numPr>
+      </w:pPr>
+      <w:r>
+        <w:t xml:space="preserve">A</w:t>
+      </w:r>
+      <w:r>
+        <w:t xml:space="preserve"> </w:t>
+      </w:r>
+      <w:r>
+        <w:rPr>
+          <w:b/>
+          <w:bCs/>
+        </w:rPr>
+        <w:t xml:space="preserve">factor</w:t>
+      </w:r>
+      <w:r>
+        <w:t xml:space="preserve"> </w:t>
+      </w:r>
+      <w:r>
+        <w:t xml:space="preserve">is a categorical column with a fixed,</w:t>
+      </w:r>
+      <w:r>
+        <w:t xml:space="preserve"> </w:t>
+      </w:r>
+      <w:r>
+        <w:rPr>
+          <w:i/>
+          <w:iCs/>
+        </w:rPr>
+        <w:t xml:space="preserve">ordered</w:t>
+      </w:r>
+      <w:r>
+        <w:t xml:space="preserve"> </w:t>
+      </w:r>
+      <w:r>
+        <w:t xml:space="preserve">set of</w:t>
+      </w:r>
+      <w:r>
+        <w:t xml:space="preserve"> </w:t>
+      </w:r>
+      <w:r>
+        <w:rPr>
+          <w:b/>
+          <w:bCs/>
+        </w:rPr>
+        <w:t xml:space="preserve">levels</w:t>
+      </w:r>
+    </w:p>
+    <w:p>
+      <w:pPr>
+        <w:pStyle w:val="Compact"/>
+        <w:numPr>
+          <w:ilvl w:val="0"/>
+          <w:numId w:val="1012"/>
+        </w:numPr>
+      </w:pPr>
+      <w:r>
+        <w:rPr>
+          <w:rStyle w:val="VerbatimChar"/>
+        </w:rPr>
+        <w:t xml:space="preserve">ggplot</w:t>
+      </w:r>
+      <w:r>
+        <w:t xml:space="preserve"> </w:t>
+      </w:r>
+      <w:r>
+        <w:t xml:space="preserve">(and</w:t>
+      </w:r>
+      <w:r>
+        <w:t xml:space="preserve"> </w:t>
+      </w:r>
+      <w:r>
+        <w:rPr>
+          <w:rStyle w:val="VerbatimChar"/>
+        </w:rPr>
+        <w:t xml:space="preserve">lm</w:t>
+      </w:r>
+      <w:r>
+        <w:t xml:space="preserve">) draw groups in</w:t>
+      </w:r>
+      <w:r>
+        <w:t xml:space="preserve"> </w:t>
+      </w:r>
+      <w:r>
+        <w:rPr>
+          <w:b/>
+          <w:bCs/>
+        </w:rPr>
+        <w:t xml:space="preserve">level order</w:t>
+      </w:r>
+    </w:p>
+    <w:p>
+      <w:pPr>
+        <w:pStyle w:val="Compact"/>
+        <w:numPr>
+          <w:ilvl w:val="0"/>
+          <w:numId w:val="1012"/>
+        </w:numPr>
+      </w:pPr>
+      <w:r>
+        <w:t xml:space="preserve">The default level order is</w:t>
+      </w:r>
+      <w:r>
+        <w:t xml:space="preserve"> </w:t>
+      </w:r>
+      <w:r>
+        <w:rPr>
+          <w:b/>
+          <w:bCs/>
+        </w:rPr>
+        <w:t xml:space="preserve">alphabetical</w:t>
+      </w:r>
+      <w:r>
+        <w:t xml:space="preserve"> </w:t>
+      </w:r>
+      <w:r>
+        <w:t xml:space="preserve">— almost never the order you want</w:t>
+      </w:r>
+    </w:p>
+    <w:tbl>
+      <w:tblPr>
+        <w:tblStyle w:val="Table"/>
+        <w:tblLook w:firstRow="0" w:lastRow="0" w:firstColumn="0" w:lastColumn="0" w:noHBand="0" w:noVBand="0" w:val="0000"/>
+        <w:tblBorders>
+          <w:top w:val="single" w:sz="4" w:space="0" w:color="0758E5"/>
+          <w:left w:val="single" w:sz="24" w:space="0" w:color="0758E5"/>
+          <w:bottom w:val="single" w:sz="4" w:space="0" w:color="0758E5"/>
+          <w:right w:val="single" w:sz="4" w:space="0" w:color="0758E5"/>
+        </w:tblBorders>
+        <w:tblCellMar>
+          <w:left w:w="144" w:type="dxa"/>
+          <w:right w:w="144" w:type="dxa"/>
+        </w:tblCellMar>
+        <w:tblLook w:firstRow="0" w:lastRow="0" w:firstColumn="0" w:lastColumn="0" w:noHBand="0" w:noVBand="0" w:val="0000"/>
+      </w:tblPr>
+      <w:tr>
+        <w:trPr>
+          <w:cantSplit/>
+        </w:trPr>
+        <w:tc>
+          <w:tcPr>
+            <w:shd w:color="auto" w:fill="dae6fb" w:val="clear"/>
+            <w:tcMar>
+              <w:top w:w="92" w:type="dxa"/>
+              <w:bottom w:w="92" w:type="dxa"/>
+            </w:tcMar>
+          </w:tcPr>
+          <w:p>
+            <w:pPr>
+              <w:pStyle w:val="FirstParagraph"/>
+            </w:pPr>
+            <w:pPr>
+              <w:spacing w:before="0" w:after="0"/>
+              <w:textAlignment w:val="center"/>
+            </w:pPr>
+            <w:r>
+              <w:drawing>
+                <wp:inline>
+                  <wp:extent cx="152400" cy="152400"/>
+                  <wp:effectExtent b="0" l="0" r="0" t="0"/>
+                  <wp:docPr descr="" title="" id="40" name="Picture"/>
+                  <a:graphic>
+                    <a:graphicData uri="http://schemas.openxmlformats.org/drawingml/2006/picture">
+                      <pic:pic>
+                        <pic:nvPicPr>
+                          <pic:cNvPr descr="/Applications/Positron.app/Contents/Resources/app/quarto/share/formats/docx/note.png" id="41" name="Picture"/>
+                          <pic:cNvPicPr>
+                            <a:picLocks noChangeArrowheads="1" noChangeAspect="1"/>
+                          </pic:cNvPicPr>
+                        </pic:nvPicPr>
+                        <pic:blipFill>
+                          <a:blip r:embed="rId9"/>
+                          <a:stretch>
+                            <a:fillRect/>
+                          </a:stretch>
+                        </pic:blipFill>
+                        <pic:spPr bwMode="auto">
+                          <a:xfrm>
+                            <a:off x="0" y="0"/>
+                            <a:ext cx="152400" cy="152400"/>
+                          </a:xfrm>
+                          <a:prstGeom prst="rect">
+                            <a:avLst/>
+                          </a:prstGeom>
+                          <a:noFill/>
+                          <a:ln w="9525">
+                            <a:noFill/>
+                            <a:headEnd/>
+                            <a:tailEnd/>
+                          </a:ln>
+                        </pic:spPr>
+                      </pic:pic>
+                    </a:graphicData>
+                  </a:graphic>
+                </wp:inline>
+              </w:drawing>
+            </w:r>
+            <w:r>
+              <w:t xml:space="preserve"> </w:t>
+            </w:r>
+            <w:r>
+              <w:t xml:space="preserve"> </w:t>
+            </w:r>
+            <w:r>
+              <w:t xml:space="preserve">Note</w:t>
+            </w:r>
+          </w:p>
+        </w:tc>
+      </w:tr>
+      <w:tr>
+        <w:trPr>
+          <w:cantSplit/>
+        </w:trPr>
+        <w:tc>
+          <w:tcPr>
+            <w:tcMar>
+              <w:top w:w="108" w:type="dxa"/>
+              <w:bottom w:w="108" w:type="dxa"/>
+            </w:tcMar>
+          </w:tcPr>
+          <w:p>
+            <w:pPr>
+              <w:pStyle w:val="BodyText"/>
+            </w:pPr>
+            <w:pPr>
+              <w:spacing w:before="16"/>
+            </w:pPr>
+            <w:r>
+              <w:rPr>
+                <w:b/>
+                <w:bCs/>
+              </w:rPr>
+              <w:t xml:space="preserve">✅ Key idea</w:t>
+            </w:r>
+          </w:p>
+          <w:p>
+            <w:pPr>
+              <w:pStyle w:val="BodyText"/>
+            </w:pPr>
+            <w:pPr>
+              <w:spacing w:after="16"/>
+            </w:pPr>
+            <w:r>
+              <w:t xml:space="preserve">Alphabetical order hides the pattern. Ordering the groups by the thing you are</w:t>
+            </w:r>
+            <w:r>
+              <w:t xml:space="preserve"> </w:t>
+            </w:r>
+            <w:r>
+              <w:t xml:space="preserve">testing — here, body mass — makes the boxplot tell the story at a glance.</w:t>
+            </w:r>
+          </w:p>
+          <w:p/>
+        </w:tc>
+      </w:tr>
+    </w:tbl>
+    <w:p>
+      <w:pPr>
+        <w:pStyle w:val="BodyText"/>
+      </w:pPr>
+      <w:r>
+        <w:rPr>
+          <w:rStyle w:val="VerbatimChar"/>
+        </w:rPr>
+        <w:t xml:space="preserve">forcats</w:t>
+      </w:r>
+      <w:r>
+        <w:t xml:space="preserve"> </w:t>
+      </w:r>
+      <w:r>
+        <w:t xml:space="preserve">(the</w:t>
+      </w:r>
+      <w:r>
+        <w:t xml:space="preserve"> </w:t>
+      </w:r>
+      <w:r>
+        <w:rPr>
+          <w:rStyle w:val="VerbatimChar"/>
+        </w:rPr>
+        <w:t xml:space="preserve">fct_*</w:t>
+      </w:r>
+      <w:r>
+        <w:t xml:space="preserve"> </w:t>
+      </w:r>
+      <w:r>
+        <w:t xml:space="preserve">family) ships with</w:t>
+      </w:r>
+      <w:r>
+        <w:t xml:space="preserve"> </w:t>
+      </w:r>
+      <w:r>
+        <w:rPr>
+          <w:rStyle w:val="VerbatimChar"/>
+        </w:rPr>
+        <w:t xml:space="preserve">library(tidyverse)</w:t>
+      </w:r>
+      <w:r>
+        <w:t xml:space="preserve">.</w:t>
+      </w:r>
+    </w:p>
+    <w:bookmarkEnd w:id="42"/>
+    <w:bookmarkStart w:id="48" w:name="Xb4814c288290ddd0e95dc44256a649bd483fdae"/>
+    <w:p>
+      <w:pPr>
+        <w:pStyle w:val="Heading1"/>
+      </w:pPr>
+      <w:r>
+        <w:t xml:space="preserve">Order the Boxplot by Body Mass —</w:t>
+      </w:r>
+      <w:r>
+        <w:t xml:space="preserve"> </w:t>
+      </w:r>
+      <w:r>
+        <w:rPr>
+          <w:rStyle w:val="VerbatimChar"/>
+        </w:rPr>
+        <w:t xml:space="preserve">fct_reorder()</w:t>
+      </w:r>
+    </w:p>
+    <w:p>
+      <w:pPr>
+        <w:pStyle w:val="SourceCode"/>
+      </w:pPr>
+      <w:r>
+        <w:rPr>
+          <w:rStyle w:val="NormalTok"/>
+        </w:rPr>
+        <w:t xml:space="preserve">penguins_df </w:t>
+      </w:r>
+      <w:r>
+        <w:rPr>
+          <w:rStyle w:val="SpecialCharTok"/>
+        </w:rPr>
+        <w:t xml:space="preserve">%&gt;%</w:t>
+      </w:r>
+      <w:r>
+        <w:br/>
+      </w:r>
+      <w:r>
+        <w:rPr>
+          <w:rStyle w:val="NormalTok"/>
+        </w:rPr>
+        <w:t xml:space="preserve">  </w:t>
+      </w:r>
+      <w:r>
+        <w:rPr>
+          <w:rStyle w:val="FunctionTok"/>
+        </w:rPr>
+        <w:t xml:space="preserve">mutate</w:t>
+      </w:r>
+      <w:r>
+        <w:rPr>
+          <w:rStyle w:val="NormalTok"/>
+        </w:rPr>
+        <w:t xml:space="preserve">(</w:t>
+      </w:r>
+      <w:r>
+        <w:rPr>
+          <w:rStyle w:val="AttributeTok"/>
+        </w:rPr>
+        <w:t xml:space="preserve">species =</w:t>
+      </w:r>
+      <w:r>
+        <w:rPr>
+          <w:rStyle w:val="NormalTok"/>
+        </w:rPr>
+        <w:t xml:space="preserve"> </w:t>
+      </w:r>
+      <w:r>
+        <w:rPr>
+          <w:rStyle w:val="FunctionTok"/>
+        </w:rPr>
+        <w:t xml:space="preserve">fct_reorder</w:t>
+      </w:r>
+      <w:r>
+        <w:rPr>
+          <w:rStyle w:val="NormalTok"/>
+        </w:rPr>
+        <w:t xml:space="preserve">(species, body_mass_g, </w:t>
+      </w:r>
+      <w:r>
+        <w:rPr>
+          <w:rStyle w:val="AttributeTok"/>
+        </w:rPr>
+        <w:t xml:space="preserve">.fun =</w:t>
+      </w:r>
+      <w:r>
+        <w:rPr>
+          <w:rStyle w:val="NormalTok"/>
+        </w:rPr>
+        <w:t xml:space="preserve"> median)) </w:t>
+      </w:r>
+      <w:r>
+        <w:rPr>
+          <w:rStyle w:val="SpecialCharTok"/>
+        </w:rPr>
+        <w:t xml:space="preserve">%&gt;%</w:t>
+      </w:r>
+      <w:r>
+        <w:br/>
+      </w:r>
+      <w:r>
+        <w:rPr>
+          <w:rStyle w:val="NormalTok"/>
+        </w:rPr>
+        <w:t xml:space="preserve">  </w:t>
+      </w:r>
+      <w:r>
+        <w:rPr>
+          <w:rStyle w:val="FunctionTok"/>
+        </w:rPr>
+        <w:t xml:space="preserve">ggplot</w:t>
+      </w:r>
+      <w:r>
+        <w:rPr>
+          <w:rStyle w:val="NormalTok"/>
+        </w:rPr>
+        <w:t xml:space="preserve">(</w:t>
+      </w:r>
+      <w:r>
+        <w:rPr>
+          <w:rStyle w:val="FunctionTok"/>
+        </w:rPr>
+        <w:t xml:space="preserve">aes</w:t>
+      </w:r>
+      <w:r>
+        <w:rPr>
+          <w:rStyle w:val="NormalTok"/>
+        </w:rPr>
+        <w:t xml:space="preserve">(</w:t>
+      </w:r>
+      <w:r>
+        <w:rPr>
+          <w:rStyle w:val="AttributeTok"/>
+        </w:rPr>
+        <w:t xml:space="preserve">x =</w:t>
+      </w:r>
+      <w:r>
+        <w:rPr>
+          <w:rStyle w:val="NormalTok"/>
+        </w:rPr>
+        <w:t xml:space="preserve"> species, </w:t>
+      </w:r>
+      <w:r>
+        <w:rPr>
+          <w:rStyle w:val="AttributeTok"/>
+        </w:rPr>
+        <w:t xml:space="preserve">y =</w:t>
+      </w:r>
+      <w:r>
+        <w:rPr>
+          <w:rStyle w:val="NormalTok"/>
+        </w:rPr>
+        <w:t xml:space="preserve"> body_mass_g, </w:t>
+      </w:r>
+      <w:r>
+        <w:rPr>
+          <w:rStyle w:val="AttributeTok"/>
+        </w:rPr>
+        <w:t xml:space="preserve">fill =</w:t>
+      </w:r>
+      <w:r>
+        <w:rPr>
+          <w:rStyle w:val="NormalTok"/>
+        </w:rPr>
+        <w:t xml:space="preserve"> species)) </w:t>
+      </w:r>
+      <w:r>
+        <w:rPr>
+          <w:rStyle w:val="SpecialCharTok"/>
+        </w:rPr>
+        <w:t xml:space="preserve">+</w:t>
+      </w:r>
+      <w:r>
+        <w:br/>
+      </w:r>
+      <w:r>
+        <w:rPr>
+          <w:rStyle w:val="NormalTok"/>
+        </w:rPr>
+        <w:t xml:space="preserve">  </w:t>
+      </w:r>
+      <w:r>
+        <w:rPr>
+          <w:rStyle w:val="FunctionTok"/>
+        </w:rPr>
+        <w:t xml:space="preserve">geom_boxplot</w:t>
+      </w:r>
+      <w:r>
+        <w:rPr>
+          <w:rStyle w:val="NormalTok"/>
+        </w:rPr>
+        <w:t xml:space="preserve">(</w:t>
+      </w:r>
+      <w:r>
+        <w:rPr>
+          <w:rStyle w:val="AttributeTok"/>
+        </w:rPr>
+        <w:t xml:space="preserve">alpha =</w:t>
+      </w:r>
+      <w:r>
+        <w:rPr>
+          <w:rStyle w:val="NormalTok"/>
+        </w:rPr>
+        <w:t xml:space="preserve"> </w:t>
+      </w:r>
+      <w:r>
+        <w:rPr>
+          <w:rStyle w:val="FloatTok"/>
+        </w:rPr>
+        <w:t xml:space="preserve">0.5</w:t>
+      </w:r>
+      <w:r>
+        <w:rPr>
+          <w:rStyle w:val="NormalTok"/>
+        </w:rPr>
+        <w:t xml:space="preserve">, </w:t>
+      </w:r>
+      <w:r>
+        <w:rPr>
+          <w:rStyle w:val="AttributeTok"/>
+        </w:rPr>
+        <w:t xml:space="preserve">outlier.shape =</w:t>
+      </w:r>
+      <w:r>
+        <w:rPr>
+          <w:rStyle w:val="NormalTok"/>
+        </w:rPr>
+        <w:t xml:space="preserve"> </w:t>
+      </w:r>
+      <w:r>
+        <w:rPr>
+          <w:rStyle w:val="ConstantTok"/>
+        </w:rPr>
+        <w:t xml:space="preserve">NA</w:t>
+      </w:r>
+      <w:r>
+        <w:rPr>
+          <w:rStyle w:val="NormalTok"/>
+        </w:rPr>
+        <w:t xml:space="preserve">) </w:t>
+      </w:r>
+      <w:r>
+        <w:rPr>
+          <w:rStyle w:val="SpecialCharTok"/>
+        </w:rPr>
+        <w:t xml:space="preserve">+</w:t>
+      </w:r>
+      <w:r>
+        <w:br/>
+      </w:r>
+      <w:r>
+        <w:rPr>
+          <w:rStyle w:val="NormalTok"/>
+        </w:rPr>
+        <w:t xml:space="preserve">  </w:t>
+      </w:r>
+      <w:r>
+        <w:rPr>
+          <w:rStyle w:val="FunctionTok"/>
+        </w:rPr>
+        <w:t xml:space="preserve">labs</w:t>
+      </w:r>
+      <w:r>
+        <w:rPr>
+          <w:rStyle w:val="NormalTok"/>
+        </w:rPr>
+        <w:t xml:space="preserve">(</w:t>
+      </w:r>
+      <w:r>
+        <w:rPr>
+          <w:rStyle w:val="AttributeTok"/>
+        </w:rPr>
+        <w:t xml:space="preserve">x =</w:t>
+      </w:r>
+      <w:r>
+        <w:rPr>
+          <w:rStyle w:val="NormalTok"/>
+        </w:rPr>
+        <w:t xml:space="preserve"> </w:t>
+      </w:r>
+      <w:r>
+        <w:rPr>
+          <w:rStyle w:val="StringTok"/>
+        </w:rPr>
+        <w:t xml:space="preserve">"Species (ordered by median mass)"</w:t>
+      </w:r>
+      <w:r>
+        <w:rPr>
+          <w:rStyle w:val="NormalTok"/>
+        </w:rPr>
+        <w:t xml:space="preserve">, </w:t>
+      </w:r>
+      <w:r>
+        <w:rPr>
+          <w:rStyle w:val="AttributeTok"/>
+        </w:rPr>
+        <w:t xml:space="preserve">y =</w:t>
+      </w:r>
+      <w:r>
+        <w:rPr>
+          <w:rStyle w:val="NormalTok"/>
+        </w:rPr>
+        <w:t xml:space="preserve"> </w:t>
+      </w:r>
+      <w:r>
+        <w:rPr>
+          <w:rStyle w:val="StringTok"/>
+        </w:rPr>
+        <w:t xml:space="preserve">"Body Mass (g)"</w:t>
+      </w:r>
+      <w:r>
+        <w:rPr>
+          <w:rStyle w:val="NormalTok"/>
+        </w:rPr>
+        <w:t xml:space="preserve">) </w:t>
+      </w:r>
+      <w:r>
+        <w:rPr>
+          <w:rStyle w:val="SpecialCharTok"/>
+        </w:rPr>
+        <w:t xml:space="preserve">+</w:t>
+      </w:r>
+      <w:r>
+        <w:br/>
+      </w:r>
+      <w:r>
+        <w:rPr>
+          <w:rStyle w:val="NormalTok"/>
+        </w:rPr>
+        <w:t xml:space="preserve">  </w:t>
+      </w:r>
+      <w:r>
+        <w:rPr>
+          <w:rStyle w:val="FunctionTok"/>
+        </w:rPr>
+        <w:t xml:space="preserve">theme_minimal</w:t>
+      </w:r>
+      <w:r>
+        <w:rPr>
+          <w:rStyle w:val="NormalTok"/>
+        </w:rPr>
+        <w:t xml:space="preserve">() </w:t>
+      </w:r>
+      <w:r>
+        <w:rPr>
+          <w:rStyle w:val="SpecialCharTok"/>
+        </w:rPr>
+        <w:t xml:space="preserve">+</w:t>
+      </w:r>
+      <w:r>
+        <w:br/>
+      </w:r>
+      <w:r>
+        <w:rPr>
+          <w:rStyle w:val="NormalTok"/>
+        </w:rPr>
+        <w:t xml:space="preserve">  </w:t>
+      </w:r>
+      <w:r>
+        <w:rPr>
+          <w:rStyle w:val="FunctionTok"/>
+        </w:rPr>
+        <w:t xml:space="preserve">theme</w:t>
+      </w:r>
+      <w:r>
+        <w:rPr>
+          <w:rStyle w:val="NormalTok"/>
+        </w:rPr>
+        <w:t xml:space="preserve">(</w:t>
+      </w:r>
+      <w:r>
+        <w:rPr>
+          <w:rStyle w:val="AttributeTok"/>
+        </w:rPr>
+        <w:t xml:space="preserve">legend.position =</w:t>
+      </w:r>
+      <w:r>
+        <w:rPr>
+          <w:rStyle w:val="NormalTok"/>
+        </w:rPr>
+        <w:t xml:space="preserve"> </w:t>
+      </w:r>
+      <w:r>
+        <w:rPr>
+          <w:rStyle w:val="StringTok"/>
+        </w:rPr>
+        <w:t xml:space="preserve">"none"</w:t>
+      </w:r>
+      <w:r>
+        <w:rPr>
+          <w:rStyle w:val="NormalTok"/>
+        </w:rPr>
+        <w:t xml:space="preserve">)</w:t>
       </w:r>
     </w:p>
     <w:p>
@@ -3439,11 +4313,356 @@
         <w:pStyle w:val="FirstParagraph"/>
       </w:pPr>
       <w:r>
-        <w:t xml:space="preserve">Load the penguins, plot body mass by species, and write your hypotheses. Predict which species differ before you run anything.</w:t>
-      </w:r>
-    </w:p>
-    <w:bookmarkEnd w:id="40"/>
-    <w:bookmarkStart w:id="43" w:name="Xce9ac29c3bbd440181130d94eb6780c7b94b6df"/>
+        <w:drawing>
+          <wp:inline>
+            <wp:extent cx="5943600" cy="5943600"/>
+            <wp:effectExtent b="0" l="0" r="0" t="0"/>
+            <wp:docPr descr="" title="" id="44" name="Picture"/>
+            <a:graphic>
+              <a:graphicData uri="http://schemas.openxmlformats.org/drawingml/2006/picture">
+                <pic:pic>
+                  <pic:nvPicPr>
+                    <pic:cNvPr descr="one_way_anova_lecture_files/figure-docx/fct-reorder-10-1.png" id="45" name="Picture"/>
+                    <pic:cNvPicPr>
+                      <a:picLocks noChangeArrowheads="1" noChangeAspect="1"/>
+                    </pic:cNvPicPr>
+                  </pic:nvPicPr>
+                  <pic:blipFill>
+                    <a:blip r:embed="rId43"/>
+                    <a:stretch>
+                      <a:fillRect/>
+                    </a:stretch>
+                  </pic:blipFill>
+                  <pic:spPr bwMode="auto">
+                    <a:xfrm>
+                      <a:off x="0" y="0"/>
+                      <a:ext cx="5943600" cy="5943600"/>
+                    </a:xfrm>
+                    <a:prstGeom prst="rect">
+                      <a:avLst/>
+                    </a:prstGeom>
+                    <a:noFill/>
+                    <a:ln w="9525">
+                      <a:noFill/>
+                      <a:headEnd/>
+                      <a:tailEnd/>
+                    </a:ln>
+                  </pic:spPr>
+                </pic:pic>
+              </a:graphicData>
+            </a:graphic>
+          </wp:inline>
+        </w:drawing>
+      </w:r>
+    </w:p>
+    <w:p>
+      <w:pPr>
+        <w:pStyle w:val="Compact"/>
+        <w:numPr>
+          <w:ilvl w:val="0"/>
+          <w:numId w:val="1013"/>
+        </w:numPr>
+      </w:pPr>
+      <w:r>
+        <w:rPr>
+          <w:rStyle w:val="VerbatimChar"/>
+        </w:rPr>
+        <w:t xml:space="preserve">fct_reorder(f, x, .fun = median)</w:t>
+      </w:r>
+      <w:r>
+        <w:t xml:space="preserve"> </w:t>
+      </w:r>
+      <w:r>
+        <w:t xml:space="preserve">— reorder factor</w:t>
+      </w:r>
+      <w:r>
+        <w:t xml:space="preserve"> </w:t>
+      </w:r>
+      <w:r>
+        <w:rPr>
+          <w:rStyle w:val="VerbatimChar"/>
+        </w:rPr>
+        <w:t xml:space="preserve">f</w:t>
+      </w:r>
+      <w:r>
+        <w:t xml:space="preserve"> </w:t>
+      </w:r>
+      <w:r>
+        <w:t xml:space="preserve">by a summary of</w:t>
+      </w:r>
+      <w:r>
+        <w:t xml:space="preserve"> </w:t>
+      </w:r>
+      <w:r>
+        <w:rPr>
+          <w:rStyle w:val="VerbatimChar"/>
+        </w:rPr>
+        <w:t xml:space="preserve">x</w:t>
+      </w:r>
+    </w:p>
+    <w:p>
+      <w:pPr>
+        <w:pStyle w:val="Compact"/>
+        <w:numPr>
+          <w:ilvl w:val="0"/>
+          <w:numId w:val="1013"/>
+        </w:numPr>
+      </w:pPr>
+      <w:r>
+        <w:t xml:space="preserve">Do it</w:t>
+      </w:r>
+      <w:r>
+        <w:t xml:space="preserve"> </w:t>
+      </w:r>
+      <w:r>
+        <w:rPr>
+          <w:b/>
+          <w:bCs/>
+        </w:rPr>
+        <w:t xml:space="preserve">inside</w:t>
+      </w:r>
+      <w:r>
+        <w:rPr>
+          <w:b/>
+          <w:bCs/>
+        </w:rPr>
+        <w:t xml:space="preserve"> </w:t>
+      </w:r>
+      <w:r>
+        <w:rPr>
+          <w:rStyle w:val="VerbatimChar"/>
+          <w:b/>
+          <w:bCs/>
+        </w:rPr>
+        <w:t xml:space="preserve">mutate()</w:t>
+      </w:r>
+      <w:r>
+        <w:t xml:space="preserve">, then plot the result</w:t>
+      </w:r>
+    </w:p>
+    <w:p>
+      <w:pPr>
+        <w:pStyle w:val="Compact"/>
+        <w:numPr>
+          <w:ilvl w:val="0"/>
+          <w:numId w:val="1013"/>
+        </w:numPr>
+      </w:pPr>
+      <w:r>
+        <w:t xml:space="preserve">One line; the plot now reads lightest → heaviest</w:t>
+      </w:r>
+    </w:p>
+    <w:tbl>
+      <w:tblPr>
+        <w:tblStyle w:val="Table"/>
+        <w:tblLook w:firstRow="0" w:lastRow="0" w:firstColumn="0" w:lastColumn="0" w:noHBand="0" w:noVBand="0" w:val="0000"/>
+        <w:tblBorders>
+          <w:top w:val="single" w:sz="4" w:space="0" w:color="00A047"/>
+          <w:left w:val="single" w:sz="24" w:space="0" w:color="00A047"/>
+          <w:bottom w:val="single" w:sz="4" w:space="0" w:color="00A047"/>
+          <w:right w:val="single" w:sz="4" w:space="0" w:color="00A047"/>
+        </w:tblBorders>
+        <w:tblCellMar>
+          <w:left w:w="144" w:type="dxa"/>
+          <w:right w:w="144" w:type="dxa"/>
+        </w:tblCellMar>
+        <w:tblLook w:firstRow="0" w:lastRow="0" w:firstColumn="0" w:lastColumn="0" w:noHBand="0" w:noVBand="0" w:val="0000"/>
+      </w:tblPr>
+      <w:tr>
+        <w:trPr>
+          <w:cantSplit/>
+        </w:trPr>
+        <w:tc>
+          <w:tcPr>
+            <w:shd w:color="auto" w:fill="ccf1e3" w:val="clear"/>
+            <w:tcMar>
+              <w:top w:w="92" w:type="dxa"/>
+              <w:bottom w:w="92" w:type="dxa"/>
+            </w:tcMar>
+          </w:tcPr>
+          <w:p>
+            <w:pPr>
+              <w:pStyle w:val="FirstParagraph"/>
+            </w:pPr>
+            <w:pPr>
+              <w:spacing w:before="0" w:after="0"/>
+              <w:textAlignment w:val="center"/>
+            </w:pPr>
+            <w:r>
+              <w:drawing>
+                <wp:inline>
+                  <wp:extent cx="152400" cy="152400"/>
+                  <wp:effectExtent b="0" l="0" r="0" t="0"/>
+                  <wp:docPr descr="" title="" id="46" name="Picture"/>
+                  <a:graphic>
+                    <a:graphicData uri="http://schemas.openxmlformats.org/drawingml/2006/picture">
+                      <pic:pic>
+                        <pic:nvPicPr>
+                          <pic:cNvPr descr="/Applications/Positron.app/Contents/Resources/app/quarto/share/formats/docx/tip.png" id="47" name="Picture"/>
+                          <pic:cNvPicPr>
+                            <a:picLocks noChangeArrowheads="1" noChangeAspect="1"/>
+                          </pic:cNvPicPr>
+                        </pic:nvPicPr>
+                        <pic:blipFill>
+                          <a:blip r:embed="rId19"/>
+                          <a:stretch>
+                            <a:fillRect/>
+                          </a:stretch>
+                        </pic:blipFill>
+                        <pic:spPr bwMode="auto">
+                          <a:xfrm>
+                            <a:off x="0" y="0"/>
+                            <a:ext cx="152400" cy="152400"/>
+                          </a:xfrm>
+                          <a:prstGeom prst="rect">
+                            <a:avLst/>
+                          </a:prstGeom>
+                          <a:noFill/>
+                          <a:ln w="9525">
+                            <a:noFill/>
+                            <a:headEnd/>
+                            <a:tailEnd/>
+                          </a:ln>
+                        </pic:spPr>
+                      </pic:pic>
+                    </a:graphicData>
+                  </a:graphic>
+                </wp:inline>
+              </w:drawing>
+            </w:r>
+            <w:r>
+              <w:t xml:space="preserve"> </w:t>
+            </w:r>
+            <w:r>
+              <w:t xml:space="preserve"> </w:t>
+            </w:r>
+            <w:r>
+              <w:t xml:space="preserve">Tip</w:t>
+            </w:r>
+          </w:p>
+        </w:tc>
+      </w:tr>
+      <w:tr>
+        <w:trPr>
+          <w:cantSplit/>
+        </w:trPr>
+        <w:tc>
+          <w:tcPr>
+            <w:tcMar>
+              <w:top w:w="108" w:type="dxa"/>
+              <w:bottom w:w="108" w:type="dxa"/>
+            </w:tcMar>
+          </w:tcPr>
+          <w:p>
+            <w:pPr>
+              <w:pStyle w:val="BodyText"/>
+            </w:pPr>
+            <w:pPr>
+              <w:spacing w:before="16" w:after="16"/>
+            </w:pPr>
+            <w:r>
+              <w:t xml:space="preserve">The full</w:t>
+            </w:r>
+            <w:r>
+              <w:t xml:space="preserve"> </w:t>
+            </w:r>
+            <w:r>
+              <w:rPr>
+                <w:rStyle w:val="VerbatimChar"/>
+              </w:rPr>
+              <w:t xml:space="preserve">forcats</w:t>
+            </w:r>
+            <w:r>
+              <w:t xml:space="preserve"> </w:t>
+            </w:r>
+            <w:r>
+              <w:t xml:space="preserve">family — rename levels, merge them, lump rare ones — is in</w:t>
+            </w:r>
+            <w:r>
+              <w:t xml:space="preserve"> </w:t>
+            </w:r>
+            <w:r>
+              <w:rPr>
+                <w:b/>
+                <w:bCs/>
+              </w:rPr>
+              <w:t xml:space="preserve">Common Code 15 · Factors</w:t>
+            </w:r>
+            <w:r>
+              <w:t xml:space="preserve">. Today we only need</w:t>
+            </w:r>
+            <w:r>
+              <w:t xml:space="preserve"> </w:t>
+            </w:r>
+            <w:r>
+              <w:rPr>
+                <w:i/>
+                <w:iCs/>
+              </w:rPr>
+              <w:t xml:space="preserve">ordering</w:t>
+            </w:r>
+            <w:r>
+              <w:t xml:space="preserve"> </w:t>
+            </w:r>
+            <w:r>
+              <w:t xml:space="preserve">and, next, the</w:t>
+            </w:r>
+            <w:r>
+              <w:t xml:space="preserve"> </w:t>
+            </w:r>
+            <w:r>
+              <w:rPr>
+                <w:i/>
+                <w:iCs/>
+              </w:rPr>
+              <w:t xml:space="preserve">reference level</w:t>
+            </w:r>
+            <w:r>
+              <w:t xml:space="preserve">.</w:t>
+            </w:r>
+          </w:p>
+          <w:p/>
+        </w:tc>
+      </w:tr>
+    </w:tbl>
+    <w:bookmarkEnd w:id="48"/>
+    <w:bookmarkStart w:id="49" w:name="pause-do-activity-parts-14-now"/>
+    <w:p>
+      <w:pPr>
+        <w:pStyle w:val="Heading1"/>
+      </w:pPr>
+      <w:r>
+        <w:t xml:space="preserve">🛑 Pause — Do Activity Parts 1–4 Now</w:t>
+      </w:r>
+    </w:p>
+    <w:p>
+      <w:pPr>
+        <w:pStyle w:val="FirstParagraph"/>
+      </w:pPr>
+      <w:r>
+        <w:t xml:space="preserve">Load the penguins, plot body mass by species, reorder the boxplot with</w:t>
+      </w:r>
+      <w:r>
+        <w:t xml:space="preserve"> </w:t>
+      </w:r>
+      <w:r>
+        <w:rPr>
+          <w:rStyle w:val="VerbatimChar"/>
+        </w:rPr>
+        <w:t xml:space="preserve">fct_reorder()</w:t>
+      </w:r>
+      <w:r>
+        <w:t xml:space="preserve">, and write your hypotheses. Predict which species differ before</w:t>
+      </w:r>
+      <w:r>
+        <w:t xml:space="preserve"> </w:t>
+      </w:r>
+      <w:r>
+        <w:t xml:space="preserve">you run anything.</w:t>
+      </w:r>
+    </w:p>
+    <w:bookmarkEnd w:id="49"/>
+    <w:bookmarkStart w:id="52" w:name="Xce9ac29c3bbd440181130d94eb6780c7b94b6df"/>
     <w:p>
       <w:pPr>
         <w:pStyle w:val="Heading1"/>
@@ -3511,12 +4730,12 @@
                 <wp:inline>
                   <wp:extent cx="152400" cy="152400"/>
                   <wp:effectExtent b="0" l="0" r="0" t="0"/>
-                  <wp:docPr descr="" title="" id="41" name="Picture"/>
+                  <wp:docPr descr="" title="" id="50" name="Picture"/>
                   <a:graphic>
                     <a:graphicData uri="http://schemas.openxmlformats.org/drawingml/2006/picture">
                       <pic:pic>
                         <pic:nvPicPr>
-                          <pic:cNvPr descr="/Applications/Positron.app/Contents/Resources/app/quarto/share/formats/docx/tip.png" id="42" name="Picture"/>
+                          <pic:cNvPr descr="/Applications/Positron.app/Contents/Resources/app/quarto/share/formats/docx/tip.png" id="51" name="Picture"/>
                           <pic:cNvPicPr>
                             <a:picLocks noChangeArrowheads="1" noChangeAspect="1"/>
                           </pic:cNvPicPr>
@@ -3583,21 +4802,21 @@
                 <w:b/>
                 <w:bCs/>
               </w:rPr>
-              <w:t xml:space="preserve">🖐 After this chunk: Activity Parts 4–6</w:t>
+              <w:t xml:space="preserve">🖐 After this chunk: Activity Parts 5–8</w:t>
             </w:r>
             <w:r>
               <w:t xml:space="preserve"> </w:t>
             </w:r>
             <w:r>
-              <w:t xml:space="preserve">(fit, QQ + Shapiro on residuals, Levene’s test).</w:t>
+              <w:t xml:space="preserve">(fit, set the reference level, QQ + Shapiro on residuals, Levene’s test).</w:t>
             </w:r>
           </w:p>
           <w:p/>
         </w:tc>
       </w:tr>
     </w:tbl>
-    <w:bookmarkEnd w:id="43"/>
-    <w:bookmarkStart w:id="46" w:name="fit-the-model"/>
+    <w:bookmarkEnd w:id="52"/>
+    <w:bookmarkStart w:id="55" w:name="fit-the-model"/>
     <w:p>
       <w:pPr>
         <w:pStyle w:val="Heading1"/>
@@ -3679,7 +4898,7 @@
         <w:pStyle w:val="Compact"/>
         <w:numPr>
           <w:ilvl w:val="0"/>
-          <w:numId w:val="1012"/>
+          <w:numId w:val="1014"/>
         </w:numPr>
       </w:pPr>
       <w:r>
@@ -3716,7 +4935,7 @@
         <w:pStyle w:val="Compact"/>
         <w:numPr>
           <w:ilvl w:val="0"/>
-          <w:numId w:val="1012"/>
+          <w:numId w:val="1014"/>
         </w:numPr>
       </w:pPr>
       <w:r>
@@ -3772,7 +4991,7 @@
         <w:pStyle w:val="Compact"/>
         <w:numPr>
           <w:ilvl w:val="0"/>
-          <w:numId w:val="1012"/>
+          <w:numId w:val="1014"/>
         </w:numPr>
       </w:pPr>
       <w:r>
@@ -3849,12 +5068,12 @@
                 <wp:inline>
                   <wp:extent cx="152400" cy="152400"/>
                   <wp:effectExtent b="0" l="0" r="0" t="0"/>
-                  <wp:docPr descr="" title="" id="44" name="Picture"/>
+                  <wp:docPr descr="" title="" id="53" name="Picture"/>
                   <a:graphic>
                     <a:graphicData uri="http://schemas.openxmlformats.org/drawingml/2006/picture">
                       <pic:pic>
                         <pic:nvPicPr>
-                          <pic:cNvPr descr="/Applications/Positron.app/Contents/Resources/app/quarto/share/formats/docx/note.png" id="45" name="Picture"/>
+                          <pic:cNvPr descr="/Applications/Positron.app/Contents/Resources/app/quarto/share/formats/docx/note.png" id="54" name="Picture"/>
                           <pic:cNvPicPr>
                             <a:picLocks noChangeArrowheads="1" noChangeAspect="1"/>
                           </pic:cNvPicPr>
@@ -3971,8 +5190,508 @@
         <w:t xml:space="preserve">📖 W&amp;S §15.2</w:t>
       </w:r>
     </w:p>
-    <w:bookmarkEnd w:id="46"/>
-    <w:bookmarkStart w:id="54" w:name="assumption-1-normality-of-the-residuals"/>
+    <w:bookmarkEnd w:id="55"/>
+    <w:bookmarkStart w:id="58" w:name="which-group-is-the-baseline-fct_relevel"/>
+    <w:p>
+      <w:pPr>
+        <w:pStyle w:val="Heading1"/>
+      </w:pPr>
+      <w:r>
+        <w:t xml:space="preserve">Which Group Is the Baseline? —</w:t>
+      </w:r>
+      <w:r>
+        <w:t xml:space="preserve"> </w:t>
+      </w:r>
+      <w:r>
+        <w:rPr>
+          <w:rStyle w:val="VerbatimChar"/>
+        </w:rPr>
+        <w:t xml:space="preserve">fct_relevel()</w:t>
+      </w:r>
+    </w:p>
+    <w:p>
+      <w:pPr>
+        <w:pStyle w:val="SourceCode"/>
+      </w:pPr>
+      <w:r>
+        <w:rPr>
+          <w:rStyle w:val="CommentTok"/>
+        </w:rPr>
+        <w:t xml:space="preserve"># The (Intercept) is the FIRST level = Adelie ---------</w:t>
+      </w:r>
+      <w:r>
+        <w:br/>
+      </w:r>
+      <w:r>
+        <w:rPr>
+          <w:rStyle w:val="FunctionTok"/>
+        </w:rPr>
+        <w:t xml:space="preserve">coef</w:t>
+      </w:r>
+      <w:r>
+        <w:rPr>
+          <w:rStyle w:val="NormalTok"/>
+        </w:rPr>
+        <w:t xml:space="preserve">(mass_model)</w:t>
+      </w:r>
+    </w:p>
+    <w:p>
+      <w:pPr>
+        <w:pStyle w:val="SourceCode"/>
+      </w:pPr>
+      <w:r>
+        <w:rPr>
+          <w:rStyle w:val="VerbatimChar"/>
+        </w:rPr>
+        <w:t xml:space="preserve">     (Intercept) speciesChinstrap    speciesGentoo </w:t>
+      </w:r>
+      <w:r>
+        <w:br/>
+      </w:r>
+      <w:r>
+        <w:rPr>
+          <w:rStyle w:val="VerbatimChar"/>
+        </w:rPr>
+        <w:t xml:space="preserve">      3700.66225         32.42598       1375.35401 </w:t>
+      </w:r>
+    </w:p>
+    <w:p>
+      <w:pPr>
+        <w:pStyle w:val="SourceCode"/>
+      </w:pPr>
+      <w:r>
+        <w:rPr>
+          <w:rStyle w:val="CommentTok"/>
+        </w:rPr>
+        <w:t xml:space="preserve"># Make Gentoo the reference instead --------------------</w:t>
+      </w:r>
+      <w:r>
+        <w:br/>
+      </w:r>
+      <w:r>
+        <w:rPr>
+          <w:rStyle w:val="NormalTok"/>
+        </w:rPr>
+        <w:t xml:space="preserve">penguins_relevel </w:t>
+      </w:r>
+      <w:r>
+        <w:rPr>
+          <w:rStyle w:val="OtherTok"/>
+        </w:rPr>
+        <w:t xml:space="preserve">&lt;-</w:t>
+      </w:r>
+      <w:r>
+        <w:rPr>
+          <w:rStyle w:val="NormalTok"/>
+        </w:rPr>
+        <w:t xml:space="preserve"> penguins_df </w:t>
+      </w:r>
+      <w:r>
+        <w:rPr>
+          <w:rStyle w:val="SpecialCharTok"/>
+        </w:rPr>
+        <w:t xml:space="preserve">%&gt;%</w:t>
+      </w:r>
+      <w:r>
+        <w:br/>
+      </w:r>
+      <w:r>
+        <w:rPr>
+          <w:rStyle w:val="NormalTok"/>
+        </w:rPr>
+        <w:t xml:space="preserve">  </w:t>
+      </w:r>
+      <w:r>
+        <w:rPr>
+          <w:rStyle w:val="FunctionTok"/>
+        </w:rPr>
+        <w:t xml:space="preserve">mutate</w:t>
+      </w:r>
+      <w:r>
+        <w:rPr>
+          <w:rStyle w:val="NormalTok"/>
+        </w:rPr>
+        <w:t xml:space="preserve">(</w:t>
+      </w:r>
+      <w:r>
+        <w:rPr>
+          <w:rStyle w:val="AttributeTok"/>
+        </w:rPr>
+        <w:t xml:space="preserve">species =</w:t>
+      </w:r>
+      <w:r>
+        <w:rPr>
+          <w:rStyle w:val="NormalTok"/>
+        </w:rPr>
+        <w:t xml:space="preserve"> </w:t>
+      </w:r>
+      <w:r>
+        <w:rPr>
+          <w:rStyle w:val="FunctionTok"/>
+        </w:rPr>
+        <w:t xml:space="preserve">fct_relevel</w:t>
+      </w:r>
+      <w:r>
+        <w:rPr>
+          <w:rStyle w:val="NormalTok"/>
+        </w:rPr>
+        <w:t xml:space="preserve">(species, </w:t>
+      </w:r>
+      <w:r>
+        <w:rPr>
+          <w:rStyle w:val="StringTok"/>
+        </w:rPr>
+        <w:t xml:space="preserve">"Gentoo"</w:t>
+      </w:r>
+      <w:r>
+        <w:rPr>
+          <w:rStyle w:val="NormalTok"/>
+        </w:rPr>
+        <w:t xml:space="preserve">))</w:t>
+      </w:r>
+      <w:r>
+        <w:br/>
+      </w:r>
+      <w:r>
+        <w:br/>
+      </w:r>
+      <w:r>
+        <w:rPr>
+          <w:rStyle w:val="FunctionTok"/>
+        </w:rPr>
+        <w:t xml:space="preserve">coef</w:t>
+      </w:r>
+      <w:r>
+        <w:rPr>
+          <w:rStyle w:val="NormalTok"/>
+        </w:rPr>
+        <w:t xml:space="preserve">(</w:t>
+      </w:r>
+      <w:r>
+        <w:rPr>
+          <w:rStyle w:val="FunctionTok"/>
+        </w:rPr>
+        <w:t xml:space="preserve">lm</w:t>
+      </w:r>
+      <w:r>
+        <w:rPr>
+          <w:rStyle w:val="NormalTok"/>
+        </w:rPr>
+        <w:t xml:space="preserve">(body_mass_g </w:t>
+      </w:r>
+      <w:r>
+        <w:rPr>
+          <w:rStyle w:val="SpecialCharTok"/>
+        </w:rPr>
+        <w:t xml:space="preserve">~</w:t>
+      </w:r>
+      <w:r>
+        <w:rPr>
+          <w:rStyle w:val="NormalTok"/>
+        </w:rPr>
+        <w:t xml:space="preserve"> species, </w:t>
+      </w:r>
+      <w:r>
+        <w:rPr>
+          <w:rStyle w:val="AttributeTok"/>
+        </w:rPr>
+        <w:t xml:space="preserve">data =</w:t>
+      </w:r>
+      <w:r>
+        <w:rPr>
+          <w:rStyle w:val="NormalTok"/>
+        </w:rPr>
+        <w:t xml:space="preserve"> penguins_relevel))</w:t>
+      </w:r>
+    </w:p>
+    <w:p>
+      <w:pPr>
+        <w:pStyle w:val="SourceCode"/>
+      </w:pPr>
+      <w:r>
+        <w:rPr>
+          <w:rStyle w:val="VerbatimChar"/>
+        </w:rPr>
+        <w:t xml:space="preserve">     (Intercept)    speciesAdelie speciesChinstrap </w:t>
+      </w:r>
+      <w:r>
+        <w:br/>
+      </w:r>
+      <w:r>
+        <w:rPr>
+          <w:rStyle w:val="VerbatimChar"/>
+        </w:rPr>
+        <w:t xml:space="preserve">        5076.016        -1375.354        -1342.928 </w:t>
+      </w:r>
+    </w:p>
+    <w:p>
+      <w:pPr>
+        <w:pStyle w:val="Compact"/>
+        <w:numPr>
+          <w:ilvl w:val="0"/>
+          <w:numId w:val="1015"/>
+        </w:numPr>
+      </w:pPr>
+      <w:r>
+        <w:rPr>
+          <w:rStyle w:val="VerbatimChar"/>
+        </w:rPr>
+        <w:t xml:space="preserve">lm</w:t>
+      </w:r>
+      <w:r>
+        <w:t xml:space="preserve"> </w:t>
+      </w:r>
+      <w:r>
+        <w:t xml:space="preserve">picks the</w:t>
+      </w:r>
+      <w:r>
+        <w:t xml:space="preserve"> </w:t>
+      </w:r>
+      <w:r>
+        <w:rPr>
+          <w:b/>
+          <w:bCs/>
+        </w:rPr>
+        <w:t xml:space="preserve">first factor level</w:t>
+      </w:r>
+      <w:r>
+        <w:t xml:space="preserve"> </w:t>
+      </w:r>
+      <w:r>
+        <w:t xml:space="preserve">as the baseline; every coefficient is a</w:t>
+      </w:r>
+      <w:r>
+        <w:t xml:space="preserve"> </w:t>
+      </w:r>
+      <w:r>
+        <w:t xml:space="preserve">difference</w:t>
+      </w:r>
+      <w:r>
+        <w:t xml:space="preserve"> </w:t>
+      </w:r>
+      <w:r>
+        <w:rPr>
+          <w:i/>
+          <w:iCs/>
+        </w:rPr>
+        <w:t xml:space="preserve">from that group</w:t>
+      </w:r>
+    </w:p>
+    <w:p>
+      <w:pPr>
+        <w:pStyle w:val="Compact"/>
+        <w:numPr>
+          <w:ilvl w:val="0"/>
+          <w:numId w:val="1015"/>
+        </w:numPr>
+      </w:pPr>
+      <w:r>
+        <w:rPr>
+          <w:rStyle w:val="VerbatimChar"/>
+        </w:rPr>
+        <w:t xml:space="preserve">fct_relevel(species, "Gentoo")</w:t>
+      </w:r>
+      <w:r>
+        <w:t xml:space="preserve"> </w:t>
+      </w:r>
+      <w:r>
+        <w:t xml:space="preserve">moves Gentoo to the front → coefficients are</w:t>
+      </w:r>
+      <w:r>
+        <w:t xml:space="preserve"> </w:t>
+      </w:r>
+      <w:r>
+        <w:t xml:space="preserve">now differences from Gentoo</w:t>
+      </w:r>
+    </w:p>
+    <w:tbl>
+      <w:tblPr>
+        <w:tblStyle w:val="Table"/>
+        <w:tblLook w:firstRow="0" w:lastRow="0" w:firstColumn="0" w:lastColumn="0" w:noHBand="0" w:noVBand="0" w:val="0000"/>
+        <w:tblBorders>
+          <w:top w:val="single" w:sz="4" w:space="0" w:color="CC1914"/>
+          <w:left w:val="single" w:sz="24" w:space="0" w:color="CC1914"/>
+          <w:bottom w:val="single" w:sz="4" w:space="0" w:color="CC1914"/>
+          <w:right w:val="single" w:sz="4" w:space="0" w:color="CC1914"/>
+        </w:tblBorders>
+        <w:tblCellMar>
+          <w:left w:w="144" w:type="dxa"/>
+          <w:right w:w="144" w:type="dxa"/>
+        </w:tblCellMar>
+        <w:tblLook w:firstRow="0" w:lastRow="0" w:firstColumn="0" w:lastColumn="0" w:noHBand="0" w:noVBand="0" w:val="0000"/>
+      </w:tblPr>
+      <w:tr>
+        <w:trPr>
+          <w:cantSplit/>
+        </w:trPr>
+        <w:tc>
+          <w:tcPr>
+            <w:shd w:color="auto" w:fill="f7dddc" w:val="clear"/>
+            <w:tcMar>
+              <w:top w:w="92" w:type="dxa"/>
+              <w:bottom w:w="92" w:type="dxa"/>
+            </w:tcMar>
+          </w:tcPr>
+          <w:p>
+            <w:pPr>
+              <w:pStyle w:val="FirstParagraph"/>
+            </w:pPr>
+            <w:pPr>
+              <w:spacing w:before="0" w:after="0"/>
+              <w:textAlignment w:val="center"/>
+            </w:pPr>
+            <w:r>
+              <w:drawing>
+                <wp:inline>
+                  <wp:extent cx="152400" cy="152400"/>
+                  <wp:effectExtent b="0" l="0" r="0" t="0"/>
+                  <wp:docPr descr="" title="" id="56" name="Picture"/>
+                  <a:graphic>
+                    <a:graphicData uri="http://schemas.openxmlformats.org/drawingml/2006/picture">
+                      <pic:pic>
+                        <pic:nvPicPr>
+                          <pic:cNvPr descr="/Applications/Positron.app/Contents/Resources/app/quarto/share/formats/docx/important.png" id="57" name="Picture"/>
+                          <pic:cNvPicPr>
+                            <a:picLocks noChangeArrowheads="1" noChangeAspect="1"/>
+                          </pic:cNvPicPr>
+                        </pic:nvPicPr>
+                        <pic:blipFill>
+                          <a:blip r:embed="rId23"/>
+                          <a:stretch>
+                            <a:fillRect/>
+                          </a:stretch>
+                        </pic:blipFill>
+                        <pic:spPr bwMode="auto">
+                          <a:xfrm>
+                            <a:off x="0" y="0"/>
+                            <a:ext cx="152400" cy="152400"/>
+                          </a:xfrm>
+                          <a:prstGeom prst="rect">
+                            <a:avLst/>
+                          </a:prstGeom>
+                          <a:noFill/>
+                          <a:ln w="9525">
+                            <a:noFill/>
+                            <a:headEnd/>
+                            <a:tailEnd/>
+                          </a:ln>
+                        </pic:spPr>
+                      </pic:pic>
+                    </a:graphicData>
+                  </a:graphic>
+                </wp:inline>
+              </w:drawing>
+            </w:r>
+            <w:r>
+              <w:t xml:space="preserve"> </w:t>
+            </w:r>
+            <w:r>
+              <w:t xml:space="preserve"> </w:t>
+            </w:r>
+            <w:r>
+              <w:t xml:space="preserve">Important</w:t>
+            </w:r>
+          </w:p>
+        </w:tc>
+      </w:tr>
+      <w:tr>
+        <w:trPr>
+          <w:cantSplit/>
+        </w:trPr>
+        <w:tc>
+          <w:tcPr>
+            <w:tcMar>
+              <w:top w:w="108" w:type="dxa"/>
+              <w:bottom w:w="108" w:type="dxa"/>
+            </w:tcMar>
+          </w:tcPr>
+          <w:p>
+            <w:pPr>
+              <w:pStyle w:val="BodyText"/>
+            </w:pPr>
+            <w:pPr>
+              <w:spacing w:before="16" w:after="16"/>
+            </w:pPr>
+            <w:r>
+              <w:t xml:space="preserve">Releveling changes</w:t>
+            </w:r>
+            <w:r>
+              <w:t xml:space="preserve"> </w:t>
+            </w:r>
+            <w:r>
+              <w:rPr>
+                <w:b/>
+                <w:bCs/>
+              </w:rPr>
+              <w:t xml:space="preserve">which comparisons the coefficients show</w:t>
+            </w:r>
+            <w:r>
+              <w:t xml:space="preserve">. It does</w:t>
+            </w:r>
+            <w:r>
+              <w:t xml:space="preserve"> </w:t>
+            </w:r>
+            <w:r>
+              <w:rPr>
+                <w:b/>
+                <w:bCs/>
+              </w:rPr>
+              <w:t xml:space="preserve">not</w:t>
+            </w:r>
+            <w:r>
+              <w:t xml:space="preserve"> </w:t>
+            </w:r>
+            <w:r>
+              <w:t xml:space="preserve">change the overall</w:t>
+            </w:r>
+            <w:r>
+              <w:t xml:space="preserve"> </w:t>
+            </w:r>
+            <w:r>
+              <w:rPr>
+                <w:b/>
+                <w:bCs/>
+              </w:rPr>
+              <w:t xml:space="preserve">F</w:t>
+            </w:r>
+            <w:r>
+              <w:t xml:space="preserve"> </w:t>
+            </w:r>
+            <w:r>
+              <w:t xml:space="preserve">or</w:t>
+            </w:r>
+            <w:r>
+              <w:t xml:space="preserve"> </w:t>
+            </w:r>
+            <w:r>
+              <w:rPr>
+                <w:i/>
+                <w:iCs/>
+              </w:rPr>
+              <w:t xml:space="preserve">p</w:t>
+            </w:r>
+            <w:r>
+              <w:t xml:space="preserve">-value — the ANOVA question (</w:t>
+            </w:r>
+            <w:r>
+              <w:t xml:space="preserve">“do any means</w:t>
+            </w:r>
+            <w:r>
+              <w:t xml:space="preserve"> </w:t>
+            </w:r>
+            <w:r>
+              <w:t xml:space="preserve">differ?”</w:t>
+            </w:r>
+            <w:r>
+              <w:t xml:space="preserve">) is the same no matter which group you call the baseline.</w:t>
+            </w:r>
+          </w:p>
+          <w:p/>
+        </w:tc>
+      </w:tr>
+    </w:tbl>
+    <w:bookmarkEnd w:id="58"/>
+    <w:bookmarkStart w:id="66" w:name="assumption-1-normality-of-the-residuals"/>
     <w:p>
       <w:pPr>
         <w:pStyle w:val="Heading1"/>
@@ -4022,12 +5741,12 @@
                 <wp:inline>
                   <wp:extent cx="152400" cy="152400"/>
                   <wp:effectExtent b="0" l="0" r="0" t="0"/>
-                  <wp:docPr descr="" title="" id="47" name="Picture"/>
+                  <wp:docPr descr="" title="" id="59" name="Picture"/>
                   <a:graphic>
                     <a:graphicData uri="http://schemas.openxmlformats.org/drawingml/2006/picture">
                       <pic:pic>
                         <pic:nvPicPr>
-                          <pic:cNvPr descr="/Applications/Positron.app/Contents/Resources/app/quarto/share/formats/docx/note.png" id="48" name="Picture"/>
+                          <pic:cNvPr descr="/Applications/Positron.app/Contents/Resources/app/quarto/share/formats/docx/note.png" id="60" name="Picture"/>
                           <pic:cNvPicPr>
                             <a:picLocks noChangeArrowheads="1" noChangeAspect="1"/>
                           </pic:cNvPicPr>
@@ -4214,18 +5933,18 @@
           <wp:inline>
             <wp:extent cx="5943600" cy="5943600"/>
             <wp:effectExtent b="0" l="0" r="0" t="0"/>
-            <wp:docPr descr="" title="" id="50" name="Picture"/>
+            <wp:docPr descr="" title="" id="62" name="Picture"/>
             <a:graphic>
               <a:graphicData uri="http://schemas.openxmlformats.org/drawingml/2006/picture">
                 <pic:pic>
                   <pic:nvPicPr>
-                    <pic:cNvPr descr="one_way_anova_lecture_files/figure-docx/diagnostic-plots-10-1.png" id="51" name="Picture"/>
+                    <pic:cNvPr descr="one_way_anova_lecture_files/figure-docx/diagnostic-plots-10-1.png" id="63" name="Picture"/>
                     <pic:cNvPicPr>
                       <a:picLocks noChangeArrowheads="1" noChangeAspect="1"/>
                     </pic:cNvPicPr>
                   </pic:nvPicPr>
                   <pic:blipFill>
-                    <a:blip r:embed="rId49"/>
+                    <a:blip r:embed="rId61"/>
                     <a:stretch>
                       <a:fillRect/>
                     </a:stretch>
@@ -4321,7 +6040,7 @@
         <w:pStyle w:val="Compact"/>
         <w:numPr>
           <w:ilvl w:val="0"/>
-          <w:numId w:val="1013"/>
+          <w:numId w:val="1016"/>
         </w:numPr>
       </w:pPr>
       <w:r>
@@ -4346,7 +6065,7 @@
         <w:pStyle w:val="Compact"/>
         <w:numPr>
           <w:ilvl w:val="0"/>
-          <w:numId w:val="1013"/>
+          <w:numId w:val="1016"/>
         </w:numPr>
       </w:pPr>
       <w:r>
@@ -4358,7 +6077,7 @@
         <w:pStyle w:val="Compact"/>
         <w:numPr>
           <w:ilvl w:val="0"/>
-          <w:numId w:val="1013"/>
+          <w:numId w:val="1016"/>
         </w:numPr>
       </w:pPr>
       <w:r>
@@ -4406,12 +6125,12 @@
                 <wp:inline>
                   <wp:extent cx="152400" cy="152400"/>
                   <wp:effectExtent b="0" l="0" r="0" t="0"/>
-                  <wp:docPr descr="" title="" id="52" name="Picture"/>
+                  <wp:docPr descr="" title="" id="64" name="Picture"/>
                   <a:graphic>
                     <a:graphicData uri="http://schemas.openxmlformats.org/drawingml/2006/picture">
                       <pic:pic>
                         <pic:nvPicPr>
-                          <pic:cNvPr descr="/Applications/Positron.app/Contents/Resources/app/quarto/share/formats/docx/important.png" id="53" name="Picture"/>
+                          <pic:cNvPr descr="/Applications/Positron.app/Contents/Resources/app/quarto/share/formats/docx/important.png" id="65" name="Picture"/>
                           <pic:cNvPicPr>
                             <a:picLocks noChangeArrowheads="1" noChangeAspect="1"/>
                           </pic:cNvPicPr>
@@ -4535,8 +6254,8 @@
         </w:tc>
       </w:tr>
     </w:tbl>
-    <w:bookmarkEnd w:id="54"/>
-    <w:bookmarkStart w:id="57" w:name="assumption-2-equal-variance-levenes-test"/>
+    <w:bookmarkEnd w:id="66"/>
+    <w:bookmarkStart w:id="69" w:name="assumption-2-equal-variance-levenes-test"/>
     <w:p>
       <w:pPr>
         <w:pStyle w:val="Heading1"/>
@@ -4586,12 +6305,12 @@
                 <wp:inline>
                   <wp:extent cx="152400" cy="152400"/>
                   <wp:effectExtent b="0" l="0" r="0" t="0"/>
-                  <wp:docPr descr="" title="" id="55" name="Picture"/>
+                  <wp:docPr descr="" title="" id="67" name="Picture"/>
                   <a:graphic>
                     <a:graphicData uri="http://schemas.openxmlformats.org/drawingml/2006/picture">
                       <pic:pic>
                         <pic:nvPicPr>
-                          <pic:cNvPr descr="/Applications/Positron.app/Contents/Resources/app/quarto/share/formats/docx/note.png" id="56" name="Picture"/>
+                          <pic:cNvPr descr="/Applications/Positron.app/Contents/Resources/app/quarto/share/formats/docx/note.png" id="68" name="Picture"/>
                           <pic:cNvPicPr>
                             <a:picLocks noChangeArrowheads="1" noChangeAspect="1"/>
                           </pic:cNvPicPr>
@@ -4824,7 +6543,7 @@
         <w:pStyle w:val="Compact"/>
         <w:numPr>
           <w:ilvl w:val="0"/>
-          <w:numId w:val="1014"/>
+          <w:numId w:val="1017"/>
         </w:numPr>
       </w:pPr>
       <w:r>
@@ -4839,393 +6558,6 @@
       </w:r>
       <w:r>
         <w:t xml:space="preserve">&gt; 0.05 → variances similar → classic ANOVA is fine</w:t>
-      </w:r>
-    </w:p>
-    <w:p>
-      <w:pPr>
-        <w:pStyle w:val="Compact"/>
-        <w:numPr>
-          <w:ilvl w:val="0"/>
-          <w:numId w:val="1014"/>
-        </w:numPr>
-      </w:pPr>
-      <w:r>
-        <w:rPr>
-          <w:i/>
-          <w:iCs/>
-        </w:rPr>
-        <w:t xml:space="preserve">p</w:t>
-      </w:r>
-      <w:r>
-        <w:t xml:space="preserve"> </w:t>
-      </w:r>
-      <w:r>
-        <w:t xml:space="preserve">&lt; 0.05 → variances differ → use</w:t>
-      </w:r>
-      <w:r>
-        <w:t xml:space="preserve"> </w:t>
-      </w:r>
-      <w:r>
-        <w:rPr>
-          <w:b/>
-          <w:bCs/>
-        </w:rPr>
-        <w:t xml:space="preserve">Welch’s ANOVA</w:t>
-      </w:r>
-      <w:r>
-        <w:t xml:space="preserve">:</w:t>
-      </w:r>
-    </w:p>
-    <w:p>
-      <w:pPr>
-        <w:pStyle w:val="SourceCode"/>
-      </w:pPr>
-      <w:r>
-        <w:rPr>
-          <w:rStyle w:val="FunctionTok"/>
-        </w:rPr>
-        <w:t xml:space="preserve">oneway.test</w:t>
-      </w:r>
-      <w:r>
-        <w:rPr>
-          <w:rStyle w:val="NormalTok"/>
-        </w:rPr>
-        <w:t xml:space="preserve">(body_mass_g </w:t>
-      </w:r>
-      <w:r>
-        <w:rPr>
-          <w:rStyle w:val="SpecialCharTok"/>
-        </w:rPr>
-        <w:t xml:space="preserve">~</w:t>
-      </w:r>
-      <w:r>
-        <w:rPr>
-          <w:rStyle w:val="NormalTok"/>
-        </w:rPr>
-        <w:t xml:space="preserve"> species,</w:t>
-      </w:r>
-      <w:r>
-        <w:br/>
-      </w:r>
-      <w:r>
-        <w:rPr>
-          <w:rStyle w:val="NormalTok"/>
-        </w:rPr>
-        <w:t xml:space="preserve">            </w:t>
-      </w:r>
-      <w:r>
-        <w:rPr>
-          <w:rStyle w:val="AttributeTok"/>
-        </w:rPr>
-        <w:t xml:space="preserve">data =</w:t>
-      </w:r>
-      <w:r>
-        <w:rPr>
-          <w:rStyle w:val="NormalTok"/>
-        </w:rPr>
-        <w:t xml:space="preserve"> penguins_df,</w:t>
-      </w:r>
-      <w:r>
-        <w:br/>
-      </w:r>
-      <w:r>
-        <w:rPr>
-          <w:rStyle w:val="NormalTok"/>
-        </w:rPr>
-        <w:t xml:space="preserve">            </w:t>
-      </w:r>
-      <w:r>
-        <w:rPr>
-          <w:rStyle w:val="AttributeTok"/>
-        </w:rPr>
-        <w:t xml:space="preserve">var.equal =</w:t>
-      </w:r>
-      <w:r>
-        <w:rPr>
-          <w:rStyle w:val="NormalTok"/>
-        </w:rPr>
-        <w:t xml:space="preserve"> </w:t>
-      </w:r>
-      <w:r>
-        <w:rPr>
-          <w:rStyle w:val="ConstantTok"/>
-        </w:rPr>
-        <w:t xml:space="preserve">FALSE</w:t>
-      </w:r>
-      <w:r>
-        <w:rPr>
-          <w:rStyle w:val="NormalTok"/>
-        </w:rPr>
-        <w:t xml:space="preserve">)</w:t>
-      </w:r>
-    </w:p>
-    <w:p>
-      <w:pPr>
-        <w:pStyle w:val="FirstParagraph"/>
-      </w:pPr>
-      <w:r>
-        <w:t xml:space="preserve">Same spirit as Welch’s</w:t>
-      </w:r>
-      <w:r>
-        <w:t xml:space="preserve"> </w:t>
-      </w:r>
-      <w:r>
-        <w:rPr>
-          <w:b/>
-          <w:bCs/>
-        </w:rPr>
-        <w:t xml:space="preserve">t</w:t>
-      </w:r>
-      <w:r>
-        <w:t xml:space="preserve">-test — robust when spreads differ.</w:t>
-      </w:r>
-    </w:p>
-    <w:bookmarkEnd w:id="57"/>
-    <w:bookmarkStart w:id="58" w:name="pause-do-activity-parts-46-now"/>
-    <w:p>
-      <w:pPr>
-        <w:pStyle w:val="Heading1"/>
-      </w:pPr>
-      <w:r>
-        <w:t xml:space="preserve">🛑 Pause — Do Activity Parts 4–6 Now</w:t>
-      </w:r>
-    </w:p>
-    <w:p>
-      <w:pPr>
-        <w:pStyle w:val="FirstParagraph"/>
-      </w:pPr>
-      <w:r>
-        <w:t xml:space="preserve">Fit</w:t>
-      </w:r>
-      <w:r>
-        <w:t xml:space="preserve"> </w:t>
-      </w:r>
-      <w:r>
-        <w:rPr>
-          <w:rStyle w:val="VerbatimChar"/>
-        </w:rPr>
-        <w:t xml:space="preserve">lm(body_mass_g ~ species)</w:t>
-      </w:r>
-      <w:r>
-        <w:t xml:space="preserve">, check the residual QQ plot + Shapiro, and run Levene’s test. Predict each result before you run it.</w:t>
-      </w:r>
-    </w:p>
-    <w:bookmarkEnd w:id="58"/>
-    <w:bookmarkStart w:id="59" w:name="what-we-learned-today"/>
-    <w:p>
-      <w:pPr>
-        <w:pStyle w:val="Heading1"/>
-      </w:pPr>
-      <w:r>
-        <w:t xml:space="preserve">What We Learned Today</w:t>
-      </w:r>
-    </w:p>
-    <w:p>
-      <w:pPr>
-        <w:pStyle w:val="FirstParagraph"/>
-      </w:pPr>
-      <w:r>
-        <w:rPr>
-          <w:b/>
-          <w:bCs/>
-        </w:rPr>
-        <w:t xml:space="preserve">Concepts:</w:t>
-      </w:r>
-    </w:p>
-    <w:p>
-      <w:pPr>
-        <w:pStyle w:val="Compact"/>
-        <w:numPr>
-          <w:ilvl w:val="0"/>
-          <w:numId w:val="1015"/>
-        </w:numPr>
-      </w:pPr>
-      <w:r>
-        <w:t xml:space="preserve">Many t-tests inflate the false-positive rate —</w:t>
-      </w:r>
-      <w:r>
-        <w:t xml:space="preserve"> </w:t>
-      </w:r>
-      <w:r>
-        <w:rPr>
-          <w:b/>
-          <w:bCs/>
-        </w:rPr>
-        <w:t xml:space="preserve">ANOVA asks once</w:t>
-      </w:r>
-    </w:p>
-    <w:p>
-      <w:pPr>
-        <w:pStyle w:val="Compact"/>
-        <w:numPr>
-          <w:ilvl w:val="0"/>
-          <w:numId w:val="1015"/>
-        </w:numPr>
-      </w:pPr>
-      <w:r>
-        <w:rPr>
-          <w:b/>
-          <w:bCs/>
-        </w:rPr>
-        <w:t xml:space="preserve">F</w:t>
-      </w:r>
-      <w:r>
-        <w:t xml:space="preserve"> </w:t>
-      </w:r>
-      <w:r>
-        <w:t xml:space="preserve">= between-group ÷ within-group variance (signal ÷ noise)</w:t>
-      </w:r>
-    </w:p>
-    <w:p>
-      <w:pPr>
-        <w:pStyle w:val="Compact"/>
-        <w:numPr>
-          <w:ilvl w:val="0"/>
-          <w:numId w:val="1015"/>
-        </w:numPr>
-      </w:pPr>
-      <w:r>
-        <w:t xml:space="preserve">ANOVA is a linear model with a categorical predictor — same</w:t>
-      </w:r>
-      <w:r>
-        <w:t xml:space="preserve"> </w:t>
-      </w:r>
-      <w:r>
-        <w:rPr>
-          <w:rStyle w:val="VerbatimChar"/>
-        </w:rPr>
-        <w:t xml:space="preserve">lm()</w:t>
-      </w:r>
-      <w:r>
-        <w:t xml:space="preserve"> </w:t>
-      </w:r>
-      <w:r>
-        <w:t xml:space="preserve">as regression</w:t>
-      </w:r>
-    </w:p>
-    <w:p>
-      <w:pPr>
-        <w:pStyle w:val="Compact"/>
-        <w:numPr>
-          <w:ilvl w:val="0"/>
-          <w:numId w:val="1015"/>
-        </w:numPr>
-      </w:pPr>
-      <w:r>
-        <w:t xml:space="preserve">Assumptions:</w:t>
-      </w:r>
-      <w:r>
-        <w:t xml:space="preserve"> </w:t>
-      </w:r>
-      <w:r>
-        <w:rPr>
-          <w:b/>
-          <w:bCs/>
-        </w:rPr>
-        <w:t xml:space="preserve">normal residuals</w:t>
-      </w:r>
-      <w:r>
-        <w:t xml:space="preserve">,</w:t>
-      </w:r>
-      <w:r>
-        <w:t xml:space="preserve"> </w:t>
-      </w:r>
-      <w:r>
-        <w:rPr>
-          <w:b/>
-          <w:bCs/>
-        </w:rPr>
-        <w:t xml:space="preserve">equal variance</w:t>
-      </w:r>
-      <w:r>
-        <w:t xml:space="preserve"> </w:t>
-      </w:r>
-      <w:r>
-        <w:t xml:space="preserve">(Levene)</w:t>
-      </w:r>
-    </w:p>
-    <w:p>
-      <w:pPr>
-        <w:pStyle w:val="FirstParagraph"/>
-      </w:pPr>
-      <w:r>
-        <w:rPr>
-          <w:b/>
-          <w:bCs/>
-        </w:rPr>
-        <w:t xml:space="preserve">R skills:</w:t>
-      </w:r>
-    </w:p>
-    <w:p>
-      <w:pPr>
-        <w:pStyle w:val="Compact"/>
-        <w:numPr>
-          <w:ilvl w:val="0"/>
-          <w:numId w:val="1016"/>
-        </w:numPr>
-      </w:pPr>
-      <w:r>
-        <w:rPr>
-          <w:rStyle w:val="VerbatimChar"/>
-        </w:rPr>
-        <w:t xml:space="preserve">lm(Y ~ group)</w:t>
-      </w:r>
-    </w:p>
-    <w:p>
-      <w:pPr>
-        <w:pStyle w:val="Compact"/>
-        <w:numPr>
-          <w:ilvl w:val="0"/>
-          <w:numId w:val="1016"/>
-        </w:numPr>
-      </w:pPr>
-      <w:r>
-        <w:rPr>
-          <w:rStyle w:val="VerbatimChar"/>
-        </w:rPr>
-        <w:t xml:space="preserve">plot(model)</w:t>
-      </w:r>
-      <w:r>
-        <w:t xml:space="preserve"> </w:t>
-      </w:r>
-      <w:r>
-        <w:t xml:space="preserve">diagnostics,</w:t>
-      </w:r>
-      <w:r>
-        <w:t xml:space="preserve"> </w:t>
-      </w:r>
-      <w:r>
-        <w:rPr>
-          <w:rStyle w:val="VerbatimChar"/>
-        </w:rPr>
-        <w:t xml:space="preserve">shapiro.test(residuals())</w:t>
-      </w:r>
-    </w:p>
-    <w:p>
-      <w:pPr>
-        <w:pStyle w:val="Compact"/>
-        <w:numPr>
-          <w:ilvl w:val="0"/>
-          <w:numId w:val="1016"/>
-        </w:numPr>
-      </w:pPr>
-      <w:r>
-        <w:rPr>
-          <w:rStyle w:val="VerbatimChar"/>
-        </w:rPr>
-        <w:t xml:space="preserve">leveneTest()</w:t>
-      </w:r>
-    </w:p>
-    <w:p>
-      <w:pPr>
-        <w:pStyle w:val="FirstParagraph"/>
-      </w:pPr>
-      <w:r>
-        <w:rPr>
-          <w:b/>
-          <w:bCs/>
-        </w:rPr>
-        <w:t xml:space="preserve">References:</w:t>
       </w:r>
     </w:p>
     <w:p>
@@ -5237,7 +6569,210 @@
         </w:numPr>
       </w:pPr>
       <w:r>
-        <w:t xml:space="preserve">📖 W&amp;S Ch. 15 — ANOVA</w:t>
+        <w:rPr>
+          <w:i/>
+          <w:iCs/>
+        </w:rPr>
+        <w:t xml:space="preserve">p</w:t>
+      </w:r>
+      <w:r>
+        <w:t xml:space="preserve"> </w:t>
+      </w:r>
+      <w:r>
+        <w:t xml:space="preserve">&lt; 0.05 → variances differ → use</w:t>
+      </w:r>
+      <w:r>
+        <w:t xml:space="preserve"> </w:t>
+      </w:r>
+      <w:r>
+        <w:rPr>
+          <w:b/>
+          <w:bCs/>
+        </w:rPr>
+        <w:t xml:space="preserve">Welch’s ANOVA</w:t>
+      </w:r>
+      <w:r>
+        <w:t xml:space="preserve">:</w:t>
+      </w:r>
+    </w:p>
+    <w:p>
+      <w:pPr>
+        <w:pStyle w:val="SourceCode"/>
+      </w:pPr>
+      <w:r>
+        <w:rPr>
+          <w:rStyle w:val="FunctionTok"/>
+        </w:rPr>
+        <w:t xml:space="preserve">oneway.test</w:t>
+      </w:r>
+      <w:r>
+        <w:rPr>
+          <w:rStyle w:val="NormalTok"/>
+        </w:rPr>
+        <w:t xml:space="preserve">(body_mass_g </w:t>
+      </w:r>
+      <w:r>
+        <w:rPr>
+          <w:rStyle w:val="SpecialCharTok"/>
+        </w:rPr>
+        <w:t xml:space="preserve">~</w:t>
+      </w:r>
+      <w:r>
+        <w:rPr>
+          <w:rStyle w:val="NormalTok"/>
+        </w:rPr>
+        <w:t xml:space="preserve"> species,</w:t>
+      </w:r>
+      <w:r>
+        <w:br/>
+      </w:r>
+      <w:r>
+        <w:rPr>
+          <w:rStyle w:val="NormalTok"/>
+        </w:rPr>
+        <w:t xml:space="preserve">            </w:t>
+      </w:r>
+      <w:r>
+        <w:rPr>
+          <w:rStyle w:val="AttributeTok"/>
+        </w:rPr>
+        <w:t xml:space="preserve">data =</w:t>
+      </w:r>
+      <w:r>
+        <w:rPr>
+          <w:rStyle w:val="NormalTok"/>
+        </w:rPr>
+        <w:t xml:space="preserve"> penguins_df,</w:t>
+      </w:r>
+      <w:r>
+        <w:br/>
+      </w:r>
+      <w:r>
+        <w:rPr>
+          <w:rStyle w:val="NormalTok"/>
+        </w:rPr>
+        <w:t xml:space="preserve">            </w:t>
+      </w:r>
+      <w:r>
+        <w:rPr>
+          <w:rStyle w:val="AttributeTok"/>
+        </w:rPr>
+        <w:t xml:space="preserve">var.equal =</w:t>
+      </w:r>
+      <w:r>
+        <w:rPr>
+          <w:rStyle w:val="NormalTok"/>
+        </w:rPr>
+        <w:t xml:space="preserve"> </w:t>
+      </w:r>
+      <w:r>
+        <w:rPr>
+          <w:rStyle w:val="ConstantTok"/>
+        </w:rPr>
+        <w:t xml:space="preserve">FALSE</w:t>
+      </w:r>
+      <w:r>
+        <w:rPr>
+          <w:rStyle w:val="NormalTok"/>
+        </w:rPr>
+        <w:t xml:space="preserve">)</w:t>
+      </w:r>
+    </w:p>
+    <w:p>
+      <w:pPr>
+        <w:pStyle w:val="FirstParagraph"/>
+      </w:pPr>
+      <w:r>
+        <w:t xml:space="preserve">Same spirit as Welch’s</w:t>
+      </w:r>
+      <w:r>
+        <w:t xml:space="preserve"> </w:t>
+      </w:r>
+      <w:r>
+        <w:rPr>
+          <w:b/>
+          <w:bCs/>
+        </w:rPr>
+        <w:t xml:space="preserve">t</w:t>
+      </w:r>
+      <w:r>
+        <w:t xml:space="preserve">-test — robust when spreads differ.</w:t>
+      </w:r>
+    </w:p>
+    <w:bookmarkEnd w:id="69"/>
+    <w:bookmarkStart w:id="70" w:name="pause-do-activity-parts-58-now"/>
+    <w:p>
+      <w:pPr>
+        <w:pStyle w:val="Heading1"/>
+      </w:pPr>
+      <w:r>
+        <w:t xml:space="preserve">🛑 Pause — Do Activity Parts 5–8 Now</w:t>
+      </w:r>
+    </w:p>
+    <w:p>
+      <w:pPr>
+        <w:pStyle w:val="FirstParagraph"/>
+      </w:pPr>
+      <w:r>
+        <w:t xml:space="preserve">Fit</w:t>
+      </w:r>
+      <w:r>
+        <w:t xml:space="preserve"> </w:t>
+      </w:r>
+      <w:r>
+        <w:rPr>
+          <w:rStyle w:val="VerbatimChar"/>
+        </w:rPr>
+        <w:t xml:space="preserve">lm(body_mass_g ~ species)</w:t>
+      </w:r>
+      <w:r>
+        <w:t xml:space="preserve">, set the reference level with</w:t>
+      </w:r>
+      <w:r>
+        <w:t xml:space="preserve"> </w:t>
+      </w:r>
+      <w:r>
+        <w:rPr>
+          <w:rStyle w:val="VerbatimChar"/>
+        </w:rPr>
+        <w:t xml:space="preserve">fct_relevel()</w:t>
+      </w:r>
+      <w:r>
+        <w:t xml:space="preserve">,</w:t>
+      </w:r>
+      <w:r>
+        <w:t xml:space="preserve"> </w:t>
+      </w:r>
+      <w:r>
+        <w:t xml:space="preserve">check the residual QQ plot + Shapiro, and run Levene’s test. Predict each result</w:t>
+      </w:r>
+      <w:r>
+        <w:t xml:space="preserve"> </w:t>
+      </w:r>
+      <w:r>
+        <w:t xml:space="preserve">before you run it.</w:t>
+      </w:r>
+    </w:p>
+    <w:bookmarkEnd w:id="70"/>
+    <w:bookmarkStart w:id="71" w:name="what-we-learned-today"/>
+    <w:p>
+      <w:pPr>
+        <w:pStyle w:val="Heading1"/>
+      </w:pPr>
+      <w:r>
+        <w:t xml:space="preserve">What We Learned Today</w:t>
+      </w:r>
+    </w:p>
+    <w:p>
+      <w:pPr>
+        <w:pStyle w:val="FirstParagraph"/>
+      </w:pPr>
+      <w:r>
+        <w:rPr>
+          <w:b/>
+          <w:bCs/>
+        </w:rPr>
+        <w:t xml:space="preserve">Concepts:</w:t>
       </w:r>
     </w:p>
     <w:p>
@@ -5245,7 +6780,313 @@
         <w:pStyle w:val="Compact"/>
         <w:numPr>
           <w:ilvl w:val="0"/>
-          <w:numId w:val="1017"/>
+          <w:numId w:val="1018"/>
+        </w:numPr>
+      </w:pPr>
+      <w:r>
+        <w:t xml:space="preserve">Many t-tests inflate the false-positive rate —</w:t>
+      </w:r>
+      <w:r>
+        <w:t xml:space="preserve"> </w:t>
+      </w:r>
+      <w:r>
+        <w:rPr>
+          <w:b/>
+          <w:bCs/>
+        </w:rPr>
+        <w:t xml:space="preserve">ANOVA asks once</w:t>
+      </w:r>
+    </w:p>
+    <w:p>
+      <w:pPr>
+        <w:pStyle w:val="Compact"/>
+        <w:numPr>
+          <w:ilvl w:val="0"/>
+          <w:numId w:val="1018"/>
+        </w:numPr>
+      </w:pPr>
+      <w:r>
+        <w:rPr>
+          <w:b/>
+          <w:bCs/>
+        </w:rPr>
+        <w:t xml:space="preserve">F</w:t>
+      </w:r>
+      <w:r>
+        <w:t xml:space="preserve"> </w:t>
+      </w:r>
+      <w:r>
+        <w:t xml:space="preserve">= between-group ÷ within-group variance (signal ÷ noise)</w:t>
+      </w:r>
+    </w:p>
+    <w:p>
+      <w:pPr>
+        <w:pStyle w:val="Compact"/>
+        <w:numPr>
+          <w:ilvl w:val="0"/>
+          <w:numId w:val="1018"/>
+        </w:numPr>
+      </w:pPr>
+      <w:r>
+        <w:t xml:space="preserve">A</w:t>
+      </w:r>
+      <w:r>
+        <w:t xml:space="preserve"> </w:t>
+      </w:r>
+      <w:r>
+        <w:rPr>
+          <w:b/>
+          <w:bCs/>
+        </w:rPr>
+        <w:t xml:space="preserve">factor</w:t>
+      </w:r>
+      <w:r>
+        <w:t xml:space="preserve">’s level order sets the plot order and the model baseline</w:t>
+      </w:r>
+    </w:p>
+    <w:p>
+      <w:pPr>
+        <w:pStyle w:val="Compact"/>
+        <w:numPr>
+          <w:ilvl w:val="0"/>
+          <w:numId w:val="1018"/>
+        </w:numPr>
+      </w:pPr>
+      <w:r>
+        <w:t xml:space="preserve">ANOVA is a linear model with a categorical predictor — same</w:t>
+      </w:r>
+      <w:r>
+        <w:t xml:space="preserve"> </w:t>
+      </w:r>
+      <w:r>
+        <w:rPr>
+          <w:rStyle w:val="VerbatimChar"/>
+        </w:rPr>
+        <w:t xml:space="preserve">lm()</w:t>
+      </w:r>
+      <w:r>
+        <w:t xml:space="preserve"> </w:t>
+      </w:r>
+      <w:r>
+        <w:t xml:space="preserve">as regression</w:t>
+      </w:r>
+    </w:p>
+    <w:p>
+      <w:pPr>
+        <w:pStyle w:val="Compact"/>
+        <w:numPr>
+          <w:ilvl w:val="0"/>
+          <w:numId w:val="1018"/>
+        </w:numPr>
+      </w:pPr>
+      <w:r>
+        <w:t xml:space="preserve">Assumptions:</w:t>
+      </w:r>
+      <w:r>
+        <w:t xml:space="preserve"> </w:t>
+      </w:r>
+      <w:r>
+        <w:rPr>
+          <w:b/>
+          <w:bCs/>
+        </w:rPr>
+        <w:t xml:space="preserve">normal residuals</w:t>
+      </w:r>
+      <w:r>
+        <w:t xml:space="preserve">,</w:t>
+      </w:r>
+      <w:r>
+        <w:t xml:space="preserve"> </w:t>
+      </w:r>
+      <w:r>
+        <w:rPr>
+          <w:b/>
+          <w:bCs/>
+        </w:rPr>
+        <w:t xml:space="preserve">equal variance</w:t>
+      </w:r>
+      <w:r>
+        <w:t xml:space="preserve"> </w:t>
+      </w:r>
+      <w:r>
+        <w:t xml:space="preserve">(Levene)</w:t>
+      </w:r>
+    </w:p>
+    <w:p>
+      <w:pPr>
+        <w:pStyle w:val="FirstParagraph"/>
+      </w:pPr>
+      <w:r>
+        <w:rPr>
+          <w:b/>
+          <w:bCs/>
+        </w:rPr>
+        <w:t xml:space="preserve">R skills:</w:t>
+      </w:r>
+    </w:p>
+    <w:p>
+      <w:pPr>
+        <w:pStyle w:val="Compact"/>
+        <w:numPr>
+          <w:ilvl w:val="0"/>
+          <w:numId w:val="1019"/>
+        </w:numPr>
+      </w:pPr>
+      <w:r>
+        <w:rPr>
+          <w:rStyle w:val="VerbatimChar"/>
+        </w:rPr>
+        <w:t xml:space="preserve">fct_reorder()</w:t>
+      </w:r>
+      <w:r>
+        <w:t xml:space="preserve"> </w:t>
+      </w:r>
+      <w:r>
+        <w:t xml:space="preserve">to order groups by the response;</w:t>
+      </w:r>
+      <w:r>
+        <w:t xml:space="preserve"> </w:t>
+      </w:r>
+      <w:r>
+        <w:rPr>
+          <w:rStyle w:val="VerbatimChar"/>
+        </w:rPr>
+        <w:t xml:space="preserve">fct_relevel()</w:t>
+      </w:r>
+      <w:r>
+        <w:t xml:space="preserve"> </w:t>
+      </w:r>
+      <w:r>
+        <w:t xml:space="preserve">to set the baseline</w:t>
+      </w:r>
+    </w:p>
+    <w:p>
+      <w:pPr>
+        <w:pStyle w:val="Compact"/>
+        <w:numPr>
+          <w:ilvl w:val="0"/>
+          <w:numId w:val="1019"/>
+        </w:numPr>
+      </w:pPr>
+      <w:r>
+        <w:rPr>
+          <w:rStyle w:val="VerbatimChar"/>
+        </w:rPr>
+        <w:t xml:space="preserve">lm(Y ~ group)</w:t>
+      </w:r>
+    </w:p>
+    <w:p>
+      <w:pPr>
+        <w:pStyle w:val="Compact"/>
+        <w:numPr>
+          <w:ilvl w:val="0"/>
+          <w:numId w:val="1019"/>
+        </w:numPr>
+      </w:pPr>
+      <w:r>
+        <w:rPr>
+          <w:rStyle w:val="VerbatimChar"/>
+        </w:rPr>
+        <w:t xml:space="preserve">plot(model)</w:t>
+      </w:r>
+      <w:r>
+        <w:t xml:space="preserve"> </w:t>
+      </w:r>
+      <w:r>
+        <w:t xml:space="preserve">diagnostics,</w:t>
+      </w:r>
+      <w:r>
+        <w:t xml:space="preserve"> </w:t>
+      </w:r>
+      <w:r>
+        <w:rPr>
+          <w:rStyle w:val="VerbatimChar"/>
+        </w:rPr>
+        <w:t xml:space="preserve">shapiro.test(residuals())</w:t>
+      </w:r>
+    </w:p>
+    <w:p>
+      <w:pPr>
+        <w:pStyle w:val="Compact"/>
+        <w:numPr>
+          <w:ilvl w:val="0"/>
+          <w:numId w:val="1019"/>
+        </w:numPr>
+      </w:pPr>
+      <w:r>
+        <w:rPr>
+          <w:rStyle w:val="VerbatimChar"/>
+        </w:rPr>
+        <w:t xml:space="preserve">leveneTest()</w:t>
+      </w:r>
+    </w:p>
+    <w:p>
+      <w:pPr>
+        <w:pStyle w:val="Compact"/>
+        <w:numPr>
+          <w:ilvl w:val="0"/>
+          <w:numId w:val="1019"/>
+        </w:numPr>
+      </w:pPr>
+      <w:r>
+        <w:t xml:space="preserve">rest of the</w:t>
+      </w:r>
+      <w:r>
+        <w:t xml:space="preserve"> </w:t>
+      </w:r>
+      <w:r>
+        <w:rPr>
+          <w:rStyle w:val="VerbatimChar"/>
+        </w:rPr>
+        <w:t xml:space="preserve">fct_*</w:t>
+      </w:r>
+      <w:r>
+        <w:t xml:space="preserve"> </w:t>
+      </w:r>
+      <w:r>
+        <w:t xml:space="preserve">family →</w:t>
+      </w:r>
+      <w:r>
+        <w:t xml:space="preserve"> </w:t>
+      </w:r>
+      <w:r>
+        <w:rPr>
+          <w:b/>
+          <w:bCs/>
+        </w:rPr>
+        <w:t xml:space="preserve">Common Code 15 · Factors</w:t>
+      </w:r>
+    </w:p>
+    <w:p>
+      <w:pPr>
+        <w:pStyle w:val="FirstParagraph"/>
+      </w:pPr>
+      <w:r>
+        <w:rPr>
+          <w:b/>
+          <w:bCs/>
+        </w:rPr>
+        <w:t xml:space="preserve">References:</w:t>
+      </w:r>
+    </w:p>
+    <w:p>
+      <w:pPr>
+        <w:pStyle w:val="Compact"/>
+        <w:numPr>
+          <w:ilvl w:val="0"/>
+          <w:numId w:val="1020"/>
+        </w:numPr>
+      </w:pPr>
+      <w:r>
+        <w:t xml:space="preserve">📖 W&amp;S Ch. 15 — ANOVA</w:t>
+      </w:r>
+    </w:p>
+    <w:p>
+      <w:pPr>
+        <w:pStyle w:val="Compact"/>
+        <w:numPr>
+          <w:ilvl w:val="0"/>
+          <w:numId w:val="1020"/>
         </w:numPr>
       </w:pPr>
       <w:r>
@@ -5280,7 +7121,7 @@
         <w:pStyle w:val="Compact"/>
         <w:numPr>
           <w:ilvl w:val="0"/>
-          <w:numId w:val="1018"/>
+          <w:numId w:val="1021"/>
         </w:numPr>
       </w:pPr>
       <w:r>
@@ -5308,7 +7149,7 @@
         <w:pStyle w:val="Compact"/>
         <w:numPr>
           <w:ilvl w:val="0"/>
-          <w:numId w:val="1018"/>
+          <w:numId w:val="1021"/>
         </w:numPr>
       </w:pPr>
       <w:r>
@@ -5367,7 +7208,7 @@
         <w:t xml:space="preserve">species differ, and how to report it</w:t>
       </w:r>
     </w:p>
-    <w:bookmarkEnd w:id="59"/>
+    <w:bookmarkEnd w:id="71"/>
     <w:sectPr>
       <w:pgSz w:h="15840" w:w="12240"/>
       <w:pgMar w:bottom="1440" w:footer="720" w:gutter="0" w:header="720" w:left="1440" w:right="1440" w:top="1440"/>
@@ -5749,6 +7590,15 @@
     <w:abstractNumId w:val="991"/>
   </w:num>
   <w:num w:numId="1018">
+    <w:abstractNumId w:val="991"/>
+  </w:num>
+  <w:num w:numId="1019">
+    <w:abstractNumId w:val="991"/>
+  </w:num>
+  <w:num w:numId="1020">
+    <w:abstractNumId w:val="991"/>
+  </w:num>
+  <w:num w:numId="1021">
     <w:abstractNumId w:val="991"/>
   </w:num>
 </w:numbering>

--- a/docs/content/one_way_anova/one_way_anova_lecture.docx
+++ b/docs/content/one_way_anova/one_way_anova_lecture.docx
@@ -31,7 +31,7 @@
         <w:pStyle w:val="Date"/>
       </w:pPr>
       <w:r>
-        <w:t xml:space="preserve">2026-08-27</w:t>
+        <w:t xml:space="preserve">2026-09-01</w:t>
       </w:r>
     </w:p>
     <w:bookmarkStart w:id="12" w:name="where-we-left-off-lectures-0911"/>

--- a/docs/content/one_way_anova/one_way_anova_lecture.docx
+++ b/docs/content/one_way_anova/one_way_anova_lecture.docx
@@ -31,7 +31,7 @@
         <w:pStyle w:val="Date"/>
       </w:pPr>
       <w:r>
-        <w:t xml:space="preserve">2026-09-01</w:t>
+        <w:t xml:space="preserve">2026-09-03</w:t>
       </w:r>
     </w:p>
     <w:bookmarkStart w:id="12" w:name="where-we-left-off-lectures-0911"/>

--- a/docs/content/one_way_anova/one_way_anova_lecture.docx
+++ b/docs/content/one_way_anova/one_way_anova_lecture.docx
@@ -3373,7 +3373,7 @@
       <w:r>
         <w:drawing>
           <wp:inline>
-            <wp:extent cx="5943600" cy="5943600"/>
+            <wp:extent cx="2286000" cy="2286000"/>
             <wp:effectExtent b="0" l="0" r="0" t="0"/>
             <wp:docPr descr="" title="" id="37" name="Picture"/>
             <a:graphic>
@@ -3394,7 +3394,7 @@
                   <pic:spPr bwMode="auto">
                     <a:xfrm>
                       <a:off x="0" y="0"/>
-                      <a:ext cx="5943600" cy="5943600"/>
+                      <a:ext cx="2286000" cy="2286000"/>
                     </a:xfrm>
                     <a:prstGeom prst="rect">
                       <a:avLst/>
@@ -4315,7 +4315,7 @@
       <w:r>
         <w:drawing>
           <wp:inline>
-            <wp:extent cx="5943600" cy="5943600"/>
+            <wp:extent cx="2286000" cy="2286000"/>
             <wp:effectExtent b="0" l="0" r="0" t="0"/>
             <wp:docPr descr="" title="" id="44" name="Picture"/>
             <a:graphic>
@@ -4336,7 +4336,7 @@
                   <pic:spPr bwMode="auto">
                     <a:xfrm>
                       <a:off x="0" y="0"/>
-                      <a:ext cx="5943600" cy="5943600"/>
+                      <a:ext cx="2286000" cy="2286000"/>
                     </a:xfrm>
                     <a:prstGeom prst="rect">
                       <a:avLst/>
@@ -5931,7 +5931,7 @@
       <w:r>
         <w:drawing>
           <wp:inline>
-            <wp:extent cx="5943600" cy="5943600"/>
+            <wp:extent cx="2286000" cy="2286000"/>
             <wp:effectExtent b="0" l="0" r="0" t="0"/>
             <wp:docPr descr="" title="" id="62" name="Picture"/>
             <a:graphic>
@@ -5952,7 +5952,7 @@
                   <pic:spPr bwMode="auto">
                     <a:xfrm>
                       <a:off x="0" y="0"/>
-                      <a:ext cx="5943600" cy="5943600"/>
+                      <a:ext cx="2286000" cy="2286000"/>
                     </a:xfrm>
                     <a:prstGeom prst="rect">
                       <a:avLst/>
@@ -8354,8 +8354,8 @@
       <w:rFonts w:asciiTheme="majorHAnsi" w:cstheme="majorBidi" w:eastAsiaTheme="majorEastAsia" w:hAnsiTheme="majorHAnsi"/>
       <w:spacing w:val="-10"/>
       <w:kern w:val="28"/>
-      <w:sz w:val="56"/>
-      <w:szCs w:val="56"/>
+      <w:sz w:val="40"/>
+      <w:szCs w:val="40"/>
     </w:rPr>
   </w:style>
   <w:style w:customStyle="1" w:styleId="TitleChar" w:type="character">
@@ -8368,8 +8368,8 @@
       <w:rFonts w:asciiTheme="majorHAnsi" w:cstheme="majorBidi" w:eastAsiaTheme="majorEastAsia" w:hAnsiTheme="majorHAnsi"/>
       <w:spacing w:val="-10"/>
       <w:kern w:val="28"/>
-      <w:sz w:val="56"/>
-      <w:szCs w:val="56"/>
+      <w:sz w:val="40"/>
+      <w:szCs w:val="40"/>
     </w:rPr>
   </w:style>
   <w:style w:styleId="Subtitle" w:type="paragraph">

--- a/docs/content/one_way_anova/one_way_anova_lecture.docx
+++ b/docs/content/one_way_anova/one_way_anova_lecture.docx
@@ -31,7 +31,7 @@
         <w:pStyle w:val="Date"/>
       </w:pPr>
       <w:r>
-        <w:t xml:space="preserve">2026-09-03</w:t>
+        <w:t xml:space="preserve">2026-09-04</w:t>
       </w:r>
     </w:p>
     <w:bookmarkStart w:id="12" w:name="where-we-left-off-lectures-0911"/>
